--- a/programming_mental_models/p2_implementation_of_programming_mental_models.docx
+++ b/programming_mental_models/p2_implementation_of_programming_mental_models.docx
@@ -38,23 +38,7 @@
           <w:sz w:val="36"/>
           <w:szCs w:val="36"/>
         </w:rPr>
-        <w:t>Implementation of SSH Key…………………………………</w:t>
-      </w:r>
-      <w:proofErr w:type="gramStart"/>
-      <w:r>
-        <w:rPr>
-          <w:sz w:val="36"/>
-          <w:szCs w:val="36"/>
-        </w:rPr>
-        <w:t>…..</w:t>
-      </w:r>
-      <w:proofErr w:type="gramEnd"/>
-      <w:r>
-        <w:rPr>
-          <w:sz w:val="36"/>
-          <w:szCs w:val="36"/>
-        </w:rPr>
-        <w:t>2</w:t>
+        <w:t>Implementation of SSH Key……………………………………..2</w:t>
       </w:r>
     </w:p>
     <w:p>
@@ -200,7 +184,6 @@
         <w:t xml:space="preserve">git clone </w:t>
       </w:r>
       <w:proofErr w:type="spellStart"/>
-      <w:proofErr w:type="gramStart"/>
       <w:r>
         <w:rPr>
           <w:b/>
@@ -234,7 +217,6 @@
         <w:t>repo.git</w:t>
       </w:r>
       <w:proofErr w:type="spellEnd"/>
-      <w:proofErr w:type="gramEnd"/>
     </w:p>
     <w:p>
       <w:pPr>
@@ -1856,9 +1838,9 @@
           <w:sz w:val="32"/>
           <w:szCs w:val="32"/>
         </w:rPr>
-        <w:t>256 SHA256:Qn8zg</w:t>
-      </w:r>
-      <w:proofErr w:type="gramStart"/>
+        <w:t>256 SHA256:Qn8zg…..</w:t>
+      </w:r>
+      <w:proofErr w:type="spellStart"/>
       <w:r>
         <w:rPr>
           <w:b/>
@@ -1866,10 +1848,9 @@
           <w:sz w:val="32"/>
           <w:szCs w:val="32"/>
         </w:rPr>
-        <w:t>…..</w:t>
-      </w:r>
-      <w:proofErr w:type="spellStart"/>
-      <w:proofErr w:type="gramEnd"/>
+        <w:t>FCbw</w:t>
+      </w:r>
+      <w:proofErr w:type="spellEnd"/>
       <w:r>
         <w:rPr>
           <w:b/>
@@ -1877,16 +1858,6 @@
           <w:sz w:val="32"/>
           <w:szCs w:val="32"/>
         </w:rPr>
-        <w:t>FCbw</w:t>
-      </w:r>
-      <w:proofErr w:type="spellEnd"/>
-      <w:r>
-        <w:rPr>
-          <w:b/>
-          <w:bCs/>
-          <w:sz w:val="32"/>
-          <w:szCs w:val="32"/>
-        </w:rPr>
         <w:t xml:space="preserve"> nhasanr18@gmail.com (ED25519)</w:t>
       </w:r>
     </w:p>
@@ -1989,17 +1960,7 @@
           <w:szCs w:val="34"/>
         </w:rPr>
         <w:lastRenderedPageBreak/>
-        <w:t>ssh-ed25519 AAAA1l……</w:t>
-      </w:r>
-      <w:proofErr w:type="gramStart"/>
-      <w:r>
-        <w:rPr>
-          <w:b/>
-          <w:bCs/>
-          <w:sz w:val="34"/>
-          <w:szCs w:val="34"/>
-        </w:rPr>
-        <w:t>….</w:t>
+        <w:t>ssh-ed25519 AAAA1l……….</w:t>
       </w:r>
       <w:proofErr w:type="spellStart"/>
       <w:r>
@@ -2009,17 +1970,7 @@
           <w:sz w:val="34"/>
           <w:szCs w:val="34"/>
         </w:rPr>
-        <w:t>Sk</w:t>
-      </w:r>
-      <w:proofErr w:type="gramEnd"/>
-      <w:r>
-        <w:rPr>
-          <w:b/>
-          <w:bCs/>
-          <w:sz w:val="34"/>
-          <w:szCs w:val="34"/>
-        </w:rPr>
-        <w:t>+hXV</w:t>
+        <w:t>Sk+hXV</w:t>
       </w:r>
       <w:proofErr w:type="spellEnd"/>
       <w:r>
@@ -2431,7 +2382,6 @@
         </w:rPr>
       </w:pPr>
       <w:proofErr w:type="spellStart"/>
-      <w:proofErr w:type="gramStart"/>
       <w:r>
         <w:rPr>
           <w:b/>
@@ -2463,7 +2413,6 @@
         <w:t>repo.git</w:t>
       </w:r>
       <w:proofErr w:type="spellEnd"/>
-      <w:proofErr w:type="gramEnd"/>
     </w:p>
     <w:p>
       <w:pPr>
@@ -2503,7 +2452,6 @@
         <w:t xml:space="preserve">git clone </w:t>
       </w:r>
       <w:proofErr w:type="spellStart"/>
-      <w:proofErr w:type="gramStart"/>
       <w:r>
         <w:rPr>
           <w:b/>
@@ -2537,7 +2485,6 @@
         <w:t>repo.git</w:t>
       </w:r>
       <w:proofErr w:type="spellEnd"/>
-      <w:proofErr w:type="gramEnd"/>
     </w:p>
     <w:p>
       <w:pPr>
@@ -2574,20 +2521,8 @@
           <w:sz w:val="34"/>
           <w:szCs w:val="34"/>
         </w:rPr>
-        <w:t xml:space="preserve">git </w:t>
-      </w:r>
-      <w:proofErr w:type="gramStart"/>
-      <w:r>
-        <w:rPr>
-          <w:b/>
-          <w:bCs/>
-          <w:color w:val="60CAF3" w:themeColor="accent4" w:themeTint="99"/>
-          <w:sz w:val="34"/>
-          <w:szCs w:val="34"/>
-        </w:rPr>
-        <w:t>pull</w:t>
-      </w:r>
-      <w:proofErr w:type="gramEnd"/>
+        <w:t>git pull</w:t>
+      </w:r>
     </w:p>
     <w:p>
       <w:pPr>
@@ -3058,6 +2993,31 @@
           <w:szCs w:val="36"/>
         </w:rPr>
         <w:t>Break</w:t>
+      </w:r>
+    </w:p>
+    <w:p>
+      <w:pPr>
+        <w:jc w:val="both"/>
+        <w:rPr>
+          <w:sz w:val="36"/>
+          <w:szCs w:val="36"/>
+        </w:rPr>
+      </w:pPr>
+    </w:p>
+    <w:p>
+      <w:pPr>
+        <w:jc w:val="both"/>
+        <w:rPr>
+          <w:sz w:val="36"/>
+          <w:szCs w:val="36"/>
+        </w:rPr>
+      </w:pPr>
+      <w:r>
+        <w:rPr>
+          <w:sz w:val="36"/>
+          <w:szCs w:val="36"/>
+        </w:rPr>
+        <w:t>I don’t Know:</w:t>
       </w:r>
     </w:p>
     <w:p>

--- a/programming_mental_models/p2_implementation_of_programming_mental_models.docx
+++ b/programming_mental_models/p2_implementation_of_programming_mental_models.docx
@@ -6,16 +6,16 @@
       <w:pPr>
         <w:jc w:val="center"/>
         <w:rPr>
-          <w:sz w:val="36"/>
-          <w:szCs w:val="36"/>
-        </w:rPr>
-      </w:pPr>
-      <w:r>
-        <w:rPr>
-          <w:b/>
-          <w:bCs/>
-          <w:sz w:val="44"/>
-          <w:szCs w:val="44"/>
+          <w:sz w:val="32"/>
+          <w:szCs w:val="32"/>
+        </w:rPr>
+      </w:pPr>
+      <w:r>
+        <w:rPr>
+          <w:b/>
+          <w:bCs/>
+          <w:sz w:val="40"/>
+          <w:szCs w:val="40"/>
         </w:rPr>
         <w:t>INDEX</w:t>
       </w:r>
@@ -29,16 +29,46 @@
         </w:numPr>
         <w:jc w:val="both"/>
         <w:rPr>
-          <w:sz w:val="36"/>
-          <w:szCs w:val="36"/>
-        </w:rPr>
-      </w:pPr>
-      <w:r>
-        <w:rPr>
-          <w:sz w:val="36"/>
-          <w:szCs w:val="36"/>
-        </w:rPr>
-        <w:t>Implementation of SSH Key……………………………………..2</w:t>
+          <w:sz w:val="32"/>
+          <w:szCs w:val="32"/>
+        </w:rPr>
+      </w:pPr>
+      <w:r>
+        <w:rPr>
+          <w:sz w:val="32"/>
+          <w:szCs w:val="32"/>
+        </w:rPr>
+        <w:t>Implementation of SSH Key………………</w:t>
+      </w:r>
+      <w:r>
+        <w:rPr>
+          <w:sz w:val="32"/>
+          <w:szCs w:val="32"/>
+        </w:rPr>
+        <w:t>……….</w:t>
+      </w:r>
+      <w:r>
+        <w:rPr>
+          <w:sz w:val="32"/>
+          <w:szCs w:val="32"/>
+        </w:rPr>
+        <w:t>…………………</w:t>
+      </w:r>
+      <w:proofErr w:type="gramStart"/>
+      <w:r>
+        <w:rPr>
+          <w:sz w:val="32"/>
+          <w:szCs w:val="32"/>
+        </w:rPr>
+        <w:t>…..</w:t>
+      </w:r>
+      <w:proofErr w:type="gramEnd"/>
+      <w:r>
+        <w:rPr>
+          <w:sz w:val="32"/>
+          <w:szCs w:val="32"/>
+        </w:rPr>
+        <w:t>2</w:t>
       </w:r>
     </w:p>
     <w:p>
@@ -50,39 +80,90 @@
         </w:numPr>
         <w:jc w:val="both"/>
         <w:rPr>
-          <w:sz w:val="36"/>
-          <w:szCs w:val="36"/>
-        </w:rPr>
-      </w:pPr>
-      <w:r>
-        <w:rPr>
-          <w:sz w:val="36"/>
-          <w:szCs w:val="36"/>
+          <w:sz w:val="32"/>
+          <w:szCs w:val="32"/>
+        </w:rPr>
+      </w:pPr>
+      <w:r>
+        <w:rPr>
+          <w:sz w:val="32"/>
+          <w:szCs w:val="32"/>
         </w:rPr>
         <w:t>Useful</w:t>
       </w:r>
-    </w:p>
-    <w:p>
-      <w:pPr>
-        <w:jc w:val="both"/>
-        <w:rPr>
-          <w:sz w:val="36"/>
-          <w:szCs w:val="36"/>
-        </w:rPr>
-      </w:pPr>
-    </w:p>
-    <w:p>
-      <w:pPr>
-        <w:jc w:val="both"/>
-        <w:rPr>
-          <w:sz w:val="36"/>
-          <w:szCs w:val="36"/>
-        </w:rPr>
-      </w:pPr>
-      <w:r>
-        <w:rPr>
-          <w:sz w:val="36"/>
-          <w:szCs w:val="36"/>
+      <w:r>
+        <w:rPr>
+          <w:sz w:val="32"/>
+          <w:szCs w:val="32"/>
+        </w:rPr>
+        <w:t xml:space="preserve"> Commands of SSH</w:t>
+      </w:r>
+      <w:r>
+        <w:rPr>
+          <w:sz w:val="32"/>
+          <w:szCs w:val="32"/>
+        </w:rPr>
+        <w:t>……………………………………………</w:t>
+      </w:r>
+      <w:proofErr w:type="gramStart"/>
+      <w:r>
+        <w:rPr>
+          <w:sz w:val="32"/>
+          <w:szCs w:val="32"/>
+        </w:rPr>
+        <w:t>…..</w:t>
+      </w:r>
+      <w:proofErr w:type="gramEnd"/>
+      <w:r>
+        <w:rPr>
+          <w:sz w:val="32"/>
+          <w:szCs w:val="32"/>
+        </w:rPr>
+        <w:t>6</w:t>
+      </w:r>
+    </w:p>
+    <w:p>
+      <w:pPr>
+        <w:pStyle w:val="ListParagraph"/>
+        <w:numPr>
+          <w:ilvl w:val="0"/>
+          <w:numId w:val="1"/>
+        </w:numPr>
+        <w:jc w:val="both"/>
+        <w:rPr>
+          <w:sz w:val="32"/>
+          <w:szCs w:val="32"/>
+        </w:rPr>
+      </w:pPr>
+      <w:r>
+        <w:rPr>
+          <w:sz w:val="32"/>
+          <w:szCs w:val="32"/>
+        </w:rPr>
+        <w:t>Bash implementation………………………………………………………7</w:t>
+      </w:r>
+    </w:p>
+    <w:p>
+      <w:pPr>
+        <w:jc w:val="both"/>
+        <w:rPr>
+          <w:sz w:val="32"/>
+          <w:szCs w:val="32"/>
+        </w:rPr>
+      </w:pPr>
+    </w:p>
+    <w:p>
+      <w:pPr>
+        <w:jc w:val="both"/>
+        <w:rPr>
+          <w:sz w:val="32"/>
+          <w:szCs w:val="32"/>
+        </w:rPr>
+      </w:pPr>
+      <w:r>
+        <w:rPr>
+          <w:sz w:val="32"/>
+          <w:szCs w:val="32"/>
         </w:rPr>
         <w:br w:type="page"/>
       </w:r>
@@ -93,16 +174,16 @@
         <w:rPr>
           <w:b/>
           <w:bCs/>
-          <w:sz w:val="36"/>
-          <w:szCs w:val="36"/>
-        </w:rPr>
-      </w:pPr>
-      <w:r>
-        <w:rPr>
-          <w:b/>
-          <w:bCs/>
-          <w:sz w:val="36"/>
-          <w:szCs w:val="36"/>
+          <w:sz w:val="32"/>
+          <w:szCs w:val="32"/>
+        </w:rPr>
+      </w:pPr>
+      <w:r>
+        <w:rPr>
+          <w:b/>
+          <w:bCs/>
+          <w:sz w:val="32"/>
+          <w:szCs w:val="32"/>
         </w:rPr>
         <w:lastRenderedPageBreak/>
         <w:t>Implementation of SSH Key:</w:t>
@@ -112,14 +193,14 @@
       <w:pPr>
         <w:jc w:val="both"/>
         <w:rPr>
-          <w:sz w:val="36"/>
-          <w:szCs w:val="36"/>
-        </w:rPr>
-      </w:pPr>
-      <w:r>
-        <w:rPr>
-          <w:sz w:val="36"/>
-          <w:szCs w:val="36"/>
+          <w:sz w:val="32"/>
+          <w:szCs w:val="32"/>
+        </w:rPr>
+      </w:pPr>
+      <w:r>
+        <w:rPr>
+          <w:sz w:val="32"/>
+          <w:szCs w:val="32"/>
         </w:rPr>
         <w:t># Cloning a GitHub Repo with SSH. Instead of HTTPS:</w:t>
       </w:r>
@@ -131,17 +212,17 @@
           <w:b/>
           <w:bCs/>
           <w:color w:val="60CAF3" w:themeColor="accent4" w:themeTint="99"/>
-          <w:sz w:val="36"/>
-          <w:szCs w:val="36"/>
-        </w:rPr>
-      </w:pPr>
-      <w:r>
-        <w:rPr>
-          <w:b/>
-          <w:bCs/>
-          <w:color w:val="60CAF3" w:themeColor="accent4" w:themeTint="99"/>
-          <w:sz w:val="36"/>
-          <w:szCs w:val="36"/>
+          <w:sz w:val="32"/>
+          <w:szCs w:val="32"/>
+        </w:rPr>
+      </w:pPr>
+      <w:r>
+        <w:rPr>
+          <w:b/>
+          <w:bCs/>
+          <w:color w:val="60CAF3" w:themeColor="accent4" w:themeTint="99"/>
+          <w:sz w:val="32"/>
+          <w:szCs w:val="32"/>
         </w:rPr>
         <w:t>git clone https://github.com/username/repo.git</w:t>
       </w:r>
@@ -150,14 +231,14 @@
       <w:pPr>
         <w:jc w:val="both"/>
         <w:rPr>
-          <w:sz w:val="36"/>
-          <w:szCs w:val="36"/>
-        </w:rPr>
-      </w:pPr>
-      <w:r>
-        <w:rPr>
-          <w:sz w:val="36"/>
-          <w:szCs w:val="36"/>
+          <w:sz w:val="32"/>
+          <w:szCs w:val="32"/>
+        </w:rPr>
+      </w:pPr>
+      <w:r>
+        <w:rPr>
+          <w:sz w:val="32"/>
+          <w:szCs w:val="32"/>
         </w:rPr>
         <w:t># Using SSH:</w:t>
       </w:r>
@@ -169,28 +250,29 @@
           <w:b/>
           <w:bCs/>
           <w:color w:val="60CAF3" w:themeColor="accent4" w:themeTint="99"/>
-          <w:sz w:val="36"/>
-          <w:szCs w:val="36"/>
-        </w:rPr>
-      </w:pPr>
-      <w:r>
-        <w:rPr>
-          <w:b/>
-          <w:bCs/>
-          <w:color w:val="60CAF3" w:themeColor="accent4" w:themeTint="99"/>
-          <w:sz w:val="36"/>
-          <w:szCs w:val="36"/>
+          <w:sz w:val="32"/>
+          <w:szCs w:val="32"/>
+        </w:rPr>
+      </w:pPr>
+      <w:r>
+        <w:rPr>
+          <w:b/>
+          <w:bCs/>
+          <w:color w:val="60CAF3" w:themeColor="accent4" w:themeTint="99"/>
+          <w:sz w:val="32"/>
+          <w:szCs w:val="32"/>
         </w:rPr>
         <w:t xml:space="preserve">git clone </w:t>
       </w:r>
       <w:proofErr w:type="spellStart"/>
-      <w:r>
-        <w:rPr>
-          <w:b/>
-          <w:bCs/>
-          <w:color w:val="60CAF3" w:themeColor="accent4" w:themeTint="99"/>
-          <w:sz w:val="36"/>
-          <w:szCs w:val="36"/>
+      <w:proofErr w:type="gramStart"/>
+      <w:r>
+        <w:rPr>
+          <w:b/>
+          <w:bCs/>
+          <w:color w:val="60CAF3" w:themeColor="accent4" w:themeTint="99"/>
+          <w:sz w:val="32"/>
+          <w:szCs w:val="32"/>
         </w:rPr>
         <w:t>git@github.com:username</w:t>
       </w:r>
@@ -200,8 +282,8 @@
           <w:b/>
           <w:bCs/>
           <w:color w:val="60CAF3" w:themeColor="accent4" w:themeTint="99"/>
-          <w:sz w:val="36"/>
-          <w:szCs w:val="36"/>
+          <w:sz w:val="32"/>
+          <w:szCs w:val="32"/>
         </w:rPr>
         <w:t>/</w:t>
       </w:r>
@@ -211,34 +293,28 @@
           <w:b/>
           <w:bCs/>
           <w:color w:val="60CAF3" w:themeColor="accent4" w:themeTint="99"/>
-          <w:sz w:val="36"/>
-          <w:szCs w:val="36"/>
+          <w:sz w:val="32"/>
+          <w:szCs w:val="32"/>
         </w:rPr>
         <w:t>repo.git</w:t>
       </w:r>
       <w:proofErr w:type="spellEnd"/>
-    </w:p>
-    <w:p>
-      <w:pPr>
-        <w:jc w:val="both"/>
-        <w:rPr>
-          <w:sz w:val="36"/>
-          <w:szCs w:val="36"/>
-        </w:rPr>
-      </w:pPr>
-      <w:r>
-        <w:rPr>
-          <w:sz w:val="36"/>
-          <w:szCs w:val="36"/>
-        </w:rPr>
-        <w:t xml:space="preserve"># </w:t>
-      </w:r>
-      <w:r>
-        <w:rPr>
-          <w:sz w:val="36"/>
-          <w:szCs w:val="36"/>
-        </w:rPr>
-        <w:t>This means:</w:t>
+      <w:proofErr w:type="gramEnd"/>
+    </w:p>
+    <w:p>
+      <w:pPr>
+        <w:jc w:val="both"/>
+        <w:rPr>
+          <w:sz w:val="32"/>
+          <w:szCs w:val="32"/>
+        </w:rPr>
+      </w:pPr>
+      <w:r>
+        <w:rPr>
+          <w:sz w:val="32"/>
+          <w:szCs w:val="32"/>
+        </w:rPr>
+        <w:t># This means:</w:t>
       </w:r>
     </w:p>
     <w:p>
@@ -250,14 +326,14 @@
         </w:numPr>
         <w:jc w:val="both"/>
         <w:rPr>
-          <w:sz w:val="36"/>
-          <w:szCs w:val="36"/>
-        </w:rPr>
-      </w:pPr>
-      <w:r>
-        <w:rPr>
-          <w:sz w:val="36"/>
-          <w:szCs w:val="36"/>
+          <w:sz w:val="32"/>
+          <w:szCs w:val="32"/>
+        </w:rPr>
+      </w:pPr>
+      <w:r>
+        <w:rPr>
+          <w:sz w:val="32"/>
+          <w:szCs w:val="32"/>
         </w:rPr>
         <w:t>GitHub stores our public key</w:t>
       </w:r>
@@ -271,14 +347,14 @@
         </w:numPr>
         <w:jc w:val="both"/>
         <w:rPr>
-          <w:sz w:val="36"/>
-          <w:szCs w:val="36"/>
-        </w:rPr>
-      </w:pPr>
-      <w:r>
-        <w:rPr>
-          <w:sz w:val="36"/>
-          <w:szCs w:val="36"/>
+          <w:sz w:val="32"/>
+          <w:szCs w:val="32"/>
+        </w:rPr>
+      </w:pPr>
+      <w:r>
+        <w:rPr>
+          <w:sz w:val="32"/>
+          <w:szCs w:val="32"/>
         </w:rPr>
         <w:t>Our machine keeps the private key</w:t>
       </w:r>
@@ -292,14 +368,14 @@
         </w:numPr>
         <w:jc w:val="both"/>
         <w:rPr>
-          <w:sz w:val="36"/>
-          <w:szCs w:val="36"/>
-        </w:rPr>
-      </w:pPr>
-      <w:r>
-        <w:rPr>
-          <w:sz w:val="36"/>
-          <w:szCs w:val="36"/>
+          <w:sz w:val="32"/>
+          <w:szCs w:val="32"/>
+        </w:rPr>
+      </w:pPr>
+      <w:r>
+        <w:rPr>
+          <w:sz w:val="32"/>
+          <w:szCs w:val="32"/>
         </w:rPr>
         <w:t>GitHub verifies our identity using SSH authentication</w:t>
       </w:r>
@@ -308,23 +384,23 @@
       <w:pPr>
         <w:jc w:val="both"/>
         <w:rPr>
-          <w:sz w:val="36"/>
-          <w:szCs w:val="36"/>
-        </w:rPr>
-      </w:pPr>
-    </w:p>
-    <w:p>
-      <w:pPr>
-        <w:jc w:val="both"/>
-        <w:rPr>
-          <w:sz w:val="36"/>
-          <w:szCs w:val="36"/>
-        </w:rPr>
-      </w:pPr>
-      <w:r>
-        <w:rPr>
-          <w:sz w:val="36"/>
-          <w:szCs w:val="36"/>
+          <w:sz w:val="32"/>
+          <w:szCs w:val="32"/>
+        </w:rPr>
+      </w:pPr>
+    </w:p>
+    <w:p>
+      <w:pPr>
+        <w:jc w:val="both"/>
+        <w:rPr>
+          <w:sz w:val="32"/>
+          <w:szCs w:val="32"/>
+        </w:rPr>
+      </w:pPr>
+      <w:r>
+        <w:rPr>
+          <w:sz w:val="32"/>
+          <w:szCs w:val="32"/>
         </w:rPr>
         <w:t>Check Existing SSH Keys:</w:t>
       </w:r>
@@ -332,11 +408,15 @@
     <w:p>
       <w:pPr>
         <w:jc w:val="both"/>
-      </w:pPr>
-      <w:r>
-        <w:rPr>
-          <w:sz w:val="36"/>
-          <w:szCs w:val="36"/>
+        <w:rPr>
+          <w:sz w:val="20"/>
+          <w:szCs w:val="20"/>
+        </w:rPr>
+      </w:pPr>
+      <w:r>
+        <w:rPr>
+          <w:sz w:val="32"/>
+          <w:szCs w:val="32"/>
         </w:rPr>
         <w:t># Check if SSH key is already generated on our machine or not. Run this command for Linux/MacOS:</w:t>
       </w:r>
@@ -348,17 +428,17 @@
           <w:b/>
           <w:bCs/>
           <w:color w:val="60CAF3" w:themeColor="accent4" w:themeTint="99"/>
-          <w:sz w:val="36"/>
-          <w:szCs w:val="36"/>
-        </w:rPr>
-      </w:pPr>
-      <w:r>
-        <w:rPr>
-          <w:b/>
-          <w:bCs/>
-          <w:color w:val="60CAF3" w:themeColor="accent4" w:themeTint="99"/>
-          <w:sz w:val="36"/>
-          <w:szCs w:val="36"/>
+          <w:sz w:val="32"/>
+          <w:szCs w:val="32"/>
+        </w:rPr>
+      </w:pPr>
+      <w:r>
+        <w:rPr>
+          <w:b/>
+          <w:bCs/>
+          <w:color w:val="60CAF3" w:themeColor="accent4" w:themeTint="99"/>
+          <w:sz w:val="32"/>
+          <w:szCs w:val="32"/>
         </w:rPr>
         <w:t>ls ~/.ssh</w:t>
       </w:r>
@@ -367,14 +447,14 @@
       <w:pPr>
         <w:jc w:val="both"/>
         <w:rPr>
-          <w:sz w:val="36"/>
-          <w:szCs w:val="36"/>
-        </w:rPr>
-      </w:pPr>
-      <w:r>
-        <w:rPr>
-          <w:sz w:val="36"/>
-          <w:szCs w:val="36"/>
+          <w:sz w:val="32"/>
+          <w:szCs w:val="32"/>
+        </w:rPr>
+      </w:pPr>
+      <w:r>
+        <w:rPr>
+          <w:sz w:val="32"/>
+          <w:szCs w:val="32"/>
         </w:rPr>
         <w:t># for windows run this in Windows PowerShell:</w:t>
       </w:r>
@@ -386,8 +466,8 @@
           <w:b/>
           <w:bCs/>
           <w:color w:val="60CAF3" w:themeColor="accent4" w:themeTint="99"/>
-          <w:sz w:val="36"/>
-          <w:szCs w:val="36"/>
+          <w:sz w:val="32"/>
+          <w:szCs w:val="32"/>
         </w:rPr>
       </w:pPr>
       <w:proofErr w:type="spellStart"/>
@@ -396,8 +476,8 @@
           <w:b/>
           <w:bCs/>
           <w:color w:val="60CAF3" w:themeColor="accent4" w:themeTint="99"/>
-          <w:sz w:val="36"/>
-          <w:szCs w:val="36"/>
+          <w:sz w:val="32"/>
+          <w:szCs w:val="32"/>
         </w:rPr>
         <w:t>dir</w:t>
       </w:r>
@@ -407,8 +487,8 @@
           <w:b/>
           <w:bCs/>
           <w:color w:val="60CAF3" w:themeColor="accent4" w:themeTint="99"/>
-          <w:sz w:val="36"/>
-          <w:szCs w:val="36"/>
+          <w:sz w:val="32"/>
+          <w:szCs w:val="32"/>
         </w:rPr>
         <w:t xml:space="preserve"> $HOME\.ssh</w:t>
       </w:r>
@@ -417,14 +497,14 @@
       <w:pPr>
         <w:jc w:val="both"/>
         <w:rPr>
-          <w:sz w:val="36"/>
-          <w:szCs w:val="36"/>
-        </w:rPr>
-      </w:pPr>
-      <w:r>
-        <w:rPr>
-          <w:sz w:val="36"/>
-          <w:szCs w:val="36"/>
+          <w:sz w:val="32"/>
+          <w:szCs w:val="32"/>
+        </w:rPr>
+      </w:pPr>
+      <w:r>
+        <w:rPr>
+          <w:sz w:val="32"/>
+          <w:szCs w:val="32"/>
         </w:rPr>
         <w:t># We may see:</w:t>
       </w:r>
@@ -435,16 +515,16 @@
         <w:rPr>
           <w:b/>
           <w:bCs/>
-          <w:sz w:val="36"/>
-          <w:szCs w:val="36"/>
-        </w:rPr>
-      </w:pPr>
-      <w:r>
-        <w:rPr>
-          <w:b/>
-          <w:bCs/>
-          <w:sz w:val="36"/>
-          <w:szCs w:val="36"/>
+          <w:sz w:val="32"/>
+          <w:szCs w:val="32"/>
+        </w:rPr>
+      </w:pPr>
+      <w:r>
+        <w:rPr>
+          <w:b/>
+          <w:bCs/>
+          <w:sz w:val="32"/>
+          <w:szCs w:val="32"/>
         </w:rPr>
         <w:t>id_ed25519</w:t>
       </w:r>
@@ -455,16 +535,16 @@
         <w:rPr>
           <w:b/>
           <w:bCs/>
-          <w:sz w:val="36"/>
-          <w:szCs w:val="36"/>
-        </w:rPr>
-      </w:pPr>
-      <w:r>
-        <w:rPr>
-          <w:b/>
-          <w:bCs/>
-          <w:sz w:val="36"/>
-          <w:szCs w:val="36"/>
+          <w:sz w:val="32"/>
+          <w:szCs w:val="32"/>
+        </w:rPr>
+      </w:pPr>
+      <w:r>
+        <w:rPr>
+          <w:b/>
+          <w:bCs/>
+          <w:sz w:val="32"/>
+          <w:szCs w:val="32"/>
         </w:rPr>
         <w:t>id_ed25519.pub</w:t>
       </w:r>
@@ -473,14 +553,14 @@
       <w:pPr>
         <w:jc w:val="both"/>
         <w:rPr>
-          <w:sz w:val="36"/>
-          <w:szCs w:val="36"/>
-        </w:rPr>
-      </w:pPr>
-      <w:r>
-        <w:rPr>
-          <w:sz w:val="36"/>
-          <w:szCs w:val="36"/>
+          <w:sz w:val="32"/>
+          <w:szCs w:val="32"/>
+        </w:rPr>
+      </w:pPr>
+      <w:r>
+        <w:rPr>
+          <w:sz w:val="32"/>
+          <w:szCs w:val="32"/>
         </w:rPr>
         <w:t># Or, if key already exists:</w:t>
       </w:r>
@@ -491,8 +571,8 @@
         <w:rPr>
           <w:b/>
           <w:bCs/>
-          <w:sz w:val="36"/>
-          <w:szCs w:val="36"/>
+          <w:sz w:val="32"/>
+          <w:szCs w:val="32"/>
         </w:rPr>
       </w:pPr>
       <w:proofErr w:type="spellStart"/>
@@ -500,8 +580,8 @@
         <w:rPr>
           <w:b/>
           <w:bCs/>
-          <w:sz w:val="36"/>
-          <w:szCs w:val="36"/>
+          <w:sz w:val="32"/>
+          <w:szCs w:val="32"/>
         </w:rPr>
         <w:t>id_rsa</w:t>
       </w:r>
@@ -513,43 +593,43 @@
         <w:rPr>
           <w:b/>
           <w:bCs/>
-          <w:sz w:val="36"/>
-          <w:szCs w:val="36"/>
-        </w:rPr>
-      </w:pPr>
-      <w:r>
-        <w:rPr>
-          <w:b/>
-          <w:bCs/>
-          <w:sz w:val="36"/>
-          <w:szCs w:val="36"/>
+          <w:sz w:val="32"/>
+          <w:szCs w:val="32"/>
+        </w:rPr>
+      </w:pPr>
+      <w:r>
+        <w:rPr>
+          <w:b/>
+          <w:bCs/>
+          <w:sz w:val="32"/>
+          <w:szCs w:val="32"/>
+        </w:rPr>
+        <w:t>id_rsa.pub</w:t>
+      </w:r>
+    </w:p>
+    <w:p>
+      <w:pPr>
+        <w:jc w:val="both"/>
+        <w:rPr>
+          <w:sz w:val="32"/>
+          <w:szCs w:val="32"/>
+        </w:rPr>
+      </w:pPr>
+    </w:p>
+    <w:p>
+      <w:pPr>
+        <w:jc w:val="both"/>
+        <w:rPr>
+          <w:sz w:val="32"/>
+          <w:szCs w:val="32"/>
+        </w:rPr>
+      </w:pPr>
+      <w:r>
+        <w:rPr>
+          <w:sz w:val="32"/>
+          <w:szCs w:val="32"/>
         </w:rPr>
         <w:lastRenderedPageBreak/>
-        <w:t>id_rsa.pub</w:t>
-      </w:r>
-    </w:p>
-    <w:p>
-      <w:pPr>
-        <w:jc w:val="both"/>
-        <w:rPr>
-          <w:sz w:val="36"/>
-          <w:szCs w:val="36"/>
-        </w:rPr>
-      </w:pPr>
-    </w:p>
-    <w:p>
-      <w:pPr>
-        <w:jc w:val="both"/>
-        <w:rPr>
-          <w:sz w:val="36"/>
-          <w:szCs w:val="36"/>
-        </w:rPr>
-      </w:pPr>
-      <w:r>
-        <w:rPr>
-          <w:sz w:val="36"/>
-          <w:szCs w:val="36"/>
-        </w:rPr>
         <w:t>Generate a New SSH Key:</w:t>
       </w:r>
     </w:p>
@@ -557,14 +637,14 @@
       <w:pPr>
         <w:jc w:val="both"/>
         <w:rPr>
-          <w:sz w:val="36"/>
-          <w:szCs w:val="36"/>
-        </w:rPr>
-      </w:pPr>
-      <w:r>
-        <w:rPr>
-          <w:sz w:val="36"/>
-          <w:szCs w:val="36"/>
+          <w:sz w:val="32"/>
+          <w:szCs w:val="32"/>
+        </w:rPr>
+      </w:pPr>
+      <w:r>
+        <w:rPr>
+          <w:sz w:val="32"/>
+          <w:szCs w:val="32"/>
         </w:rPr>
         <w:t xml:space="preserve"># </w:t>
       </w:r>
@@ -572,58 +652,37 @@
         <w:rPr>
           <w:b/>
           <w:bCs/>
-          <w:sz w:val="36"/>
-          <w:szCs w:val="36"/>
+          <w:sz w:val="32"/>
+          <w:szCs w:val="32"/>
         </w:rPr>
         <w:t>Ed25519</w:t>
       </w:r>
       <w:r>
         <w:rPr>
-          <w:sz w:val="36"/>
-          <w:szCs w:val="36"/>
-        </w:rPr>
-        <w:t xml:space="preserve"> is a </w:t>
-      </w:r>
-      <w:r>
-        <w:rPr>
-          <w:sz w:val="36"/>
-          <w:szCs w:val="36"/>
-        </w:rPr>
-        <w:t>M</w:t>
-      </w:r>
-      <w:r>
-        <w:rPr>
-          <w:sz w:val="36"/>
-          <w:szCs w:val="36"/>
-        </w:rPr>
-        <w:t>odern</w:t>
-      </w:r>
-      <w:r>
-        <w:rPr>
-          <w:sz w:val="36"/>
-          <w:szCs w:val="36"/>
-        </w:rPr>
-        <w:t xml:space="preserve"> signature algorithm for SSH Key generation. Run this command in the terminal:</w:t>
-      </w:r>
-    </w:p>
-    <w:p>
-      <w:pPr>
-        <w:jc w:val="both"/>
-        <w:rPr>
-          <w:b/>
-          <w:bCs/>
-          <w:color w:val="60CAF3" w:themeColor="accent4" w:themeTint="99"/>
-          <w:sz w:val="36"/>
-          <w:szCs w:val="36"/>
-        </w:rPr>
-      </w:pPr>
-      <w:r>
-        <w:rPr>
-          <w:b/>
-          <w:bCs/>
-          <w:color w:val="60CAF3" w:themeColor="accent4" w:themeTint="99"/>
-          <w:sz w:val="36"/>
-          <w:szCs w:val="36"/>
+          <w:sz w:val="32"/>
+          <w:szCs w:val="32"/>
+        </w:rPr>
+        <w:t> is a Modern signature algorithm for SSH Key generation. Run this command in the terminal:</w:t>
+      </w:r>
+    </w:p>
+    <w:p>
+      <w:pPr>
+        <w:jc w:val="both"/>
+        <w:rPr>
+          <w:b/>
+          <w:bCs/>
+          <w:color w:val="60CAF3" w:themeColor="accent4" w:themeTint="99"/>
+          <w:sz w:val="32"/>
+          <w:szCs w:val="32"/>
+        </w:rPr>
+      </w:pPr>
+      <w:r>
+        <w:rPr>
+          <w:b/>
+          <w:bCs/>
+          <w:color w:val="60CAF3" w:themeColor="accent4" w:themeTint="99"/>
+          <w:sz w:val="32"/>
+          <w:szCs w:val="32"/>
         </w:rPr>
         <w:t>ssh-keygen -t ed25519 -C "your_email@example.com"</w:t>
       </w:r>
@@ -632,14 +691,14 @@
       <w:pPr>
         <w:jc w:val="both"/>
         <w:rPr>
-          <w:sz w:val="36"/>
-          <w:szCs w:val="36"/>
-        </w:rPr>
-      </w:pPr>
-      <w:r>
-        <w:rPr>
-          <w:sz w:val="36"/>
-          <w:szCs w:val="36"/>
+          <w:sz w:val="32"/>
+          <w:szCs w:val="32"/>
+        </w:rPr>
+      </w:pPr>
+      <w:r>
+        <w:rPr>
+          <w:sz w:val="32"/>
+          <w:szCs w:val="32"/>
         </w:rPr>
         <w:t># Example:</w:t>
       </w:r>
@@ -651,17 +710,17 @@
           <w:b/>
           <w:bCs/>
           <w:color w:val="60CAF3" w:themeColor="accent4" w:themeTint="99"/>
-          <w:sz w:val="36"/>
-          <w:szCs w:val="36"/>
-        </w:rPr>
-      </w:pPr>
-      <w:r>
-        <w:rPr>
-          <w:b/>
-          <w:bCs/>
-          <w:color w:val="60CAF3" w:themeColor="accent4" w:themeTint="99"/>
-          <w:sz w:val="36"/>
-          <w:szCs w:val="36"/>
+          <w:sz w:val="32"/>
+          <w:szCs w:val="32"/>
+        </w:rPr>
+      </w:pPr>
+      <w:r>
+        <w:rPr>
+          <w:b/>
+          <w:bCs/>
+          <w:color w:val="60CAF3" w:themeColor="accent4" w:themeTint="99"/>
+          <w:sz w:val="32"/>
+          <w:szCs w:val="32"/>
         </w:rPr>
         <w:t>ssh-keygen -t ed25519 -C "nazmul@gmail.com"</w:t>
       </w:r>
@@ -670,14 +729,14 @@
       <w:pPr>
         <w:jc w:val="both"/>
         <w:rPr>
-          <w:sz w:val="36"/>
-          <w:szCs w:val="36"/>
-        </w:rPr>
-      </w:pPr>
-      <w:r>
-        <w:rPr>
-          <w:sz w:val="36"/>
-          <w:szCs w:val="36"/>
+          <w:sz w:val="32"/>
+          <w:szCs w:val="32"/>
+        </w:rPr>
+      </w:pPr>
+      <w:r>
+        <w:rPr>
+          <w:sz w:val="32"/>
+          <w:szCs w:val="32"/>
         </w:rPr>
         <w:t># Then:</w:t>
       </w:r>
@@ -691,14 +750,14 @@
         </w:numPr>
         <w:jc w:val="both"/>
         <w:rPr>
-          <w:sz w:val="36"/>
-          <w:szCs w:val="36"/>
-        </w:rPr>
-      </w:pPr>
-      <w:r>
-        <w:rPr>
-          <w:sz w:val="36"/>
-          <w:szCs w:val="36"/>
+          <w:sz w:val="32"/>
+          <w:szCs w:val="32"/>
+        </w:rPr>
+      </w:pPr>
+      <w:r>
+        <w:rPr>
+          <w:sz w:val="32"/>
+          <w:szCs w:val="32"/>
         </w:rPr>
         <w:t>It will ask the file (path) in which to save the key, hit enter for default location (</w:t>
       </w:r>
@@ -706,8 +765,8 @@
         <w:rPr>
           <w:b/>
           <w:bCs/>
-          <w:sz w:val="36"/>
-          <w:szCs w:val="36"/>
+          <w:sz w:val="32"/>
+          <w:szCs w:val="32"/>
         </w:rPr>
         <w:t>C:\Users\</w:t>
       </w:r>
@@ -716,8 +775,8 @@
         <w:rPr>
           <w:b/>
           <w:bCs/>
-          <w:sz w:val="36"/>
-          <w:szCs w:val="36"/>
+          <w:sz w:val="32"/>
+          <w:szCs w:val="32"/>
         </w:rPr>
         <w:t>nhasa</w:t>
       </w:r>
@@ -726,15 +785,15 @@
         <w:rPr>
           <w:b/>
           <w:bCs/>
-          <w:sz w:val="36"/>
-          <w:szCs w:val="36"/>
+          <w:sz w:val="32"/>
+          <w:szCs w:val="32"/>
         </w:rPr>
         <w:t>/.ssh/id_ed25519</w:t>
       </w:r>
       <w:r>
         <w:rPr>
-          <w:sz w:val="36"/>
-          <w:szCs w:val="36"/>
+          <w:sz w:val="32"/>
+          <w:szCs w:val="32"/>
         </w:rPr>
         <w:t>)</w:t>
       </w:r>
@@ -748,14 +807,14 @@
         </w:numPr>
         <w:jc w:val="both"/>
         <w:rPr>
-          <w:sz w:val="36"/>
-          <w:szCs w:val="36"/>
-        </w:rPr>
-      </w:pPr>
-      <w:r>
-        <w:rPr>
-          <w:sz w:val="36"/>
-          <w:szCs w:val="36"/>
+          <w:sz w:val="32"/>
+          <w:szCs w:val="32"/>
+        </w:rPr>
+      </w:pPr>
+      <w:r>
+        <w:rPr>
+          <w:sz w:val="32"/>
+          <w:szCs w:val="32"/>
         </w:rPr>
         <w:t>Then it’ll ask for passphrase, keep it empty for no passphrase (for learning only). But set passwords for accessing the SSH key (more security)</w:t>
       </w:r>
@@ -764,14 +823,14 @@
       <w:pPr>
         <w:jc w:val="both"/>
         <w:rPr>
-          <w:sz w:val="36"/>
-          <w:szCs w:val="36"/>
-        </w:rPr>
-      </w:pPr>
-      <w:r>
-        <w:rPr>
-          <w:sz w:val="36"/>
-          <w:szCs w:val="36"/>
+          <w:sz w:val="32"/>
+          <w:szCs w:val="32"/>
+        </w:rPr>
+      </w:pPr>
+      <w:r>
+        <w:rPr>
+          <w:sz w:val="32"/>
+          <w:szCs w:val="32"/>
         </w:rPr>
         <w:t># Then generated files will be:</w:t>
       </w:r>
@@ -782,16 +841,16 @@
         <w:rPr>
           <w:b/>
           <w:bCs/>
-          <w:sz w:val="36"/>
-          <w:szCs w:val="36"/>
-        </w:rPr>
-      </w:pPr>
-      <w:r>
-        <w:rPr>
-          <w:b/>
-          <w:bCs/>
-          <w:sz w:val="36"/>
-          <w:szCs w:val="36"/>
+          <w:sz w:val="32"/>
+          <w:szCs w:val="32"/>
+        </w:rPr>
+      </w:pPr>
+      <w:r>
+        <w:rPr>
+          <w:b/>
+          <w:bCs/>
+          <w:sz w:val="32"/>
+          <w:szCs w:val="32"/>
         </w:rPr>
         <w:t>~/.ssh/id_ed25519</w:t>
       </w:r>
@@ -802,16 +861,16 @@
         <w:rPr>
           <w:b/>
           <w:bCs/>
-          <w:sz w:val="36"/>
-          <w:szCs w:val="36"/>
-        </w:rPr>
-      </w:pPr>
-      <w:r>
-        <w:rPr>
-          <w:b/>
-          <w:bCs/>
-          <w:sz w:val="36"/>
-          <w:szCs w:val="36"/>
+          <w:sz w:val="32"/>
+          <w:szCs w:val="32"/>
+        </w:rPr>
+      </w:pPr>
+      <w:r>
+        <w:rPr>
+          <w:b/>
+          <w:bCs/>
+          <w:sz w:val="32"/>
+          <w:szCs w:val="32"/>
         </w:rPr>
         <w:t>~/.ssh/id_ed25519.pub</w:t>
       </w:r>
@@ -820,30 +879,30 @@
       <w:pPr>
         <w:jc w:val="both"/>
         <w:rPr>
-          <w:sz w:val="36"/>
-          <w:szCs w:val="36"/>
-        </w:rPr>
-      </w:pPr>
-      <w:r>
-        <w:rPr>
-          <w:sz w:val="36"/>
-          <w:szCs w:val="36"/>
+          <w:sz w:val="32"/>
+          <w:szCs w:val="32"/>
+        </w:rPr>
+      </w:pPr>
+      <w:r>
+        <w:rPr>
+          <w:sz w:val="32"/>
+          <w:szCs w:val="32"/>
         </w:rPr>
         <w:t xml:space="preserve"># Also Fingerprint SHA256 key and </w:t>
       </w:r>
       <w:proofErr w:type="spellStart"/>
       <w:r>
         <w:rPr>
-          <w:sz w:val="36"/>
-          <w:szCs w:val="36"/>
+          <w:sz w:val="32"/>
+          <w:szCs w:val="32"/>
         </w:rPr>
         <w:t>randomart</w:t>
       </w:r>
       <w:proofErr w:type="spellEnd"/>
       <w:r>
         <w:rPr>
-          <w:sz w:val="36"/>
-          <w:szCs w:val="36"/>
+          <w:sz w:val="32"/>
+          <w:szCs w:val="32"/>
         </w:rPr>
         <w:t xml:space="preserve"> image</w:t>
       </w:r>
@@ -852,14 +911,14 @@
       <w:pPr>
         <w:jc w:val="both"/>
         <w:rPr>
-          <w:sz w:val="36"/>
-          <w:szCs w:val="36"/>
-        </w:rPr>
-      </w:pPr>
-      <w:r>
-        <w:rPr>
-          <w:sz w:val="36"/>
-          <w:szCs w:val="36"/>
+          <w:sz w:val="32"/>
+          <w:szCs w:val="32"/>
+        </w:rPr>
+      </w:pPr>
+      <w:r>
+        <w:rPr>
+          <w:sz w:val="32"/>
+          <w:szCs w:val="32"/>
         </w:rPr>
         <w:t># Remember, never share id_ed25519 (private key):</w:t>
       </w:r>
@@ -873,40 +932,44 @@
         </w:numPr>
         <w:jc w:val="both"/>
         <w:rPr>
-          <w:sz w:val="36"/>
-          <w:szCs w:val="36"/>
-        </w:rPr>
-      </w:pPr>
-      <w:r>
-        <w:rPr>
-          <w:b/>
-          <w:bCs/>
-          <w:sz w:val="36"/>
-          <w:szCs w:val="36"/>
+          <w:sz w:val="32"/>
+          <w:szCs w:val="32"/>
+        </w:rPr>
+      </w:pPr>
+      <w:r>
+        <w:rPr>
+          <w:b/>
+          <w:bCs/>
+          <w:sz w:val="32"/>
+          <w:szCs w:val="32"/>
         </w:rPr>
         <w:t>id_ed25519</w:t>
       </w:r>
       <w:r>
         <w:rPr>
-          <w:sz w:val="36"/>
-          <w:szCs w:val="36"/>
+          <w:sz w:val="32"/>
+          <w:szCs w:val="32"/>
         </w:rPr>
         <w:tab/>
       </w:r>
       <w:r>
         <w:rPr>
-          <w:sz w:val="36"/>
-          <w:szCs w:val="36"/>
+          <w:sz w:val="32"/>
+          <w:szCs w:val="32"/>
         </w:rPr>
         <w:tab/>
       </w:r>
       <w:r>
+        <w:rPr>
+          <w:sz w:val="20"/>
+          <w:szCs w:val="20"/>
+        </w:rPr>
         <w:sym w:font="Wingdings" w:char="F0E0"/>
       </w:r>
       <w:r>
         <w:rPr>
-          <w:sz w:val="36"/>
-          <w:szCs w:val="36"/>
+          <w:sz w:val="32"/>
+          <w:szCs w:val="32"/>
         </w:rPr>
         <w:tab/>
         <w:t>PRIVATE KEY</w:t>
@@ -921,33 +984,37 @@
         </w:numPr>
         <w:jc w:val="both"/>
         <w:rPr>
-          <w:sz w:val="36"/>
-          <w:szCs w:val="36"/>
-        </w:rPr>
-      </w:pPr>
-      <w:r>
-        <w:rPr>
-          <w:b/>
-          <w:bCs/>
-          <w:sz w:val="36"/>
-          <w:szCs w:val="36"/>
+          <w:sz w:val="32"/>
+          <w:szCs w:val="32"/>
+        </w:rPr>
+      </w:pPr>
+      <w:r>
+        <w:rPr>
+          <w:b/>
+          <w:bCs/>
+          <w:sz w:val="32"/>
+          <w:szCs w:val="32"/>
         </w:rPr>
         <w:t>id_ed25519.pub</w:t>
       </w:r>
       <w:r>
         <w:rPr>
-          <w:sz w:val="36"/>
-          <w:szCs w:val="36"/>
+          <w:sz w:val="32"/>
+          <w:szCs w:val="32"/>
         </w:rPr>
         <w:tab/>
       </w:r>
       <w:r>
+        <w:rPr>
+          <w:sz w:val="20"/>
+          <w:szCs w:val="20"/>
+        </w:rPr>
         <w:sym w:font="Wingdings" w:char="F0E0"/>
       </w:r>
       <w:r>
         <w:rPr>
-          <w:sz w:val="36"/>
-          <w:szCs w:val="36"/>
+          <w:sz w:val="32"/>
+          <w:szCs w:val="32"/>
         </w:rPr>
         <w:tab/>
         <w:t>PUBLIC KEY</w:t>
@@ -957,101 +1024,101 @@
       <w:pPr>
         <w:jc w:val="both"/>
         <w:rPr>
-          <w:sz w:val="36"/>
-          <w:szCs w:val="36"/>
-        </w:rPr>
-      </w:pPr>
-    </w:p>
-    <w:p>
-      <w:pPr>
-        <w:jc w:val="both"/>
-        <w:rPr>
-          <w:sz w:val="36"/>
-          <w:szCs w:val="36"/>
-        </w:rPr>
-      </w:pPr>
-      <w:r>
-        <w:rPr>
-          <w:sz w:val="36"/>
-          <w:szCs w:val="36"/>
+          <w:sz w:val="32"/>
+          <w:szCs w:val="32"/>
+        </w:rPr>
+      </w:pPr>
+    </w:p>
+    <w:p>
+      <w:pPr>
+        <w:jc w:val="both"/>
+        <w:rPr>
+          <w:sz w:val="32"/>
+          <w:szCs w:val="32"/>
+        </w:rPr>
+      </w:pPr>
+      <w:r>
+        <w:rPr>
+          <w:sz w:val="32"/>
+          <w:szCs w:val="32"/>
+        </w:rPr>
+        <w:t>Start SSH Agent:</w:t>
+      </w:r>
+    </w:p>
+    <w:p>
+      <w:pPr>
+        <w:jc w:val="both"/>
+        <w:rPr>
+          <w:sz w:val="32"/>
+          <w:szCs w:val="32"/>
+        </w:rPr>
+      </w:pPr>
+      <w:r>
+        <w:rPr>
+          <w:sz w:val="32"/>
+          <w:szCs w:val="32"/>
+        </w:rPr>
+        <w:t># For Linux/macOS, run this command:</w:t>
+      </w:r>
+    </w:p>
+    <w:p>
+      <w:pPr>
+        <w:jc w:val="both"/>
+        <w:rPr>
+          <w:b/>
+          <w:bCs/>
+          <w:color w:val="60CAF3" w:themeColor="accent4" w:themeTint="99"/>
+          <w:sz w:val="32"/>
+          <w:szCs w:val="32"/>
+        </w:rPr>
+      </w:pPr>
+      <w:r>
+        <w:rPr>
+          <w:b/>
+          <w:bCs/>
+          <w:color w:val="60CAF3" w:themeColor="accent4" w:themeTint="99"/>
+          <w:sz w:val="32"/>
+          <w:szCs w:val="32"/>
+        </w:rPr>
+        <w:t>eval "$(ssh-agent -s)"</w:t>
+      </w:r>
+    </w:p>
+    <w:p>
+      <w:pPr>
+        <w:jc w:val="both"/>
+        <w:rPr>
+          <w:sz w:val="32"/>
+          <w:szCs w:val="32"/>
+        </w:rPr>
+      </w:pPr>
+      <w:r>
+        <w:rPr>
+          <w:sz w:val="32"/>
+          <w:szCs w:val="32"/>
+        </w:rPr>
+        <w:t># For Windows, run this in PowerShell:</w:t>
+      </w:r>
+    </w:p>
+    <w:p>
+      <w:pPr>
+        <w:jc w:val="both"/>
+        <w:rPr>
+          <w:b/>
+          <w:bCs/>
+          <w:color w:val="60CAF3" w:themeColor="accent4" w:themeTint="99"/>
+          <w:sz w:val="32"/>
+          <w:szCs w:val="32"/>
+        </w:rPr>
+      </w:pPr>
+      <w:r>
+        <w:rPr>
+          <w:b/>
+          <w:bCs/>
+          <w:color w:val="60CAF3" w:themeColor="accent4" w:themeTint="99"/>
+          <w:sz w:val="32"/>
+          <w:szCs w:val="32"/>
         </w:rPr>
         <w:lastRenderedPageBreak/>
-        <w:t>Start SSH Agent:</w:t>
-      </w:r>
-    </w:p>
-    <w:p>
-      <w:pPr>
-        <w:jc w:val="both"/>
-        <w:rPr>
-          <w:sz w:val="36"/>
-          <w:szCs w:val="36"/>
-        </w:rPr>
-      </w:pPr>
-      <w:r>
-        <w:rPr>
-          <w:sz w:val="36"/>
-          <w:szCs w:val="36"/>
-        </w:rPr>
-        <w:t># For Linux/macOS, run this command:</w:t>
-      </w:r>
-    </w:p>
-    <w:p>
-      <w:pPr>
-        <w:jc w:val="both"/>
-        <w:rPr>
-          <w:b/>
-          <w:bCs/>
-          <w:color w:val="60CAF3" w:themeColor="accent4" w:themeTint="99"/>
-          <w:sz w:val="36"/>
-          <w:szCs w:val="36"/>
-        </w:rPr>
-      </w:pPr>
-      <w:r>
-        <w:rPr>
-          <w:b/>
-          <w:bCs/>
-          <w:color w:val="60CAF3" w:themeColor="accent4" w:themeTint="99"/>
-          <w:sz w:val="36"/>
-          <w:szCs w:val="36"/>
-        </w:rPr>
-        <w:t>eval "$(ssh-agent -s)"</w:t>
-      </w:r>
-    </w:p>
-    <w:p>
-      <w:pPr>
-        <w:jc w:val="both"/>
-        <w:rPr>
-          <w:sz w:val="36"/>
-          <w:szCs w:val="36"/>
-        </w:rPr>
-      </w:pPr>
-      <w:r>
-        <w:rPr>
-          <w:sz w:val="36"/>
-          <w:szCs w:val="36"/>
-        </w:rPr>
-        <w:t># For Windows, run this in PowerShell:</w:t>
-      </w:r>
-    </w:p>
-    <w:p>
-      <w:pPr>
-        <w:jc w:val="both"/>
-        <w:rPr>
-          <w:b/>
-          <w:bCs/>
-          <w:color w:val="60CAF3" w:themeColor="accent4" w:themeTint="99"/>
-          <w:sz w:val="36"/>
-          <w:szCs w:val="36"/>
-        </w:rPr>
-      </w:pPr>
-      <w:r>
-        <w:rPr>
-          <w:b/>
-          <w:bCs/>
-          <w:color w:val="60CAF3" w:themeColor="accent4" w:themeTint="99"/>
-          <w:sz w:val="36"/>
-          <w:szCs w:val="36"/>
-        </w:rPr>
         <w:t>Start-Service ssh-agent</w:t>
       </w:r>
     </w:p>
@@ -1059,23 +1126,23 @@
       <w:pPr>
         <w:jc w:val="both"/>
         <w:rPr>
-          <w:sz w:val="36"/>
-          <w:szCs w:val="36"/>
-        </w:rPr>
-      </w:pPr>
-    </w:p>
-    <w:p>
-      <w:pPr>
-        <w:jc w:val="both"/>
-        <w:rPr>
-          <w:sz w:val="36"/>
-          <w:szCs w:val="36"/>
-        </w:rPr>
-      </w:pPr>
-      <w:r>
-        <w:rPr>
-          <w:sz w:val="36"/>
-          <w:szCs w:val="36"/>
+          <w:sz w:val="32"/>
+          <w:szCs w:val="32"/>
+        </w:rPr>
+      </w:pPr>
+    </w:p>
+    <w:p>
+      <w:pPr>
+        <w:jc w:val="both"/>
+        <w:rPr>
+          <w:sz w:val="32"/>
+          <w:szCs w:val="32"/>
+        </w:rPr>
+      </w:pPr>
+      <w:r>
+        <w:rPr>
+          <w:sz w:val="32"/>
+          <w:szCs w:val="32"/>
         </w:rPr>
         <w:t># If the above command fails:</w:t>
       </w:r>
@@ -1089,14 +1156,14 @@
         </w:numPr>
         <w:jc w:val="both"/>
         <w:rPr>
-          <w:sz w:val="36"/>
-          <w:szCs w:val="36"/>
-        </w:rPr>
-      </w:pPr>
-      <w:r>
-        <w:rPr>
-          <w:sz w:val="36"/>
-          <w:szCs w:val="36"/>
+          <w:sz w:val="32"/>
+          <w:szCs w:val="32"/>
+        </w:rPr>
+      </w:pPr>
+      <w:r>
+        <w:rPr>
+          <w:sz w:val="32"/>
+          <w:szCs w:val="32"/>
         </w:rPr>
         <w:t>Make sure Windows PowerShell is opened by run as administrator</w:t>
       </w:r>
@@ -1110,14 +1177,14 @@
         </w:numPr>
         <w:jc w:val="both"/>
         <w:rPr>
-          <w:sz w:val="36"/>
-          <w:szCs w:val="36"/>
-        </w:rPr>
-      </w:pPr>
-      <w:r>
-        <w:rPr>
-          <w:sz w:val="36"/>
-          <w:szCs w:val="36"/>
+          <w:sz w:val="32"/>
+          <w:szCs w:val="32"/>
+        </w:rPr>
+      </w:pPr>
+      <w:r>
+        <w:rPr>
+          <w:sz w:val="32"/>
+          <w:szCs w:val="32"/>
         </w:rPr>
         <w:t>Run this command to check the service status:</w:t>
       </w:r>
@@ -1129,17 +1196,17 @@
           <w:b/>
           <w:bCs/>
           <w:color w:val="60CAF3" w:themeColor="accent4" w:themeTint="99"/>
-          <w:sz w:val="36"/>
-          <w:szCs w:val="36"/>
-        </w:rPr>
-      </w:pPr>
-      <w:r>
-        <w:rPr>
-          <w:b/>
-          <w:bCs/>
-          <w:color w:val="60CAF3" w:themeColor="accent4" w:themeTint="99"/>
-          <w:sz w:val="36"/>
-          <w:szCs w:val="36"/>
+          <w:sz w:val="32"/>
+          <w:szCs w:val="32"/>
+        </w:rPr>
+      </w:pPr>
+      <w:r>
+        <w:rPr>
+          <w:b/>
+          <w:bCs/>
+          <w:color w:val="60CAF3" w:themeColor="accent4" w:themeTint="99"/>
+          <w:sz w:val="32"/>
+          <w:szCs w:val="32"/>
         </w:rPr>
         <w:t>Get-Service ssh-agent</w:t>
       </w:r>
@@ -1153,14 +1220,14 @@
         </w:numPr>
         <w:jc w:val="both"/>
         <w:rPr>
-          <w:sz w:val="36"/>
-          <w:szCs w:val="36"/>
-        </w:rPr>
-      </w:pPr>
-      <w:r>
-        <w:rPr>
-          <w:sz w:val="36"/>
-          <w:szCs w:val="36"/>
+          <w:sz w:val="32"/>
+          <w:szCs w:val="32"/>
+        </w:rPr>
+      </w:pPr>
+      <w:r>
+        <w:rPr>
+          <w:sz w:val="32"/>
+          <w:szCs w:val="32"/>
         </w:rPr>
         <w:t>We’ll likely see this output:</w:t>
       </w:r>
@@ -1171,202 +1238,58 @@
         <w:rPr>
           <w:b/>
           <w:bCs/>
-          <w:sz w:val="32"/>
-          <w:szCs w:val="32"/>
-        </w:rPr>
-      </w:pPr>
-      <w:r>
-        <w:rPr>
-          <w:b/>
-          <w:bCs/>
-          <w:sz w:val="32"/>
-          <w:szCs w:val="32"/>
-        </w:rPr>
-        <w:t xml:space="preserve">Status  </w:t>
-      </w:r>
-      <w:r>
-        <w:rPr>
-          <w:b/>
-          <w:bCs/>
-          <w:sz w:val="32"/>
-          <w:szCs w:val="32"/>
-        </w:rPr>
-        <w:t xml:space="preserve">    </w:t>
-      </w:r>
-      <w:r>
-        <w:rPr>
-          <w:b/>
-          <w:bCs/>
-          <w:sz w:val="32"/>
-          <w:szCs w:val="32"/>
-        </w:rPr>
-        <w:t xml:space="preserve"> </w:t>
-      </w:r>
-      <w:r>
-        <w:rPr>
-          <w:b/>
-          <w:bCs/>
-          <w:sz w:val="32"/>
-          <w:szCs w:val="32"/>
-        </w:rPr>
-        <w:t xml:space="preserve">     </w:t>
-      </w:r>
-      <w:r>
-        <w:rPr>
-          <w:b/>
-          <w:bCs/>
-          <w:sz w:val="32"/>
-          <w:szCs w:val="32"/>
-        </w:rPr>
-        <w:t xml:space="preserve">Name       </w:t>
-      </w:r>
-      <w:r>
-        <w:rPr>
-          <w:b/>
-          <w:bCs/>
-          <w:sz w:val="32"/>
-          <w:szCs w:val="32"/>
-        </w:rPr>
-        <w:t xml:space="preserve">    </w:t>
-      </w:r>
-      <w:r>
-        <w:rPr>
-          <w:b/>
-          <w:bCs/>
-          <w:sz w:val="32"/>
-          <w:szCs w:val="32"/>
-        </w:rPr>
-        <w:t xml:space="preserve"> DisplayName</w:t>
-      </w:r>
-    </w:p>
-    <w:p>
-      <w:pPr>
-        <w:jc w:val="both"/>
-        <w:rPr>
-          <w:b/>
-          <w:bCs/>
-          <w:sz w:val="32"/>
-          <w:szCs w:val="32"/>
-        </w:rPr>
-      </w:pPr>
-      <w:r>
-        <w:rPr>
-          <w:b/>
-          <w:bCs/>
-          <w:sz w:val="32"/>
-          <w:szCs w:val="32"/>
-        </w:rPr>
-        <w:t xml:space="preserve">------  </w:t>
-      </w:r>
-      <w:r>
-        <w:rPr>
-          <w:b/>
-          <w:bCs/>
-          <w:sz w:val="32"/>
-          <w:szCs w:val="32"/>
-        </w:rPr>
-        <w:t xml:space="preserve">            </w:t>
-      </w:r>
-      <w:r>
-        <w:rPr>
-          <w:b/>
-          <w:bCs/>
-          <w:sz w:val="32"/>
-          <w:szCs w:val="32"/>
-        </w:rPr>
-        <w:t xml:space="preserve"> </w:t>
-      </w:r>
-      <w:r>
-        <w:rPr>
-          <w:b/>
-          <w:bCs/>
-          <w:sz w:val="32"/>
-          <w:szCs w:val="32"/>
-        </w:rPr>
-        <w:t xml:space="preserve">    </w:t>
-      </w:r>
-      <w:r>
-        <w:rPr>
-          <w:b/>
-          <w:bCs/>
-          <w:sz w:val="32"/>
-          <w:szCs w:val="32"/>
-        </w:rPr>
-        <w:t xml:space="preserve">----    </w:t>
-      </w:r>
-      <w:r>
-        <w:rPr>
-          <w:b/>
-          <w:bCs/>
-          <w:sz w:val="32"/>
-          <w:szCs w:val="32"/>
-        </w:rPr>
-        <w:t xml:space="preserve">             </w:t>
-      </w:r>
-      <w:r>
-        <w:rPr>
-          <w:b/>
-          <w:bCs/>
-          <w:sz w:val="32"/>
-          <w:szCs w:val="32"/>
-        </w:rPr>
-        <w:t xml:space="preserve">    -----------</w:t>
-      </w:r>
-    </w:p>
-    <w:p>
-      <w:pPr>
-        <w:jc w:val="both"/>
-        <w:rPr>
-          <w:b/>
-          <w:bCs/>
-          <w:sz w:val="32"/>
-          <w:szCs w:val="32"/>
-        </w:rPr>
-      </w:pPr>
-      <w:r>
-        <w:rPr>
-          <w:b/>
-          <w:bCs/>
-          <w:sz w:val="32"/>
-          <w:szCs w:val="32"/>
-        </w:rPr>
-        <w:t>Stopped</w:t>
-      </w:r>
-      <w:r>
-        <w:rPr>
-          <w:b/>
-          <w:bCs/>
-          <w:sz w:val="32"/>
-          <w:szCs w:val="32"/>
-        </w:rPr>
-        <w:t xml:space="preserve">  </w:t>
-      </w:r>
-      <w:r>
-        <w:rPr>
-          <w:b/>
-          <w:bCs/>
-          <w:sz w:val="32"/>
-          <w:szCs w:val="32"/>
-        </w:rPr>
-        <w:t xml:space="preserve"> ssh-agent  </w:t>
-      </w:r>
-      <w:r>
-        <w:rPr>
-          <w:b/>
-          <w:bCs/>
-          <w:sz w:val="32"/>
-          <w:szCs w:val="32"/>
-        </w:rPr>
-        <w:t xml:space="preserve">  </w:t>
-      </w:r>
-      <w:r>
-        <w:rPr>
-          <w:b/>
-          <w:bCs/>
-          <w:sz w:val="32"/>
-          <w:szCs w:val="32"/>
-        </w:rPr>
-        <w:t xml:space="preserve"> OpenSSH Authentication Agent</w:t>
+          <w:sz w:val="28"/>
+          <w:szCs w:val="28"/>
+        </w:rPr>
+      </w:pPr>
+      <w:r>
+        <w:rPr>
+          <w:b/>
+          <w:bCs/>
+          <w:sz w:val="28"/>
+          <w:szCs w:val="28"/>
+        </w:rPr>
+        <w:t>Status            Name            DisplayName</w:t>
+      </w:r>
+    </w:p>
+    <w:p>
+      <w:pPr>
+        <w:jc w:val="both"/>
+        <w:rPr>
+          <w:b/>
+          <w:bCs/>
+          <w:sz w:val="28"/>
+          <w:szCs w:val="28"/>
+        </w:rPr>
+      </w:pPr>
+      <w:r>
+        <w:rPr>
+          <w:b/>
+          <w:bCs/>
+          <w:sz w:val="28"/>
+          <w:szCs w:val="28"/>
+        </w:rPr>
+        <w:t>------                   ----                     -----------</w:t>
+      </w:r>
+    </w:p>
+    <w:p>
+      <w:pPr>
+        <w:jc w:val="both"/>
+        <w:rPr>
+          <w:b/>
+          <w:bCs/>
+          <w:sz w:val="28"/>
+          <w:szCs w:val="28"/>
+        </w:rPr>
+      </w:pPr>
+      <w:r>
+        <w:rPr>
+          <w:b/>
+          <w:bCs/>
+          <w:sz w:val="28"/>
+          <w:szCs w:val="28"/>
+        </w:rPr>
+        <w:t>Stopped   ssh-agent     OpenSSH Authentication Agent</w:t>
       </w:r>
     </w:p>
     <w:p>
@@ -1378,37 +1301,30 @@
         </w:numPr>
         <w:jc w:val="both"/>
         <w:rPr>
-          <w:sz w:val="36"/>
-          <w:szCs w:val="36"/>
-        </w:rPr>
-      </w:pPr>
-      <w:r>
-        <w:rPr>
-          <w:sz w:val="36"/>
-          <w:szCs w:val="36"/>
-        </w:rPr>
-        <w:t>Then run this command to enable it manually</w:t>
-      </w:r>
-      <w:r>
-        <w:rPr>
-          <w:sz w:val="36"/>
-          <w:szCs w:val="36"/>
-        </w:rPr>
-        <w:t xml:space="preserve"> or automatic (using </w:t>
-      </w:r>
-      <w:r>
-        <w:rPr>
-          <w:b/>
-          <w:bCs/>
-          <w:sz w:val="36"/>
-          <w:szCs w:val="36"/>
+          <w:sz w:val="32"/>
+          <w:szCs w:val="32"/>
+        </w:rPr>
+      </w:pPr>
+      <w:r>
+        <w:rPr>
+          <w:sz w:val="32"/>
+          <w:szCs w:val="32"/>
+        </w:rPr>
+        <w:t xml:space="preserve">Then run this command to enable it manually or automatic (using </w:t>
+      </w:r>
+      <w:r>
+        <w:rPr>
+          <w:b/>
+          <w:bCs/>
+          <w:sz w:val="32"/>
+          <w:szCs w:val="32"/>
         </w:rPr>
         <w:t>Automatic</w:t>
       </w:r>
       <w:r>
         <w:rPr>
-          <w:sz w:val="36"/>
-          <w:szCs w:val="36"/>
+          <w:sz w:val="32"/>
+          <w:szCs w:val="32"/>
         </w:rPr>
         <w:t xml:space="preserve"> instead of </w:t>
       </w:r>
@@ -1416,15 +1332,15 @@
         <w:rPr>
           <w:b/>
           <w:bCs/>
-          <w:sz w:val="36"/>
-          <w:szCs w:val="36"/>
+          <w:sz w:val="32"/>
+          <w:szCs w:val="32"/>
         </w:rPr>
         <w:t>Manual</w:t>
       </w:r>
       <w:r>
         <w:rPr>
-          <w:sz w:val="36"/>
-          <w:szCs w:val="36"/>
+          <w:sz w:val="32"/>
+          <w:szCs w:val="32"/>
         </w:rPr>
         <w:t xml:space="preserve">, to stop it use </w:t>
       </w:r>
@@ -1432,44 +1348,37 @@
         <w:rPr>
           <w:b/>
           <w:bCs/>
-          <w:sz w:val="36"/>
-          <w:szCs w:val="36"/>
+          <w:sz w:val="32"/>
+          <w:szCs w:val="32"/>
         </w:rPr>
         <w:t>Disabled</w:t>
       </w:r>
       <w:r>
         <w:rPr>
-          <w:sz w:val="36"/>
-          <w:szCs w:val="36"/>
-        </w:rPr>
-        <w:t xml:space="preserve"> instead)</w:t>
-      </w:r>
-      <w:r>
-        <w:rPr>
-          <w:sz w:val="36"/>
-          <w:szCs w:val="36"/>
-        </w:rPr>
-        <w:t>:</w:t>
-      </w:r>
-    </w:p>
-    <w:p>
-      <w:pPr>
-        <w:jc w:val="both"/>
-        <w:rPr>
-          <w:b/>
-          <w:bCs/>
-          <w:color w:val="60CAF3" w:themeColor="accent4" w:themeTint="99"/>
-          <w:sz w:val="36"/>
-          <w:szCs w:val="36"/>
-        </w:rPr>
-      </w:pPr>
-      <w:r>
-        <w:rPr>
-          <w:b/>
-          <w:bCs/>
-          <w:color w:val="60CAF3" w:themeColor="accent4" w:themeTint="99"/>
-          <w:sz w:val="36"/>
-          <w:szCs w:val="36"/>
+          <w:sz w:val="32"/>
+          <w:szCs w:val="32"/>
+        </w:rPr>
+        <w:t xml:space="preserve"> instead):</w:t>
+      </w:r>
+    </w:p>
+    <w:p>
+      <w:pPr>
+        <w:jc w:val="both"/>
+        <w:rPr>
+          <w:b/>
+          <w:bCs/>
+          <w:color w:val="60CAF3" w:themeColor="accent4" w:themeTint="99"/>
+          <w:sz w:val="32"/>
+          <w:szCs w:val="32"/>
+        </w:rPr>
+      </w:pPr>
+      <w:r>
+        <w:rPr>
+          <w:b/>
+          <w:bCs/>
+          <w:color w:val="60CAF3" w:themeColor="accent4" w:themeTint="99"/>
+          <w:sz w:val="32"/>
+          <w:szCs w:val="32"/>
         </w:rPr>
         <w:t>Set-Service -Name ssh-agent -</w:t>
       </w:r>
@@ -1479,8 +1388,8 @@
           <w:b/>
           <w:bCs/>
           <w:color w:val="60CAF3" w:themeColor="accent4" w:themeTint="99"/>
-          <w:sz w:val="36"/>
-          <w:szCs w:val="36"/>
+          <w:sz w:val="32"/>
+          <w:szCs w:val="32"/>
         </w:rPr>
         <w:t>StartupType</w:t>
       </w:r>
@@ -1490,8 +1399,8 @@
           <w:b/>
           <w:bCs/>
           <w:color w:val="60CAF3" w:themeColor="accent4" w:themeTint="99"/>
-          <w:sz w:val="36"/>
-          <w:szCs w:val="36"/>
+          <w:sz w:val="32"/>
+          <w:szCs w:val="32"/>
         </w:rPr>
         <w:t xml:space="preserve"> Manual</w:t>
       </w:r>
@@ -1505,14 +1414,14 @@
         </w:numPr>
         <w:jc w:val="both"/>
         <w:rPr>
-          <w:sz w:val="36"/>
-          <w:szCs w:val="36"/>
-        </w:rPr>
-      </w:pPr>
-      <w:r>
-        <w:rPr>
-          <w:sz w:val="36"/>
-          <w:szCs w:val="36"/>
+          <w:sz w:val="32"/>
+          <w:szCs w:val="32"/>
+        </w:rPr>
+      </w:pPr>
+      <w:r>
+        <w:rPr>
+          <w:sz w:val="32"/>
+          <w:szCs w:val="32"/>
         </w:rPr>
         <w:t xml:space="preserve">And run the </w:t>
       </w:r>
@@ -1520,38 +1429,31 @@
         <w:rPr>
           <w:b/>
           <w:bCs/>
-          <w:sz w:val="36"/>
-          <w:szCs w:val="36"/>
+          <w:sz w:val="32"/>
+          <w:szCs w:val="32"/>
         </w:rPr>
         <w:t>Start-Service</w:t>
       </w:r>
       <w:r>
         <w:rPr>
-          <w:sz w:val="36"/>
-          <w:szCs w:val="36"/>
-        </w:rPr>
-        <w:t xml:space="preserve"> command again</w:t>
-      </w:r>
-      <w:r>
-        <w:rPr>
-          <w:sz w:val="36"/>
-          <w:szCs w:val="36"/>
-        </w:rPr>
-        <w:t xml:space="preserve">, also check if its running using </w:t>
-      </w:r>
-      <w:r>
-        <w:rPr>
-          <w:b/>
-          <w:bCs/>
-          <w:sz w:val="36"/>
-          <w:szCs w:val="36"/>
+          <w:sz w:val="32"/>
+          <w:szCs w:val="32"/>
+        </w:rPr>
+        <w:t xml:space="preserve"> command again, also check if its running using </w:t>
+      </w:r>
+      <w:r>
+        <w:rPr>
+          <w:b/>
+          <w:bCs/>
+          <w:sz w:val="32"/>
+          <w:szCs w:val="32"/>
         </w:rPr>
         <w:t xml:space="preserve">Get-Service </w:t>
       </w:r>
       <w:r>
         <w:rPr>
-          <w:sz w:val="36"/>
-          <w:szCs w:val="36"/>
+          <w:sz w:val="32"/>
+          <w:szCs w:val="32"/>
         </w:rPr>
         <w:t>command</w:t>
       </w:r>
@@ -1560,154 +1462,137 @@
       <w:pPr>
         <w:jc w:val="both"/>
         <w:rPr>
-          <w:sz w:val="36"/>
-          <w:szCs w:val="36"/>
-        </w:rPr>
-      </w:pPr>
-      <w:r>
-        <w:rPr>
-          <w:sz w:val="36"/>
-          <w:szCs w:val="36"/>
+          <w:sz w:val="32"/>
+          <w:szCs w:val="32"/>
+        </w:rPr>
+      </w:pPr>
+      <w:r>
+        <w:rPr>
+          <w:sz w:val="32"/>
+          <w:szCs w:val="32"/>
+        </w:rPr>
+        <w:t># To stop the ssh-agent service just run this command in administrator mode in PowerShell:</w:t>
+      </w:r>
+    </w:p>
+    <w:p>
+      <w:pPr>
+        <w:jc w:val="both"/>
+        <w:rPr>
+          <w:b/>
+          <w:bCs/>
+          <w:color w:val="60CAF3" w:themeColor="accent4" w:themeTint="99"/>
+          <w:sz w:val="32"/>
+          <w:szCs w:val="32"/>
+        </w:rPr>
+      </w:pPr>
+      <w:r>
+        <w:rPr>
+          <w:b/>
+          <w:bCs/>
+          <w:color w:val="60CAF3" w:themeColor="accent4" w:themeTint="99"/>
+          <w:sz w:val="32"/>
+          <w:szCs w:val="32"/>
+        </w:rPr>
+        <w:t>Stop-Service ssh-agent</w:t>
+      </w:r>
+    </w:p>
+    <w:p>
+      <w:pPr>
+        <w:jc w:val="both"/>
+        <w:rPr>
+          <w:sz w:val="32"/>
+          <w:szCs w:val="32"/>
+        </w:rPr>
+      </w:pPr>
+    </w:p>
+    <w:p>
+      <w:pPr>
+        <w:jc w:val="both"/>
+        <w:rPr>
+          <w:sz w:val="32"/>
+          <w:szCs w:val="32"/>
+        </w:rPr>
+      </w:pPr>
+      <w:r>
+        <w:rPr>
+          <w:sz w:val="32"/>
+          <w:szCs w:val="32"/>
+        </w:rPr>
+        <w:t>Add Private Key in SSH-Agent:</w:t>
+      </w:r>
+    </w:p>
+    <w:p>
+      <w:pPr>
+        <w:jc w:val="both"/>
+        <w:rPr>
+          <w:sz w:val="32"/>
+          <w:szCs w:val="32"/>
+        </w:rPr>
+      </w:pPr>
+      <w:r>
+        <w:rPr>
+          <w:sz w:val="32"/>
+          <w:szCs w:val="32"/>
+        </w:rPr>
+        <w:t xml:space="preserve"># Then add our private key using this command </w:t>
+      </w:r>
+      <w:r>
+        <w:rPr>
+          <w:b/>
+          <w:bCs/>
+          <w:sz w:val="32"/>
+          <w:szCs w:val="32"/>
+        </w:rPr>
+        <w:t>ssh-add file path</w:t>
+      </w:r>
+      <w:r>
+        <w:rPr>
+          <w:sz w:val="32"/>
+          <w:szCs w:val="32"/>
+        </w:rPr>
+        <w:t>:</w:t>
+      </w:r>
+    </w:p>
+    <w:p>
+      <w:pPr>
+        <w:jc w:val="both"/>
+        <w:rPr>
+          <w:b/>
+          <w:bCs/>
+          <w:color w:val="60CAF3" w:themeColor="accent4" w:themeTint="99"/>
+          <w:sz w:val="32"/>
+          <w:szCs w:val="32"/>
+        </w:rPr>
+      </w:pPr>
+      <w:r>
+        <w:rPr>
+          <w:b/>
+          <w:bCs/>
+          <w:color w:val="60CAF3" w:themeColor="accent4" w:themeTint="99"/>
+          <w:sz w:val="32"/>
+          <w:szCs w:val="32"/>
+        </w:rPr>
+        <w:t xml:space="preserve">ssh-add "C:\Users\nhasa\.ssh\id_ed25519" </w:t>
+      </w:r>
+    </w:p>
+    <w:p>
+      <w:pPr>
+        <w:jc w:val="both"/>
+        <w:rPr>
+          <w:b/>
+          <w:bCs/>
+          <w:sz w:val="32"/>
+          <w:szCs w:val="32"/>
+        </w:rPr>
+      </w:pPr>
+      <w:r>
+        <w:rPr>
+          <w:b/>
+          <w:bCs/>
+          <w:sz w:val="32"/>
+          <w:szCs w:val="32"/>
         </w:rPr>
         <w:lastRenderedPageBreak/>
-        <w:t xml:space="preserve"># </w:t>
-      </w:r>
-      <w:r>
-        <w:rPr>
-          <w:sz w:val="36"/>
-          <w:szCs w:val="36"/>
-        </w:rPr>
-        <w:t>To stop the ssh-agent service just run this command in administrator mode in PowerShell:</w:t>
-      </w:r>
-    </w:p>
-    <w:p>
-      <w:pPr>
-        <w:jc w:val="both"/>
-        <w:rPr>
-          <w:b/>
-          <w:bCs/>
-          <w:color w:val="60CAF3" w:themeColor="accent4" w:themeTint="99"/>
-          <w:sz w:val="36"/>
-          <w:szCs w:val="36"/>
-        </w:rPr>
-      </w:pPr>
-      <w:r>
-        <w:rPr>
-          <w:b/>
-          <w:bCs/>
-          <w:color w:val="60CAF3" w:themeColor="accent4" w:themeTint="99"/>
-          <w:sz w:val="36"/>
-          <w:szCs w:val="36"/>
-        </w:rPr>
-        <w:t>Stop-Service ssh-agent</w:t>
-      </w:r>
-    </w:p>
-    <w:p>
-      <w:pPr>
-        <w:jc w:val="both"/>
-        <w:rPr>
-          <w:sz w:val="36"/>
-          <w:szCs w:val="36"/>
-        </w:rPr>
-      </w:pPr>
-    </w:p>
-    <w:p>
-      <w:pPr>
-        <w:jc w:val="both"/>
-        <w:rPr>
-          <w:sz w:val="36"/>
-          <w:szCs w:val="36"/>
-        </w:rPr>
-      </w:pPr>
-      <w:r>
-        <w:rPr>
-          <w:sz w:val="36"/>
-          <w:szCs w:val="36"/>
-        </w:rPr>
-        <w:t>Add Private Key in SSH-Agent:</w:t>
-      </w:r>
-    </w:p>
-    <w:p>
-      <w:pPr>
-        <w:jc w:val="both"/>
-        <w:rPr>
-          <w:sz w:val="36"/>
-          <w:szCs w:val="36"/>
-        </w:rPr>
-      </w:pPr>
-      <w:r>
-        <w:rPr>
-          <w:sz w:val="36"/>
-          <w:szCs w:val="36"/>
-        </w:rPr>
-        <w:t xml:space="preserve"># Then add our private key using this command </w:t>
-      </w:r>
-      <w:r>
-        <w:rPr>
-          <w:b/>
-          <w:bCs/>
-          <w:sz w:val="36"/>
-          <w:szCs w:val="36"/>
-        </w:rPr>
-        <w:t>ssh-add file path</w:t>
-      </w:r>
-      <w:r>
-        <w:rPr>
-          <w:sz w:val="36"/>
-          <w:szCs w:val="36"/>
-        </w:rPr>
-        <w:t>:</w:t>
-      </w:r>
-    </w:p>
-    <w:p>
-      <w:pPr>
-        <w:jc w:val="both"/>
-        <w:rPr>
-          <w:b/>
-          <w:bCs/>
-          <w:color w:val="60CAF3" w:themeColor="accent4" w:themeTint="99"/>
-          <w:sz w:val="36"/>
-          <w:szCs w:val="36"/>
-        </w:rPr>
-      </w:pPr>
-      <w:r>
-        <w:rPr>
-          <w:b/>
-          <w:bCs/>
-          <w:color w:val="60CAF3" w:themeColor="accent4" w:themeTint="99"/>
-          <w:sz w:val="36"/>
-          <w:szCs w:val="36"/>
-        </w:rPr>
-        <w:t>ssh-add "C:\Users\nhasa\.ssh\id_ed25519"</w:t>
-      </w:r>
-      <w:r>
-        <w:rPr>
-          <w:b/>
-          <w:bCs/>
-          <w:color w:val="60CAF3" w:themeColor="accent4" w:themeTint="99"/>
-          <w:sz w:val="36"/>
-          <w:szCs w:val="36"/>
-        </w:rPr>
-        <w:t xml:space="preserve"> </w:t>
-      </w:r>
-    </w:p>
-    <w:p>
-      <w:pPr>
-        <w:jc w:val="both"/>
-        <w:rPr>
-          <w:b/>
-          <w:bCs/>
-          <w:sz w:val="36"/>
-          <w:szCs w:val="36"/>
-        </w:rPr>
-      </w:pPr>
-      <w:r>
-        <w:rPr>
-          <w:b/>
-          <w:bCs/>
-          <w:sz w:val="36"/>
-          <w:szCs w:val="36"/>
-        </w:rPr>
         <w:t>// or this</w:t>
       </w:r>
     </w:p>
@@ -1718,17 +1603,17 @@
           <w:b/>
           <w:bCs/>
           <w:color w:val="60CAF3" w:themeColor="accent4" w:themeTint="99"/>
-          <w:sz w:val="36"/>
-          <w:szCs w:val="36"/>
-        </w:rPr>
-      </w:pPr>
-      <w:r>
-        <w:rPr>
-          <w:b/>
-          <w:bCs/>
-          <w:color w:val="60CAF3" w:themeColor="accent4" w:themeTint="99"/>
-          <w:sz w:val="36"/>
-          <w:szCs w:val="36"/>
+          <w:sz w:val="32"/>
+          <w:szCs w:val="32"/>
+        </w:rPr>
+      </w:pPr>
+      <w:r>
+        <w:rPr>
+          <w:b/>
+          <w:bCs/>
+          <w:color w:val="60CAF3" w:themeColor="accent4" w:themeTint="99"/>
+          <w:sz w:val="32"/>
+          <w:szCs w:val="32"/>
         </w:rPr>
         <w:t>ssh-add ~/.ssh/id_ed25519</w:t>
       </w:r>
@@ -1737,14 +1622,14 @@
       <w:pPr>
         <w:jc w:val="both"/>
         <w:rPr>
-          <w:sz w:val="36"/>
-          <w:szCs w:val="36"/>
-        </w:rPr>
-      </w:pPr>
-      <w:r>
-        <w:rPr>
-          <w:sz w:val="36"/>
-          <w:szCs w:val="36"/>
+          <w:sz w:val="32"/>
+          <w:szCs w:val="32"/>
+        </w:rPr>
+      </w:pPr>
+      <w:r>
+        <w:rPr>
+          <w:sz w:val="32"/>
+          <w:szCs w:val="32"/>
         </w:rPr>
         <w:t># Output will be this:</w:t>
       </w:r>
@@ -1755,16 +1640,16 @@
         <w:rPr>
           <w:b/>
           <w:bCs/>
-          <w:sz w:val="36"/>
-          <w:szCs w:val="36"/>
-        </w:rPr>
-      </w:pPr>
-      <w:r>
-        <w:rPr>
-          <w:b/>
-          <w:bCs/>
-          <w:sz w:val="36"/>
-          <w:szCs w:val="36"/>
+          <w:sz w:val="32"/>
+          <w:szCs w:val="32"/>
+        </w:rPr>
+      </w:pPr>
+      <w:r>
+        <w:rPr>
+          <w:b/>
+          <w:bCs/>
+          <w:sz w:val="32"/>
+          <w:szCs w:val="32"/>
         </w:rPr>
         <w:t>Identity added: C:\Users\nhasa\.ssh\id_ed25519 (nhasanr18@gmail.com)</w:t>
       </w:r>
@@ -1773,14 +1658,14 @@
       <w:pPr>
         <w:jc w:val="both"/>
         <w:rPr>
-          <w:sz w:val="36"/>
-          <w:szCs w:val="36"/>
-        </w:rPr>
-      </w:pPr>
-      <w:r>
-        <w:rPr>
-          <w:sz w:val="36"/>
-          <w:szCs w:val="36"/>
+          <w:sz w:val="32"/>
+          <w:szCs w:val="32"/>
+        </w:rPr>
+      </w:pPr>
+      <w:r>
+        <w:rPr>
+          <w:sz w:val="32"/>
+          <w:szCs w:val="32"/>
         </w:rPr>
         <w:t># Then check loaded keys using:</w:t>
       </w:r>
@@ -1792,17 +1677,17 @@
           <w:b/>
           <w:bCs/>
           <w:color w:val="60CAF3" w:themeColor="accent4" w:themeTint="99"/>
-          <w:sz w:val="36"/>
-          <w:szCs w:val="36"/>
-        </w:rPr>
-      </w:pPr>
-      <w:r>
-        <w:rPr>
-          <w:b/>
-          <w:bCs/>
-          <w:color w:val="60CAF3" w:themeColor="accent4" w:themeTint="99"/>
-          <w:sz w:val="36"/>
-          <w:szCs w:val="36"/>
+          <w:sz w:val="32"/>
+          <w:szCs w:val="32"/>
+        </w:rPr>
+      </w:pPr>
+      <w:r>
+        <w:rPr>
+          <w:b/>
+          <w:bCs/>
+          <w:color w:val="60CAF3" w:themeColor="accent4" w:themeTint="99"/>
+          <w:sz w:val="32"/>
+          <w:szCs w:val="32"/>
         </w:rPr>
         <w:t>ssh-add -l</w:t>
       </w:r>
@@ -1811,14 +1696,14 @@
       <w:pPr>
         <w:jc w:val="both"/>
         <w:rPr>
-          <w:sz w:val="36"/>
-          <w:szCs w:val="36"/>
-        </w:rPr>
-      </w:pPr>
-      <w:r>
-        <w:rPr>
-          <w:sz w:val="36"/>
-          <w:szCs w:val="36"/>
+          <w:sz w:val="32"/>
+          <w:szCs w:val="32"/>
+        </w:rPr>
+      </w:pPr>
+      <w:r>
+        <w:rPr>
+          <w:sz w:val="32"/>
+          <w:szCs w:val="32"/>
         </w:rPr>
         <w:t># It will show a list of added SSH Keys (private key)</w:t>
       </w:r>
@@ -1827,26 +1712,37 @@
       <w:pPr>
         <w:jc w:val="both"/>
         <w:rPr>
-          <w:sz w:val="32"/>
-          <w:szCs w:val="32"/>
-        </w:rPr>
-      </w:pPr>
-      <w:r>
-        <w:rPr>
-          <w:b/>
-          <w:bCs/>
-          <w:sz w:val="32"/>
-          <w:szCs w:val="32"/>
-        </w:rPr>
-        <w:t>256 SHA256:Qn8zg…..</w:t>
+          <w:sz w:val="28"/>
+          <w:szCs w:val="28"/>
+        </w:rPr>
+      </w:pPr>
+      <w:r>
+        <w:rPr>
+          <w:b/>
+          <w:bCs/>
+          <w:sz w:val="28"/>
+          <w:szCs w:val="28"/>
+        </w:rPr>
+        <w:t>256 SHA256:Qn8zg</w:t>
+      </w:r>
+      <w:proofErr w:type="gramStart"/>
+      <w:r>
+        <w:rPr>
+          <w:b/>
+          <w:bCs/>
+          <w:sz w:val="28"/>
+          <w:szCs w:val="28"/>
+        </w:rPr>
+        <w:t>…..</w:t>
       </w:r>
       <w:proofErr w:type="spellStart"/>
-      <w:r>
-        <w:rPr>
-          <w:b/>
-          <w:bCs/>
-          <w:sz w:val="32"/>
-          <w:szCs w:val="32"/>
+      <w:proofErr w:type="gramEnd"/>
+      <w:r>
+        <w:rPr>
+          <w:b/>
+          <w:bCs/>
+          <w:sz w:val="28"/>
+          <w:szCs w:val="28"/>
         </w:rPr>
         <w:t>FCbw</w:t>
       </w:r>
@@ -1855,8 +1751,8 @@
         <w:rPr>
           <w:b/>
           <w:bCs/>
-          <w:sz w:val="32"/>
-          <w:szCs w:val="32"/>
+          <w:sz w:val="28"/>
+          <w:szCs w:val="28"/>
         </w:rPr>
         <w:t xml:space="preserve"> nhasanr18@gmail.com (ED25519)</w:t>
       </w:r>
@@ -1865,23 +1761,23 @@
       <w:pPr>
         <w:jc w:val="both"/>
         <w:rPr>
-          <w:sz w:val="36"/>
-          <w:szCs w:val="36"/>
-        </w:rPr>
-      </w:pPr>
-    </w:p>
-    <w:p>
-      <w:pPr>
-        <w:jc w:val="both"/>
-        <w:rPr>
-          <w:sz w:val="36"/>
-          <w:szCs w:val="36"/>
-        </w:rPr>
-      </w:pPr>
-      <w:r>
-        <w:rPr>
-          <w:sz w:val="36"/>
-          <w:szCs w:val="36"/>
+          <w:sz w:val="32"/>
+          <w:szCs w:val="32"/>
+        </w:rPr>
+      </w:pPr>
+    </w:p>
+    <w:p>
+      <w:pPr>
+        <w:jc w:val="both"/>
+        <w:rPr>
+          <w:sz w:val="32"/>
+          <w:szCs w:val="32"/>
+        </w:rPr>
+      </w:pPr>
+      <w:r>
+        <w:rPr>
+          <w:sz w:val="32"/>
+          <w:szCs w:val="32"/>
         </w:rPr>
         <w:t>Copy Public Key:</w:t>
       </w:r>
@@ -1890,14 +1786,14 @@
       <w:pPr>
         <w:jc w:val="both"/>
         <w:rPr>
-          <w:sz w:val="36"/>
-          <w:szCs w:val="36"/>
-        </w:rPr>
-      </w:pPr>
-      <w:r>
-        <w:rPr>
-          <w:sz w:val="36"/>
-          <w:szCs w:val="36"/>
+          <w:sz w:val="32"/>
+          <w:szCs w:val="32"/>
+        </w:rPr>
+      </w:pPr>
+      <w:r>
+        <w:rPr>
+          <w:sz w:val="32"/>
+          <w:szCs w:val="32"/>
         </w:rPr>
         <w:t># Use this command to show it</w:t>
       </w:r>
@@ -1906,24 +1802,24 @@
       <w:pPr>
         <w:jc w:val="both"/>
         <w:rPr>
-          <w:sz w:val="36"/>
-          <w:szCs w:val="36"/>
-        </w:rPr>
-      </w:pPr>
-      <w:r>
-        <w:rPr>
-          <w:b/>
-          <w:bCs/>
-          <w:color w:val="60CAF3" w:themeColor="accent4" w:themeTint="99"/>
-          <w:sz w:val="36"/>
-          <w:szCs w:val="36"/>
+          <w:sz w:val="32"/>
+          <w:szCs w:val="32"/>
+        </w:rPr>
+      </w:pPr>
+      <w:r>
+        <w:rPr>
+          <w:b/>
+          <w:bCs/>
+          <w:color w:val="60CAF3" w:themeColor="accent4" w:themeTint="99"/>
+          <w:sz w:val="32"/>
+          <w:szCs w:val="32"/>
         </w:rPr>
         <w:t>cat ~/.ssh/id_ed25519.pub</w:t>
       </w:r>
       <w:r>
         <w:rPr>
-          <w:sz w:val="36"/>
-          <w:szCs w:val="36"/>
+          <w:sz w:val="32"/>
+          <w:szCs w:val="32"/>
         </w:rPr>
         <w:t xml:space="preserve">       // Or direct path of the file</w:t>
       </w:r>
@@ -1932,14 +1828,14 @@
       <w:pPr>
         <w:jc w:val="both"/>
         <w:rPr>
-          <w:sz w:val="36"/>
-          <w:szCs w:val="36"/>
-        </w:rPr>
-      </w:pPr>
-      <w:r>
-        <w:rPr>
-          <w:sz w:val="36"/>
-          <w:szCs w:val="36"/>
+          <w:sz w:val="32"/>
+          <w:szCs w:val="32"/>
+        </w:rPr>
+      </w:pPr>
+      <w:r>
+        <w:rPr>
+          <w:sz w:val="32"/>
+          <w:szCs w:val="32"/>
         </w:rPr>
         <w:t># Output will be like this:</w:t>
       </w:r>
@@ -1948,37 +1844,56 @@
       <w:pPr>
         <w:jc w:val="both"/>
         <w:rPr>
-          <w:sz w:val="34"/>
-          <w:szCs w:val="34"/>
-        </w:rPr>
-      </w:pPr>
-      <w:r>
-        <w:rPr>
-          <w:b/>
-          <w:bCs/>
-          <w:sz w:val="34"/>
-          <w:szCs w:val="34"/>
-        </w:rPr>
-        <w:lastRenderedPageBreak/>
-        <w:t>ssh-ed25519 AAAA1l……….</w:t>
+          <w:sz w:val="30"/>
+          <w:szCs w:val="30"/>
+        </w:rPr>
+      </w:pPr>
+      <w:r>
+        <w:rPr>
+          <w:b/>
+          <w:bCs/>
+          <w:sz w:val="30"/>
+          <w:szCs w:val="30"/>
+        </w:rPr>
+        <w:t>ssh-ed25519 AAAA1l……</w:t>
+      </w:r>
+      <w:proofErr w:type="gramStart"/>
+      <w:r>
+        <w:rPr>
+          <w:b/>
+          <w:bCs/>
+          <w:sz w:val="30"/>
+          <w:szCs w:val="30"/>
+        </w:rPr>
+        <w:t>….</w:t>
       </w:r>
       <w:proofErr w:type="spellStart"/>
       <w:r>
         <w:rPr>
           <w:b/>
           <w:bCs/>
-          <w:sz w:val="34"/>
-          <w:szCs w:val="34"/>
-        </w:rPr>
-        <w:t>Sk+hXV</w:t>
+          <w:sz w:val="30"/>
+          <w:szCs w:val="30"/>
+        </w:rPr>
+        <w:t>Sk</w:t>
+      </w:r>
+      <w:proofErr w:type="gramEnd"/>
+      <w:r>
+        <w:rPr>
+          <w:b/>
+          <w:bCs/>
+          <w:sz w:val="30"/>
+          <w:szCs w:val="30"/>
+        </w:rPr>
+        <w:t>+hXV</w:t>
       </w:r>
       <w:proofErr w:type="spellEnd"/>
       <w:r>
         <w:rPr>
           <w:b/>
           <w:bCs/>
-          <w:sz w:val="34"/>
-          <w:szCs w:val="34"/>
+          <w:sz w:val="30"/>
+          <w:szCs w:val="30"/>
         </w:rPr>
         <w:t xml:space="preserve"> nhasanr18@gmail.com</w:t>
       </w:r>
@@ -1987,14 +1902,14 @@
       <w:pPr>
         <w:jc w:val="both"/>
         <w:rPr>
-          <w:sz w:val="34"/>
-          <w:szCs w:val="34"/>
-        </w:rPr>
-      </w:pPr>
-      <w:r>
-        <w:rPr>
-          <w:sz w:val="34"/>
-          <w:szCs w:val="34"/>
+          <w:sz w:val="30"/>
+          <w:szCs w:val="30"/>
+        </w:rPr>
+      </w:pPr>
+      <w:r>
+        <w:rPr>
+          <w:sz w:val="30"/>
+          <w:szCs w:val="30"/>
         </w:rPr>
         <w:t># Copy the entire line</w:t>
       </w:r>
@@ -2003,23 +1918,23 @@
       <w:pPr>
         <w:jc w:val="both"/>
         <w:rPr>
-          <w:sz w:val="34"/>
-          <w:szCs w:val="34"/>
-        </w:rPr>
-      </w:pPr>
-    </w:p>
-    <w:p>
-      <w:pPr>
-        <w:jc w:val="both"/>
-        <w:rPr>
-          <w:sz w:val="34"/>
-          <w:szCs w:val="34"/>
-        </w:rPr>
-      </w:pPr>
-      <w:r>
-        <w:rPr>
-          <w:sz w:val="34"/>
-          <w:szCs w:val="34"/>
+          <w:sz w:val="30"/>
+          <w:szCs w:val="30"/>
+        </w:rPr>
+      </w:pPr>
+    </w:p>
+    <w:p>
+      <w:pPr>
+        <w:jc w:val="both"/>
+        <w:rPr>
+          <w:sz w:val="30"/>
+          <w:szCs w:val="30"/>
+        </w:rPr>
+      </w:pPr>
+      <w:r>
+        <w:rPr>
+          <w:sz w:val="30"/>
+          <w:szCs w:val="30"/>
         </w:rPr>
         <w:t>Add Key to GitHub:</w:t>
       </w:r>
@@ -2028,44 +1943,16 @@
       <w:pPr>
         <w:jc w:val="both"/>
         <w:rPr>
-          <w:sz w:val="34"/>
-          <w:szCs w:val="34"/>
-        </w:rPr>
-      </w:pPr>
-      <w:r>
-        <w:rPr>
-          <w:sz w:val="34"/>
-          <w:szCs w:val="34"/>
-        </w:rPr>
-        <w:t xml:space="preserve"># </w:t>
-      </w:r>
-      <w:r>
-        <w:rPr>
-          <w:sz w:val="34"/>
-          <w:szCs w:val="34"/>
-        </w:rPr>
-        <w:t>Go to</w:t>
-      </w:r>
-      <w:r>
-        <w:rPr>
-          <w:sz w:val="34"/>
-          <w:szCs w:val="34"/>
-        </w:rPr>
-        <w:t xml:space="preserve"> </w:t>
-      </w:r>
-      <w:r>
-        <w:rPr>
-          <w:sz w:val="34"/>
-          <w:szCs w:val="34"/>
-        </w:rPr>
-        <w:t>GitHub SSH Keys Settings</w:t>
-      </w:r>
-      <w:r>
-        <w:rPr>
-          <w:sz w:val="34"/>
-          <w:szCs w:val="34"/>
-        </w:rPr>
-        <w:t>:</w:t>
+          <w:sz w:val="30"/>
+          <w:szCs w:val="30"/>
+        </w:rPr>
+      </w:pPr>
+      <w:r>
+        <w:rPr>
+          <w:sz w:val="30"/>
+          <w:szCs w:val="30"/>
+        </w:rPr>
+        <w:t># Go to GitHub SSH Keys Settings:</w:t>
       </w:r>
     </w:p>
     <w:p>
@@ -2077,14 +1964,14 @@
         </w:numPr>
         <w:jc w:val="both"/>
         <w:rPr>
-          <w:sz w:val="34"/>
-          <w:szCs w:val="34"/>
-        </w:rPr>
-      </w:pPr>
-      <w:r>
-        <w:rPr>
-          <w:sz w:val="34"/>
-          <w:szCs w:val="34"/>
+          <w:sz w:val="30"/>
+          <w:szCs w:val="30"/>
+        </w:rPr>
+      </w:pPr>
+      <w:r>
+        <w:rPr>
+          <w:sz w:val="30"/>
+          <w:szCs w:val="30"/>
         </w:rPr>
         <w:t>Click, New SSH Key then set key name and type (Authentication or Signing Key)</w:t>
       </w:r>
@@ -2098,14 +1985,14 @@
         </w:numPr>
         <w:jc w:val="both"/>
         <w:rPr>
-          <w:sz w:val="34"/>
-          <w:szCs w:val="34"/>
-        </w:rPr>
-      </w:pPr>
-      <w:r>
-        <w:rPr>
-          <w:sz w:val="34"/>
-          <w:szCs w:val="34"/>
+          <w:sz w:val="30"/>
+          <w:szCs w:val="30"/>
+        </w:rPr>
+      </w:pPr>
+      <w:r>
+        <w:rPr>
+          <w:sz w:val="30"/>
+          <w:szCs w:val="30"/>
         </w:rPr>
         <w:t>Paste the public key then Save.</w:t>
       </w:r>
@@ -2114,23 +2001,23 @@
       <w:pPr>
         <w:jc w:val="both"/>
         <w:rPr>
-          <w:sz w:val="34"/>
-          <w:szCs w:val="34"/>
-        </w:rPr>
-      </w:pPr>
-    </w:p>
-    <w:p>
-      <w:pPr>
-        <w:jc w:val="both"/>
-        <w:rPr>
-          <w:sz w:val="34"/>
-          <w:szCs w:val="34"/>
-        </w:rPr>
-      </w:pPr>
-      <w:r>
-        <w:rPr>
-          <w:sz w:val="34"/>
-          <w:szCs w:val="34"/>
+          <w:sz w:val="30"/>
+          <w:szCs w:val="30"/>
+        </w:rPr>
+      </w:pPr>
+    </w:p>
+    <w:p>
+      <w:pPr>
+        <w:jc w:val="both"/>
+        <w:rPr>
+          <w:sz w:val="30"/>
+          <w:szCs w:val="30"/>
+        </w:rPr>
+      </w:pPr>
+      <w:r>
+        <w:rPr>
+          <w:sz w:val="30"/>
+          <w:szCs w:val="30"/>
         </w:rPr>
         <w:t>Test Authentication:</w:t>
       </w:r>
@@ -2139,15 +2026,16 @@
       <w:pPr>
         <w:jc w:val="both"/>
         <w:rPr>
-          <w:sz w:val="34"/>
-          <w:szCs w:val="34"/>
-        </w:rPr>
-      </w:pPr>
-      <w:r>
-        <w:rPr>
-          <w:sz w:val="34"/>
-          <w:szCs w:val="34"/>
-        </w:rPr>
+          <w:sz w:val="30"/>
+          <w:szCs w:val="30"/>
+        </w:rPr>
+      </w:pPr>
+      <w:r>
+        <w:rPr>
+          <w:sz w:val="30"/>
+          <w:szCs w:val="30"/>
+        </w:rPr>
+        <w:lastRenderedPageBreak/>
         <w:t># Run this:</w:t>
       </w:r>
     </w:p>
@@ -2158,17 +2046,17 @@
           <w:b/>
           <w:bCs/>
           <w:color w:val="60CAF3" w:themeColor="accent4" w:themeTint="99"/>
-          <w:sz w:val="34"/>
-          <w:szCs w:val="34"/>
-        </w:rPr>
-      </w:pPr>
-      <w:r>
-        <w:rPr>
-          <w:b/>
-          <w:bCs/>
-          <w:color w:val="60CAF3" w:themeColor="accent4" w:themeTint="99"/>
-          <w:sz w:val="34"/>
-          <w:szCs w:val="34"/>
+          <w:sz w:val="30"/>
+          <w:szCs w:val="30"/>
+        </w:rPr>
+      </w:pPr>
+      <w:r>
+        <w:rPr>
+          <w:b/>
+          <w:bCs/>
+          <w:color w:val="60CAF3" w:themeColor="accent4" w:themeTint="99"/>
+          <w:sz w:val="30"/>
+          <w:szCs w:val="30"/>
         </w:rPr>
         <w:t>ssh -T git@github.com</w:t>
       </w:r>
@@ -2177,14 +2065,14 @@
       <w:pPr>
         <w:jc w:val="both"/>
         <w:rPr>
-          <w:sz w:val="34"/>
-          <w:szCs w:val="34"/>
-        </w:rPr>
-      </w:pPr>
-      <w:r>
-        <w:rPr>
-          <w:sz w:val="34"/>
-          <w:szCs w:val="34"/>
+          <w:sz w:val="30"/>
+          <w:szCs w:val="30"/>
+        </w:rPr>
+      </w:pPr>
+      <w:r>
+        <w:rPr>
+          <w:sz w:val="30"/>
+          <w:szCs w:val="30"/>
         </w:rPr>
         <w:t># First time will show “</w:t>
       </w:r>
@@ -2192,38 +2080,31 @@
         <w:rPr>
           <w:b/>
           <w:bCs/>
-          <w:sz w:val="34"/>
-          <w:szCs w:val="34"/>
+          <w:sz w:val="30"/>
+          <w:szCs w:val="30"/>
         </w:rPr>
         <w:t>Are you sure you want to continue connecting</w:t>
       </w:r>
       <w:r>
         <w:rPr>
-          <w:sz w:val="34"/>
-          <w:szCs w:val="34"/>
-        </w:rPr>
-        <w:t>?</w:t>
-      </w:r>
-      <w:r>
-        <w:rPr>
-          <w:sz w:val="34"/>
-          <w:szCs w:val="34"/>
-        </w:rPr>
-        <w:t>”. Then type yes. We should see something like this “</w:t>
-      </w:r>
-      <w:r>
-        <w:rPr>
-          <w:b/>
-          <w:bCs/>
-          <w:sz w:val="34"/>
-          <w:szCs w:val="34"/>
+          <w:sz w:val="30"/>
+          <w:szCs w:val="30"/>
+        </w:rPr>
+        <w:t>?”. Then type yes. We should see something like this “</w:t>
+      </w:r>
+      <w:r>
+        <w:rPr>
+          <w:b/>
+          <w:bCs/>
+          <w:sz w:val="30"/>
+          <w:szCs w:val="30"/>
         </w:rPr>
         <w:t>Hi username! You've successfully authenticated.</w:t>
       </w:r>
       <w:r>
         <w:rPr>
-          <w:sz w:val="34"/>
-          <w:szCs w:val="34"/>
+          <w:sz w:val="30"/>
+          <w:szCs w:val="30"/>
         </w:rPr>
         <w:t>”</w:t>
       </w:r>
@@ -2232,23 +2113,16 @@
       <w:pPr>
         <w:jc w:val="both"/>
         <w:rPr>
-          <w:sz w:val="34"/>
-          <w:szCs w:val="34"/>
-        </w:rPr>
-      </w:pPr>
-      <w:r>
-        <w:rPr>
-          <w:sz w:val="34"/>
-          <w:szCs w:val="34"/>
-        </w:rPr>
-        <w:t xml:space="preserve"># </w:t>
-      </w:r>
-      <w:r>
-        <w:rPr>
-          <w:sz w:val="34"/>
-          <w:szCs w:val="34"/>
-        </w:rPr>
-        <w:t>At this moment SSH is:</w:t>
+          <w:sz w:val="30"/>
+          <w:szCs w:val="30"/>
+        </w:rPr>
+      </w:pPr>
+      <w:r>
+        <w:rPr>
+          <w:sz w:val="30"/>
+          <w:szCs w:val="30"/>
+        </w:rPr>
+        <w:t># At this moment SSH is:</w:t>
       </w:r>
     </w:p>
     <w:p>
@@ -2260,14 +2134,14 @@
         </w:numPr>
         <w:jc w:val="both"/>
         <w:rPr>
-          <w:sz w:val="34"/>
-          <w:szCs w:val="34"/>
-        </w:rPr>
-      </w:pPr>
-      <w:r>
-        <w:rPr>
-          <w:sz w:val="34"/>
-          <w:szCs w:val="34"/>
+          <w:sz w:val="30"/>
+          <w:szCs w:val="30"/>
+        </w:rPr>
+      </w:pPr>
+      <w:r>
+        <w:rPr>
+          <w:sz w:val="30"/>
+          <w:szCs w:val="30"/>
         </w:rPr>
         <w:t>Verifying GitHub's host key.</w:t>
       </w:r>
@@ -2281,14 +2155,14 @@
         </w:numPr>
         <w:jc w:val="both"/>
         <w:rPr>
-          <w:sz w:val="34"/>
-          <w:szCs w:val="34"/>
-        </w:rPr>
-      </w:pPr>
-      <w:r>
-        <w:rPr>
-          <w:sz w:val="34"/>
-          <w:szCs w:val="34"/>
+          <w:sz w:val="30"/>
+          <w:szCs w:val="30"/>
+        </w:rPr>
+      </w:pPr>
+      <w:r>
+        <w:rPr>
+          <w:sz w:val="30"/>
+          <w:szCs w:val="30"/>
         </w:rPr>
         <w:t>Using our private key to sign a challenge.</w:t>
       </w:r>
@@ -2302,14 +2176,14 @@
         </w:numPr>
         <w:jc w:val="both"/>
         <w:rPr>
-          <w:sz w:val="34"/>
-          <w:szCs w:val="34"/>
-        </w:rPr>
-      </w:pPr>
-      <w:r>
-        <w:rPr>
-          <w:sz w:val="34"/>
-          <w:szCs w:val="34"/>
+          <w:sz w:val="30"/>
+          <w:szCs w:val="30"/>
+        </w:rPr>
+      </w:pPr>
+      <w:r>
+        <w:rPr>
+          <w:sz w:val="30"/>
+          <w:szCs w:val="30"/>
         </w:rPr>
         <w:t>GitHub verifying with our public key.</w:t>
       </w:r>
@@ -2318,14 +2192,14 @@
       <w:pPr>
         <w:jc w:val="both"/>
         <w:rPr>
-          <w:sz w:val="34"/>
-          <w:szCs w:val="34"/>
-        </w:rPr>
-      </w:pPr>
-      <w:r>
-        <w:rPr>
-          <w:sz w:val="34"/>
-          <w:szCs w:val="34"/>
+          <w:sz w:val="30"/>
+          <w:szCs w:val="30"/>
+        </w:rPr>
+      </w:pPr>
+      <w:r>
+        <w:rPr>
+          <w:sz w:val="30"/>
+          <w:szCs w:val="30"/>
         </w:rPr>
         <w:t># Basic SSH workflow concept</w:t>
       </w:r>
@@ -2334,23 +2208,23 @@
       <w:pPr>
         <w:jc w:val="both"/>
         <w:rPr>
-          <w:sz w:val="34"/>
-          <w:szCs w:val="34"/>
-        </w:rPr>
-      </w:pPr>
-    </w:p>
-    <w:p>
-      <w:pPr>
-        <w:jc w:val="both"/>
-        <w:rPr>
-          <w:sz w:val="34"/>
-          <w:szCs w:val="34"/>
-        </w:rPr>
-      </w:pPr>
-      <w:r>
-        <w:rPr>
-          <w:sz w:val="34"/>
-          <w:szCs w:val="34"/>
+          <w:sz w:val="30"/>
+          <w:szCs w:val="30"/>
+        </w:rPr>
+      </w:pPr>
+    </w:p>
+    <w:p>
+      <w:pPr>
+        <w:jc w:val="both"/>
+        <w:rPr>
+          <w:sz w:val="30"/>
+          <w:szCs w:val="30"/>
+        </w:rPr>
+      </w:pPr>
+      <w:r>
+        <w:rPr>
+          <w:sz w:val="30"/>
+          <w:szCs w:val="30"/>
         </w:rPr>
         <w:t>Clone Repo using SSH:</w:t>
       </w:r>
@@ -2359,14 +2233,14 @@
       <w:pPr>
         <w:jc w:val="both"/>
         <w:rPr>
-          <w:sz w:val="34"/>
-          <w:szCs w:val="34"/>
-        </w:rPr>
-      </w:pPr>
-      <w:r>
-        <w:rPr>
-          <w:sz w:val="34"/>
-          <w:szCs w:val="34"/>
+          <w:sz w:val="30"/>
+          <w:szCs w:val="30"/>
+        </w:rPr>
+      </w:pPr>
+      <w:r>
+        <w:rPr>
+          <w:sz w:val="30"/>
+          <w:szCs w:val="30"/>
         </w:rPr>
         <w:t># Find the SSH URL on GitHub like this:</w:t>
       </w:r>
@@ -2377,79 +2251,367 @@
         <w:rPr>
           <w:b/>
           <w:bCs/>
-          <w:sz w:val="34"/>
-          <w:szCs w:val="34"/>
+          <w:sz w:val="30"/>
+          <w:szCs w:val="30"/>
         </w:rPr>
       </w:pPr>
       <w:proofErr w:type="spellStart"/>
-      <w:r>
-        <w:rPr>
-          <w:b/>
-          <w:bCs/>
-          <w:sz w:val="34"/>
-          <w:szCs w:val="34"/>
+      <w:proofErr w:type="gramStart"/>
+      <w:r>
+        <w:rPr>
+          <w:b/>
+          <w:bCs/>
+          <w:sz w:val="30"/>
+          <w:szCs w:val="30"/>
+        </w:rPr>
+        <w:t>git@github.com:username</w:t>
+      </w:r>
+      <w:proofErr w:type="spellEnd"/>
+      <w:r>
+        <w:rPr>
+          <w:b/>
+          <w:bCs/>
+          <w:sz w:val="30"/>
+          <w:szCs w:val="30"/>
+        </w:rPr>
+        <w:t>/</w:t>
+      </w:r>
+      <w:proofErr w:type="spellStart"/>
+      <w:r>
+        <w:rPr>
+          <w:b/>
+          <w:bCs/>
+          <w:sz w:val="30"/>
+          <w:szCs w:val="30"/>
+        </w:rPr>
+        <w:t>repo.git</w:t>
+      </w:r>
+      <w:proofErr w:type="spellEnd"/>
+      <w:proofErr w:type="gramEnd"/>
+    </w:p>
+    <w:p>
+      <w:pPr>
+        <w:jc w:val="both"/>
+        <w:rPr>
+          <w:sz w:val="30"/>
+          <w:szCs w:val="30"/>
+        </w:rPr>
+      </w:pPr>
+      <w:r>
+        <w:rPr>
+          <w:sz w:val="30"/>
+          <w:szCs w:val="30"/>
+        </w:rPr>
+        <w:t># Then clone using this command</w:t>
+      </w:r>
+    </w:p>
+    <w:p>
+      <w:pPr>
+        <w:jc w:val="both"/>
+        <w:rPr>
+          <w:b/>
+          <w:bCs/>
+          <w:color w:val="60CAF3" w:themeColor="accent4" w:themeTint="99"/>
+          <w:sz w:val="30"/>
+          <w:szCs w:val="30"/>
+        </w:rPr>
+      </w:pPr>
+      <w:r>
+        <w:rPr>
+          <w:b/>
+          <w:bCs/>
+          <w:color w:val="60CAF3" w:themeColor="accent4" w:themeTint="99"/>
+          <w:sz w:val="30"/>
+          <w:szCs w:val="30"/>
+        </w:rPr>
+        <w:t xml:space="preserve">git clone </w:t>
+      </w:r>
+      <w:proofErr w:type="spellStart"/>
+      <w:proofErr w:type="gramStart"/>
+      <w:r>
+        <w:rPr>
+          <w:b/>
+          <w:bCs/>
+          <w:color w:val="60CAF3" w:themeColor="accent4" w:themeTint="99"/>
+          <w:sz w:val="30"/>
+          <w:szCs w:val="30"/>
+        </w:rPr>
+        <w:t>git@github.com:username</w:t>
+      </w:r>
+      <w:proofErr w:type="spellEnd"/>
+      <w:r>
+        <w:rPr>
+          <w:b/>
+          <w:bCs/>
+          <w:color w:val="60CAF3" w:themeColor="accent4" w:themeTint="99"/>
+          <w:sz w:val="30"/>
+          <w:szCs w:val="30"/>
+        </w:rPr>
+        <w:t>/</w:t>
+      </w:r>
+      <w:proofErr w:type="spellStart"/>
+      <w:r>
+        <w:rPr>
+          <w:b/>
+          <w:bCs/>
+          <w:color w:val="60CAF3" w:themeColor="accent4" w:themeTint="99"/>
+          <w:sz w:val="30"/>
+          <w:szCs w:val="30"/>
+        </w:rPr>
+        <w:t>repo.git</w:t>
+      </w:r>
+      <w:proofErr w:type="spellEnd"/>
+      <w:proofErr w:type="gramEnd"/>
+    </w:p>
+    <w:p>
+      <w:pPr>
+        <w:jc w:val="both"/>
+        <w:rPr>
+          <w:sz w:val="30"/>
+          <w:szCs w:val="30"/>
+        </w:rPr>
+      </w:pPr>
+      <w:r>
+        <w:rPr>
+          <w:sz w:val="30"/>
+          <w:szCs w:val="30"/>
+        </w:rPr>
+        <w:t># Now we can do:</w:t>
+      </w:r>
+    </w:p>
+    <w:p>
+      <w:pPr>
+        <w:jc w:val="both"/>
+        <w:rPr>
+          <w:b/>
+          <w:bCs/>
+          <w:color w:val="60CAF3" w:themeColor="accent4" w:themeTint="99"/>
+          <w:sz w:val="30"/>
+          <w:szCs w:val="30"/>
+        </w:rPr>
+      </w:pPr>
+      <w:r>
+        <w:rPr>
+          <w:b/>
+          <w:bCs/>
+          <w:color w:val="60CAF3" w:themeColor="accent4" w:themeTint="99"/>
+          <w:sz w:val="30"/>
+          <w:szCs w:val="30"/>
+        </w:rPr>
+        <w:t xml:space="preserve">git </w:t>
+      </w:r>
+      <w:proofErr w:type="gramStart"/>
+      <w:r>
+        <w:rPr>
+          <w:b/>
+          <w:bCs/>
+          <w:color w:val="60CAF3" w:themeColor="accent4" w:themeTint="99"/>
+          <w:sz w:val="30"/>
+          <w:szCs w:val="30"/>
+        </w:rPr>
+        <w:t>pull</w:t>
+      </w:r>
+      <w:proofErr w:type="gramEnd"/>
+    </w:p>
+    <w:p>
+      <w:pPr>
+        <w:jc w:val="both"/>
+        <w:rPr>
+          <w:b/>
+          <w:bCs/>
+          <w:color w:val="60CAF3" w:themeColor="accent4" w:themeTint="99"/>
+          <w:sz w:val="30"/>
+          <w:szCs w:val="30"/>
+        </w:rPr>
+      </w:pPr>
+      <w:r>
+        <w:rPr>
+          <w:b/>
+          <w:bCs/>
+          <w:color w:val="60CAF3" w:themeColor="accent4" w:themeTint="99"/>
+          <w:sz w:val="30"/>
+          <w:szCs w:val="30"/>
+        </w:rPr>
+        <w:t>git push</w:t>
+      </w:r>
+    </w:p>
+    <w:p>
+      <w:pPr>
+        <w:jc w:val="both"/>
+        <w:rPr>
+          <w:sz w:val="30"/>
+          <w:szCs w:val="30"/>
+        </w:rPr>
+      </w:pPr>
+      <w:r>
+        <w:rPr>
+          <w:sz w:val="30"/>
+          <w:szCs w:val="30"/>
+        </w:rPr>
+        <w:t># It will authenticate through SSH instead of passwords or tokens</w:t>
+      </w:r>
+    </w:p>
+    <w:p>
+      <w:pPr>
+        <w:jc w:val="both"/>
+        <w:rPr>
+          <w:sz w:val="30"/>
+          <w:szCs w:val="30"/>
+        </w:rPr>
+      </w:pPr>
+    </w:p>
+    <w:p>
+      <w:pPr>
+        <w:jc w:val="both"/>
+        <w:rPr>
+          <w:sz w:val="30"/>
+          <w:szCs w:val="30"/>
+        </w:rPr>
+      </w:pPr>
+    </w:p>
+    <w:p>
+      <w:pPr>
+        <w:jc w:val="both"/>
+        <w:rPr>
+          <w:b/>
+          <w:bCs/>
+          <w:sz w:val="30"/>
+          <w:szCs w:val="30"/>
+        </w:rPr>
+      </w:pPr>
+      <w:r>
+        <w:rPr>
+          <w:b/>
+          <w:bCs/>
+          <w:sz w:val="30"/>
+          <w:szCs w:val="30"/>
+        </w:rPr>
+        <w:t>Useful Commands of SSH:</w:t>
+      </w:r>
+    </w:p>
+    <w:p>
+      <w:pPr>
+        <w:jc w:val="both"/>
+        <w:rPr>
+          <w:sz w:val="30"/>
+          <w:szCs w:val="30"/>
+        </w:rPr>
+      </w:pPr>
+      <w:r>
+        <w:rPr>
+          <w:sz w:val="30"/>
+          <w:szCs w:val="30"/>
+        </w:rPr>
+        <w:t># Show fingerprints using this command in the Windows PowerShell (Administrator):</w:t>
+      </w:r>
+    </w:p>
+    <w:p>
+      <w:pPr>
+        <w:jc w:val="both"/>
+        <w:rPr>
+          <w:b/>
+          <w:bCs/>
+          <w:sz w:val="30"/>
+          <w:szCs w:val="30"/>
+        </w:rPr>
+      </w:pPr>
+      <w:r>
+        <w:rPr>
+          <w:b/>
+          <w:bCs/>
+          <w:color w:val="60CAF3" w:themeColor="accent4" w:themeTint="99"/>
+          <w:sz w:val="30"/>
+          <w:szCs w:val="30"/>
         </w:rPr>
         <w:lastRenderedPageBreak/>
-        <w:t>git@github.com:username</w:t>
+        <w:t>ssh-keygen -</w:t>
+      </w:r>
+      <w:proofErr w:type="spellStart"/>
+      <w:r>
+        <w:rPr>
+          <w:b/>
+          <w:bCs/>
+          <w:color w:val="60CAF3" w:themeColor="accent4" w:themeTint="99"/>
+          <w:sz w:val="30"/>
+          <w:szCs w:val="30"/>
+        </w:rPr>
+        <w:t>lf</w:t>
       </w:r>
       <w:proofErr w:type="spellEnd"/>
       <w:r>
         <w:rPr>
           <w:b/>
           <w:bCs/>
-          <w:sz w:val="34"/>
-          <w:szCs w:val="34"/>
-        </w:rPr>
-        <w:t>/</w:t>
+          <w:color w:val="60CAF3" w:themeColor="accent4" w:themeTint="99"/>
+          <w:sz w:val="30"/>
+          <w:szCs w:val="30"/>
+        </w:rPr>
+        <w:t xml:space="preserve"> ~/.ssh/id_ed25519.pub</w:t>
+      </w:r>
+    </w:p>
+    <w:p>
+      <w:pPr>
+        <w:jc w:val="both"/>
+        <w:rPr>
+          <w:sz w:val="30"/>
+          <w:szCs w:val="30"/>
+        </w:rPr>
+      </w:pPr>
+      <w:r>
+        <w:rPr>
+          <w:sz w:val="30"/>
+          <w:szCs w:val="30"/>
+        </w:rPr>
+        <w:t># Show GitHub host key in</w:t>
+      </w:r>
+      <w:r>
+        <w:rPr>
+          <w:b/>
+          <w:bCs/>
+          <w:sz w:val="30"/>
+          <w:szCs w:val="30"/>
+        </w:rPr>
+        <w:t xml:space="preserve"> </w:t>
       </w:r>
       <w:proofErr w:type="spellStart"/>
       <w:r>
         <w:rPr>
           <w:b/>
           <w:bCs/>
-          <w:sz w:val="34"/>
-          <w:szCs w:val="34"/>
-        </w:rPr>
-        <w:t>repo.git</w:t>
+          <w:sz w:val="30"/>
+          <w:szCs w:val="30"/>
+        </w:rPr>
+        <w:t>known_hosts</w:t>
       </w:r>
       <w:proofErr w:type="spellEnd"/>
-    </w:p>
-    <w:p>
-      <w:pPr>
-        <w:jc w:val="both"/>
-        <w:rPr>
-          <w:sz w:val="34"/>
-          <w:szCs w:val="34"/>
-        </w:rPr>
-      </w:pPr>
-      <w:r>
-        <w:rPr>
-          <w:sz w:val="34"/>
-          <w:szCs w:val="34"/>
-        </w:rPr>
-        <w:t># Then clone using this command</w:t>
-      </w:r>
-    </w:p>
-    <w:p>
-      <w:pPr>
-        <w:jc w:val="both"/>
-        <w:rPr>
-          <w:b/>
-          <w:bCs/>
-          <w:color w:val="60CAF3" w:themeColor="accent4" w:themeTint="99"/>
-          <w:sz w:val="34"/>
-          <w:szCs w:val="34"/>
-        </w:rPr>
-      </w:pPr>
-      <w:r>
-        <w:rPr>
-          <w:b/>
-          <w:bCs/>
-          <w:color w:val="60CAF3" w:themeColor="accent4" w:themeTint="99"/>
-          <w:sz w:val="34"/>
-          <w:szCs w:val="34"/>
-        </w:rPr>
-        <w:t xml:space="preserve">git clone </w:t>
+      <w:r>
+        <w:rPr>
+          <w:sz w:val="30"/>
+          <w:szCs w:val="30"/>
+        </w:rPr>
+        <w:t>. We’ll see GitHub’s host fingerprint stored there</w:t>
+      </w:r>
+    </w:p>
+    <w:p>
+      <w:pPr>
+        <w:jc w:val="both"/>
+        <w:rPr>
+          <w:b/>
+          <w:bCs/>
+          <w:color w:val="60CAF3" w:themeColor="accent4" w:themeTint="99"/>
+          <w:sz w:val="30"/>
+          <w:szCs w:val="30"/>
+        </w:rPr>
+      </w:pPr>
+      <w:r>
+        <w:rPr>
+          <w:b/>
+          <w:bCs/>
+          <w:color w:val="60CAF3" w:themeColor="accent4" w:themeTint="99"/>
+          <w:sz w:val="30"/>
+          <w:szCs w:val="30"/>
+        </w:rPr>
+        <w:t>cat ~/.ssh/</w:t>
       </w:r>
       <w:proofErr w:type="spellStart"/>
       <w:r>
@@ -2457,313 +2619,41 @@
           <w:b/>
           <w:bCs/>
           <w:color w:val="60CAF3" w:themeColor="accent4" w:themeTint="99"/>
-          <w:sz w:val="34"/>
-          <w:szCs w:val="34"/>
-        </w:rPr>
-        <w:t>git@github.com:username</w:t>
+          <w:sz w:val="30"/>
+          <w:szCs w:val="30"/>
+        </w:rPr>
+        <w:t>known_hosts</w:t>
       </w:r>
       <w:proofErr w:type="spellEnd"/>
-      <w:r>
-        <w:rPr>
-          <w:b/>
-          <w:bCs/>
-          <w:color w:val="60CAF3" w:themeColor="accent4" w:themeTint="99"/>
-          <w:sz w:val="34"/>
-          <w:szCs w:val="34"/>
-        </w:rPr>
-        <w:t>/</w:t>
+    </w:p>
+    <w:p>
+      <w:pPr>
+        <w:jc w:val="both"/>
+        <w:rPr>
+          <w:sz w:val="30"/>
+          <w:szCs w:val="30"/>
+        </w:rPr>
+      </w:pPr>
+      <w:r>
+        <w:rPr>
+          <w:sz w:val="30"/>
+          <w:szCs w:val="30"/>
+        </w:rPr>
+        <w:t xml:space="preserve"># Verbose SSH debugging. </w:t>
       </w:r>
       <w:proofErr w:type="spellStart"/>
       <w:r>
         <w:rPr>
-          <w:b/>
-          <w:bCs/>
-          <w:color w:val="60CAF3" w:themeColor="accent4" w:themeTint="99"/>
-          <w:sz w:val="34"/>
-          <w:szCs w:val="34"/>
-        </w:rPr>
-        <w:t>repo.git</w:t>
+          <w:sz w:val="30"/>
+          <w:szCs w:val="30"/>
+        </w:rPr>
+        <w:t>Its</w:t>
       </w:r>
       <w:proofErr w:type="spellEnd"/>
-    </w:p>
-    <w:p>
-      <w:pPr>
-        <w:jc w:val="both"/>
-        <w:rPr>
-          <w:sz w:val="34"/>
-          <w:szCs w:val="34"/>
-        </w:rPr>
-      </w:pPr>
-      <w:r>
-        <w:rPr>
-          <w:sz w:val="34"/>
-          <w:szCs w:val="34"/>
-        </w:rPr>
-        <w:t># Now we can do:</w:t>
-      </w:r>
-    </w:p>
-    <w:p>
-      <w:pPr>
-        <w:jc w:val="both"/>
-        <w:rPr>
-          <w:b/>
-          <w:bCs/>
-          <w:color w:val="60CAF3" w:themeColor="accent4" w:themeTint="99"/>
-          <w:sz w:val="34"/>
-          <w:szCs w:val="34"/>
-        </w:rPr>
-      </w:pPr>
-      <w:r>
-        <w:rPr>
-          <w:b/>
-          <w:bCs/>
-          <w:color w:val="60CAF3" w:themeColor="accent4" w:themeTint="99"/>
-          <w:sz w:val="34"/>
-          <w:szCs w:val="34"/>
-        </w:rPr>
-        <w:t>git pull</w:t>
-      </w:r>
-    </w:p>
-    <w:p>
-      <w:pPr>
-        <w:jc w:val="both"/>
-        <w:rPr>
-          <w:b/>
-          <w:bCs/>
-          <w:color w:val="60CAF3" w:themeColor="accent4" w:themeTint="99"/>
-          <w:sz w:val="34"/>
-          <w:szCs w:val="34"/>
-        </w:rPr>
-      </w:pPr>
-      <w:r>
-        <w:rPr>
-          <w:b/>
-          <w:bCs/>
-          <w:color w:val="60CAF3" w:themeColor="accent4" w:themeTint="99"/>
-          <w:sz w:val="34"/>
-          <w:szCs w:val="34"/>
-        </w:rPr>
-        <w:t>git push</w:t>
-      </w:r>
-    </w:p>
-    <w:p>
-      <w:pPr>
-        <w:jc w:val="both"/>
-        <w:rPr>
-          <w:sz w:val="34"/>
-          <w:szCs w:val="34"/>
-        </w:rPr>
-      </w:pPr>
-      <w:r>
-        <w:rPr>
-          <w:sz w:val="34"/>
-          <w:szCs w:val="34"/>
-        </w:rPr>
-        <w:t># It will authenticate through SSH instead of passwords or tokens</w:t>
-      </w:r>
-    </w:p>
-    <w:p>
-      <w:pPr>
-        <w:jc w:val="both"/>
-        <w:rPr>
-          <w:sz w:val="34"/>
-          <w:szCs w:val="34"/>
-        </w:rPr>
-      </w:pPr>
-    </w:p>
-    <w:p>
-      <w:pPr>
-        <w:jc w:val="both"/>
-        <w:rPr>
-          <w:sz w:val="34"/>
-          <w:szCs w:val="34"/>
-        </w:rPr>
-      </w:pPr>
-    </w:p>
-    <w:p>
-      <w:pPr>
-        <w:jc w:val="both"/>
-        <w:rPr>
-          <w:b/>
-          <w:bCs/>
-          <w:sz w:val="34"/>
-          <w:szCs w:val="34"/>
-        </w:rPr>
-      </w:pPr>
-      <w:r>
-        <w:rPr>
-          <w:b/>
-          <w:bCs/>
-          <w:sz w:val="34"/>
-          <w:szCs w:val="34"/>
-        </w:rPr>
-        <w:t>Useful Commands of SSH:</w:t>
-      </w:r>
-    </w:p>
-    <w:p>
-      <w:pPr>
-        <w:jc w:val="both"/>
-        <w:rPr>
-          <w:sz w:val="34"/>
-          <w:szCs w:val="34"/>
-        </w:rPr>
-      </w:pPr>
-      <w:r>
-        <w:rPr>
-          <w:sz w:val="34"/>
-          <w:szCs w:val="34"/>
-        </w:rPr>
-        <w:t># Show fingerprints using this command in the Windows PowerShell (Administrator):</w:t>
-      </w:r>
-    </w:p>
-    <w:p>
-      <w:pPr>
-        <w:jc w:val="both"/>
-        <w:rPr>
-          <w:b/>
-          <w:bCs/>
-          <w:sz w:val="34"/>
-          <w:szCs w:val="34"/>
-        </w:rPr>
-      </w:pPr>
-      <w:r>
-        <w:rPr>
-          <w:b/>
-          <w:bCs/>
-          <w:color w:val="60CAF3" w:themeColor="accent4" w:themeTint="99"/>
-          <w:sz w:val="34"/>
-          <w:szCs w:val="34"/>
-        </w:rPr>
-        <w:t>ssh-keygen -</w:t>
-      </w:r>
-      <w:proofErr w:type="spellStart"/>
-      <w:r>
-        <w:rPr>
-          <w:b/>
-          <w:bCs/>
-          <w:color w:val="60CAF3" w:themeColor="accent4" w:themeTint="99"/>
-          <w:sz w:val="34"/>
-          <w:szCs w:val="34"/>
-        </w:rPr>
-        <w:t>lf</w:t>
-      </w:r>
-      <w:proofErr w:type="spellEnd"/>
-      <w:r>
-        <w:rPr>
-          <w:b/>
-          <w:bCs/>
-          <w:color w:val="60CAF3" w:themeColor="accent4" w:themeTint="99"/>
-          <w:sz w:val="34"/>
-          <w:szCs w:val="34"/>
-        </w:rPr>
-        <w:t xml:space="preserve"> ~/.ssh/id_ed25519.pub</w:t>
-      </w:r>
-    </w:p>
-    <w:p>
-      <w:pPr>
-        <w:jc w:val="both"/>
-        <w:rPr>
-          <w:sz w:val="34"/>
-          <w:szCs w:val="34"/>
-        </w:rPr>
-      </w:pPr>
-      <w:r>
-        <w:rPr>
-          <w:sz w:val="34"/>
-          <w:szCs w:val="34"/>
-        </w:rPr>
-        <w:t># Show GitHub host key in</w:t>
-      </w:r>
-      <w:r>
-        <w:rPr>
-          <w:b/>
-          <w:bCs/>
-          <w:sz w:val="34"/>
-          <w:szCs w:val="34"/>
-        </w:rPr>
-        <w:t xml:space="preserve"> </w:t>
-      </w:r>
-      <w:proofErr w:type="spellStart"/>
-      <w:r>
-        <w:rPr>
-          <w:b/>
-          <w:bCs/>
-          <w:sz w:val="34"/>
-          <w:szCs w:val="34"/>
-        </w:rPr>
-        <w:t>known_hosts</w:t>
-      </w:r>
-      <w:proofErr w:type="spellEnd"/>
-      <w:r>
-        <w:rPr>
-          <w:sz w:val="34"/>
-          <w:szCs w:val="34"/>
-        </w:rPr>
-        <w:t>. We’ll see GitHub’s host fingerprint stored there</w:t>
-      </w:r>
-    </w:p>
-    <w:p>
-      <w:pPr>
-        <w:jc w:val="both"/>
-        <w:rPr>
-          <w:b/>
-          <w:bCs/>
-          <w:color w:val="60CAF3" w:themeColor="accent4" w:themeTint="99"/>
-          <w:sz w:val="34"/>
-          <w:szCs w:val="34"/>
-        </w:rPr>
-      </w:pPr>
-      <w:r>
-        <w:rPr>
-          <w:b/>
-          <w:bCs/>
-          <w:color w:val="60CAF3" w:themeColor="accent4" w:themeTint="99"/>
-          <w:sz w:val="34"/>
-          <w:szCs w:val="34"/>
-        </w:rPr>
-        <w:t>cat ~/.ssh/</w:t>
-      </w:r>
-      <w:proofErr w:type="spellStart"/>
-      <w:r>
-        <w:rPr>
-          <w:b/>
-          <w:bCs/>
-          <w:color w:val="60CAF3" w:themeColor="accent4" w:themeTint="99"/>
-          <w:sz w:val="34"/>
-          <w:szCs w:val="34"/>
-        </w:rPr>
-        <w:t>known_hosts</w:t>
-      </w:r>
-      <w:proofErr w:type="spellEnd"/>
-    </w:p>
-    <w:p>
-      <w:pPr>
-        <w:jc w:val="both"/>
-        <w:rPr>
-          <w:sz w:val="34"/>
-          <w:szCs w:val="34"/>
-        </w:rPr>
-      </w:pPr>
-      <w:r>
-        <w:rPr>
-          <w:sz w:val="34"/>
-          <w:szCs w:val="34"/>
-        </w:rPr>
-        <w:t xml:space="preserve"># Verbose SSH debugging. </w:t>
-      </w:r>
-      <w:proofErr w:type="spellStart"/>
-      <w:r>
-        <w:rPr>
-          <w:sz w:val="34"/>
-          <w:szCs w:val="34"/>
-        </w:rPr>
-        <w:t>Its</w:t>
-      </w:r>
-      <w:proofErr w:type="spellEnd"/>
-      <w:r>
-        <w:rPr>
-          <w:sz w:val="34"/>
-          <w:szCs w:val="34"/>
+      <w:r>
+        <w:rPr>
+          <w:sz w:val="30"/>
+          <w:szCs w:val="30"/>
         </w:rPr>
         <w:t xml:space="preserve"> one of the best learning commands. This shows:</w:t>
       </w:r>
@@ -2777,14 +2667,14 @@
         </w:numPr>
         <w:jc w:val="both"/>
         <w:rPr>
-          <w:sz w:val="34"/>
-          <w:szCs w:val="34"/>
-        </w:rPr>
-      </w:pPr>
-      <w:r>
-        <w:rPr>
-          <w:sz w:val="34"/>
-          <w:szCs w:val="34"/>
+          <w:sz w:val="30"/>
+          <w:szCs w:val="30"/>
+        </w:rPr>
+      </w:pPr>
+      <w:r>
+        <w:rPr>
+          <w:sz w:val="30"/>
+          <w:szCs w:val="30"/>
         </w:rPr>
         <w:t>Offering public key</w:t>
       </w:r>
@@ -2798,14 +2688,14 @@
         </w:numPr>
         <w:jc w:val="both"/>
         <w:rPr>
-          <w:sz w:val="34"/>
-          <w:szCs w:val="34"/>
-        </w:rPr>
-      </w:pPr>
-      <w:r>
-        <w:rPr>
-          <w:sz w:val="34"/>
-          <w:szCs w:val="34"/>
+          <w:sz w:val="30"/>
+          <w:szCs w:val="30"/>
+        </w:rPr>
+      </w:pPr>
+      <w:r>
+        <w:rPr>
+          <w:sz w:val="30"/>
+          <w:szCs w:val="30"/>
         </w:rPr>
         <w:t>Authenticating</w:t>
       </w:r>
@@ -2819,14 +2709,14 @@
         </w:numPr>
         <w:jc w:val="both"/>
         <w:rPr>
-          <w:sz w:val="34"/>
-          <w:szCs w:val="34"/>
-        </w:rPr>
-      </w:pPr>
-      <w:r>
-        <w:rPr>
-          <w:sz w:val="34"/>
-          <w:szCs w:val="34"/>
+          <w:sz w:val="30"/>
+          <w:szCs w:val="30"/>
+        </w:rPr>
+      </w:pPr>
+      <w:r>
+        <w:rPr>
+          <w:sz w:val="30"/>
+          <w:szCs w:val="30"/>
         </w:rPr>
         <w:t>Host Key verified</w:t>
       </w:r>
@@ -2840,14 +2730,14 @@
         </w:numPr>
         <w:jc w:val="both"/>
         <w:rPr>
-          <w:sz w:val="34"/>
-          <w:szCs w:val="34"/>
-        </w:rPr>
-      </w:pPr>
-      <w:r>
-        <w:rPr>
-          <w:sz w:val="34"/>
-          <w:szCs w:val="34"/>
+          <w:sz w:val="30"/>
+          <w:szCs w:val="30"/>
+        </w:rPr>
+      </w:pPr>
+      <w:r>
+        <w:rPr>
+          <w:sz w:val="30"/>
+          <w:szCs w:val="30"/>
         </w:rPr>
         <w:t>Key Accepted</w:t>
       </w:r>
@@ -2856,126 +2746,692 @@
       <w:pPr>
         <w:jc w:val="both"/>
         <w:rPr>
-          <w:sz w:val="34"/>
-          <w:szCs w:val="34"/>
-        </w:rPr>
-      </w:pPr>
-      <w:r>
-        <w:rPr>
-          <w:sz w:val="34"/>
-          <w:szCs w:val="34"/>
+          <w:sz w:val="30"/>
+          <w:szCs w:val="30"/>
+        </w:rPr>
+      </w:pPr>
+      <w:r>
+        <w:rPr>
+          <w:sz w:val="30"/>
+          <w:szCs w:val="30"/>
+        </w:rPr>
+        <w:t># We can literally watch the SSH authentication process happen step by step</w:t>
+      </w:r>
+    </w:p>
+    <w:p>
+      <w:pPr>
+        <w:jc w:val="both"/>
+        <w:rPr>
+          <w:b/>
+          <w:bCs/>
+          <w:color w:val="60CAF3" w:themeColor="accent4" w:themeTint="99"/>
+          <w:sz w:val="30"/>
+          <w:szCs w:val="30"/>
+        </w:rPr>
+      </w:pPr>
+      <w:r>
+        <w:rPr>
+          <w:b/>
+          <w:bCs/>
+          <w:color w:val="60CAF3" w:themeColor="accent4" w:themeTint="99"/>
+          <w:sz w:val="30"/>
+          <w:szCs w:val="30"/>
+        </w:rPr>
+        <w:t>ssh -</w:t>
+      </w:r>
+      <w:proofErr w:type="spellStart"/>
+      <w:r>
+        <w:rPr>
+          <w:b/>
+          <w:bCs/>
+          <w:color w:val="60CAF3" w:themeColor="accent4" w:themeTint="99"/>
+          <w:sz w:val="30"/>
+          <w:szCs w:val="30"/>
+        </w:rPr>
+        <w:t>vT</w:t>
+      </w:r>
+      <w:proofErr w:type="spellEnd"/>
+      <w:r>
+        <w:rPr>
+          <w:b/>
+          <w:bCs/>
+          <w:color w:val="60CAF3" w:themeColor="accent4" w:themeTint="99"/>
+          <w:sz w:val="30"/>
+          <w:szCs w:val="30"/>
+        </w:rPr>
+        <w:t xml:space="preserve"> git@github.com</w:t>
+      </w:r>
+    </w:p>
+    <w:p>
+      <w:pPr>
+        <w:jc w:val="both"/>
+        <w:rPr>
+          <w:sz w:val="30"/>
+          <w:szCs w:val="30"/>
+        </w:rPr>
+      </w:pPr>
+      <w:r>
+        <w:rPr>
+          <w:b/>
+          <w:bCs/>
+          <w:color w:val="60CAF3" w:themeColor="accent4" w:themeTint="99"/>
+          <w:sz w:val="30"/>
+          <w:szCs w:val="30"/>
+        </w:rPr>
+        <w:t>ssh -</w:t>
+      </w:r>
+      <w:proofErr w:type="spellStart"/>
+      <w:r>
+        <w:rPr>
+          <w:b/>
+          <w:bCs/>
+          <w:color w:val="60CAF3" w:themeColor="accent4" w:themeTint="99"/>
+          <w:sz w:val="30"/>
+          <w:szCs w:val="30"/>
+        </w:rPr>
+        <w:t>vvvT</w:t>
+      </w:r>
+      <w:proofErr w:type="spellEnd"/>
+      <w:r>
+        <w:rPr>
+          <w:b/>
+          <w:bCs/>
+          <w:color w:val="60CAF3" w:themeColor="accent4" w:themeTint="99"/>
+          <w:sz w:val="30"/>
+          <w:szCs w:val="30"/>
+        </w:rPr>
+        <w:t xml:space="preserve"> git@github.com</w:t>
+      </w:r>
+      <w:r>
+        <w:rPr>
+          <w:sz w:val="30"/>
+          <w:szCs w:val="30"/>
+        </w:rPr>
+        <w:tab/>
+      </w:r>
+      <w:r>
+        <w:rPr>
+          <w:b/>
+          <w:bCs/>
+          <w:sz w:val="30"/>
+          <w:szCs w:val="30"/>
+        </w:rPr>
+        <w:t>// for more detailed debug</w:t>
+      </w:r>
+    </w:p>
+    <w:p>
+      <w:pPr>
+        <w:jc w:val="both"/>
+        <w:rPr>
+          <w:sz w:val="32"/>
+          <w:szCs w:val="32"/>
+        </w:rPr>
+      </w:pPr>
+    </w:p>
+    <w:p>
+      <w:pPr>
+        <w:jc w:val="center"/>
+        <w:rPr>
+          <w:sz w:val="32"/>
+          <w:szCs w:val="32"/>
+        </w:rPr>
+      </w:pPr>
+      <w:r>
+        <w:rPr>
+          <w:sz w:val="32"/>
+          <w:szCs w:val="32"/>
+        </w:rPr>
+        <w:t>Break</w:t>
+      </w:r>
+    </w:p>
+    <w:p>
+      <w:pPr>
+        <w:jc w:val="both"/>
+        <w:rPr>
+          <w:sz w:val="32"/>
+          <w:szCs w:val="32"/>
+        </w:rPr>
+      </w:pPr>
+    </w:p>
+    <w:p>
+      <w:pPr>
+        <w:jc w:val="both"/>
+        <w:rPr>
+          <w:b/>
+          <w:bCs/>
+          <w:sz w:val="32"/>
+          <w:szCs w:val="32"/>
+        </w:rPr>
+      </w:pPr>
+      <w:r>
+        <w:rPr>
+          <w:b/>
+          <w:bCs/>
+          <w:sz w:val="32"/>
+          <w:szCs w:val="32"/>
+        </w:rPr>
+        <w:t>Bash Implementation:</w:t>
+      </w:r>
+    </w:p>
+    <w:p>
+      <w:pPr>
+        <w:jc w:val="both"/>
+        <w:rPr>
+          <w:sz w:val="32"/>
+          <w:szCs w:val="32"/>
+        </w:rPr>
+      </w:pPr>
+      <w:r>
+        <w:rPr>
+          <w:sz w:val="32"/>
+          <w:szCs w:val="32"/>
+        </w:rPr>
+        <w:t># Open CMD or PowerShell and type this:</w:t>
+      </w:r>
+    </w:p>
+    <w:p>
+      <w:pPr>
+        <w:jc w:val="both"/>
+        <w:rPr>
+          <w:b/>
+          <w:bCs/>
+          <w:color w:val="60CAF3" w:themeColor="accent4" w:themeTint="99"/>
+          <w:sz w:val="32"/>
+          <w:szCs w:val="32"/>
+        </w:rPr>
+      </w:pPr>
+      <w:r>
+        <w:rPr>
+          <w:b/>
+          <w:bCs/>
+          <w:color w:val="60CAF3" w:themeColor="accent4" w:themeTint="99"/>
+          <w:sz w:val="32"/>
+          <w:szCs w:val="32"/>
+        </w:rPr>
+        <w:t>which $SHELL</w:t>
+      </w:r>
+    </w:p>
+    <w:p>
+      <w:pPr>
+        <w:jc w:val="both"/>
+        <w:rPr>
+          <w:sz w:val="32"/>
+          <w:szCs w:val="32"/>
+        </w:rPr>
+      </w:pPr>
+      <w:r>
+        <w:rPr>
+          <w:sz w:val="32"/>
+          <w:szCs w:val="32"/>
+        </w:rPr>
+        <w:t xml:space="preserve"># To find out if we’re running Bash and it will show </w:t>
+      </w:r>
+      <w:r>
+        <w:rPr>
+          <w:b/>
+          <w:bCs/>
+          <w:sz w:val="32"/>
+          <w:szCs w:val="32"/>
+        </w:rPr>
+        <w:t>/user/bin/bash</w:t>
+      </w:r>
+      <w:r>
+        <w:rPr>
+          <w:sz w:val="32"/>
+          <w:szCs w:val="32"/>
+        </w:rPr>
+        <w:t xml:space="preserve"> which is like any other application that lives in the binary directory</w:t>
+      </w:r>
+    </w:p>
+    <w:p>
+      <w:pPr>
+        <w:jc w:val="both"/>
+        <w:rPr>
+          <w:sz w:val="32"/>
+          <w:szCs w:val="32"/>
+        </w:rPr>
+      </w:pPr>
+    </w:p>
+    <w:p>
+      <w:pPr>
+        <w:jc w:val="both"/>
+        <w:rPr>
+          <w:sz w:val="32"/>
+          <w:szCs w:val="32"/>
+        </w:rPr>
+      </w:pPr>
+      <w:r>
+        <w:rPr>
+          <w:sz w:val="32"/>
+          <w:szCs w:val="32"/>
+        </w:rPr>
+        <w:t>Startup Customization:</w:t>
+      </w:r>
+    </w:p>
+    <w:p>
+      <w:pPr>
+        <w:jc w:val="both"/>
+        <w:rPr>
+          <w:sz w:val="32"/>
+          <w:szCs w:val="32"/>
+        </w:rPr>
+      </w:pPr>
+      <w:r>
+        <w:rPr>
+          <w:sz w:val="32"/>
+          <w:szCs w:val="32"/>
         </w:rPr>
         <w:lastRenderedPageBreak/>
-        <w:t># We can literally watch the SSH authentication process happen step by step</w:t>
-      </w:r>
-    </w:p>
-    <w:p>
-      <w:pPr>
-        <w:jc w:val="both"/>
-        <w:rPr>
-          <w:b/>
-          <w:bCs/>
-          <w:color w:val="60CAF3" w:themeColor="accent4" w:themeTint="99"/>
-          <w:sz w:val="34"/>
-          <w:szCs w:val="34"/>
-        </w:rPr>
-      </w:pPr>
-      <w:r>
-        <w:rPr>
-          <w:b/>
-          <w:bCs/>
-          <w:color w:val="60CAF3" w:themeColor="accent4" w:themeTint="99"/>
-          <w:sz w:val="34"/>
-          <w:szCs w:val="34"/>
-        </w:rPr>
-        <w:t>ssh -</w:t>
+        <w:t xml:space="preserve"># When we first launch the </w:t>
+      </w:r>
+      <w:r>
+        <w:rPr>
+          <w:sz w:val="32"/>
+          <w:szCs w:val="32"/>
+        </w:rPr>
+        <w:t>Shell,</w:t>
+      </w:r>
+      <w:r>
+        <w:rPr>
+          <w:sz w:val="32"/>
+          <w:szCs w:val="32"/>
+        </w:rPr>
+        <w:t xml:space="preserve"> it actually runs a startup script that’s defined in the:</w:t>
+      </w:r>
+    </w:p>
+    <w:p>
+      <w:pPr>
+        <w:pStyle w:val="ListParagraph"/>
+        <w:numPr>
+          <w:ilvl w:val="0"/>
+          <w:numId w:val="9"/>
+        </w:numPr>
+        <w:jc w:val="both"/>
+        <w:rPr>
+          <w:sz w:val="32"/>
+          <w:szCs w:val="32"/>
+        </w:rPr>
+      </w:pPr>
+      <w:proofErr w:type="gramStart"/>
+      <w:r>
+        <w:rPr>
+          <w:b/>
+          <w:bCs/>
+          <w:sz w:val="32"/>
+          <w:szCs w:val="32"/>
+        </w:rPr>
+        <w:t>.</w:t>
       </w:r>
       <w:proofErr w:type="spellStart"/>
       <w:r>
         <w:rPr>
           <w:b/>
           <w:bCs/>
-          <w:color w:val="60CAF3" w:themeColor="accent4" w:themeTint="99"/>
-          <w:sz w:val="34"/>
-          <w:szCs w:val="34"/>
-        </w:rPr>
-        <w:t>vT</w:t>
+          <w:sz w:val="32"/>
+          <w:szCs w:val="32"/>
+        </w:rPr>
+        <w:t>bashrc</w:t>
       </w:r>
       <w:proofErr w:type="spellEnd"/>
-      <w:r>
-        <w:rPr>
-          <w:b/>
-          <w:bCs/>
-          <w:color w:val="60CAF3" w:themeColor="accent4" w:themeTint="99"/>
-          <w:sz w:val="34"/>
-          <w:szCs w:val="34"/>
-        </w:rPr>
-        <w:t xml:space="preserve"> git@github.com</w:t>
-      </w:r>
-    </w:p>
-    <w:p>
-      <w:pPr>
-        <w:jc w:val="both"/>
-        <w:rPr>
-          <w:sz w:val="34"/>
-          <w:szCs w:val="34"/>
-        </w:rPr>
-      </w:pPr>
-      <w:r>
-        <w:rPr>
-          <w:b/>
-          <w:bCs/>
-          <w:color w:val="60CAF3" w:themeColor="accent4" w:themeTint="99"/>
-          <w:sz w:val="34"/>
-          <w:szCs w:val="34"/>
-        </w:rPr>
-        <w:t>ssh -</w:t>
+      <w:proofErr w:type="gramEnd"/>
+      <w:r>
+        <w:rPr>
+          <w:sz w:val="32"/>
+          <w:szCs w:val="32"/>
+        </w:rPr>
+        <w:t xml:space="preserve"> file</w:t>
+      </w:r>
+    </w:p>
+    <w:p>
+      <w:pPr>
+        <w:pStyle w:val="ListParagraph"/>
+        <w:numPr>
+          <w:ilvl w:val="0"/>
+          <w:numId w:val="9"/>
+        </w:numPr>
+        <w:jc w:val="both"/>
+        <w:rPr>
+          <w:sz w:val="32"/>
+          <w:szCs w:val="32"/>
+        </w:rPr>
+      </w:pPr>
+      <w:r>
+        <w:rPr>
+          <w:sz w:val="32"/>
+          <w:szCs w:val="32"/>
+        </w:rPr>
+        <w:t xml:space="preserve">Or </w:t>
+      </w:r>
+      <w:r>
+        <w:rPr>
+          <w:b/>
+          <w:bCs/>
+          <w:sz w:val="32"/>
+          <w:szCs w:val="32"/>
+        </w:rPr>
+        <w:t>.</w:t>
       </w:r>
       <w:proofErr w:type="spellStart"/>
       <w:r>
         <w:rPr>
           <w:b/>
           <w:bCs/>
-          <w:color w:val="60CAF3" w:themeColor="accent4" w:themeTint="99"/>
-          <w:sz w:val="34"/>
-          <w:szCs w:val="34"/>
-        </w:rPr>
-        <w:t>vvvT</w:t>
+          <w:sz w:val="32"/>
+          <w:szCs w:val="32"/>
+        </w:rPr>
+        <w:t>bash_profile</w:t>
       </w:r>
       <w:proofErr w:type="spellEnd"/>
       <w:r>
         <w:rPr>
-          <w:b/>
-          <w:bCs/>
-          <w:color w:val="60CAF3" w:themeColor="accent4" w:themeTint="99"/>
-          <w:sz w:val="34"/>
-          <w:szCs w:val="34"/>
-        </w:rPr>
-        <w:t xml:space="preserve"> git@github.com</w:t>
-      </w:r>
-      <w:r>
-        <w:rPr>
-          <w:sz w:val="34"/>
-          <w:szCs w:val="34"/>
-        </w:rPr>
-        <w:tab/>
-      </w:r>
-      <w:r>
-        <w:rPr>
-          <w:b/>
-          <w:bCs/>
-          <w:sz w:val="34"/>
-          <w:szCs w:val="34"/>
-        </w:rPr>
-        <w:t>// for more detailed debug</w:t>
-      </w:r>
-    </w:p>
-    <w:p>
-      <w:pPr>
-        <w:jc w:val="both"/>
-        <w:rPr>
-          <w:sz w:val="36"/>
-          <w:szCs w:val="36"/>
+          <w:sz w:val="32"/>
+          <w:szCs w:val="32"/>
+        </w:rPr>
+        <w:t xml:space="preserve"> file</w:t>
+      </w:r>
+    </w:p>
+    <w:p>
+      <w:pPr>
+        <w:jc w:val="both"/>
+        <w:rPr>
+          <w:sz w:val="32"/>
+          <w:szCs w:val="32"/>
+        </w:rPr>
+      </w:pPr>
+      <w:r>
+        <w:rPr>
+          <w:sz w:val="32"/>
+          <w:szCs w:val="32"/>
+        </w:rPr>
+        <w:t xml:space="preserve"># On our system allowing us to customize the behavior and appearance of the Shell </w:t>
+      </w:r>
+      <w:r>
+        <w:rPr>
+          <w:sz w:val="32"/>
+          <w:szCs w:val="32"/>
+        </w:rPr>
+        <w:t>whenever we start a new session</w:t>
+      </w:r>
+    </w:p>
+    <w:p>
+      <w:pPr>
+        <w:jc w:val="both"/>
+        <w:rPr>
+          <w:sz w:val="32"/>
+          <w:szCs w:val="32"/>
+        </w:rPr>
+      </w:pPr>
+    </w:p>
+    <w:p>
+      <w:pPr>
+        <w:jc w:val="both"/>
+        <w:rPr>
+          <w:sz w:val="32"/>
+          <w:szCs w:val="32"/>
+        </w:rPr>
+      </w:pPr>
+      <w:r>
+        <w:rPr>
+          <w:sz w:val="32"/>
+          <w:szCs w:val="32"/>
+        </w:rPr>
+        <w:t>Custom Bash Script:</w:t>
+      </w:r>
+    </w:p>
+    <w:p>
+      <w:pPr>
+        <w:jc w:val="both"/>
+        <w:rPr>
+          <w:sz w:val="32"/>
+          <w:szCs w:val="32"/>
+        </w:rPr>
+      </w:pPr>
+      <w:r>
+        <w:rPr>
+          <w:sz w:val="32"/>
+          <w:szCs w:val="32"/>
+        </w:rPr>
+        <w:t xml:space="preserve"># In any project create file_name.sh. First line in that file should always be a </w:t>
+      </w:r>
+      <w:r>
+        <w:rPr>
+          <w:sz w:val="32"/>
+          <w:szCs w:val="32"/>
+        </w:rPr>
+        <w:t>SHEBANG</w:t>
+      </w:r>
+      <w:r>
+        <w:rPr>
+          <w:sz w:val="32"/>
+          <w:szCs w:val="32"/>
+        </w:rPr>
+        <w:t xml:space="preserve"> (</w:t>
+      </w:r>
+      <w:r>
+        <w:rPr>
+          <w:b/>
+          <w:bCs/>
+          <w:sz w:val="32"/>
+          <w:szCs w:val="32"/>
+        </w:rPr>
+        <w:t>#!</w:t>
+      </w:r>
+      <w:r>
+        <w:rPr>
+          <w:sz w:val="32"/>
+          <w:szCs w:val="32"/>
+        </w:rPr>
+        <w:t>) followed by the path to the application that should run it</w:t>
+      </w:r>
+    </w:p>
+    <w:p>
+      <w:pPr>
+        <w:jc w:val="both"/>
+        <w:rPr>
+          <w:sz w:val="32"/>
+          <w:szCs w:val="32"/>
+        </w:rPr>
+      </w:pPr>
+      <w:r>
+        <w:rPr>
+          <w:sz w:val="32"/>
+          <w:szCs w:val="32"/>
+        </w:rPr>
+        <w:t># Use</w:t>
+      </w:r>
+      <w:r>
+        <w:rPr>
+          <w:b/>
+          <w:bCs/>
+          <w:sz w:val="32"/>
+          <w:szCs w:val="32"/>
+        </w:rPr>
+        <w:t xml:space="preserve"> echo</w:t>
+      </w:r>
+      <w:r>
+        <w:rPr>
+          <w:sz w:val="32"/>
+          <w:szCs w:val="32"/>
+        </w:rPr>
+        <w:t xml:space="preserve"> to print something</w:t>
+      </w:r>
+    </w:p>
+    <w:p>
+      <w:pPr>
+        <w:jc w:val="both"/>
+        <w:rPr>
+          <w:b/>
+          <w:bCs/>
+          <w:color w:val="D86DCB" w:themeColor="accent5" w:themeTint="99"/>
+          <w:sz w:val="32"/>
+          <w:szCs w:val="32"/>
+        </w:rPr>
+      </w:pPr>
+      <w:proofErr w:type="gramStart"/>
+      <w:r>
+        <w:rPr>
+          <w:b/>
+          <w:bCs/>
+          <w:color w:val="D86DCB" w:themeColor="accent5" w:themeTint="99"/>
+          <w:sz w:val="32"/>
+          <w:szCs w:val="32"/>
+        </w:rPr>
+        <w:t>#!/</w:t>
+      </w:r>
+      <w:proofErr w:type="gramEnd"/>
+      <w:r>
+        <w:rPr>
+          <w:b/>
+          <w:bCs/>
+          <w:color w:val="D86DCB" w:themeColor="accent5" w:themeTint="99"/>
+          <w:sz w:val="32"/>
+          <w:szCs w:val="32"/>
+        </w:rPr>
+        <w:t>user/bin/bash</w:t>
+      </w:r>
+    </w:p>
+    <w:p>
+      <w:pPr>
+        <w:jc w:val="both"/>
+        <w:rPr>
+          <w:b/>
+          <w:bCs/>
+          <w:color w:val="D86DCB" w:themeColor="accent5" w:themeTint="99"/>
+          <w:sz w:val="32"/>
+          <w:szCs w:val="32"/>
+        </w:rPr>
+      </w:pPr>
+      <w:r>
+        <w:rPr>
+          <w:b/>
+          <w:bCs/>
+          <w:color w:val="D86DCB" w:themeColor="accent5" w:themeTint="99"/>
+          <w:sz w:val="32"/>
+          <w:szCs w:val="32"/>
+        </w:rPr>
+        <w:t>echo “my first bash script”</w:t>
+      </w:r>
+    </w:p>
+    <w:p>
+      <w:pPr>
+        <w:jc w:val="both"/>
+        <w:rPr>
+          <w:sz w:val="32"/>
+          <w:szCs w:val="32"/>
+        </w:rPr>
+      </w:pPr>
+      <w:r>
+        <w:rPr>
+          <w:sz w:val="32"/>
+          <w:szCs w:val="32"/>
+        </w:rPr>
+        <w:t># Create a variable, access variables value using $ in front and print it</w:t>
+      </w:r>
+    </w:p>
+    <w:p>
+      <w:pPr>
+        <w:jc w:val="both"/>
+        <w:rPr>
+          <w:b/>
+          <w:bCs/>
+          <w:color w:val="D86DCB" w:themeColor="accent5" w:themeTint="99"/>
+          <w:sz w:val="32"/>
+          <w:szCs w:val="32"/>
+        </w:rPr>
+      </w:pPr>
+      <w:r>
+        <w:rPr>
+          <w:b/>
+          <w:bCs/>
+          <w:color w:val="D86DCB" w:themeColor="accent5" w:themeTint="99"/>
+          <w:sz w:val="32"/>
+          <w:szCs w:val="32"/>
+        </w:rPr>
+        <w:t>…</w:t>
+      </w:r>
+    </w:p>
+    <w:p>
+      <w:pPr>
+        <w:jc w:val="both"/>
+        <w:rPr>
+          <w:b/>
+          <w:bCs/>
+          <w:color w:val="D86DCB" w:themeColor="accent5" w:themeTint="99"/>
+          <w:sz w:val="32"/>
+          <w:szCs w:val="32"/>
+        </w:rPr>
+      </w:pPr>
+      <w:r>
+        <w:rPr>
+          <w:b/>
+          <w:bCs/>
+          <w:color w:val="D86DCB" w:themeColor="accent5" w:themeTint="99"/>
+          <w:sz w:val="32"/>
+          <w:szCs w:val="32"/>
+        </w:rPr>
+        <w:t>GREET = “Hello World!”</w:t>
+      </w:r>
+    </w:p>
+    <w:p>
+      <w:pPr>
+        <w:jc w:val="both"/>
+        <w:rPr>
+          <w:b/>
+          <w:bCs/>
+          <w:color w:val="D86DCB" w:themeColor="accent5" w:themeTint="99"/>
+          <w:sz w:val="32"/>
+          <w:szCs w:val="32"/>
+        </w:rPr>
+      </w:pPr>
+      <w:r>
+        <w:rPr>
+          <w:b/>
+          <w:bCs/>
+          <w:color w:val="D86DCB" w:themeColor="accent5" w:themeTint="99"/>
+          <w:sz w:val="32"/>
+          <w:szCs w:val="32"/>
+        </w:rPr>
+        <w:t>echo $GREET</w:t>
+      </w:r>
+    </w:p>
+    <w:p>
+      <w:pPr>
+        <w:jc w:val="both"/>
+        <w:rPr>
+          <w:sz w:val="32"/>
+          <w:szCs w:val="32"/>
+        </w:rPr>
+      </w:pPr>
+      <w:r>
+        <w:rPr>
+          <w:sz w:val="32"/>
+          <w:szCs w:val="32"/>
+        </w:rPr>
+        <w:t># To run the script, type the file name (</w:t>
+      </w:r>
+      <w:r>
+        <w:rPr>
+          <w:b/>
+          <w:bCs/>
+          <w:sz w:val="32"/>
+          <w:szCs w:val="32"/>
+        </w:rPr>
+        <w:t>./file_name.sh</w:t>
+      </w:r>
+      <w:r>
+        <w:rPr>
+          <w:sz w:val="32"/>
+          <w:szCs w:val="32"/>
+        </w:rPr>
+        <w:t>) into the Shell</w:t>
+      </w:r>
+    </w:p>
+    <w:p>
+      <w:pPr>
+        <w:jc w:val="both"/>
+        <w:rPr>
+          <w:sz w:val="32"/>
+          <w:szCs w:val="32"/>
         </w:rPr>
       </w:pPr>
     </w:p>
@@ -2983,14 +3439,14 @@
       <w:pPr>
         <w:jc w:val="center"/>
         <w:rPr>
-          <w:sz w:val="36"/>
-          <w:szCs w:val="36"/>
-        </w:rPr>
-      </w:pPr>
-      <w:r>
-        <w:rPr>
-          <w:sz w:val="36"/>
-          <w:szCs w:val="36"/>
+          <w:sz w:val="32"/>
+          <w:szCs w:val="32"/>
+        </w:rPr>
+      </w:pPr>
+      <w:r>
+        <w:rPr>
+          <w:sz w:val="32"/>
+          <w:szCs w:val="32"/>
         </w:rPr>
         <w:t>Break</w:t>
       </w:r>
@@ -2999,42 +3455,8 @@
       <w:pPr>
         <w:jc w:val="both"/>
         <w:rPr>
-          <w:sz w:val="36"/>
-          <w:szCs w:val="36"/>
-        </w:rPr>
-      </w:pPr>
-    </w:p>
-    <w:p>
-      <w:pPr>
-        <w:jc w:val="both"/>
-        <w:rPr>
-          <w:sz w:val="36"/>
-          <w:szCs w:val="36"/>
-        </w:rPr>
-      </w:pPr>
-      <w:r>
-        <w:rPr>
-          <w:sz w:val="36"/>
-          <w:szCs w:val="36"/>
-        </w:rPr>
-        <w:t>I don’t Know:</w:t>
-      </w:r>
-    </w:p>
-    <w:p>
-      <w:pPr>
-        <w:jc w:val="both"/>
-        <w:rPr>
-          <w:sz w:val="36"/>
-          <w:szCs w:val="36"/>
-        </w:rPr>
-      </w:pPr>
-    </w:p>
-    <w:p>
-      <w:pPr>
-        <w:jc w:val="both"/>
-        <w:rPr>
-          <w:sz w:val="36"/>
-          <w:szCs w:val="36"/>
+          <w:sz w:val="32"/>
+          <w:szCs w:val="32"/>
         </w:rPr>
       </w:pPr>
     </w:p>
@@ -3811,6 +4233,119 @@
     </w:lvl>
   </w:abstractNum>
   <w:abstractNum w:abstractNumId="6" w15:restartNumberingAfterBreak="0">
+    <w:nsid w:val="64611FB5"/>
+    <w:multiLevelType w:val="hybridMultilevel"/>
+    <w:tmpl w:val="45124B76"/>
+    <w:lvl w:ilvl="0" w:tplc="04090001">
+      <w:start w:val="1"/>
+      <w:numFmt w:val="bullet"/>
+      <w:lvlText w:val=""/>
+      <w:lvlJc w:val="left"/>
+      <w:pPr>
+        <w:ind w:left="360" w:hanging="360"/>
+      </w:pPr>
+      <w:rPr>
+        <w:rFonts w:ascii="Symbol" w:hAnsi="Symbol" w:hint="default"/>
+      </w:rPr>
+    </w:lvl>
+    <w:lvl w:ilvl="1" w:tplc="04090003" w:tentative="1">
+      <w:start w:val="1"/>
+      <w:numFmt w:val="bullet"/>
+      <w:lvlText w:val="o"/>
+      <w:lvlJc w:val="left"/>
+      <w:pPr>
+        <w:ind w:left="1080" w:hanging="360"/>
+      </w:pPr>
+      <w:rPr>
+        <w:rFonts w:ascii="Courier New" w:hAnsi="Courier New" w:cs="Courier New" w:hint="default"/>
+      </w:rPr>
+    </w:lvl>
+    <w:lvl w:ilvl="2" w:tplc="04090005" w:tentative="1">
+      <w:start w:val="1"/>
+      <w:numFmt w:val="bullet"/>
+      <w:lvlText w:val=""/>
+      <w:lvlJc w:val="left"/>
+      <w:pPr>
+        <w:ind w:left="1800" w:hanging="360"/>
+      </w:pPr>
+      <w:rPr>
+        <w:rFonts w:ascii="Wingdings" w:hAnsi="Wingdings" w:hint="default"/>
+      </w:rPr>
+    </w:lvl>
+    <w:lvl w:ilvl="3" w:tplc="04090001" w:tentative="1">
+      <w:start w:val="1"/>
+      <w:numFmt w:val="bullet"/>
+      <w:lvlText w:val=""/>
+      <w:lvlJc w:val="left"/>
+      <w:pPr>
+        <w:ind w:left="2520" w:hanging="360"/>
+      </w:pPr>
+      <w:rPr>
+        <w:rFonts w:ascii="Symbol" w:hAnsi="Symbol" w:hint="default"/>
+      </w:rPr>
+    </w:lvl>
+    <w:lvl w:ilvl="4" w:tplc="04090003" w:tentative="1">
+      <w:start w:val="1"/>
+      <w:numFmt w:val="bullet"/>
+      <w:lvlText w:val="o"/>
+      <w:lvlJc w:val="left"/>
+      <w:pPr>
+        <w:ind w:left="3240" w:hanging="360"/>
+      </w:pPr>
+      <w:rPr>
+        <w:rFonts w:ascii="Courier New" w:hAnsi="Courier New" w:cs="Courier New" w:hint="default"/>
+      </w:rPr>
+    </w:lvl>
+    <w:lvl w:ilvl="5" w:tplc="04090005" w:tentative="1">
+      <w:start w:val="1"/>
+      <w:numFmt w:val="bullet"/>
+      <w:lvlText w:val=""/>
+      <w:lvlJc w:val="left"/>
+      <w:pPr>
+        <w:ind w:left="3960" w:hanging="360"/>
+      </w:pPr>
+      <w:rPr>
+        <w:rFonts w:ascii="Wingdings" w:hAnsi="Wingdings" w:hint="default"/>
+      </w:rPr>
+    </w:lvl>
+    <w:lvl w:ilvl="6" w:tplc="04090001" w:tentative="1">
+      <w:start w:val="1"/>
+      <w:numFmt w:val="bullet"/>
+      <w:lvlText w:val=""/>
+      <w:lvlJc w:val="left"/>
+      <w:pPr>
+        <w:ind w:left="4680" w:hanging="360"/>
+      </w:pPr>
+      <w:rPr>
+        <w:rFonts w:ascii="Symbol" w:hAnsi="Symbol" w:hint="default"/>
+      </w:rPr>
+    </w:lvl>
+    <w:lvl w:ilvl="7" w:tplc="04090003" w:tentative="1">
+      <w:start w:val="1"/>
+      <w:numFmt w:val="bullet"/>
+      <w:lvlText w:val="o"/>
+      <w:lvlJc w:val="left"/>
+      <w:pPr>
+        <w:ind w:left="5400" w:hanging="360"/>
+      </w:pPr>
+      <w:rPr>
+        <w:rFonts w:ascii="Courier New" w:hAnsi="Courier New" w:cs="Courier New" w:hint="default"/>
+      </w:rPr>
+    </w:lvl>
+    <w:lvl w:ilvl="8" w:tplc="04090005" w:tentative="1">
+      <w:start w:val="1"/>
+      <w:numFmt w:val="bullet"/>
+      <w:lvlText w:val=""/>
+      <w:lvlJc w:val="left"/>
+      <w:pPr>
+        <w:ind w:left="6120" w:hanging="360"/>
+      </w:pPr>
+      <w:rPr>
+        <w:rFonts w:ascii="Wingdings" w:hAnsi="Wingdings" w:hint="default"/>
+      </w:rPr>
+    </w:lvl>
+  </w:abstractNum>
+  <w:abstractNum w:abstractNumId="7" w15:restartNumberingAfterBreak="0">
     <w:nsid w:val="68152F36"/>
     <w:multiLevelType w:val="hybridMultilevel"/>
     <w:tmpl w:val="C42ED464"/>
@@ -3923,7 +4458,7 @@
       </w:rPr>
     </w:lvl>
   </w:abstractNum>
-  <w:abstractNum w:abstractNumId="7" w15:restartNumberingAfterBreak="0">
+  <w:abstractNum w:abstractNumId="8" w15:restartNumberingAfterBreak="0">
     <w:nsid w:val="7B9E3FA6"/>
     <w:multiLevelType w:val="hybridMultilevel"/>
     <w:tmpl w:val="6F8231C2"/>
@@ -4049,7 +4584,7 @@
     <w:abstractNumId w:val="3"/>
   </w:num>
   <w:num w:numId="5" w16cid:durableId="494876458">
-    <w:abstractNumId w:val="7"/>
+    <w:abstractNumId w:val="8"/>
   </w:num>
   <w:num w:numId="6" w16cid:durableId="965160156">
     <w:abstractNumId w:val="2"/>
@@ -4058,6 +4593,9 @@
     <w:abstractNumId w:val="1"/>
   </w:num>
   <w:num w:numId="8" w16cid:durableId="1588465180">
+    <w:abstractNumId w:val="7"/>
+  </w:num>
+  <w:num w:numId="9" w16cid:durableId="601574247">
     <w:abstractNumId w:val="6"/>
   </w:num>
 </w:numbering>

--- a/programming_mental_models/p2_implementation_of_programming_mental_models.docx
+++ b/programming_mental_models/p2_implementation_of_programming_mental_models.docx
@@ -6,12 +6,14 @@
       <w:pPr>
         <w:jc w:val="center"/>
         <w:rPr>
-          <w:sz w:val="32"/>
-          <w:szCs w:val="32"/>
-        </w:rPr>
-      </w:pPr>
-      <w:r>
-        <w:rPr>
+          <w:rFonts w:ascii="Carlito" w:hAnsi="Carlito" w:cs="Carlito"/>
+          <w:sz w:val="32"/>
+          <w:szCs w:val="32"/>
+        </w:rPr>
+      </w:pPr>
+      <w:r>
+        <w:rPr>
+          <w:rFonts w:ascii="Carlito" w:hAnsi="Carlito" w:cs="Carlito"/>
           <w:b/>
           <w:bCs/>
           <w:sz w:val="40"/>
@@ -29,12 +31,14 @@
         </w:numPr>
         <w:jc w:val="both"/>
         <w:rPr>
-          <w:sz w:val="32"/>
-          <w:szCs w:val="32"/>
-        </w:rPr>
-      </w:pPr>
-      <w:r>
-        <w:rPr>
+          <w:rFonts w:ascii="Carlito" w:hAnsi="Carlito" w:cs="Carlito"/>
+          <w:sz w:val="32"/>
+          <w:szCs w:val="32"/>
+        </w:rPr>
+      </w:pPr>
+      <w:r>
+        <w:rPr>
+          <w:rFonts w:ascii="Carlito" w:hAnsi="Carlito" w:cs="Carlito"/>
           <w:sz w:val="32"/>
           <w:szCs w:val="32"/>
         </w:rPr>
@@ -42,6 +46,7 @@
       </w:r>
       <w:r>
         <w:rPr>
+          <w:rFonts w:ascii="Carlito" w:hAnsi="Carlito" w:cs="Carlito"/>
           <w:sz w:val="32"/>
           <w:szCs w:val="32"/>
         </w:rPr>
@@ -49,26 +54,11 @@
       </w:r>
       <w:r>
         <w:rPr>
-          <w:sz w:val="32"/>
-          <w:szCs w:val="32"/>
-        </w:rPr>
-        <w:t>…………………</w:t>
-      </w:r>
-      <w:proofErr w:type="gramStart"/>
-      <w:r>
-        <w:rPr>
-          <w:sz w:val="32"/>
-          <w:szCs w:val="32"/>
-        </w:rPr>
-        <w:t>…..</w:t>
-      </w:r>
-      <w:proofErr w:type="gramEnd"/>
-      <w:r>
-        <w:rPr>
-          <w:sz w:val="32"/>
-          <w:szCs w:val="32"/>
-        </w:rPr>
-        <w:t>2</w:t>
+          <w:rFonts w:ascii="Carlito" w:hAnsi="Carlito" w:cs="Carlito"/>
+          <w:sz w:val="32"/>
+          <w:szCs w:val="32"/>
+        </w:rPr>
+        <w:t>……………………..2</w:t>
       </w:r>
     </w:p>
     <w:p>
@@ -80,12 +70,14 @@
         </w:numPr>
         <w:jc w:val="both"/>
         <w:rPr>
-          <w:sz w:val="32"/>
-          <w:szCs w:val="32"/>
-        </w:rPr>
-      </w:pPr>
-      <w:r>
-        <w:rPr>
+          <w:rFonts w:ascii="Carlito" w:hAnsi="Carlito" w:cs="Carlito"/>
+          <w:sz w:val="32"/>
+          <w:szCs w:val="32"/>
+        </w:rPr>
+      </w:pPr>
+      <w:r>
+        <w:rPr>
+          <w:rFonts w:ascii="Carlito" w:hAnsi="Carlito" w:cs="Carlito"/>
           <w:sz w:val="32"/>
           <w:szCs w:val="32"/>
         </w:rPr>
@@ -93,33 +85,11 @@
       </w:r>
       <w:r>
         <w:rPr>
-          <w:sz w:val="32"/>
-          <w:szCs w:val="32"/>
-        </w:rPr>
-        <w:t xml:space="preserve"> Commands of SSH</w:t>
-      </w:r>
-      <w:r>
-        <w:rPr>
-          <w:sz w:val="32"/>
-          <w:szCs w:val="32"/>
-        </w:rPr>
-        <w:t>……………………………………………</w:t>
-      </w:r>
-      <w:proofErr w:type="gramStart"/>
-      <w:r>
-        <w:rPr>
-          <w:sz w:val="32"/>
-          <w:szCs w:val="32"/>
-        </w:rPr>
-        <w:t>…..</w:t>
-      </w:r>
-      <w:proofErr w:type="gramEnd"/>
-      <w:r>
-        <w:rPr>
-          <w:sz w:val="32"/>
-          <w:szCs w:val="32"/>
-        </w:rPr>
-        <w:t>6</w:t>
+          <w:rFonts w:ascii="Carlito" w:hAnsi="Carlito" w:cs="Carlito"/>
+          <w:sz w:val="32"/>
+          <w:szCs w:val="32"/>
+        </w:rPr>
+        <w:t xml:space="preserve"> Commands of SSH………………………………………………..6</w:t>
       </w:r>
     </w:p>
     <w:p>
@@ -131,12 +101,14 @@
         </w:numPr>
         <w:jc w:val="both"/>
         <w:rPr>
-          <w:sz w:val="32"/>
-          <w:szCs w:val="32"/>
-        </w:rPr>
-      </w:pPr>
-      <w:r>
-        <w:rPr>
+          <w:rFonts w:ascii="Carlito" w:hAnsi="Carlito" w:cs="Carlito"/>
+          <w:sz w:val="32"/>
+          <w:szCs w:val="32"/>
+        </w:rPr>
+      </w:pPr>
+      <w:r>
+        <w:rPr>
+          <w:rFonts w:ascii="Carlito" w:hAnsi="Carlito" w:cs="Carlito"/>
           <w:sz w:val="32"/>
           <w:szCs w:val="32"/>
         </w:rPr>
@@ -147,21 +119,24 @@
       <w:pPr>
         <w:jc w:val="both"/>
         <w:rPr>
-          <w:sz w:val="32"/>
-          <w:szCs w:val="32"/>
-        </w:rPr>
-      </w:pPr>
-    </w:p>
-    <w:p>
-      <w:pPr>
-        <w:jc w:val="both"/>
-        <w:rPr>
-          <w:sz w:val="32"/>
-          <w:szCs w:val="32"/>
-        </w:rPr>
-      </w:pPr>
-      <w:r>
-        <w:rPr>
+          <w:rFonts w:ascii="Carlito" w:hAnsi="Carlito" w:cs="Carlito"/>
+          <w:sz w:val="32"/>
+          <w:szCs w:val="32"/>
+        </w:rPr>
+      </w:pPr>
+    </w:p>
+    <w:p>
+      <w:pPr>
+        <w:jc w:val="both"/>
+        <w:rPr>
+          <w:rFonts w:ascii="Carlito" w:hAnsi="Carlito" w:cs="Carlito"/>
+          <w:sz w:val="32"/>
+          <w:szCs w:val="32"/>
+        </w:rPr>
+      </w:pPr>
+      <w:r>
+        <w:rPr>
+          <w:rFonts w:ascii="Carlito" w:hAnsi="Carlito" w:cs="Carlito"/>
           <w:sz w:val="32"/>
           <w:szCs w:val="32"/>
         </w:rPr>
@@ -172,14 +147,16 @@
       <w:pPr>
         <w:jc w:val="both"/>
         <w:rPr>
-          <w:b/>
-          <w:bCs/>
-          <w:sz w:val="32"/>
-          <w:szCs w:val="32"/>
-        </w:rPr>
-      </w:pPr>
-      <w:r>
-        <w:rPr>
+          <w:rFonts w:ascii="Carlito" w:hAnsi="Carlito" w:cs="Carlito"/>
+          <w:b/>
+          <w:bCs/>
+          <w:sz w:val="32"/>
+          <w:szCs w:val="32"/>
+        </w:rPr>
+      </w:pPr>
+      <w:r>
+        <w:rPr>
+          <w:rFonts w:ascii="Carlito" w:hAnsi="Carlito" w:cs="Carlito"/>
           <w:b/>
           <w:bCs/>
           <w:sz w:val="32"/>
@@ -193,12 +170,14 @@
       <w:pPr>
         <w:jc w:val="both"/>
         <w:rPr>
-          <w:sz w:val="32"/>
-          <w:szCs w:val="32"/>
-        </w:rPr>
-      </w:pPr>
-      <w:r>
-        <w:rPr>
+          <w:rFonts w:ascii="Carlito" w:hAnsi="Carlito" w:cs="Carlito"/>
+          <w:sz w:val="32"/>
+          <w:szCs w:val="32"/>
+        </w:rPr>
+      </w:pPr>
+      <w:r>
+        <w:rPr>
+          <w:rFonts w:ascii="Carlito" w:hAnsi="Carlito" w:cs="Carlito"/>
           <w:sz w:val="32"/>
           <w:szCs w:val="32"/>
         </w:rPr>
@@ -209,6 +188,7 @@
       <w:pPr>
         <w:jc w:val="both"/>
         <w:rPr>
+          <w:rFonts w:ascii="Carlito" w:hAnsi="Carlito" w:cs="Carlito"/>
           <w:b/>
           <w:bCs/>
           <w:color w:val="60CAF3" w:themeColor="accent4" w:themeTint="99"/>
@@ -218,6 +198,7 @@
       </w:pPr>
       <w:r>
         <w:rPr>
+          <w:rFonts w:ascii="Carlito" w:hAnsi="Carlito" w:cs="Carlito"/>
           <w:b/>
           <w:bCs/>
           <w:color w:val="60CAF3" w:themeColor="accent4" w:themeTint="99"/>
@@ -231,12 +212,14 @@
       <w:pPr>
         <w:jc w:val="both"/>
         <w:rPr>
-          <w:sz w:val="32"/>
-          <w:szCs w:val="32"/>
-        </w:rPr>
-      </w:pPr>
-      <w:r>
-        <w:rPr>
+          <w:rFonts w:ascii="Carlito" w:hAnsi="Carlito" w:cs="Carlito"/>
+          <w:sz w:val="32"/>
+          <w:szCs w:val="32"/>
+        </w:rPr>
+      </w:pPr>
+      <w:r>
+        <w:rPr>
+          <w:rFonts w:ascii="Carlito" w:hAnsi="Carlito" w:cs="Carlito"/>
           <w:sz w:val="32"/>
           <w:szCs w:val="32"/>
         </w:rPr>
@@ -247,6 +230,7 @@
       <w:pPr>
         <w:jc w:val="both"/>
         <w:rPr>
+          <w:rFonts w:ascii="Carlito" w:hAnsi="Carlito" w:cs="Carlito"/>
           <w:b/>
           <w:bCs/>
           <w:color w:val="60CAF3" w:themeColor="accent4" w:themeTint="99"/>
@@ -256,61 +240,28 @@
       </w:pPr>
       <w:r>
         <w:rPr>
+          <w:rFonts w:ascii="Carlito" w:hAnsi="Carlito" w:cs="Carlito"/>
           <w:b/>
           <w:bCs/>
           <w:color w:val="60CAF3" w:themeColor="accent4" w:themeTint="99"/>
           <w:sz w:val="32"/>
           <w:szCs w:val="32"/>
         </w:rPr>
-        <w:t xml:space="preserve">git clone </w:t>
-      </w:r>
-      <w:proofErr w:type="spellStart"/>
-      <w:proofErr w:type="gramStart"/>
-      <w:r>
-        <w:rPr>
-          <w:b/>
-          <w:bCs/>
-          <w:color w:val="60CAF3" w:themeColor="accent4" w:themeTint="99"/>
-          <w:sz w:val="32"/>
-          <w:szCs w:val="32"/>
-        </w:rPr>
-        <w:t>git@github.com:username</w:t>
-      </w:r>
-      <w:proofErr w:type="spellEnd"/>
-      <w:r>
-        <w:rPr>
-          <w:b/>
-          <w:bCs/>
-          <w:color w:val="60CAF3" w:themeColor="accent4" w:themeTint="99"/>
-          <w:sz w:val="32"/>
-          <w:szCs w:val="32"/>
-        </w:rPr>
-        <w:t>/</w:t>
-      </w:r>
-      <w:proofErr w:type="spellStart"/>
-      <w:r>
-        <w:rPr>
-          <w:b/>
-          <w:bCs/>
-          <w:color w:val="60CAF3" w:themeColor="accent4" w:themeTint="99"/>
-          <w:sz w:val="32"/>
-          <w:szCs w:val="32"/>
-        </w:rPr>
-        <w:t>repo.git</w:t>
-      </w:r>
-      <w:proofErr w:type="spellEnd"/>
-      <w:proofErr w:type="gramEnd"/>
-    </w:p>
-    <w:p>
-      <w:pPr>
-        <w:jc w:val="both"/>
-        <w:rPr>
-          <w:sz w:val="32"/>
-          <w:szCs w:val="32"/>
-        </w:rPr>
-      </w:pPr>
-      <w:r>
-        <w:rPr>
+        <w:t>git clone git@github.com:username/repo.git</w:t>
+      </w:r>
+    </w:p>
+    <w:p>
+      <w:pPr>
+        <w:jc w:val="both"/>
+        <w:rPr>
+          <w:rFonts w:ascii="Carlito" w:hAnsi="Carlito" w:cs="Carlito"/>
+          <w:sz w:val="32"/>
+          <w:szCs w:val="32"/>
+        </w:rPr>
+      </w:pPr>
+      <w:r>
+        <w:rPr>
+          <w:rFonts w:ascii="Carlito" w:hAnsi="Carlito" w:cs="Carlito"/>
           <w:sz w:val="32"/>
           <w:szCs w:val="32"/>
         </w:rPr>
@@ -326,12 +277,14 @@
         </w:numPr>
         <w:jc w:val="both"/>
         <w:rPr>
-          <w:sz w:val="32"/>
-          <w:szCs w:val="32"/>
-        </w:rPr>
-      </w:pPr>
-      <w:r>
-        <w:rPr>
+          <w:rFonts w:ascii="Carlito" w:hAnsi="Carlito" w:cs="Carlito"/>
+          <w:sz w:val="32"/>
+          <w:szCs w:val="32"/>
+        </w:rPr>
+      </w:pPr>
+      <w:r>
+        <w:rPr>
+          <w:rFonts w:ascii="Carlito" w:hAnsi="Carlito" w:cs="Carlito"/>
           <w:sz w:val="32"/>
           <w:szCs w:val="32"/>
         </w:rPr>
@@ -347,12 +300,14 @@
         </w:numPr>
         <w:jc w:val="both"/>
         <w:rPr>
-          <w:sz w:val="32"/>
-          <w:szCs w:val="32"/>
-        </w:rPr>
-      </w:pPr>
-      <w:r>
-        <w:rPr>
+          <w:rFonts w:ascii="Carlito" w:hAnsi="Carlito" w:cs="Carlito"/>
+          <w:sz w:val="32"/>
+          <w:szCs w:val="32"/>
+        </w:rPr>
+      </w:pPr>
+      <w:r>
+        <w:rPr>
+          <w:rFonts w:ascii="Carlito" w:hAnsi="Carlito" w:cs="Carlito"/>
           <w:sz w:val="32"/>
           <w:szCs w:val="32"/>
         </w:rPr>
@@ -368,12 +323,14 @@
         </w:numPr>
         <w:jc w:val="both"/>
         <w:rPr>
-          <w:sz w:val="32"/>
-          <w:szCs w:val="32"/>
-        </w:rPr>
-      </w:pPr>
-      <w:r>
-        <w:rPr>
+          <w:rFonts w:ascii="Carlito" w:hAnsi="Carlito" w:cs="Carlito"/>
+          <w:sz w:val="32"/>
+          <w:szCs w:val="32"/>
+        </w:rPr>
+      </w:pPr>
+      <w:r>
+        <w:rPr>
+          <w:rFonts w:ascii="Carlito" w:hAnsi="Carlito" w:cs="Carlito"/>
           <w:sz w:val="32"/>
           <w:szCs w:val="32"/>
         </w:rPr>
@@ -384,21 +341,24 @@
       <w:pPr>
         <w:jc w:val="both"/>
         <w:rPr>
-          <w:sz w:val="32"/>
-          <w:szCs w:val="32"/>
-        </w:rPr>
-      </w:pPr>
-    </w:p>
-    <w:p>
-      <w:pPr>
-        <w:jc w:val="both"/>
-        <w:rPr>
-          <w:sz w:val="32"/>
-          <w:szCs w:val="32"/>
-        </w:rPr>
-      </w:pPr>
-      <w:r>
-        <w:rPr>
+          <w:rFonts w:ascii="Carlito" w:hAnsi="Carlito" w:cs="Carlito"/>
+          <w:sz w:val="32"/>
+          <w:szCs w:val="32"/>
+        </w:rPr>
+      </w:pPr>
+    </w:p>
+    <w:p>
+      <w:pPr>
+        <w:jc w:val="both"/>
+        <w:rPr>
+          <w:rFonts w:ascii="Carlito" w:hAnsi="Carlito" w:cs="Carlito"/>
+          <w:sz w:val="32"/>
+          <w:szCs w:val="32"/>
+        </w:rPr>
+      </w:pPr>
+      <w:r>
+        <w:rPr>
+          <w:rFonts w:ascii="Carlito" w:hAnsi="Carlito" w:cs="Carlito"/>
           <w:sz w:val="32"/>
           <w:szCs w:val="32"/>
         </w:rPr>
@@ -409,12 +369,14 @@
       <w:pPr>
         <w:jc w:val="both"/>
         <w:rPr>
+          <w:rFonts w:ascii="Carlito" w:hAnsi="Carlito" w:cs="Carlito"/>
           <w:sz w:val="20"/>
           <w:szCs w:val="20"/>
         </w:rPr>
       </w:pPr>
       <w:r>
         <w:rPr>
+          <w:rFonts w:ascii="Carlito" w:hAnsi="Carlito" w:cs="Carlito"/>
           <w:sz w:val="32"/>
           <w:szCs w:val="32"/>
         </w:rPr>
@@ -425,6 +387,7 @@
       <w:pPr>
         <w:jc w:val="both"/>
         <w:rPr>
+          <w:rFonts w:ascii="Carlito" w:hAnsi="Carlito" w:cs="Carlito"/>
           <w:b/>
           <w:bCs/>
           <w:color w:val="60CAF3" w:themeColor="accent4" w:themeTint="99"/>
@@ -434,6 +397,7 @@
       </w:pPr>
       <w:r>
         <w:rPr>
+          <w:rFonts w:ascii="Carlito" w:hAnsi="Carlito" w:cs="Carlito"/>
           <w:b/>
           <w:bCs/>
           <w:color w:val="60CAF3" w:themeColor="accent4" w:themeTint="99"/>
@@ -447,12 +411,14 @@
       <w:pPr>
         <w:jc w:val="both"/>
         <w:rPr>
-          <w:sz w:val="32"/>
-          <w:szCs w:val="32"/>
-        </w:rPr>
-      </w:pPr>
-      <w:r>
-        <w:rPr>
+          <w:rFonts w:ascii="Carlito" w:hAnsi="Carlito" w:cs="Carlito"/>
+          <w:sz w:val="32"/>
+          <w:szCs w:val="32"/>
+        </w:rPr>
+      </w:pPr>
+      <w:r>
+        <w:rPr>
+          <w:rFonts w:ascii="Carlito" w:hAnsi="Carlito" w:cs="Carlito"/>
           <w:sz w:val="32"/>
           <w:szCs w:val="32"/>
         </w:rPr>
@@ -463,6 +429,7 @@
       <w:pPr>
         <w:jc w:val="both"/>
         <w:rPr>
+          <w:rFonts w:ascii="Carlito" w:hAnsi="Carlito" w:cs="Carlito"/>
           <w:b/>
           <w:bCs/>
           <w:color w:val="60CAF3" w:themeColor="accent4" w:themeTint="99"/>
@@ -470,39 +437,30 @@
           <w:szCs w:val="32"/>
         </w:rPr>
       </w:pPr>
-      <w:proofErr w:type="spellStart"/>
-      <w:r>
-        <w:rPr>
+      <w:r>
+        <w:rPr>
+          <w:rFonts w:ascii="Carlito" w:hAnsi="Carlito" w:cs="Carlito"/>
           <w:b/>
           <w:bCs/>
           <w:color w:val="60CAF3" w:themeColor="accent4" w:themeTint="99"/>
           <w:sz w:val="32"/>
           <w:szCs w:val="32"/>
         </w:rPr>
-        <w:t>dir</w:t>
-      </w:r>
-      <w:proofErr w:type="spellEnd"/>
-      <w:r>
-        <w:rPr>
-          <w:b/>
-          <w:bCs/>
-          <w:color w:val="60CAF3" w:themeColor="accent4" w:themeTint="99"/>
-          <w:sz w:val="32"/>
-          <w:szCs w:val="32"/>
-        </w:rPr>
-        <w:t xml:space="preserve"> $HOME\.ssh</w:t>
-      </w:r>
-    </w:p>
-    <w:p>
-      <w:pPr>
-        <w:jc w:val="both"/>
-        <w:rPr>
-          <w:sz w:val="32"/>
-          <w:szCs w:val="32"/>
-        </w:rPr>
-      </w:pPr>
-      <w:r>
-        <w:rPr>
+        <w:t>dir $HOME\.ssh</w:t>
+      </w:r>
+    </w:p>
+    <w:p>
+      <w:pPr>
+        <w:jc w:val="both"/>
+        <w:rPr>
+          <w:rFonts w:ascii="Carlito" w:hAnsi="Carlito" w:cs="Carlito"/>
+          <w:sz w:val="32"/>
+          <w:szCs w:val="32"/>
+        </w:rPr>
+      </w:pPr>
+      <w:r>
+        <w:rPr>
+          <w:rFonts w:ascii="Carlito" w:hAnsi="Carlito" w:cs="Carlito"/>
           <w:sz w:val="32"/>
           <w:szCs w:val="32"/>
         </w:rPr>
@@ -513,14 +471,16 @@
       <w:pPr>
         <w:jc w:val="both"/>
         <w:rPr>
-          <w:b/>
-          <w:bCs/>
-          <w:sz w:val="32"/>
-          <w:szCs w:val="32"/>
-        </w:rPr>
-      </w:pPr>
-      <w:r>
-        <w:rPr>
+          <w:rFonts w:ascii="Carlito" w:hAnsi="Carlito" w:cs="Carlito"/>
+          <w:b/>
+          <w:bCs/>
+          <w:sz w:val="32"/>
+          <w:szCs w:val="32"/>
+        </w:rPr>
+      </w:pPr>
+      <w:r>
+        <w:rPr>
+          <w:rFonts w:ascii="Carlito" w:hAnsi="Carlito" w:cs="Carlito"/>
           <w:b/>
           <w:bCs/>
           <w:sz w:val="32"/>
@@ -533,14 +493,16 @@
       <w:pPr>
         <w:jc w:val="both"/>
         <w:rPr>
-          <w:b/>
-          <w:bCs/>
-          <w:sz w:val="32"/>
-          <w:szCs w:val="32"/>
-        </w:rPr>
-      </w:pPr>
-      <w:r>
-        <w:rPr>
+          <w:rFonts w:ascii="Carlito" w:hAnsi="Carlito" w:cs="Carlito"/>
+          <w:b/>
+          <w:bCs/>
+          <w:sz w:val="32"/>
+          <w:szCs w:val="32"/>
+        </w:rPr>
+      </w:pPr>
+      <w:r>
+        <w:rPr>
+          <w:rFonts w:ascii="Carlito" w:hAnsi="Carlito" w:cs="Carlito"/>
           <w:b/>
           <w:bCs/>
           <w:sz w:val="32"/>
@@ -553,12 +515,14 @@
       <w:pPr>
         <w:jc w:val="both"/>
         <w:rPr>
-          <w:sz w:val="32"/>
-          <w:szCs w:val="32"/>
-        </w:rPr>
-      </w:pPr>
-      <w:r>
-        <w:rPr>
+          <w:rFonts w:ascii="Carlito" w:hAnsi="Carlito" w:cs="Carlito"/>
+          <w:sz w:val="32"/>
+          <w:szCs w:val="32"/>
+        </w:rPr>
+      </w:pPr>
+      <w:r>
+        <w:rPr>
+          <w:rFonts w:ascii="Carlito" w:hAnsi="Carlito" w:cs="Carlito"/>
           <w:sz w:val="32"/>
           <w:szCs w:val="32"/>
         </w:rPr>
@@ -569,15 +533,16 @@
       <w:pPr>
         <w:jc w:val="both"/>
         <w:rPr>
-          <w:b/>
-          <w:bCs/>
-          <w:sz w:val="32"/>
-          <w:szCs w:val="32"/>
-        </w:rPr>
-      </w:pPr>
-      <w:proofErr w:type="spellStart"/>
-      <w:r>
-        <w:rPr>
+          <w:rFonts w:ascii="Carlito" w:hAnsi="Carlito" w:cs="Carlito"/>
+          <w:b/>
+          <w:bCs/>
+          <w:sz w:val="32"/>
+          <w:szCs w:val="32"/>
+        </w:rPr>
+      </w:pPr>
+      <w:r>
+        <w:rPr>
+          <w:rFonts w:ascii="Carlito" w:hAnsi="Carlito" w:cs="Carlito"/>
           <w:b/>
           <w:bCs/>
           <w:sz w:val="32"/>
@@ -585,20 +550,21 @@
         </w:rPr>
         <w:t>id_rsa</w:t>
       </w:r>
-      <w:proofErr w:type="spellEnd"/>
-    </w:p>
-    <w:p>
-      <w:pPr>
-        <w:jc w:val="both"/>
-        <w:rPr>
-          <w:b/>
-          <w:bCs/>
-          <w:sz w:val="32"/>
-          <w:szCs w:val="32"/>
-        </w:rPr>
-      </w:pPr>
-      <w:r>
-        <w:rPr>
+    </w:p>
+    <w:p>
+      <w:pPr>
+        <w:jc w:val="both"/>
+        <w:rPr>
+          <w:rFonts w:ascii="Carlito" w:hAnsi="Carlito" w:cs="Carlito"/>
+          <w:b/>
+          <w:bCs/>
+          <w:sz w:val="32"/>
+          <w:szCs w:val="32"/>
+        </w:rPr>
+      </w:pPr>
+      <w:r>
+        <w:rPr>
+          <w:rFonts w:ascii="Carlito" w:hAnsi="Carlito" w:cs="Carlito"/>
           <w:b/>
           <w:bCs/>
           <w:sz w:val="32"/>
@@ -611,21 +577,24 @@
       <w:pPr>
         <w:jc w:val="both"/>
         <w:rPr>
-          <w:sz w:val="32"/>
-          <w:szCs w:val="32"/>
-        </w:rPr>
-      </w:pPr>
-    </w:p>
-    <w:p>
-      <w:pPr>
-        <w:jc w:val="both"/>
-        <w:rPr>
-          <w:sz w:val="32"/>
-          <w:szCs w:val="32"/>
-        </w:rPr>
-      </w:pPr>
-      <w:r>
-        <w:rPr>
+          <w:rFonts w:ascii="Carlito" w:hAnsi="Carlito" w:cs="Carlito"/>
+          <w:sz w:val="32"/>
+          <w:szCs w:val="32"/>
+        </w:rPr>
+      </w:pPr>
+    </w:p>
+    <w:p>
+      <w:pPr>
+        <w:jc w:val="both"/>
+        <w:rPr>
+          <w:rFonts w:ascii="Carlito" w:hAnsi="Carlito" w:cs="Carlito"/>
+          <w:sz w:val="32"/>
+          <w:szCs w:val="32"/>
+        </w:rPr>
+      </w:pPr>
+      <w:r>
+        <w:rPr>
+          <w:rFonts w:ascii="Carlito" w:hAnsi="Carlito" w:cs="Carlito"/>
           <w:sz w:val="32"/>
           <w:szCs w:val="32"/>
         </w:rPr>
@@ -637,12 +606,14 @@
       <w:pPr>
         <w:jc w:val="both"/>
         <w:rPr>
-          <w:sz w:val="32"/>
-          <w:szCs w:val="32"/>
-        </w:rPr>
-      </w:pPr>
-      <w:r>
-        <w:rPr>
+          <w:rFonts w:ascii="Carlito" w:hAnsi="Carlito" w:cs="Carlito"/>
+          <w:sz w:val="32"/>
+          <w:szCs w:val="32"/>
+        </w:rPr>
+      </w:pPr>
+      <w:r>
+        <w:rPr>
+          <w:rFonts w:ascii="Carlito" w:hAnsi="Carlito" w:cs="Carlito"/>
           <w:sz w:val="32"/>
           <w:szCs w:val="32"/>
         </w:rPr>
@@ -650,6 +621,7 @@
       </w:r>
       <w:r>
         <w:rPr>
+          <w:rFonts w:ascii="Carlito" w:hAnsi="Carlito" w:cs="Carlito"/>
           <w:b/>
           <w:bCs/>
           <w:sz w:val="32"/>
@@ -659,16 +631,26 @@
       </w:r>
       <w:r>
         <w:rPr>
-          <w:sz w:val="32"/>
-          <w:szCs w:val="32"/>
-        </w:rPr>
-        <w:t> is a Modern signature algorithm for SSH Key generation. Run this command in the terminal:</w:t>
-      </w:r>
-    </w:p>
-    <w:p>
-      <w:pPr>
-        <w:jc w:val="both"/>
-        <w:rPr>
+          <w:rFonts w:ascii="Calibri" w:hAnsi="Calibri" w:cs="Calibri"/>
+          <w:sz w:val="32"/>
+          <w:szCs w:val="32"/>
+        </w:rPr>
+        <w:t> </w:t>
+      </w:r>
+      <w:r>
+        <w:rPr>
+          <w:rFonts w:ascii="Carlito" w:hAnsi="Carlito" w:cs="Carlito"/>
+          <w:sz w:val="32"/>
+          <w:szCs w:val="32"/>
+        </w:rPr>
+        <w:t>is a Modern signature algorithm for SSH Key generation. Run this command in the terminal:</w:t>
+      </w:r>
+    </w:p>
+    <w:p>
+      <w:pPr>
+        <w:jc w:val="both"/>
+        <w:rPr>
+          <w:rFonts w:ascii="Carlito" w:hAnsi="Carlito" w:cs="Carlito"/>
           <w:b/>
           <w:bCs/>
           <w:color w:val="60CAF3" w:themeColor="accent4" w:themeTint="99"/>
@@ -678,6 +660,7 @@
       </w:pPr>
       <w:r>
         <w:rPr>
+          <w:rFonts w:ascii="Carlito" w:hAnsi="Carlito" w:cs="Carlito"/>
           <w:b/>
           <w:bCs/>
           <w:color w:val="60CAF3" w:themeColor="accent4" w:themeTint="99"/>
@@ -691,12 +674,14 @@
       <w:pPr>
         <w:jc w:val="both"/>
         <w:rPr>
-          <w:sz w:val="32"/>
-          <w:szCs w:val="32"/>
-        </w:rPr>
-      </w:pPr>
-      <w:r>
-        <w:rPr>
+          <w:rFonts w:ascii="Carlito" w:hAnsi="Carlito" w:cs="Carlito"/>
+          <w:sz w:val="32"/>
+          <w:szCs w:val="32"/>
+        </w:rPr>
+      </w:pPr>
+      <w:r>
+        <w:rPr>
+          <w:rFonts w:ascii="Carlito" w:hAnsi="Carlito" w:cs="Carlito"/>
           <w:sz w:val="32"/>
           <w:szCs w:val="32"/>
         </w:rPr>
@@ -707,6 +692,7 @@
       <w:pPr>
         <w:jc w:val="both"/>
         <w:rPr>
+          <w:rFonts w:ascii="Carlito" w:hAnsi="Carlito" w:cs="Carlito"/>
           <w:b/>
           <w:bCs/>
           <w:color w:val="60CAF3" w:themeColor="accent4" w:themeTint="99"/>
@@ -716,6 +702,7 @@
       </w:pPr>
       <w:r>
         <w:rPr>
+          <w:rFonts w:ascii="Carlito" w:hAnsi="Carlito" w:cs="Carlito"/>
           <w:b/>
           <w:bCs/>
           <w:color w:val="60CAF3" w:themeColor="accent4" w:themeTint="99"/>
@@ -729,12 +716,14 @@
       <w:pPr>
         <w:jc w:val="both"/>
         <w:rPr>
-          <w:sz w:val="32"/>
-          <w:szCs w:val="32"/>
-        </w:rPr>
-      </w:pPr>
-      <w:r>
-        <w:rPr>
+          <w:rFonts w:ascii="Carlito" w:hAnsi="Carlito" w:cs="Carlito"/>
+          <w:sz w:val="32"/>
+          <w:szCs w:val="32"/>
+        </w:rPr>
+      </w:pPr>
+      <w:r>
+        <w:rPr>
+          <w:rFonts w:ascii="Carlito" w:hAnsi="Carlito" w:cs="Carlito"/>
           <w:sz w:val="32"/>
           <w:szCs w:val="32"/>
         </w:rPr>
@@ -750,12 +739,14 @@
         </w:numPr>
         <w:jc w:val="both"/>
         <w:rPr>
-          <w:sz w:val="32"/>
-          <w:szCs w:val="32"/>
-        </w:rPr>
-      </w:pPr>
-      <w:r>
-        <w:rPr>
+          <w:rFonts w:ascii="Carlito" w:hAnsi="Carlito" w:cs="Carlito"/>
+          <w:sz w:val="32"/>
+          <w:szCs w:val="32"/>
+        </w:rPr>
+      </w:pPr>
+      <w:r>
+        <w:rPr>
+          <w:rFonts w:ascii="Carlito" w:hAnsi="Carlito" w:cs="Carlito"/>
           <w:sz w:val="32"/>
           <w:szCs w:val="32"/>
         </w:rPr>
@@ -763,35 +754,17 @@
       </w:r>
       <w:r>
         <w:rPr>
-          <w:b/>
-          <w:bCs/>
-          <w:sz w:val="32"/>
-          <w:szCs w:val="32"/>
-        </w:rPr>
-        <w:t>C:\Users\</w:t>
-      </w:r>
-      <w:proofErr w:type="spellStart"/>
-      <w:r>
-        <w:rPr>
-          <w:b/>
-          <w:bCs/>
-          <w:sz w:val="32"/>
-          <w:szCs w:val="32"/>
-        </w:rPr>
-        <w:t>nhasa</w:t>
-      </w:r>
-      <w:proofErr w:type="spellEnd"/>
-      <w:r>
-        <w:rPr>
-          <w:b/>
-          <w:bCs/>
-          <w:sz w:val="32"/>
-          <w:szCs w:val="32"/>
-        </w:rPr>
-        <w:t>/.ssh/id_ed25519</w:t>
-      </w:r>
-      <w:r>
-        <w:rPr>
+          <w:rFonts w:ascii="Carlito" w:hAnsi="Carlito" w:cs="Carlito"/>
+          <w:b/>
+          <w:bCs/>
+          <w:sz w:val="32"/>
+          <w:szCs w:val="32"/>
+        </w:rPr>
+        <w:t>C:\Users\nhasa/.ssh/id_ed25519</w:t>
+      </w:r>
+      <w:r>
+        <w:rPr>
+          <w:rFonts w:ascii="Carlito" w:hAnsi="Carlito" w:cs="Carlito"/>
           <w:sz w:val="32"/>
           <w:szCs w:val="32"/>
         </w:rPr>
@@ -807,12 +780,14 @@
         </w:numPr>
         <w:jc w:val="both"/>
         <w:rPr>
-          <w:sz w:val="32"/>
-          <w:szCs w:val="32"/>
-        </w:rPr>
-      </w:pPr>
-      <w:r>
-        <w:rPr>
+          <w:rFonts w:ascii="Carlito" w:hAnsi="Carlito" w:cs="Carlito"/>
+          <w:sz w:val="32"/>
+          <w:szCs w:val="32"/>
+        </w:rPr>
+      </w:pPr>
+      <w:r>
+        <w:rPr>
+          <w:rFonts w:ascii="Carlito" w:hAnsi="Carlito" w:cs="Carlito"/>
           <w:sz w:val="32"/>
           <w:szCs w:val="32"/>
         </w:rPr>
@@ -823,12 +798,14 @@
       <w:pPr>
         <w:jc w:val="both"/>
         <w:rPr>
-          <w:sz w:val="32"/>
-          <w:szCs w:val="32"/>
-        </w:rPr>
-      </w:pPr>
-      <w:r>
-        <w:rPr>
+          <w:rFonts w:ascii="Carlito" w:hAnsi="Carlito" w:cs="Carlito"/>
+          <w:sz w:val="32"/>
+          <w:szCs w:val="32"/>
+        </w:rPr>
+      </w:pPr>
+      <w:r>
+        <w:rPr>
+          <w:rFonts w:ascii="Carlito" w:hAnsi="Carlito" w:cs="Carlito"/>
           <w:sz w:val="32"/>
           <w:szCs w:val="32"/>
         </w:rPr>
@@ -839,14 +816,16 @@
       <w:pPr>
         <w:jc w:val="both"/>
         <w:rPr>
-          <w:b/>
-          <w:bCs/>
-          <w:sz w:val="32"/>
-          <w:szCs w:val="32"/>
-        </w:rPr>
-      </w:pPr>
-      <w:r>
-        <w:rPr>
+          <w:rFonts w:ascii="Carlito" w:hAnsi="Carlito" w:cs="Carlito"/>
+          <w:b/>
+          <w:bCs/>
+          <w:sz w:val="32"/>
+          <w:szCs w:val="32"/>
+        </w:rPr>
+      </w:pPr>
+      <w:r>
+        <w:rPr>
+          <w:rFonts w:ascii="Carlito" w:hAnsi="Carlito" w:cs="Carlito"/>
           <w:b/>
           <w:bCs/>
           <w:sz w:val="32"/>
@@ -859,14 +838,16 @@
       <w:pPr>
         <w:jc w:val="both"/>
         <w:rPr>
-          <w:b/>
-          <w:bCs/>
-          <w:sz w:val="32"/>
-          <w:szCs w:val="32"/>
-        </w:rPr>
-      </w:pPr>
-      <w:r>
-        <w:rPr>
+          <w:rFonts w:ascii="Carlito" w:hAnsi="Carlito" w:cs="Carlito"/>
+          <w:b/>
+          <w:bCs/>
+          <w:sz w:val="32"/>
+          <w:szCs w:val="32"/>
+        </w:rPr>
+      </w:pPr>
+      <w:r>
+        <w:rPr>
+          <w:rFonts w:ascii="Carlito" w:hAnsi="Carlito" w:cs="Carlito"/>
           <w:b/>
           <w:bCs/>
           <w:sz w:val="32"/>
@@ -879,44 +860,32 @@
       <w:pPr>
         <w:jc w:val="both"/>
         <w:rPr>
-          <w:sz w:val="32"/>
-          <w:szCs w:val="32"/>
-        </w:rPr>
-      </w:pPr>
-      <w:r>
-        <w:rPr>
-          <w:sz w:val="32"/>
-          <w:szCs w:val="32"/>
-        </w:rPr>
-        <w:t xml:space="preserve"># Also Fingerprint SHA256 key and </w:t>
-      </w:r>
-      <w:proofErr w:type="spellStart"/>
-      <w:r>
-        <w:rPr>
-          <w:sz w:val="32"/>
-          <w:szCs w:val="32"/>
-        </w:rPr>
-        <w:t>randomart</w:t>
-      </w:r>
-      <w:proofErr w:type="spellEnd"/>
-      <w:r>
-        <w:rPr>
-          <w:sz w:val="32"/>
-          <w:szCs w:val="32"/>
-        </w:rPr>
-        <w:t xml:space="preserve"> image</w:t>
-      </w:r>
-    </w:p>
-    <w:p>
-      <w:pPr>
-        <w:jc w:val="both"/>
-        <w:rPr>
-          <w:sz w:val="32"/>
-          <w:szCs w:val="32"/>
-        </w:rPr>
-      </w:pPr>
-      <w:r>
-        <w:rPr>
+          <w:rFonts w:ascii="Carlito" w:hAnsi="Carlito" w:cs="Carlito"/>
+          <w:sz w:val="32"/>
+          <w:szCs w:val="32"/>
+        </w:rPr>
+      </w:pPr>
+      <w:r>
+        <w:rPr>
+          <w:rFonts w:ascii="Carlito" w:hAnsi="Carlito" w:cs="Carlito"/>
+          <w:sz w:val="32"/>
+          <w:szCs w:val="32"/>
+        </w:rPr>
+        <w:t># Also Fingerprint SHA256 key and randomart image</w:t>
+      </w:r>
+    </w:p>
+    <w:p>
+      <w:pPr>
+        <w:jc w:val="both"/>
+        <w:rPr>
+          <w:rFonts w:ascii="Carlito" w:hAnsi="Carlito" w:cs="Carlito"/>
+          <w:sz w:val="32"/>
+          <w:szCs w:val="32"/>
+        </w:rPr>
+      </w:pPr>
+      <w:r>
+        <w:rPr>
+          <w:rFonts w:ascii="Carlito" w:hAnsi="Carlito" w:cs="Carlito"/>
           <w:sz w:val="32"/>
           <w:szCs w:val="32"/>
         </w:rPr>
@@ -932,12 +901,14 @@
         </w:numPr>
         <w:jc w:val="both"/>
         <w:rPr>
-          <w:sz w:val="32"/>
-          <w:szCs w:val="32"/>
-        </w:rPr>
-      </w:pPr>
-      <w:r>
-        <w:rPr>
+          <w:rFonts w:ascii="Carlito" w:hAnsi="Carlito" w:cs="Carlito"/>
+          <w:sz w:val="32"/>
+          <w:szCs w:val="32"/>
+        </w:rPr>
+      </w:pPr>
+      <w:r>
+        <w:rPr>
+          <w:rFonts w:ascii="Carlito" w:hAnsi="Carlito" w:cs="Carlito"/>
           <w:b/>
           <w:bCs/>
           <w:sz w:val="32"/>
@@ -947,6 +918,7 @@
       </w:r>
       <w:r>
         <w:rPr>
+          <w:rFonts w:ascii="Carlito" w:hAnsi="Carlito" w:cs="Carlito"/>
           <w:sz w:val="32"/>
           <w:szCs w:val="32"/>
         </w:rPr>
@@ -954,6 +926,7 @@
       </w:r>
       <w:r>
         <w:rPr>
+          <w:rFonts w:ascii="Carlito" w:hAnsi="Carlito" w:cs="Carlito"/>
           <w:sz w:val="32"/>
           <w:szCs w:val="32"/>
         </w:rPr>
@@ -961,6 +934,7 @@
       </w:r>
       <w:r>
         <w:rPr>
+          <w:rFonts w:ascii="Carlito" w:hAnsi="Carlito" w:cs="Carlito"/>
           <w:sz w:val="20"/>
           <w:szCs w:val="20"/>
         </w:rPr>
@@ -968,6 +942,7 @@
       </w:r>
       <w:r>
         <w:rPr>
+          <w:rFonts w:ascii="Carlito" w:hAnsi="Carlito" w:cs="Carlito"/>
           <w:sz w:val="32"/>
           <w:szCs w:val="32"/>
         </w:rPr>
@@ -984,12 +959,14 @@
         </w:numPr>
         <w:jc w:val="both"/>
         <w:rPr>
-          <w:sz w:val="32"/>
-          <w:szCs w:val="32"/>
-        </w:rPr>
-      </w:pPr>
-      <w:r>
-        <w:rPr>
+          <w:rFonts w:ascii="Carlito" w:hAnsi="Carlito" w:cs="Carlito"/>
+          <w:sz w:val="32"/>
+          <w:szCs w:val="32"/>
+        </w:rPr>
+      </w:pPr>
+      <w:r>
+        <w:rPr>
+          <w:rFonts w:ascii="Carlito" w:hAnsi="Carlito" w:cs="Carlito"/>
           <w:b/>
           <w:bCs/>
           <w:sz w:val="32"/>
@@ -999,6 +976,7 @@
       </w:r>
       <w:r>
         <w:rPr>
+          <w:rFonts w:ascii="Carlito" w:hAnsi="Carlito" w:cs="Carlito"/>
           <w:sz w:val="32"/>
           <w:szCs w:val="32"/>
         </w:rPr>
@@ -1006,6 +984,7 @@
       </w:r>
       <w:r>
         <w:rPr>
+          <w:rFonts w:ascii="Carlito" w:hAnsi="Carlito" w:cs="Carlito"/>
           <w:sz w:val="20"/>
           <w:szCs w:val="20"/>
         </w:rPr>
@@ -1013,6 +992,7 @@
       </w:r>
       <w:r>
         <w:rPr>
+          <w:rFonts w:ascii="Carlito" w:hAnsi="Carlito" w:cs="Carlito"/>
           <w:sz w:val="32"/>
           <w:szCs w:val="32"/>
         </w:rPr>
@@ -1024,21 +1004,24 @@
       <w:pPr>
         <w:jc w:val="both"/>
         <w:rPr>
-          <w:sz w:val="32"/>
-          <w:szCs w:val="32"/>
-        </w:rPr>
-      </w:pPr>
-    </w:p>
-    <w:p>
-      <w:pPr>
-        <w:jc w:val="both"/>
-        <w:rPr>
-          <w:sz w:val="32"/>
-          <w:szCs w:val="32"/>
-        </w:rPr>
-      </w:pPr>
-      <w:r>
-        <w:rPr>
+          <w:rFonts w:ascii="Carlito" w:hAnsi="Carlito" w:cs="Carlito"/>
+          <w:sz w:val="32"/>
+          <w:szCs w:val="32"/>
+        </w:rPr>
+      </w:pPr>
+    </w:p>
+    <w:p>
+      <w:pPr>
+        <w:jc w:val="both"/>
+        <w:rPr>
+          <w:rFonts w:ascii="Carlito" w:hAnsi="Carlito" w:cs="Carlito"/>
+          <w:sz w:val="32"/>
+          <w:szCs w:val="32"/>
+        </w:rPr>
+      </w:pPr>
+      <w:r>
+        <w:rPr>
+          <w:rFonts w:ascii="Carlito" w:hAnsi="Carlito" w:cs="Carlito"/>
           <w:sz w:val="32"/>
           <w:szCs w:val="32"/>
         </w:rPr>
@@ -1049,12 +1032,14 @@
       <w:pPr>
         <w:jc w:val="both"/>
         <w:rPr>
-          <w:sz w:val="32"/>
-          <w:szCs w:val="32"/>
-        </w:rPr>
-      </w:pPr>
-      <w:r>
-        <w:rPr>
+          <w:rFonts w:ascii="Carlito" w:hAnsi="Carlito" w:cs="Carlito"/>
+          <w:sz w:val="32"/>
+          <w:szCs w:val="32"/>
+        </w:rPr>
+      </w:pPr>
+      <w:r>
+        <w:rPr>
+          <w:rFonts w:ascii="Carlito" w:hAnsi="Carlito" w:cs="Carlito"/>
           <w:sz w:val="32"/>
           <w:szCs w:val="32"/>
         </w:rPr>
@@ -1065,6 +1050,7 @@
       <w:pPr>
         <w:jc w:val="both"/>
         <w:rPr>
+          <w:rFonts w:ascii="Carlito" w:hAnsi="Carlito" w:cs="Carlito"/>
           <w:b/>
           <w:bCs/>
           <w:color w:val="60CAF3" w:themeColor="accent4" w:themeTint="99"/>
@@ -1074,6 +1060,7 @@
       </w:pPr>
       <w:r>
         <w:rPr>
+          <w:rFonts w:ascii="Carlito" w:hAnsi="Carlito" w:cs="Carlito"/>
           <w:b/>
           <w:bCs/>
           <w:color w:val="60CAF3" w:themeColor="accent4" w:themeTint="99"/>
@@ -1087,12 +1074,14 @@
       <w:pPr>
         <w:jc w:val="both"/>
         <w:rPr>
-          <w:sz w:val="32"/>
-          <w:szCs w:val="32"/>
-        </w:rPr>
-      </w:pPr>
-      <w:r>
-        <w:rPr>
+          <w:rFonts w:ascii="Carlito" w:hAnsi="Carlito" w:cs="Carlito"/>
+          <w:sz w:val="32"/>
+          <w:szCs w:val="32"/>
+        </w:rPr>
+      </w:pPr>
+      <w:r>
+        <w:rPr>
+          <w:rFonts w:ascii="Carlito" w:hAnsi="Carlito" w:cs="Carlito"/>
           <w:sz w:val="32"/>
           <w:szCs w:val="32"/>
         </w:rPr>
@@ -1103,6 +1092,7 @@
       <w:pPr>
         <w:jc w:val="both"/>
         <w:rPr>
+          <w:rFonts w:ascii="Carlito" w:hAnsi="Carlito" w:cs="Carlito"/>
           <w:b/>
           <w:bCs/>
           <w:color w:val="60CAF3" w:themeColor="accent4" w:themeTint="99"/>
@@ -1112,6 +1102,7 @@
       </w:pPr>
       <w:r>
         <w:rPr>
+          <w:rFonts w:ascii="Carlito" w:hAnsi="Carlito" w:cs="Carlito"/>
           <w:b/>
           <w:bCs/>
           <w:color w:val="60CAF3" w:themeColor="accent4" w:themeTint="99"/>
@@ -1126,21 +1117,24 @@
       <w:pPr>
         <w:jc w:val="both"/>
         <w:rPr>
-          <w:sz w:val="32"/>
-          <w:szCs w:val="32"/>
-        </w:rPr>
-      </w:pPr>
-    </w:p>
-    <w:p>
-      <w:pPr>
-        <w:jc w:val="both"/>
-        <w:rPr>
-          <w:sz w:val="32"/>
-          <w:szCs w:val="32"/>
-        </w:rPr>
-      </w:pPr>
-      <w:r>
-        <w:rPr>
+          <w:rFonts w:ascii="Carlito" w:hAnsi="Carlito" w:cs="Carlito"/>
+          <w:sz w:val="32"/>
+          <w:szCs w:val="32"/>
+        </w:rPr>
+      </w:pPr>
+    </w:p>
+    <w:p>
+      <w:pPr>
+        <w:jc w:val="both"/>
+        <w:rPr>
+          <w:rFonts w:ascii="Carlito" w:hAnsi="Carlito" w:cs="Carlito"/>
+          <w:sz w:val="32"/>
+          <w:szCs w:val="32"/>
+        </w:rPr>
+      </w:pPr>
+      <w:r>
+        <w:rPr>
+          <w:rFonts w:ascii="Carlito" w:hAnsi="Carlito" w:cs="Carlito"/>
           <w:sz w:val="32"/>
           <w:szCs w:val="32"/>
         </w:rPr>
@@ -1156,12 +1150,14 @@
         </w:numPr>
         <w:jc w:val="both"/>
         <w:rPr>
-          <w:sz w:val="32"/>
-          <w:szCs w:val="32"/>
-        </w:rPr>
-      </w:pPr>
-      <w:r>
-        <w:rPr>
+          <w:rFonts w:ascii="Carlito" w:hAnsi="Carlito" w:cs="Carlito"/>
+          <w:sz w:val="32"/>
+          <w:szCs w:val="32"/>
+        </w:rPr>
+      </w:pPr>
+      <w:r>
+        <w:rPr>
+          <w:rFonts w:ascii="Carlito" w:hAnsi="Carlito" w:cs="Carlito"/>
           <w:sz w:val="32"/>
           <w:szCs w:val="32"/>
         </w:rPr>
@@ -1177,12 +1173,14 @@
         </w:numPr>
         <w:jc w:val="both"/>
         <w:rPr>
-          <w:sz w:val="32"/>
-          <w:szCs w:val="32"/>
-        </w:rPr>
-      </w:pPr>
-      <w:r>
-        <w:rPr>
+          <w:rFonts w:ascii="Carlito" w:hAnsi="Carlito" w:cs="Carlito"/>
+          <w:sz w:val="32"/>
+          <w:szCs w:val="32"/>
+        </w:rPr>
+      </w:pPr>
+      <w:r>
+        <w:rPr>
+          <w:rFonts w:ascii="Carlito" w:hAnsi="Carlito" w:cs="Carlito"/>
           <w:sz w:val="32"/>
           <w:szCs w:val="32"/>
         </w:rPr>
@@ -1193,6 +1191,7 @@
       <w:pPr>
         <w:jc w:val="both"/>
         <w:rPr>
+          <w:rFonts w:ascii="Carlito" w:hAnsi="Carlito" w:cs="Carlito"/>
           <w:b/>
           <w:bCs/>
           <w:color w:val="60CAF3" w:themeColor="accent4" w:themeTint="99"/>
@@ -1202,6 +1201,7 @@
       </w:pPr>
       <w:r>
         <w:rPr>
+          <w:rFonts w:ascii="Carlito" w:hAnsi="Carlito" w:cs="Carlito"/>
           <w:b/>
           <w:bCs/>
           <w:color w:val="60CAF3" w:themeColor="accent4" w:themeTint="99"/>
@@ -1220,12 +1220,14 @@
         </w:numPr>
         <w:jc w:val="both"/>
         <w:rPr>
-          <w:sz w:val="32"/>
-          <w:szCs w:val="32"/>
-        </w:rPr>
-      </w:pPr>
-      <w:r>
-        <w:rPr>
+          <w:rFonts w:ascii="Carlito" w:hAnsi="Carlito" w:cs="Carlito"/>
+          <w:sz w:val="32"/>
+          <w:szCs w:val="32"/>
+        </w:rPr>
+      </w:pPr>
+      <w:r>
+        <w:rPr>
+          <w:rFonts w:ascii="Carlito" w:hAnsi="Carlito" w:cs="Carlito"/>
           <w:sz w:val="32"/>
           <w:szCs w:val="32"/>
         </w:rPr>
@@ -1236,6 +1238,7 @@
       <w:pPr>
         <w:jc w:val="both"/>
         <w:rPr>
+          <w:rFonts w:ascii="Carlito" w:hAnsi="Carlito" w:cs="Carlito"/>
           <w:b/>
           <w:bCs/>
           <w:sz w:val="28"/>
@@ -1244,6 +1247,7 @@
       </w:pPr>
       <w:r>
         <w:rPr>
+          <w:rFonts w:ascii="Carlito" w:hAnsi="Carlito" w:cs="Carlito"/>
           <w:b/>
           <w:bCs/>
           <w:sz w:val="28"/>
@@ -1256,6 +1260,7 @@
       <w:pPr>
         <w:jc w:val="both"/>
         <w:rPr>
+          <w:rFonts w:ascii="Carlito" w:hAnsi="Carlito" w:cs="Carlito"/>
           <w:b/>
           <w:bCs/>
           <w:sz w:val="28"/>
@@ -1264,6 +1269,7 @@
       </w:pPr>
       <w:r>
         <w:rPr>
+          <w:rFonts w:ascii="Carlito" w:hAnsi="Carlito" w:cs="Carlito"/>
           <w:b/>
           <w:bCs/>
           <w:sz w:val="28"/>
@@ -1276,6 +1282,7 @@
       <w:pPr>
         <w:jc w:val="both"/>
         <w:rPr>
+          <w:rFonts w:ascii="Carlito" w:hAnsi="Carlito" w:cs="Carlito"/>
           <w:b/>
           <w:bCs/>
           <w:sz w:val="28"/>
@@ -1284,6 +1291,7 @@
       </w:pPr>
       <w:r>
         <w:rPr>
+          <w:rFonts w:ascii="Carlito" w:hAnsi="Carlito" w:cs="Carlito"/>
           <w:b/>
           <w:bCs/>
           <w:sz w:val="28"/>
@@ -1301,12 +1309,14 @@
         </w:numPr>
         <w:jc w:val="both"/>
         <w:rPr>
-          <w:sz w:val="32"/>
-          <w:szCs w:val="32"/>
-        </w:rPr>
-      </w:pPr>
-      <w:r>
-        <w:rPr>
+          <w:rFonts w:ascii="Carlito" w:hAnsi="Carlito" w:cs="Carlito"/>
+          <w:sz w:val="32"/>
+          <w:szCs w:val="32"/>
+        </w:rPr>
+      </w:pPr>
+      <w:r>
+        <w:rPr>
+          <w:rFonts w:ascii="Carlito" w:hAnsi="Carlito" w:cs="Carlito"/>
           <w:sz w:val="32"/>
           <w:szCs w:val="32"/>
         </w:rPr>
@@ -1314,6 +1324,7 @@
       </w:r>
       <w:r>
         <w:rPr>
+          <w:rFonts w:ascii="Carlito" w:hAnsi="Carlito" w:cs="Carlito"/>
           <w:b/>
           <w:bCs/>
           <w:sz w:val="32"/>
@@ -1323,6 +1334,7 @@
       </w:r>
       <w:r>
         <w:rPr>
+          <w:rFonts w:ascii="Carlito" w:hAnsi="Carlito" w:cs="Carlito"/>
           <w:sz w:val="32"/>
           <w:szCs w:val="32"/>
         </w:rPr>
@@ -1330,6 +1342,7 @@
       </w:r>
       <w:r>
         <w:rPr>
+          <w:rFonts w:ascii="Carlito" w:hAnsi="Carlito" w:cs="Carlito"/>
           <w:b/>
           <w:bCs/>
           <w:sz w:val="32"/>
@@ -1339,6 +1352,7 @@
       </w:r>
       <w:r>
         <w:rPr>
+          <w:rFonts w:ascii="Carlito" w:hAnsi="Carlito" w:cs="Carlito"/>
           <w:sz w:val="32"/>
           <w:szCs w:val="32"/>
         </w:rPr>
@@ -1346,6 +1360,7 @@
       </w:r>
       <w:r>
         <w:rPr>
+          <w:rFonts w:ascii="Carlito" w:hAnsi="Carlito" w:cs="Carlito"/>
           <w:b/>
           <w:bCs/>
           <w:sz w:val="32"/>
@@ -1355,6 +1370,7 @@
       </w:r>
       <w:r>
         <w:rPr>
+          <w:rFonts w:ascii="Carlito" w:hAnsi="Carlito" w:cs="Carlito"/>
           <w:sz w:val="32"/>
           <w:szCs w:val="32"/>
         </w:rPr>
@@ -1365,6 +1381,7 @@
       <w:pPr>
         <w:jc w:val="both"/>
         <w:rPr>
+          <w:rFonts w:ascii="Carlito" w:hAnsi="Carlito" w:cs="Carlito"/>
           <w:b/>
           <w:bCs/>
           <w:color w:val="60CAF3" w:themeColor="accent4" w:themeTint="99"/>
@@ -1374,35 +1391,14 @@
       </w:pPr>
       <w:r>
         <w:rPr>
+          <w:rFonts w:ascii="Carlito" w:hAnsi="Carlito" w:cs="Carlito"/>
           <w:b/>
           <w:bCs/>
           <w:color w:val="60CAF3" w:themeColor="accent4" w:themeTint="99"/>
           <w:sz w:val="32"/>
           <w:szCs w:val="32"/>
         </w:rPr>
-        <w:t>Set-Service -Name ssh-agent -</w:t>
-      </w:r>
-      <w:proofErr w:type="spellStart"/>
-      <w:r>
-        <w:rPr>
-          <w:b/>
-          <w:bCs/>
-          <w:color w:val="60CAF3" w:themeColor="accent4" w:themeTint="99"/>
-          <w:sz w:val="32"/>
-          <w:szCs w:val="32"/>
-        </w:rPr>
-        <w:t>StartupType</w:t>
-      </w:r>
-      <w:proofErr w:type="spellEnd"/>
-      <w:r>
-        <w:rPr>
-          <w:b/>
-          <w:bCs/>
-          <w:color w:val="60CAF3" w:themeColor="accent4" w:themeTint="99"/>
-          <w:sz w:val="32"/>
-          <w:szCs w:val="32"/>
-        </w:rPr>
-        <w:t xml:space="preserve"> Manual</w:t>
+        <w:t>Set-Service -Name ssh-agent -StartupType Manual</w:t>
       </w:r>
     </w:p>
     <w:p>
@@ -1414,12 +1410,14 @@
         </w:numPr>
         <w:jc w:val="both"/>
         <w:rPr>
-          <w:sz w:val="32"/>
-          <w:szCs w:val="32"/>
-        </w:rPr>
-      </w:pPr>
-      <w:r>
-        <w:rPr>
+          <w:rFonts w:ascii="Carlito" w:hAnsi="Carlito" w:cs="Carlito"/>
+          <w:sz w:val="32"/>
+          <w:szCs w:val="32"/>
+        </w:rPr>
+      </w:pPr>
+      <w:r>
+        <w:rPr>
+          <w:rFonts w:ascii="Carlito" w:hAnsi="Carlito" w:cs="Carlito"/>
           <w:sz w:val="32"/>
           <w:szCs w:val="32"/>
         </w:rPr>
@@ -1427,6 +1425,7 @@
       </w:r>
       <w:r>
         <w:rPr>
+          <w:rFonts w:ascii="Carlito" w:hAnsi="Carlito" w:cs="Carlito"/>
           <w:b/>
           <w:bCs/>
           <w:sz w:val="32"/>
@@ -1436,6 +1435,7 @@
       </w:r>
       <w:r>
         <w:rPr>
+          <w:rFonts w:ascii="Carlito" w:hAnsi="Carlito" w:cs="Carlito"/>
           <w:sz w:val="32"/>
           <w:szCs w:val="32"/>
         </w:rPr>
@@ -1443,6 +1443,7 @@
       </w:r>
       <w:r>
         <w:rPr>
+          <w:rFonts w:ascii="Carlito" w:hAnsi="Carlito" w:cs="Carlito"/>
           <w:b/>
           <w:bCs/>
           <w:sz w:val="32"/>
@@ -1452,6 +1453,7 @@
       </w:r>
       <w:r>
         <w:rPr>
+          <w:rFonts w:ascii="Carlito" w:hAnsi="Carlito" w:cs="Carlito"/>
           <w:sz w:val="32"/>
           <w:szCs w:val="32"/>
         </w:rPr>
@@ -1462,12 +1464,14 @@
       <w:pPr>
         <w:jc w:val="both"/>
         <w:rPr>
-          <w:sz w:val="32"/>
-          <w:szCs w:val="32"/>
-        </w:rPr>
-      </w:pPr>
-      <w:r>
-        <w:rPr>
+          <w:rFonts w:ascii="Carlito" w:hAnsi="Carlito" w:cs="Carlito"/>
+          <w:sz w:val="32"/>
+          <w:szCs w:val="32"/>
+        </w:rPr>
+      </w:pPr>
+      <w:r>
+        <w:rPr>
+          <w:rFonts w:ascii="Carlito" w:hAnsi="Carlito" w:cs="Carlito"/>
           <w:sz w:val="32"/>
           <w:szCs w:val="32"/>
         </w:rPr>
@@ -1478,6 +1482,7 @@
       <w:pPr>
         <w:jc w:val="both"/>
         <w:rPr>
+          <w:rFonts w:ascii="Carlito" w:hAnsi="Carlito" w:cs="Carlito"/>
           <w:b/>
           <w:bCs/>
           <w:color w:val="60CAF3" w:themeColor="accent4" w:themeTint="99"/>
@@ -1487,6 +1492,7 @@
       </w:pPr>
       <w:r>
         <w:rPr>
+          <w:rFonts w:ascii="Carlito" w:hAnsi="Carlito" w:cs="Carlito"/>
           <w:b/>
           <w:bCs/>
           <w:color w:val="60CAF3" w:themeColor="accent4" w:themeTint="99"/>
@@ -1500,21 +1506,24 @@
       <w:pPr>
         <w:jc w:val="both"/>
         <w:rPr>
-          <w:sz w:val="32"/>
-          <w:szCs w:val="32"/>
-        </w:rPr>
-      </w:pPr>
-    </w:p>
-    <w:p>
-      <w:pPr>
-        <w:jc w:val="both"/>
-        <w:rPr>
-          <w:sz w:val="32"/>
-          <w:szCs w:val="32"/>
-        </w:rPr>
-      </w:pPr>
-      <w:r>
-        <w:rPr>
+          <w:rFonts w:ascii="Carlito" w:hAnsi="Carlito" w:cs="Carlito"/>
+          <w:sz w:val="32"/>
+          <w:szCs w:val="32"/>
+        </w:rPr>
+      </w:pPr>
+    </w:p>
+    <w:p>
+      <w:pPr>
+        <w:jc w:val="both"/>
+        <w:rPr>
+          <w:rFonts w:ascii="Carlito" w:hAnsi="Carlito" w:cs="Carlito"/>
+          <w:sz w:val="32"/>
+          <w:szCs w:val="32"/>
+        </w:rPr>
+      </w:pPr>
+      <w:r>
+        <w:rPr>
+          <w:rFonts w:ascii="Carlito" w:hAnsi="Carlito" w:cs="Carlito"/>
           <w:sz w:val="32"/>
           <w:szCs w:val="32"/>
         </w:rPr>
@@ -1525,12 +1534,14 @@
       <w:pPr>
         <w:jc w:val="both"/>
         <w:rPr>
-          <w:sz w:val="32"/>
-          <w:szCs w:val="32"/>
-        </w:rPr>
-      </w:pPr>
-      <w:r>
-        <w:rPr>
+          <w:rFonts w:ascii="Carlito" w:hAnsi="Carlito" w:cs="Carlito"/>
+          <w:sz w:val="32"/>
+          <w:szCs w:val="32"/>
+        </w:rPr>
+      </w:pPr>
+      <w:r>
+        <w:rPr>
+          <w:rFonts w:ascii="Carlito" w:hAnsi="Carlito" w:cs="Carlito"/>
           <w:sz w:val="32"/>
           <w:szCs w:val="32"/>
         </w:rPr>
@@ -1538,6 +1549,7 @@
       </w:r>
       <w:r>
         <w:rPr>
+          <w:rFonts w:ascii="Carlito" w:hAnsi="Carlito" w:cs="Carlito"/>
           <w:b/>
           <w:bCs/>
           <w:sz w:val="32"/>
@@ -1547,6 +1559,7 @@
       </w:r>
       <w:r>
         <w:rPr>
+          <w:rFonts w:ascii="Carlito" w:hAnsi="Carlito" w:cs="Carlito"/>
           <w:sz w:val="32"/>
           <w:szCs w:val="32"/>
         </w:rPr>
@@ -1557,6 +1570,7 @@
       <w:pPr>
         <w:jc w:val="both"/>
         <w:rPr>
+          <w:rFonts w:ascii="Carlito" w:hAnsi="Carlito" w:cs="Carlito"/>
           <w:b/>
           <w:bCs/>
           <w:color w:val="60CAF3" w:themeColor="accent4" w:themeTint="99"/>
@@ -1566,6 +1580,7 @@
       </w:pPr>
       <w:r>
         <w:rPr>
+          <w:rFonts w:ascii="Carlito" w:hAnsi="Carlito" w:cs="Carlito"/>
           <w:b/>
           <w:bCs/>
           <w:color w:val="60CAF3" w:themeColor="accent4" w:themeTint="99"/>
@@ -1579,27 +1594,112 @@
       <w:pPr>
         <w:jc w:val="both"/>
         <w:rPr>
-          <w:b/>
-          <w:bCs/>
-          <w:sz w:val="32"/>
-          <w:szCs w:val="32"/>
-        </w:rPr>
-      </w:pPr>
-      <w:r>
-        <w:rPr>
-          <w:b/>
-          <w:bCs/>
+          <w:rFonts w:ascii="Carlito" w:hAnsi="Carlito" w:cs="Carlito"/>
+          <w:b/>
+          <w:bCs/>
+          <w:sz w:val="32"/>
+          <w:szCs w:val="32"/>
+        </w:rPr>
+      </w:pPr>
+      <w:r>
+        <w:rPr>
+          <w:rFonts w:ascii="Carlito" w:hAnsi="Carlito" w:cs="Carlito"/>
+          <w:b/>
+          <w:bCs/>
+          <w:sz w:val="32"/>
+          <w:szCs w:val="32"/>
+        </w:rPr>
+        <w:t>// or this</w:t>
+      </w:r>
+    </w:p>
+    <w:p>
+      <w:pPr>
+        <w:jc w:val="both"/>
+        <w:rPr>
+          <w:rFonts w:ascii="Carlito" w:hAnsi="Carlito" w:cs="Carlito"/>
+          <w:b/>
+          <w:bCs/>
+          <w:color w:val="60CAF3" w:themeColor="accent4" w:themeTint="99"/>
+          <w:sz w:val="32"/>
+          <w:szCs w:val="32"/>
+        </w:rPr>
+      </w:pPr>
+      <w:r>
+        <w:rPr>
+          <w:rFonts w:ascii="Carlito" w:hAnsi="Carlito" w:cs="Carlito"/>
+          <w:b/>
+          <w:bCs/>
+          <w:color w:val="60CAF3" w:themeColor="accent4" w:themeTint="99"/>
+          <w:sz w:val="32"/>
+          <w:szCs w:val="32"/>
+        </w:rPr>
+        <w:t>ssh-add ~/.ssh/id_ed25519</w:t>
+      </w:r>
+    </w:p>
+    <w:p>
+      <w:pPr>
+        <w:jc w:val="both"/>
+        <w:rPr>
+          <w:rFonts w:ascii="Carlito" w:hAnsi="Carlito" w:cs="Carlito"/>
+          <w:sz w:val="32"/>
+          <w:szCs w:val="32"/>
+        </w:rPr>
+      </w:pPr>
+      <w:r>
+        <w:rPr>
+          <w:rFonts w:ascii="Carlito" w:hAnsi="Carlito" w:cs="Carlito"/>
           <w:sz w:val="32"/>
           <w:szCs w:val="32"/>
         </w:rPr>
         <w:lastRenderedPageBreak/>
-        <w:t>// or this</w:t>
-      </w:r>
-    </w:p>
-    <w:p>
-      <w:pPr>
-        <w:jc w:val="both"/>
-        <w:rPr>
+        <w:t># Output will be this:</w:t>
+      </w:r>
+    </w:p>
+    <w:p>
+      <w:pPr>
+        <w:jc w:val="both"/>
+        <w:rPr>
+          <w:rFonts w:ascii="Carlito" w:hAnsi="Carlito" w:cs="Carlito"/>
+          <w:b/>
+          <w:bCs/>
+          <w:sz w:val="32"/>
+          <w:szCs w:val="32"/>
+        </w:rPr>
+      </w:pPr>
+      <w:r>
+        <w:rPr>
+          <w:rFonts w:ascii="Carlito" w:hAnsi="Carlito" w:cs="Carlito"/>
+          <w:b/>
+          <w:bCs/>
+          <w:sz w:val="32"/>
+          <w:szCs w:val="32"/>
+        </w:rPr>
+        <w:t>Identity added: C:\Users\nhasa\.ssh\id_ed25519 (nhasanr18@gmail.com)</w:t>
+      </w:r>
+    </w:p>
+    <w:p>
+      <w:pPr>
+        <w:jc w:val="both"/>
+        <w:rPr>
+          <w:rFonts w:ascii="Carlito" w:hAnsi="Carlito" w:cs="Carlito"/>
+          <w:sz w:val="32"/>
+          <w:szCs w:val="32"/>
+        </w:rPr>
+      </w:pPr>
+      <w:r>
+        <w:rPr>
+          <w:rFonts w:ascii="Carlito" w:hAnsi="Carlito" w:cs="Carlito"/>
+          <w:sz w:val="32"/>
+          <w:szCs w:val="32"/>
+        </w:rPr>
+        <w:t># Then check loaded keys using:</w:t>
+      </w:r>
+    </w:p>
+    <w:p>
+      <w:pPr>
+        <w:jc w:val="both"/>
+        <w:rPr>
+          <w:rFonts w:ascii="Carlito" w:hAnsi="Carlito" w:cs="Carlito"/>
           <w:b/>
           <w:bCs/>
           <w:color w:val="60CAF3" w:themeColor="accent4" w:themeTint="99"/>
@@ -1609,86 +1709,13 @@
       </w:pPr>
       <w:r>
         <w:rPr>
+          <w:rFonts w:ascii="Carlito" w:hAnsi="Carlito" w:cs="Carlito"/>
           <w:b/>
           <w:bCs/>
           <w:color w:val="60CAF3" w:themeColor="accent4" w:themeTint="99"/>
           <w:sz w:val="32"/>
           <w:szCs w:val="32"/>
         </w:rPr>
-        <w:t>ssh-add ~/.ssh/id_ed25519</w:t>
-      </w:r>
-    </w:p>
-    <w:p>
-      <w:pPr>
-        <w:jc w:val="both"/>
-        <w:rPr>
-          <w:sz w:val="32"/>
-          <w:szCs w:val="32"/>
-        </w:rPr>
-      </w:pPr>
-      <w:r>
-        <w:rPr>
-          <w:sz w:val="32"/>
-          <w:szCs w:val="32"/>
-        </w:rPr>
-        <w:t># Output will be this:</w:t>
-      </w:r>
-    </w:p>
-    <w:p>
-      <w:pPr>
-        <w:jc w:val="both"/>
-        <w:rPr>
-          <w:b/>
-          <w:bCs/>
-          <w:sz w:val="32"/>
-          <w:szCs w:val="32"/>
-        </w:rPr>
-      </w:pPr>
-      <w:r>
-        <w:rPr>
-          <w:b/>
-          <w:bCs/>
-          <w:sz w:val="32"/>
-          <w:szCs w:val="32"/>
-        </w:rPr>
-        <w:t>Identity added: C:\Users\nhasa\.ssh\id_ed25519 (nhasanr18@gmail.com)</w:t>
-      </w:r>
-    </w:p>
-    <w:p>
-      <w:pPr>
-        <w:jc w:val="both"/>
-        <w:rPr>
-          <w:sz w:val="32"/>
-          <w:szCs w:val="32"/>
-        </w:rPr>
-      </w:pPr>
-      <w:r>
-        <w:rPr>
-          <w:sz w:val="32"/>
-          <w:szCs w:val="32"/>
-        </w:rPr>
-        <w:t># Then check loaded keys using:</w:t>
-      </w:r>
-    </w:p>
-    <w:p>
-      <w:pPr>
-        <w:jc w:val="both"/>
-        <w:rPr>
-          <w:b/>
-          <w:bCs/>
-          <w:color w:val="60CAF3" w:themeColor="accent4" w:themeTint="99"/>
-          <w:sz w:val="32"/>
-          <w:szCs w:val="32"/>
-        </w:rPr>
-      </w:pPr>
-      <w:r>
-        <w:rPr>
-          <w:b/>
-          <w:bCs/>
-          <w:color w:val="60CAF3" w:themeColor="accent4" w:themeTint="99"/>
-          <w:sz w:val="32"/>
-          <w:szCs w:val="32"/>
-        </w:rPr>
         <w:t>ssh-add -l</w:t>
       </w:r>
     </w:p>
@@ -1696,12 +1723,14 @@
       <w:pPr>
         <w:jc w:val="both"/>
         <w:rPr>
-          <w:sz w:val="32"/>
-          <w:szCs w:val="32"/>
-        </w:rPr>
-      </w:pPr>
-      <w:r>
-        <w:rPr>
+          <w:rFonts w:ascii="Carlito" w:hAnsi="Carlito" w:cs="Carlito"/>
+          <w:sz w:val="32"/>
+          <w:szCs w:val="32"/>
+        </w:rPr>
+      </w:pPr>
+      <w:r>
+        <w:rPr>
+          <w:rFonts w:ascii="Carlito" w:hAnsi="Carlito" w:cs="Carlito"/>
           <w:sz w:val="32"/>
           <w:szCs w:val="32"/>
         </w:rPr>
@@ -1712,70 +1741,44 @@
       <w:pPr>
         <w:jc w:val="both"/>
         <w:rPr>
+          <w:rFonts w:ascii="Carlito" w:hAnsi="Carlito" w:cs="Carlito"/>
           <w:sz w:val="28"/>
           <w:szCs w:val="28"/>
         </w:rPr>
       </w:pPr>
       <w:r>
         <w:rPr>
+          <w:rFonts w:ascii="Carlito" w:hAnsi="Carlito" w:cs="Carlito"/>
           <w:b/>
           <w:bCs/>
           <w:sz w:val="28"/>
           <w:szCs w:val="28"/>
         </w:rPr>
-        <w:t>256 SHA256:Qn8zg</w:t>
-      </w:r>
-      <w:proofErr w:type="gramStart"/>
-      <w:r>
-        <w:rPr>
-          <w:b/>
-          <w:bCs/>
-          <w:sz w:val="28"/>
-          <w:szCs w:val="28"/>
-        </w:rPr>
-        <w:t>…..</w:t>
-      </w:r>
-      <w:proofErr w:type="spellStart"/>
-      <w:proofErr w:type="gramEnd"/>
-      <w:r>
-        <w:rPr>
-          <w:b/>
-          <w:bCs/>
-          <w:sz w:val="28"/>
-          <w:szCs w:val="28"/>
-        </w:rPr>
-        <w:t>FCbw</w:t>
-      </w:r>
-      <w:proofErr w:type="spellEnd"/>
-      <w:r>
-        <w:rPr>
-          <w:b/>
-          <w:bCs/>
-          <w:sz w:val="28"/>
-          <w:szCs w:val="28"/>
-        </w:rPr>
-        <w:t xml:space="preserve"> nhasanr18@gmail.com (ED25519)</w:t>
-      </w:r>
-    </w:p>
-    <w:p>
-      <w:pPr>
-        <w:jc w:val="both"/>
-        <w:rPr>
-          <w:sz w:val="32"/>
-          <w:szCs w:val="32"/>
-        </w:rPr>
-      </w:pPr>
-    </w:p>
-    <w:p>
-      <w:pPr>
-        <w:jc w:val="both"/>
-        <w:rPr>
-          <w:sz w:val="32"/>
-          <w:szCs w:val="32"/>
-        </w:rPr>
-      </w:pPr>
-      <w:r>
-        <w:rPr>
+        <w:t>256 SHA256:Qn8zg…..FCbw nhasanr18@gmail.com (ED25519)</w:t>
+      </w:r>
+    </w:p>
+    <w:p>
+      <w:pPr>
+        <w:jc w:val="both"/>
+        <w:rPr>
+          <w:rFonts w:ascii="Carlito" w:hAnsi="Carlito" w:cs="Carlito"/>
+          <w:sz w:val="32"/>
+          <w:szCs w:val="32"/>
+        </w:rPr>
+      </w:pPr>
+    </w:p>
+    <w:p>
+      <w:pPr>
+        <w:jc w:val="both"/>
+        <w:rPr>
+          <w:rFonts w:ascii="Carlito" w:hAnsi="Carlito" w:cs="Carlito"/>
+          <w:sz w:val="32"/>
+          <w:szCs w:val="32"/>
+        </w:rPr>
+      </w:pPr>
+      <w:r>
+        <w:rPr>
+          <w:rFonts w:ascii="Carlito" w:hAnsi="Carlito" w:cs="Carlito"/>
           <w:sz w:val="32"/>
           <w:szCs w:val="32"/>
         </w:rPr>
@@ -1786,12 +1789,14 @@
       <w:pPr>
         <w:jc w:val="both"/>
         <w:rPr>
-          <w:sz w:val="32"/>
-          <w:szCs w:val="32"/>
-        </w:rPr>
-      </w:pPr>
-      <w:r>
-        <w:rPr>
+          <w:rFonts w:ascii="Carlito" w:hAnsi="Carlito" w:cs="Carlito"/>
+          <w:sz w:val="32"/>
+          <w:szCs w:val="32"/>
+        </w:rPr>
+      </w:pPr>
+      <w:r>
+        <w:rPr>
+          <w:rFonts w:ascii="Carlito" w:hAnsi="Carlito" w:cs="Carlito"/>
           <w:sz w:val="32"/>
           <w:szCs w:val="32"/>
         </w:rPr>
@@ -1802,12 +1807,14 @@
       <w:pPr>
         <w:jc w:val="both"/>
         <w:rPr>
-          <w:sz w:val="32"/>
-          <w:szCs w:val="32"/>
-        </w:rPr>
-      </w:pPr>
-      <w:r>
-        <w:rPr>
+          <w:rFonts w:ascii="Carlito" w:hAnsi="Carlito" w:cs="Carlito"/>
+          <w:sz w:val="32"/>
+          <w:szCs w:val="32"/>
+        </w:rPr>
+      </w:pPr>
+      <w:r>
+        <w:rPr>
+          <w:rFonts w:ascii="Carlito" w:hAnsi="Carlito" w:cs="Carlito"/>
           <w:b/>
           <w:bCs/>
           <w:color w:val="60CAF3" w:themeColor="accent4" w:themeTint="99"/>
@@ -1818,6 +1825,7 @@
       </w:r>
       <w:r>
         <w:rPr>
+          <w:rFonts w:ascii="Carlito" w:hAnsi="Carlito" w:cs="Carlito"/>
           <w:sz w:val="32"/>
           <w:szCs w:val="32"/>
         </w:rPr>
@@ -1828,12 +1836,14 @@
       <w:pPr>
         <w:jc w:val="both"/>
         <w:rPr>
-          <w:sz w:val="32"/>
-          <w:szCs w:val="32"/>
-        </w:rPr>
-      </w:pPr>
-      <w:r>
-        <w:rPr>
+          <w:rFonts w:ascii="Carlito" w:hAnsi="Carlito" w:cs="Carlito"/>
+          <w:sz w:val="32"/>
+          <w:szCs w:val="32"/>
+        </w:rPr>
+      </w:pPr>
+      <w:r>
+        <w:rPr>
+          <w:rFonts w:ascii="Carlito" w:hAnsi="Carlito" w:cs="Carlito"/>
           <w:sz w:val="32"/>
           <w:szCs w:val="32"/>
         </w:rPr>
@@ -1844,70 +1854,34 @@
       <w:pPr>
         <w:jc w:val="both"/>
         <w:rPr>
-          <w:sz w:val="30"/>
-          <w:szCs w:val="30"/>
-        </w:rPr>
-      </w:pPr>
-      <w:r>
-        <w:rPr>
-          <w:b/>
-          <w:bCs/>
-          <w:sz w:val="30"/>
-          <w:szCs w:val="30"/>
-        </w:rPr>
-        <w:t>ssh-ed25519 AAAA1l……</w:t>
-      </w:r>
-      <w:proofErr w:type="gramStart"/>
-      <w:r>
-        <w:rPr>
-          <w:b/>
-          <w:bCs/>
-          <w:sz w:val="30"/>
-          <w:szCs w:val="30"/>
-        </w:rPr>
-        <w:t>….</w:t>
-      </w:r>
-      <w:proofErr w:type="spellStart"/>
-      <w:r>
-        <w:rPr>
-          <w:b/>
-          <w:bCs/>
-          <w:sz w:val="30"/>
-          <w:szCs w:val="30"/>
-        </w:rPr>
-        <w:t>Sk</w:t>
-      </w:r>
-      <w:proofErr w:type="gramEnd"/>
-      <w:r>
-        <w:rPr>
-          <w:b/>
-          <w:bCs/>
-          <w:sz w:val="30"/>
-          <w:szCs w:val="30"/>
-        </w:rPr>
-        <w:t>+hXV</w:t>
-      </w:r>
-      <w:proofErr w:type="spellEnd"/>
-      <w:r>
-        <w:rPr>
-          <w:b/>
-          <w:bCs/>
-          <w:sz w:val="30"/>
-          <w:szCs w:val="30"/>
-        </w:rPr>
-        <w:t xml:space="preserve"> nhasanr18@gmail.com</w:t>
-      </w:r>
-    </w:p>
-    <w:p>
-      <w:pPr>
-        <w:jc w:val="both"/>
-        <w:rPr>
-          <w:sz w:val="30"/>
-          <w:szCs w:val="30"/>
-        </w:rPr>
-      </w:pPr>
-      <w:r>
-        <w:rPr>
+          <w:rFonts w:ascii="Carlito" w:hAnsi="Carlito" w:cs="Carlito"/>
+          <w:sz w:val="30"/>
+          <w:szCs w:val="30"/>
+        </w:rPr>
+      </w:pPr>
+      <w:r>
+        <w:rPr>
+          <w:rFonts w:ascii="Carlito" w:hAnsi="Carlito" w:cs="Carlito"/>
+          <w:b/>
+          <w:bCs/>
+          <w:sz w:val="30"/>
+          <w:szCs w:val="30"/>
+        </w:rPr>
+        <w:t>ssh-ed25519 AAAA1l……….Sk+hXV nhasanr18@gmail.com</w:t>
+      </w:r>
+    </w:p>
+    <w:p>
+      <w:pPr>
+        <w:jc w:val="both"/>
+        <w:rPr>
+          <w:rFonts w:ascii="Carlito" w:hAnsi="Carlito" w:cs="Carlito"/>
+          <w:sz w:val="30"/>
+          <w:szCs w:val="30"/>
+        </w:rPr>
+      </w:pPr>
+      <w:r>
+        <w:rPr>
+          <w:rFonts w:ascii="Carlito" w:hAnsi="Carlito" w:cs="Carlito"/>
           <w:sz w:val="30"/>
           <w:szCs w:val="30"/>
         </w:rPr>
@@ -1918,21 +1892,24 @@
       <w:pPr>
         <w:jc w:val="both"/>
         <w:rPr>
-          <w:sz w:val="30"/>
-          <w:szCs w:val="30"/>
-        </w:rPr>
-      </w:pPr>
-    </w:p>
-    <w:p>
-      <w:pPr>
-        <w:jc w:val="both"/>
-        <w:rPr>
-          <w:sz w:val="30"/>
-          <w:szCs w:val="30"/>
-        </w:rPr>
-      </w:pPr>
-      <w:r>
-        <w:rPr>
+          <w:rFonts w:ascii="Carlito" w:hAnsi="Carlito" w:cs="Carlito"/>
+          <w:sz w:val="30"/>
+          <w:szCs w:val="30"/>
+        </w:rPr>
+      </w:pPr>
+    </w:p>
+    <w:p>
+      <w:pPr>
+        <w:jc w:val="both"/>
+        <w:rPr>
+          <w:rFonts w:ascii="Carlito" w:hAnsi="Carlito" w:cs="Carlito"/>
+          <w:sz w:val="30"/>
+          <w:szCs w:val="30"/>
+        </w:rPr>
+      </w:pPr>
+      <w:r>
+        <w:rPr>
+          <w:rFonts w:ascii="Carlito" w:hAnsi="Carlito" w:cs="Carlito"/>
           <w:sz w:val="30"/>
           <w:szCs w:val="30"/>
         </w:rPr>
@@ -1943,12 +1920,14 @@
       <w:pPr>
         <w:jc w:val="both"/>
         <w:rPr>
-          <w:sz w:val="30"/>
-          <w:szCs w:val="30"/>
-        </w:rPr>
-      </w:pPr>
-      <w:r>
-        <w:rPr>
+          <w:rFonts w:ascii="Carlito" w:hAnsi="Carlito" w:cs="Carlito"/>
+          <w:sz w:val="30"/>
+          <w:szCs w:val="30"/>
+        </w:rPr>
+      </w:pPr>
+      <w:r>
+        <w:rPr>
+          <w:rFonts w:ascii="Carlito" w:hAnsi="Carlito" w:cs="Carlito"/>
           <w:sz w:val="30"/>
           <w:szCs w:val="30"/>
         </w:rPr>
@@ -1964,12 +1943,14 @@
         </w:numPr>
         <w:jc w:val="both"/>
         <w:rPr>
-          <w:sz w:val="30"/>
-          <w:szCs w:val="30"/>
-        </w:rPr>
-      </w:pPr>
-      <w:r>
-        <w:rPr>
+          <w:rFonts w:ascii="Carlito" w:hAnsi="Carlito" w:cs="Carlito"/>
+          <w:sz w:val="30"/>
+          <w:szCs w:val="30"/>
+        </w:rPr>
+      </w:pPr>
+      <w:r>
+        <w:rPr>
+          <w:rFonts w:ascii="Carlito" w:hAnsi="Carlito" w:cs="Carlito"/>
           <w:sz w:val="30"/>
           <w:szCs w:val="30"/>
         </w:rPr>
@@ -1985,12 +1966,14 @@
         </w:numPr>
         <w:jc w:val="both"/>
         <w:rPr>
-          <w:sz w:val="30"/>
-          <w:szCs w:val="30"/>
-        </w:rPr>
-      </w:pPr>
-      <w:r>
-        <w:rPr>
+          <w:rFonts w:ascii="Carlito" w:hAnsi="Carlito" w:cs="Carlito"/>
+          <w:sz w:val="30"/>
+          <w:szCs w:val="30"/>
+        </w:rPr>
+      </w:pPr>
+      <w:r>
+        <w:rPr>
+          <w:rFonts w:ascii="Carlito" w:hAnsi="Carlito" w:cs="Carlito"/>
           <w:sz w:val="30"/>
           <w:szCs w:val="30"/>
         </w:rPr>
@@ -2001,21 +1984,24 @@
       <w:pPr>
         <w:jc w:val="both"/>
         <w:rPr>
-          <w:sz w:val="30"/>
-          <w:szCs w:val="30"/>
-        </w:rPr>
-      </w:pPr>
-    </w:p>
-    <w:p>
-      <w:pPr>
-        <w:jc w:val="both"/>
-        <w:rPr>
-          <w:sz w:val="30"/>
-          <w:szCs w:val="30"/>
-        </w:rPr>
-      </w:pPr>
-      <w:r>
-        <w:rPr>
+          <w:rFonts w:ascii="Carlito" w:hAnsi="Carlito" w:cs="Carlito"/>
+          <w:sz w:val="30"/>
+          <w:szCs w:val="30"/>
+        </w:rPr>
+      </w:pPr>
+    </w:p>
+    <w:p>
+      <w:pPr>
+        <w:jc w:val="both"/>
+        <w:rPr>
+          <w:rFonts w:ascii="Carlito" w:hAnsi="Carlito" w:cs="Carlito"/>
+          <w:sz w:val="30"/>
+          <w:szCs w:val="30"/>
+        </w:rPr>
+      </w:pPr>
+      <w:r>
+        <w:rPr>
+          <w:rFonts w:ascii="Carlito" w:hAnsi="Carlito" w:cs="Carlito"/>
           <w:sz w:val="30"/>
           <w:szCs w:val="30"/>
         </w:rPr>
@@ -2026,58 +2012,65 @@
       <w:pPr>
         <w:jc w:val="both"/>
         <w:rPr>
-          <w:sz w:val="30"/>
-          <w:szCs w:val="30"/>
-        </w:rPr>
-      </w:pPr>
-      <w:r>
-        <w:rPr>
+          <w:rFonts w:ascii="Carlito" w:hAnsi="Carlito" w:cs="Carlito"/>
+          <w:sz w:val="30"/>
+          <w:szCs w:val="30"/>
+        </w:rPr>
+      </w:pPr>
+      <w:r>
+        <w:rPr>
+          <w:rFonts w:ascii="Carlito" w:hAnsi="Carlito" w:cs="Carlito"/>
+          <w:sz w:val="30"/>
+          <w:szCs w:val="30"/>
+        </w:rPr>
+        <w:t># Run this:</w:t>
+      </w:r>
+    </w:p>
+    <w:p>
+      <w:pPr>
+        <w:jc w:val="both"/>
+        <w:rPr>
+          <w:rFonts w:ascii="Carlito" w:hAnsi="Carlito" w:cs="Carlito"/>
+          <w:b/>
+          <w:bCs/>
+          <w:color w:val="60CAF3" w:themeColor="accent4" w:themeTint="99"/>
+          <w:sz w:val="30"/>
+          <w:szCs w:val="30"/>
+        </w:rPr>
+      </w:pPr>
+      <w:r>
+        <w:rPr>
+          <w:rFonts w:ascii="Carlito" w:hAnsi="Carlito" w:cs="Carlito"/>
+          <w:b/>
+          <w:bCs/>
+          <w:color w:val="60CAF3" w:themeColor="accent4" w:themeTint="99"/>
+          <w:sz w:val="30"/>
+          <w:szCs w:val="30"/>
+        </w:rPr>
+        <w:t>ssh -T git@github.com</w:t>
+      </w:r>
+    </w:p>
+    <w:p>
+      <w:pPr>
+        <w:jc w:val="both"/>
+        <w:rPr>
+          <w:rFonts w:ascii="Carlito" w:hAnsi="Carlito" w:cs="Carlito"/>
+          <w:sz w:val="30"/>
+          <w:szCs w:val="30"/>
+        </w:rPr>
+      </w:pPr>
+      <w:r>
+        <w:rPr>
+          <w:rFonts w:ascii="Carlito" w:hAnsi="Carlito" w:cs="Carlito"/>
           <w:sz w:val="30"/>
           <w:szCs w:val="30"/>
         </w:rPr>
         <w:lastRenderedPageBreak/>
-        <w:t># Run this:</w:t>
-      </w:r>
-    </w:p>
-    <w:p>
-      <w:pPr>
-        <w:jc w:val="both"/>
-        <w:rPr>
-          <w:b/>
-          <w:bCs/>
-          <w:color w:val="60CAF3" w:themeColor="accent4" w:themeTint="99"/>
-          <w:sz w:val="30"/>
-          <w:szCs w:val="30"/>
-        </w:rPr>
-      </w:pPr>
-      <w:r>
-        <w:rPr>
-          <w:b/>
-          <w:bCs/>
-          <w:color w:val="60CAF3" w:themeColor="accent4" w:themeTint="99"/>
-          <w:sz w:val="30"/>
-          <w:szCs w:val="30"/>
-        </w:rPr>
-        <w:t>ssh -T git@github.com</w:t>
-      </w:r>
-    </w:p>
-    <w:p>
-      <w:pPr>
-        <w:jc w:val="both"/>
-        <w:rPr>
-          <w:sz w:val="30"/>
-          <w:szCs w:val="30"/>
-        </w:rPr>
-      </w:pPr>
-      <w:r>
-        <w:rPr>
-          <w:sz w:val="30"/>
-          <w:szCs w:val="30"/>
-        </w:rPr>
         <w:t># First time will show “</w:t>
       </w:r>
       <w:r>
         <w:rPr>
+          <w:rFonts w:ascii="Carlito" w:hAnsi="Carlito" w:cs="Carlito"/>
           <w:b/>
           <w:bCs/>
           <w:sz w:val="30"/>
@@ -2087,6 +2080,7 @@
       </w:r>
       <w:r>
         <w:rPr>
+          <w:rFonts w:ascii="Carlito" w:hAnsi="Carlito" w:cs="Carlito"/>
           <w:sz w:val="30"/>
           <w:szCs w:val="30"/>
         </w:rPr>
@@ -2094,6 +2088,7 @@
       </w:r>
       <w:r>
         <w:rPr>
+          <w:rFonts w:ascii="Carlito" w:hAnsi="Carlito" w:cs="Carlito"/>
           <w:b/>
           <w:bCs/>
           <w:sz w:val="30"/>
@@ -2103,6 +2098,7 @@
       </w:r>
       <w:r>
         <w:rPr>
+          <w:rFonts w:ascii="Carlito" w:hAnsi="Carlito" w:cs="Carlito"/>
           <w:sz w:val="30"/>
           <w:szCs w:val="30"/>
         </w:rPr>
@@ -2113,12 +2109,14 @@
       <w:pPr>
         <w:jc w:val="both"/>
         <w:rPr>
-          <w:sz w:val="30"/>
-          <w:szCs w:val="30"/>
-        </w:rPr>
-      </w:pPr>
-      <w:r>
-        <w:rPr>
+          <w:rFonts w:ascii="Carlito" w:hAnsi="Carlito" w:cs="Carlito"/>
+          <w:sz w:val="30"/>
+          <w:szCs w:val="30"/>
+        </w:rPr>
+      </w:pPr>
+      <w:r>
+        <w:rPr>
+          <w:rFonts w:ascii="Carlito" w:hAnsi="Carlito" w:cs="Carlito"/>
           <w:sz w:val="30"/>
           <w:szCs w:val="30"/>
         </w:rPr>
@@ -2134,12 +2132,14 @@
         </w:numPr>
         <w:jc w:val="both"/>
         <w:rPr>
-          <w:sz w:val="30"/>
-          <w:szCs w:val="30"/>
-        </w:rPr>
-      </w:pPr>
-      <w:r>
-        <w:rPr>
+          <w:rFonts w:ascii="Carlito" w:hAnsi="Carlito" w:cs="Carlito"/>
+          <w:sz w:val="30"/>
+          <w:szCs w:val="30"/>
+        </w:rPr>
+      </w:pPr>
+      <w:r>
+        <w:rPr>
+          <w:rFonts w:ascii="Carlito" w:hAnsi="Carlito" w:cs="Carlito"/>
           <w:sz w:val="30"/>
           <w:szCs w:val="30"/>
         </w:rPr>
@@ -2155,12 +2155,14 @@
         </w:numPr>
         <w:jc w:val="both"/>
         <w:rPr>
-          <w:sz w:val="30"/>
-          <w:szCs w:val="30"/>
-        </w:rPr>
-      </w:pPr>
-      <w:r>
-        <w:rPr>
+          <w:rFonts w:ascii="Carlito" w:hAnsi="Carlito" w:cs="Carlito"/>
+          <w:sz w:val="30"/>
+          <w:szCs w:val="30"/>
+        </w:rPr>
+      </w:pPr>
+      <w:r>
+        <w:rPr>
+          <w:rFonts w:ascii="Carlito" w:hAnsi="Carlito" w:cs="Carlito"/>
           <w:sz w:val="30"/>
           <w:szCs w:val="30"/>
         </w:rPr>
@@ -2176,12 +2178,14 @@
         </w:numPr>
         <w:jc w:val="both"/>
         <w:rPr>
-          <w:sz w:val="30"/>
-          <w:szCs w:val="30"/>
-        </w:rPr>
-      </w:pPr>
-      <w:r>
-        <w:rPr>
+          <w:rFonts w:ascii="Carlito" w:hAnsi="Carlito" w:cs="Carlito"/>
+          <w:sz w:val="30"/>
+          <w:szCs w:val="30"/>
+        </w:rPr>
+      </w:pPr>
+      <w:r>
+        <w:rPr>
+          <w:rFonts w:ascii="Carlito" w:hAnsi="Carlito" w:cs="Carlito"/>
           <w:sz w:val="30"/>
           <w:szCs w:val="30"/>
         </w:rPr>
@@ -2192,12 +2196,14 @@
       <w:pPr>
         <w:jc w:val="both"/>
         <w:rPr>
-          <w:sz w:val="30"/>
-          <w:szCs w:val="30"/>
-        </w:rPr>
-      </w:pPr>
-      <w:r>
-        <w:rPr>
+          <w:rFonts w:ascii="Carlito" w:hAnsi="Carlito" w:cs="Carlito"/>
+          <w:sz w:val="30"/>
+          <w:szCs w:val="30"/>
+        </w:rPr>
+      </w:pPr>
+      <w:r>
+        <w:rPr>
+          <w:rFonts w:ascii="Carlito" w:hAnsi="Carlito" w:cs="Carlito"/>
           <w:sz w:val="30"/>
           <w:szCs w:val="30"/>
         </w:rPr>
@@ -2208,21 +2214,24 @@
       <w:pPr>
         <w:jc w:val="both"/>
         <w:rPr>
-          <w:sz w:val="30"/>
-          <w:szCs w:val="30"/>
-        </w:rPr>
-      </w:pPr>
-    </w:p>
-    <w:p>
-      <w:pPr>
-        <w:jc w:val="both"/>
-        <w:rPr>
-          <w:sz w:val="30"/>
-          <w:szCs w:val="30"/>
-        </w:rPr>
-      </w:pPr>
-      <w:r>
-        <w:rPr>
+          <w:rFonts w:ascii="Carlito" w:hAnsi="Carlito" w:cs="Carlito"/>
+          <w:sz w:val="30"/>
+          <w:szCs w:val="30"/>
+        </w:rPr>
+      </w:pPr>
+    </w:p>
+    <w:p>
+      <w:pPr>
+        <w:jc w:val="both"/>
+        <w:rPr>
+          <w:rFonts w:ascii="Carlito" w:hAnsi="Carlito" w:cs="Carlito"/>
+          <w:sz w:val="30"/>
+          <w:szCs w:val="30"/>
+        </w:rPr>
+      </w:pPr>
+      <w:r>
+        <w:rPr>
+          <w:rFonts w:ascii="Carlito" w:hAnsi="Carlito" w:cs="Carlito"/>
           <w:sz w:val="30"/>
           <w:szCs w:val="30"/>
         </w:rPr>
@@ -2233,12 +2242,14 @@
       <w:pPr>
         <w:jc w:val="both"/>
         <w:rPr>
-          <w:sz w:val="30"/>
-          <w:szCs w:val="30"/>
-        </w:rPr>
-      </w:pPr>
-      <w:r>
-        <w:rPr>
+          <w:rFonts w:ascii="Carlito" w:hAnsi="Carlito" w:cs="Carlito"/>
+          <w:sz w:val="30"/>
+          <w:szCs w:val="30"/>
+        </w:rPr>
+      </w:pPr>
+      <w:r>
+        <w:rPr>
+          <w:rFonts w:ascii="Carlito" w:hAnsi="Carlito" w:cs="Carlito"/>
           <w:sz w:val="30"/>
           <w:szCs w:val="30"/>
         </w:rPr>
@@ -2249,56 +2260,36 @@
       <w:pPr>
         <w:jc w:val="both"/>
         <w:rPr>
-          <w:b/>
-          <w:bCs/>
-          <w:sz w:val="30"/>
-          <w:szCs w:val="30"/>
-        </w:rPr>
-      </w:pPr>
-      <w:proofErr w:type="spellStart"/>
-      <w:proofErr w:type="gramStart"/>
-      <w:r>
-        <w:rPr>
-          <w:b/>
-          <w:bCs/>
-          <w:sz w:val="30"/>
-          <w:szCs w:val="30"/>
-        </w:rPr>
-        <w:t>git@github.com:username</w:t>
-      </w:r>
-      <w:proofErr w:type="spellEnd"/>
-      <w:r>
-        <w:rPr>
-          <w:b/>
-          <w:bCs/>
-          <w:sz w:val="30"/>
-          <w:szCs w:val="30"/>
-        </w:rPr>
-        <w:t>/</w:t>
-      </w:r>
-      <w:proofErr w:type="spellStart"/>
-      <w:r>
-        <w:rPr>
-          <w:b/>
-          <w:bCs/>
-          <w:sz w:val="30"/>
-          <w:szCs w:val="30"/>
-        </w:rPr>
-        <w:t>repo.git</w:t>
-      </w:r>
-      <w:proofErr w:type="spellEnd"/>
-      <w:proofErr w:type="gramEnd"/>
-    </w:p>
-    <w:p>
-      <w:pPr>
-        <w:jc w:val="both"/>
-        <w:rPr>
-          <w:sz w:val="30"/>
-          <w:szCs w:val="30"/>
-        </w:rPr>
-      </w:pPr>
-      <w:r>
-        <w:rPr>
+          <w:rFonts w:ascii="Carlito" w:hAnsi="Carlito" w:cs="Carlito"/>
+          <w:b/>
+          <w:bCs/>
+          <w:sz w:val="30"/>
+          <w:szCs w:val="30"/>
+        </w:rPr>
+      </w:pPr>
+      <w:r>
+        <w:rPr>
+          <w:rFonts w:ascii="Carlito" w:hAnsi="Carlito" w:cs="Carlito"/>
+          <w:b/>
+          <w:bCs/>
+          <w:sz w:val="30"/>
+          <w:szCs w:val="30"/>
+        </w:rPr>
+        <w:t>git@github.com:username/repo.git</w:t>
+      </w:r>
+    </w:p>
+    <w:p>
+      <w:pPr>
+        <w:jc w:val="both"/>
+        <w:rPr>
+          <w:rFonts w:ascii="Carlito" w:hAnsi="Carlito" w:cs="Carlito"/>
+          <w:sz w:val="30"/>
+          <w:szCs w:val="30"/>
+        </w:rPr>
+      </w:pPr>
+      <w:r>
+        <w:rPr>
+          <w:rFonts w:ascii="Carlito" w:hAnsi="Carlito" w:cs="Carlito"/>
           <w:sz w:val="30"/>
           <w:szCs w:val="30"/>
         </w:rPr>
@@ -2309,6 +2300,7 @@
       <w:pPr>
         <w:jc w:val="both"/>
         <w:rPr>
+          <w:rFonts w:ascii="Carlito" w:hAnsi="Carlito" w:cs="Carlito"/>
           <w:b/>
           <w:bCs/>
           <w:color w:val="60CAF3" w:themeColor="accent4" w:themeTint="99"/>
@@ -2318,344 +2310,260 @@
       </w:pPr>
       <w:r>
         <w:rPr>
+          <w:rFonts w:ascii="Carlito" w:hAnsi="Carlito" w:cs="Carlito"/>
           <w:b/>
           <w:bCs/>
           <w:color w:val="60CAF3" w:themeColor="accent4" w:themeTint="99"/>
           <w:sz w:val="30"/>
           <w:szCs w:val="30"/>
         </w:rPr>
-        <w:t xml:space="preserve">git clone </w:t>
-      </w:r>
-      <w:proofErr w:type="spellStart"/>
-      <w:proofErr w:type="gramStart"/>
-      <w:r>
-        <w:rPr>
+        <w:t>git clone git@github.com:username/repo.git</w:t>
+      </w:r>
+    </w:p>
+    <w:p>
+      <w:pPr>
+        <w:jc w:val="both"/>
+        <w:rPr>
+          <w:rFonts w:ascii="Carlito" w:hAnsi="Carlito" w:cs="Carlito"/>
+          <w:sz w:val="30"/>
+          <w:szCs w:val="30"/>
+        </w:rPr>
+      </w:pPr>
+      <w:r>
+        <w:rPr>
+          <w:rFonts w:ascii="Carlito" w:hAnsi="Carlito" w:cs="Carlito"/>
+          <w:sz w:val="30"/>
+          <w:szCs w:val="30"/>
+        </w:rPr>
+        <w:t># Now we can do:</w:t>
+      </w:r>
+    </w:p>
+    <w:p>
+      <w:pPr>
+        <w:jc w:val="both"/>
+        <w:rPr>
+          <w:rFonts w:ascii="Carlito" w:hAnsi="Carlito" w:cs="Carlito"/>
           <w:b/>
           <w:bCs/>
           <w:color w:val="60CAF3" w:themeColor="accent4" w:themeTint="99"/>
           <w:sz w:val="30"/>
           <w:szCs w:val="30"/>
         </w:rPr>
-        <w:t>git@github.com:username</w:t>
-      </w:r>
-      <w:proofErr w:type="spellEnd"/>
-      <w:r>
-        <w:rPr>
+      </w:pPr>
+      <w:r>
+        <w:rPr>
+          <w:rFonts w:ascii="Carlito" w:hAnsi="Carlito" w:cs="Carlito"/>
           <w:b/>
           <w:bCs/>
           <w:color w:val="60CAF3" w:themeColor="accent4" w:themeTint="99"/>
           <w:sz w:val="30"/>
           <w:szCs w:val="30"/>
         </w:rPr>
-        <w:t>/</w:t>
-      </w:r>
-      <w:proofErr w:type="spellStart"/>
-      <w:r>
-        <w:rPr>
+        <w:t>git pull</w:t>
+      </w:r>
+    </w:p>
+    <w:p>
+      <w:pPr>
+        <w:jc w:val="both"/>
+        <w:rPr>
+          <w:rFonts w:ascii="Carlito" w:hAnsi="Carlito" w:cs="Carlito"/>
           <w:b/>
           <w:bCs/>
           <w:color w:val="60CAF3" w:themeColor="accent4" w:themeTint="99"/>
           <w:sz w:val="30"/>
           <w:szCs w:val="30"/>
         </w:rPr>
-        <w:t>repo.git</w:t>
-      </w:r>
-      <w:proofErr w:type="spellEnd"/>
-      <w:proofErr w:type="gramEnd"/>
-    </w:p>
-    <w:p>
-      <w:pPr>
-        <w:jc w:val="both"/>
-        <w:rPr>
-          <w:sz w:val="30"/>
-          <w:szCs w:val="30"/>
-        </w:rPr>
-      </w:pPr>
-      <w:r>
-        <w:rPr>
-          <w:sz w:val="30"/>
-          <w:szCs w:val="30"/>
-        </w:rPr>
-        <w:t># Now we can do:</w:t>
-      </w:r>
-    </w:p>
-    <w:p>
-      <w:pPr>
-        <w:jc w:val="both"/>
-        <w:rPr>
+      </w:pPr>
+      <w:r>
+        <w:rPr>
+          <w:rFonts w:ascii="Carlito" w:hAnsi="Carlito" w:cs="Carlito"/>
           <w:b/>
           <w:bCs/>
           <w:color w:val="60CAF3" w:themeColor="accent4" w:themeTint="99"/>
           <w:sz w:val="30"/>
           <w:szCs w:val="30"/>
         </w:rPr>
-      </w:pPr>
-      <w:r>
-        <w:rPr>
+        <w:t>git push</w:t>
+      </w:r>
+    </w:p>
+    <w:p>
+      <w:pPr>
+        <w:jc w:val="both"/>
+        <w:rPr>
+          <w:rFonts w:ascii="Carlito" w:hAnsi="Carlito" w:cs="Carlito"/>
+          <w:sz w:val="30"/>
+          <w:szCs w:val="30"/>
+        </w:rPr>
+      </w:pPr>
+      <w:r>
+        <w:rPr>
+          <w:rFonts w:ascii="Carlito" w:hAnsi="Carlito" w:cs="Carlito"/>
+          <w:sz w:val="30"/>
+          <w:szCs w:val="30"/>
+        </w:rPr>
+        <w:t># It will authenticate through SSH instead of passwords or tokens</w:t>
+      </w:r>
+    </w:p>
+    <w:p>
+      <w:pPr>
+        <w:jc w:val="both"/>
+        <w:rPr>
+          <w:rFonts w:ascii="Carlito" w:hAnsi="Carlito" w:cs="Carlito"/>
+          <w:sz w:val="30"/>
+          <w:szCs w:val="30"/>
+        </w:rPr>
+      </w:pPr>
+    </w:p>
+    <w:p>
+      <w:pPr>
+        <w:jc w:val="both"/>
+        <w:rPr>
+          <w:rFonts w:ascii="Carlito" w:hAnsi="Carlito" w:cs="Carlito"/>
+          <w:sz w:val="30"/>
+          <w:szCs w:val="30"/>
+        </w:rPr>
+      </w:pPr>
+    </w:p>
+    <w:p>
+      <w:pPr>
+        <w:jc w:val="both"/>
+        <w:rPr>
+          <w:rFonts w:ascii="Carlito" w:hAnsi="Carlito" w:cs="Carlito"/>
+          <w:b/>
+          <w:bCs/>
+          <w:sz w:val="30"/>
+          <w:szCs w:val="30"/>
+        </w:rPr>
+      </w:pPr>
+      <w:r>
+        <w:rPr>
+          <w:rFonts w:ascii="Carlito" w:hAnsi="Carlito" w:cs="Carlito"/>
+          <w:b/>
+          <w:bCs/>
+          <w:sz w:val="30"/>
+          <w:szCs w:val="30"/>
+        </w:rPr>
+        <w:t>Useful Commands of SSH:</w:t>
+      </w:r>
+    </w:p>
+    <w:p>
+      <w:pPr>
+        <w:jc w:val="both"/>
+        <w:rPr>
+          <w:rFonts w:ascii="Carlito" w:hAnsi="Carlito" w:cs="Carlito"/>
+          <w:sz w:val="30"/>
+          <w:szCs w:val="30"/>
+        </w:rPr>
+      </w:pPr>
+      <w:r>
+        <w:rPr>
+          <w:rFonts w:ascii="Carlito" w:hAnsi="Carlito" w:cs="Carlito"/>
+          <w:sz w:val="30"/>
+          <w:szCs w:val="30"/>
+        </w:rPr>
+        <w:t># Show fingerprints using this command in the Windows PowerShell (Administrator):</w:t>
+      </w:r>
+    </w:p>
+    <w:p>
+      <w:pPr>
+        <w:jc w:val="both"/>
+        <w:rPr>
+          <w:rFonts w:ascii="Carlito" w:hAnsi="Carlito" w:cs="Carlito"/>
+          <w:b/>
+          <w:bCs/>
+          <w:sz w:val="30"/>
+          <w:szCs w:val="30"/>
+        </w:rPr>
+      </w:pPr>
+      <w:r>
+        <w:rPr>
+          <w:rFonts w:ascii="Carlito" w:hAnsi="Carlito" w:cs="Carlito"/>
           <w:b/>
           <w:bCs/>
           <w:color w:val="60CAF3" w:themeColor="accent4" w:themeTint="99"/>
           <w:sz w:val="30"/>
           <w:szCs w:val="30"/>
         </w:rPr>
-        <w:t xml:space="preserve">git </w:t>
-      </w:r>
-      <w:proofErr w:type="gramStart"/>
-      <w:r>
-        <w:rPr>
+        <w:t>ssh-keygen -lf ~/.ssh/id_ed25519.pub</w:t>
+      </w:r>
+    </w:p>
+    <w:p>
+      <w:pPr>
+        <w:jc w:val="both"/>
+        <w:rPr>
+          <w:rFonts w:ascii="Carlito" w:hAnsi="Carlito" w:cs="Carlito"/>
+          <w:sz w:val="30"/>
+          <w:szCs w:val="30"/>
+        </w:rPr>
+      </w:pPr>
+      <w:r>
+        <w:rPr>
+          <w:rFonts w:ascii="Carlito" w:hAnsi="Carlito" w:cs="Carlito"/>
+          <w:sz w:val="30"/>
+          <w:szCs w:val="30"/>
+        </w:rPr>
+        <w:lastRenderedPageBreak/>
+        <w:t># Show GitHub host key in</w:t>
+      </w:r>
+      <w:r>
+        <w:rPr>
+          <w:rFonts w:ascii="Carlito" w:hAnsi="Carlito" w:cs="Carlito"/>
+          <w:b/>
+          <w:bCs/>
+          <w:sz w:val="30"/>
+          <w:szCs w:val="30"/>
+        </w:rPr>
+        <w:t xml:space="preserve"> known_hosts</w:t>
+      </w:r>
+      <w:r>
+        <w:rPr>
+          <w:rFonts w:ascii="Carlito" w:hAnsi="Carlito" w:cs="Carlito"/>
+          <w:sz w:val="30"/>
+          <w:szCs w:val="30"/>
+        </w:rPr>
+        <w:t>. We’ll see GitHub’s host fingerprint stored there</w:t>
+      </w:r>
+    </w:p>
+    <w:p>
+      <w:pPr>
+        <w:jc w:val="both"/>
+        <w:rPr>
+          <w:rFonts w:ascii="Carlito" w:hAnsi="Carlito" w:cs="Carlito"/>
           <w:b/>
           <w:bCs/>
           <w:color w:val="60CAF3" w:themeColor="accent4" w:themeTint="99"/>
           <w:sz w:val="30"/>
           <w:szCs w:val="30"/>
         </w:rPr>
-        <w:t>pull</w:t>
-      </w:r>
-      <w:proofErr w:type="gramEnd"/>
-    </w:p>
-    <w:p>
-      <w:pPr>
-        <w:jc w:val="both"/>
-        <w:rPr>
+      </w:pPr>
+      <w:r>
+        <w:rPr>
+          <w:rFonts w:ascii="Carlito" w:hAnsi="Carlito" w:cs="Carlito"/>
           <w:b/>
           <w:bCs/>
           <w:color w:val="60CAF3" w:themeColor="accent4" w:themeTint="99"/>
           <w:sz w:val="30"/>
           <w:szCs w:val="30"/>
         </w:rPr>
-      </w:pPr>
-      <w:r>
-        <w:rPr>
-          <w:b/>
-          <w:bCs/>
-          <w:color w:val="60CAF3" w:themeColor="accent4" w:themeTint="99"/>
-          <w:sz w:val="30"/>
-          <w:szCs w:val="30"/>
-        </w:rPr>
-        <w:t>git push</w:t>
-      </w:r>
-    </w:p>
-    <w:p>
-      <w:pPr>
-        <w:jc w:val="both"/>
-        <w:rPr>
-          <w:sz w:val="30"/>
-          <w:szCs w:val="30"/>
-        </w:rPr>
-      </w:pPr>
-      <w:r>
-        <w:rPr>
-          <w:sz w:val="30"/>
-          <w:szCs w:val="30"/>
-        </w:rPr>
-        <w:t># It will authenticate through SSH instead of passwords or tokens</w:t>
-      </w:r>
-    </w:p>
-    <w:p>
-      <w:pPr>
-        <w:jc w:val="both"/>
-        <w:rPr>
-          <w:sz w:val="30"/>
-          <w:szCs w:val="30"/>
-        </w:rPr>
-      </w:pPr>
-    </w:p>
-    <w:p>
-      <w:pPr>
-        <w:jc w:val="both"/>
-        <w:rPr>
-          <w:sz w:val="30"/>
-          <w:szCs w:val="30"/>
-        </w:rPr>
-      </w:pPr>
-    </w:p>
-    <w:p>
-      <w:pPr>
-        <w:jc w:val="both"/>
-        <w:rPr>
-          <w:b/>
-          <w:bCs/>
-          <w:sz w:val="30"/>
-          <w:szCs w:val="30"/>
-        </w:rPr>
-      </w:pPr>
-      <w:r>
-        <w:rPr>
-          <w:b/>
-          <w:bCs/>
-          <w:sz w:val="30"/>
-          <w:szCs w:val="30"/>
-        </w:rPr>
-        <w:t>Useful Commands of SSH:</w:t>
-      </w:r>
-    </w:p>
-    <w:p>
-      <w:pPr>
-        <w:jc w:val="both"/>
-        <w:rPr>
-          <w:sz w:val="30"/>
-          <w:szCs w:val="30"/>
-        </w:rPr>
-      </w:pPr>
-      <w:r>
-        <w:rPr>
-          <w:sz w:val="30"/>
-          <w:szCs w:val="30"/>
-        </w:rPr>
-        <w:t># Show fingerprints using this command in the Windows PowerShell (Administrator):</w:t>
-      </w:r>
-    </w:p>
-    <w:p>
-      <w:pPr>
-        <w:jc w:val="both"/>
-        <w:rPr>
-          <w:b/>
-          <w:bCs/>
-          <w:sz w:val="30"/>
-          <w:szCs w:val="30"/>
-        </w:rPr>
-      </w:pPr>
-      <w:r>
-        <w:rPr>
-          <w:b/>
-          <w:bCs/>
-          <w:color w:val="60CAF3" w:themeColor="accent4" w:themeTint="99"/>
-          <w:sz w:val="30"/>
-          <w:szCs w:val="30"/>
-        </w:rPr>
-        <w:lastRenderedPageBreak/>
-        <w:t>ssh-keygen -</w:t>
-      </w:r>
-      <w:proofErr w:type="spellStart"/>
-      <w:r>
-        <w:rPr>
-          <w:b/>
-          <w:bCs/>
-          <w:color w:val="60CAF3" w:themeColor="accent4" w:themeTint="99"/>
-          <w:sz w:val="30"/>
-          <w:szCs w:val="30"/>
-        </w:rPr>
-        <w:t>lf</w:t>
-      </w:r>
-      <w:proofErr w:type="spellEnd"/>
-      <w:r>
-        <w:rPr>
-          <w:b/>
-          <w:bCs/>
-          <w:color w:val="60CAF3" w:themeColor="accent4" w:themeTint="99"/>
-          <w:sz w:val="30"/>
-          <w:szCs w:val="30"/>
-        </w:rPr>
-        <w:t xml:space="preserve"> ~/.ssh/id_ed25519.pub</w:t>
-      </w:r>
-    </w:p>
-    <w:p>
-      <w:pPr>
-        <w:jc w:val="both"/>
-        <w:rPr>
-          <w:sz w:val="30"/>
-          <w:szCs w:val="30"/>
-        </w:rPr>
-      </w:pPr>
-      <w:r>
-        <w:rPr>
-          <w:sz w:val="30"/>
-          <w:szCs w:val="30"/>
-        </w:rPr>
-        <w:t># Show GitHub host key in</w:t>
-      </w:r>
-      <w:r>
-        <w:rPr>
-          <w:b/>
-          <w:bCs/>
-          <w:sz w:val="30"/>
-          <w:szCs w:val="30"/>
-        </w:rPr>
-        <w:t xml:space="preserve"> </w:t>
-      </w:r>
-      <w:proofErr w:type="spellStart"/>
-      <w:r>
-        <w:rPr>
-          <w:b/>
-          <w:bCs/>
-          <w:sz w:val="30"/>
-          <w:szCs w:val="30"/>
-        </w:rPr>
-        <w:t>known_hosts</w:t>
-      </w:r>
-      <w:proofErr w:type="spellEnd"/>
-      <w:r>
-        <w:rPr>
-          <w:sz w:val="30"/>
-          <w:szCs w:val="30"/>
-        </w:rPr>
-        <w:t>. We’ll see GitHub’s host fingerprint stored there</w:t>
-      </w:r>
-    </w:p>
-    <w:p>
-      <w:pPr>
-        <w:jc w:val="both"/>
-        <w:rPr>
-          <w:b/>
-          <w:bCs/>
-          <w:color w:val="60CAF3" w:themeColor="accent4" w:themeTint="99"/>
-          <w:sz w:val="30"/>
-          <w:szCs w:val="30"/>
-        </w:rPr>
-      </w:pPr>
-      <w:r>
-        <w:rPr>
-          <w:b/>
-          <w:bCs/>
-          <w:color w:val="60CAF3" w:themeColor="accent4" w:themeTint="99"/>
-          <w:sz w:val="30"/>
-          <w:szCs w:val="30"/>
-        </w:rPr>
-        <w:t>cat ~/.ssh/</w:t>
-      </w:r>
-      <w:proofErr w:type="spellStart"/>
-      <w:r>
-        <w:rPr>
-          <w:b/>
-          <w:bCs/>
-          <w:color w:val="60CAF3" w:themeColor="accent4" w:themeTint="99"/>
-          <w:sz w:val="30"/>
-          <w:szCs w:val="30"/>
-        </w:rPr>
-        <w:t>known_hosts</w:t>
-      </w:r>
-      <w:proofErr w:type="spellEnd"/>
-    </w:p>
-    <w:p>
-      <w:pPr>
-        <w:jc w:val="both"/>
-        <w:rPr>
-          <w:sz w:val="30"/>
-          <w:szCs w:val="30"/>
-        </w:rPr>
-      </w:pPr>
-      <w:r>
-        <w:rPr>
-          <w:sz w:val="30"/>
-          <w:szCs w:val="30"/>
-        </w:rPr>
-        <w:t xml:space="preserve"># Verbose SSH debugging. </w:t>
-      </w:r>
-      <w:proofErr w:type="spellStart"/>
-      <w:r>
-        <w:rPr>
-          <w:sz w:val="30"/>
-          <w:szCs w:val="30"/>
-        </w:rPr>
-        <w:t>Its</w:t>
-      </w:r>
-      <w:proofErr w:type="spellEnd"/>
-      <w:r>
-        <w:rPr>
-          <w:sz w:val="30"/>
-          <w:szCs w:val="30"/>
-        </w:rPr>
-        <w:t xml:space="preserve"> one of the best learning commands. This shows:</w:t>
+        <w:t>cat ~/.ssh/known_hosts</w:t>
+      </w:r>
+    </w:p>
+    <w:p>
+      <w:pPr>
+        <w:jc w:val="both"/>
+        <w:rPr>
+          <w:rFonts w:ascii="Carlito" w:hAnsi="Carlito" w:cs="Carlito"/>
+          <w:sz w:val="30"/>
+          <w:szCs w:val="30"/>
+        </w:rPr>
+      </w:pPr>
+      <w:r>
+        <w:rPr>
+          <w:rFonts w:ascii="Carlito" w:hAnsi="Carlito" w:cs="Carlito"/>
+          <w:sz w:val="30"/>
+          <w:szCs w:val="30"/>
+        </w:rPr>
+        <w:t># Verbose SSH debugging. Its one of the best learning commands. This shows:</w:t>
       </w:r>
     </w:p>
     <w:p>
@@ -2667,12 +2575,14 @@
         </w:numPr>
         <w:jc w:val="both"/>
         <w:rPr>
-          <w:sz w:val="30"/>
-          <w:szCs w:val="30"/>
-        </w:rPr>
-      </w:pPr>
-      <w:r>
-        <w:rPr>
+          <w:rFonts w:ascii="Carlito" w:hAnsi="Carlito" w:cs="Carlito"/>
+          <w:sz w:val="30"/>
+          <w:szCs w:val="30"/>
+        </w:rPr>
+      </w:pPr>
+      <w:r>
+        <w:rPr>
+          <w:rFonts w:ascii="Carlito" w:hAnsi="Carlito" w:cs="Carlito"/>
           <w:sz w:val="30"/>
           <w:szCs w:val="30"/>
         </w:rPr>
@@ -2688,12 +2598,14 @@
         </w:numPr>
         <w:jc w:val="both"/>
         <w:rPr>
-          <w:sz w:val="30"/>
-          <w:szCs w:val="30"/>
-        </w:rPr>
-      </w:pPr>
-      <w:r>
-        <w:rPr>
+          <w:rFonts w:ascii="Carlito" w:hAnsi="Carlito" w:cs="Carlito"/>
+          <w:sz w:val="30"/>
+          <w:szCs w:val="30"/>
+        </w:rPr>
+      </w:pPr>
+      <w:r>
+        <w:rPr>
+          <w:rFonts w:ascii="Carlito" w:hAnsi="Carlito" w:cs="Carlito"/>
           <w:sz w:val="30"/>
           <w:szCs w:val="30"/>
         </w:rPr>
@@ -2709,12 +2621,14 @@
         </w:numPr>
         <w:jc w:val="both"/>
         <w:rPr>
-          <w:sz w:val="30"/>
-          <w:szCs w:val="30"/>
-        </w:rPr>
-      </w:pPr>
-      <w:r>
-        <w:rPr>
+          <w:rFonts w:ascii="Carlito" w:hAnsi="Carlito" w:cs="Carlito"/>
+          <w:sz w:val="30"/>
+          <w:szCs w:val="30"/>
+        </w:rPr>
+      </w:pPr>
+      <w:r>
+        <w:rPr>
+          <w:rFonts w:ascii="Carlito" w:hAnsi="Carlito" w:cs="Carlito"/>
           <w:sz w:val="30"/>
           <w:szCs w:val="30"/>
         </w:rPr>
@@ -2730,12 +2644,14 @@
         </w:numPr>
         <w:jc w:val="both"/>
         <w:rPr>
-          <w:sz w:val="30"/>
-          <w:szCs w:val="30"/>
-        </w:rPr>
-      </w:pPr>
-      <w:r>
-        <w:rPr>
+          <w:rFonts w:ascii="Carlito" w:hAnsi="Carlito" w:cs="Carlito"/>
+          <w:sz w:val="30"/>
+          <w:szCs w:val="30"/>
+        </w:rPr>
+      </w:pPr>
+      <w:r>
+        <w:rPr>
+          <w:rFonts w:ascii="Carlito" w:hAnsi="Carlito" w:cs="Carlito"/>
           <w:sz w:val="30"/>
           <w:szCs w:val="30"/>
         </w:rPr>
@@ -2746,12 +2662,14 @@
       <w:pPr>
         <w:jc w:val="both"/>
         <w:rPr>
-          <w:sz w:val="30"/>
-          <w:szCs w:val="30"/>
-        </w:rPr>
-      </w:pPr>
-      <w:r>
-        <w:rPr>
+          <w:rFonts w:ascii="Carlito" w:hAnsi="Carlito" w:cs="Carlito"/>
+          <w:sz w:val="30"/>
+          <w:szCs w:val="30"/>
+        </w:rPr>
+      </w:pPr>
+      <w:r>
+        <w:rPr>
+          <w:rFonts w:ascii="Carlito" w:hAnsi="Carlito" w:cs="Carlito"/>
           <w:sz w:val="30"/>
           <w:szCs w:val="30"/>
         </w:rPr>
@@ -2762,6 +2680,7 @@
       <w:pPr>
         <w:jc w:val="both"/>
         <w:rPr>
+          <w:rFonts w:ascii="Carlito" w:hAnsi="Carlito" w:cs="Carlito"/>
           <w:b/>
           <w:bCs/>
           <w:color w:val="60CAF3" w:themeColor="accent4" w:themeTint="99"/>
@@ -2771,180 +2690,151 @@
       </w:pPr>
       <w:r>
         <w:rPr>
+          <w:rFonts w:ascii="Carlito" w:hAnsi="Carlito" w:cs="Carlito"/>
           <w:b/>
           <w:bCs/>
           <w:color w:val="60CAF3" w:themeColor="accent4" w:themeTint="99"/>
           <w:sz w:val="30"/>
           <w:szCs w:val="30"/>
         </w:rPr>
-        <w:t>ssh -</w:t>
-      </w:r>
-      <w:proofErr w:type="spellStart"/>
-      <w:r>
-        <w:rPr>
+        <w:t>ssh -vT git@github.com</w:t>
+      </w:r>
+    </w:p>
+    <w:p>
+      <w:pPr>
+        <w:jc w:val="both"/>
+        <w:rPr>
+          <w:rFonts w:ascii="Carlito" w:hAnsi="Carlito" w:cs="Carlito"/>
+          <w:sz w:val="30"/>
+          <w:szCs w:val="30"/>
+        </w:rPr>
+      </w:pPr>
+      <w:r>
+        <w:rPr>
+          <w:rFonts w:ascii="Carlito" w:hAnsi="Carlito" w:cs="Carlito"/>
           <w:b/>
           <w:bCs/>
           <w:color w:val="60CAF3" w:themeColor="accent4" w:themeTint="99"/>
           <w:sz w:val="30"/>
           <w:szCs w:val="30"/>
         </w:rPr>
-        <w:t>vT</w:t>
-      </w:r>
-      <w:proofErr w:type="spellEnd"/>
-      <w:r>
-        <w:rPr>
+        <w:t>ssh -vvvT git@github.com</w:t>
+      </w:r>
+      <w:r>
+        <w:rPr>
+          <w:rFonts w:ascii="Carlito" w:hAnsi="Carlito" w:cs="Carlito"/>
+          <w:sz w:val="30"/>
+          <w:szCs w:val="30"/>
+        </w:rPr>
+        <w:tab/>
+      </w:r>
+      <w:r>
+        <w:rPr>
+          <w:rFonts w:ascii="Carlito" w:hAnsi="Carlito" w:cs="Carlito"/>
+          <w:b/>
+          <w:bCs/>
+          <w:sz w:val="30"/>
+          <w:szCs w:val="30"/>
+        </w:rPr>
+        <w:t>// for more detailed debug</w:t>
+      </w:r>
+    </w:p>
+    <w:p>
+      <w:pPr>
+        <w:jc w:val="both"/>
+        <w:rPr>
+          <w:rFonts w:ascii="Carlito" w:hAnsi="Carlito" w:cs="Carlito"/>
+          <w:sz w:val="32"/>
+          <w:szCs w:val="32"/>
+        </w:rPr>
+      </w:pPr>
+    </w:p>
+    <w:p>
+      <w:pPr>
+        <w:jc w:val="center"/>
+        <w:rPr>
+          <w:rFonts w:ascii="Carlito" w:hAnsi="Carlito" w:cs="Carlito"/>
+          <w:sz w:val="32"/>
+          <w:szCs w:val="32"/>
+        </w:rPr>
+      </w:pPr>
+      <w:r>
+        <w:rPr>
+          <w:rFonts w:ascii="Carlito" w:hAnsi="Carlito" w:cs="Carlito"/>
+          <w:sz w:val="32"/>
+          <w:szCs w:val="32"/>
+        </w:rPr>
+        <w:t>Break</w:t>
+      </w:r>
+    </w:p>
+    <w:p>
+      <w:pPr>
+        <w:jc w:val="both"/>
+        <w:rPr>
+          <w:rFonts w:ascii="Carlito" w:hAnsi="Carlito" w:cs="Carlito"/>
+          <w:sz w:val="32"/>
+          <w:szCs w:val="32"/>
+        </w:rPr>
+      </w:pPr>
+    </w:p>
+    <w:p>
+      <w:pPr>
+        <w:jc w:val="both"/>
+        <w:rPr>
+          <w:rFonts w:ascii="Carlito" w:hAnsi="Carlito" w:cs="Carlito"/>
+          <w:b/>
+          <w:bCs/>
+          <w:sz w:val="32"/>
+          <w:szCs w:val="32"/>
+        </w:rPr>
+      </w:pPr>
+      <w:r>
+        <w:rPr>
+          <w:rFonts w:ascii="Carlito" w:hAnsi="Carlito" w:cs="Carlito"/>
+          <w:b/>
+          <w:bCs/>
+          <w:sz w:val="32"/>
+          <w:szCs w:val="32"/>
+        </w:rPr>
+        <w:t>Bash Implementation:</w:t>
+      </w:r>
+    </w:p>
+    <w:p>
+      <w:pPr>
+        <w:jc w:val="both"/>
+        <w:rPr>
+          <w:rFonts w:ascii="Carlito" w:hAnsi="Carlito" w:cs="Carlito"/>
+          <w:sz w:val="32"/>
+          <w:szCs w:val="32"/>
+        </w:rPr>
+      </w:pPr>
+      <w:r>
+        <w:rPr>
+          <w:rFonts w:ascii="Carlito" w:hAnsi="Carlito" w:cs="Carlito"/>
+          <w:sz w:val="32"/>
+          <w:szCs w:val="32"/>
+        </w:rPr>
+        <w:t># Open CMD or PowerShell and type this:</w:t>
+      </w:r>
+    </w:p>
+    <w:p>
+      <w:pPr>
+        <w:jc w:val="both"/>
+        <w:rPr>
+          <w:rFonts w:ascii="Carlito" w:hAnsi="Carlito" w:cs="Carlito"/>
           <w:b/>
           <w:bCs/>
           <w:color w:val="60CAF3" w:themeColor="accent4" w:themeTint="99"/>
-          <w:sz w:val="30"/>
-          <w:szCs w:val="30"/>
-        </w:rPr>
-        <w:t xml:space="preserve"> git@github.com</w:t>
-      </w:r>
-    </w:p>
-    <w:p>
-      <w:pPr>
-        <w:jc w:val="both"/>
-        <w:rPr>
-          <w:sz w:val="30"/>
-          <w:szCs w:val="30"/>
-        </w:rPr>
-      </w:pPr>
-      <w:r>
-        <w:rPr>
+          <w:sz w:val="32"/>
+          <w:szCs w:val="32"/>
+        </w:rPr>
+      </w:pPr>
+      <w:r>
+        <w:rPr>
+          <w:rFonts w:ascii="Carlito" w:hAnsi="Carlito" w:cs="Carlito"/>
           <w:b/>
           <w:bCs/>
           <w:color w:val="60CAF3" w:themeColor="accent4" w:themeTint="99"/>
-          <w:sz w:val="30"/>
-          <w:szCs w:val="30"/>
-        </w:rPr>
-        <w:t>ssh -</w:t>
-      </w:r>
-      <w:proofErr w:type="spellStart"/>
-      <w:r>
-        <w:rPr>
-          <w:b/>
-          <w:bCs/>
-          <w:color w:val="60CAF3" w:themeColor="accent4" w:themeTint="99"/>
-          <w:sz w:val="30"/>
-          <w:szCs w:val="30"/>
-        </w:rPr>
-        <w:t>vvvT</w:t>
-      </w:r>
-      <w:proofErr w:type="spellEnd"/>
-      <w:r>
-        <w:rPr>
-          <w:b/>
-          <w:bCs/>
-          <w:color w:val="60CAF3" w:themeColor="accent4" w:themeTint="99"/>
-          <w:sz w:val="30"/>
-          <w:szCs w:val="30"/>
-        </w:rPr>
-        <w:t xml:space="preserve"> git@github.com</w:t>
-      </w:r>
-      <w:r>
-        <w:rPr>
-          <w:sz w:val="30"/>
-          <w:szCs w:val="30"/>
-        </w:rPr>
-        <w:tab/>
-      </w:r>
-      <w:r>
-        <w:rPr>
-          <w:b/>
-          <w:bCs/>
-          <w:sz w:val="30"/>
-          <w:szCs w:val="30"/>
-        </w:rPr>
-        <w:t>// for more detailed debug</w:t>
-      </w:r>
-    </w:p>
-    <w:p>
-      <w:pPr>
-        <w:jc w:val="both"/>
-        <w:rPr>
-          <w:sz w:val="32"/>
-          <w:szCs w:val="32"/>
-        </w:rPr>
-      </w:pPr>
-    </w:p>
-    <w:p>
-      <w:pPr>
-        <w:jc w:val="center"/>
-        <w:rPr>
-          <w:sz w:val="32"/>
-          <w:szCs w:val="32"/>
-        </w:rPr>
-      </w:pPr>
-      <w:r>
-        <w:rPr>
-          <w:sz w:val="32"/>
-          <w:szCs w:val="32"/>
-        </w:rPr>
-        <w:t>Break</w:t>
-      </w:r>
-    </w:p>
-    <w:p>
-      <w:pPr>
-        <w:jc w:val="both"/>
-        <w:rPr>
-          <w:sz w:val="32"/>
-          <w:szCs w:val="32"/>
-        </w:rPr>
-      </w:pPr>
-    </w:p>
-    <w:p>
-      <w:pPr>
-        <w:jc w:val="both"/>
-        <w:rPr>
-          <w:b/>
-          <w:bCs/>
-          <w:sz w:val="32"/>
-          <w:szCs w:val="32"/>
-        </w:rPr>
-      </w:pPr>
-      <w:r>
-        <w:rPr>
-          <w:b/>
-          <w:bCs/>
-          <w:sz w:val="32"/>
-          <w:szCs w:val="32"/>
-        </w:rPr>
-        <w:t>Bash Implementation:</w:t>
-      </w:r>
-    </w:p>
-    <w:p>
-      <w:pPr>
-        <w:jc w:val="both"/>
-        <w:rPr>
-          <w:sz w:val="32"/>
-          <w:szCs w:val="32"/>
-        </w:rPr>
-      </w:pPr>
-      <w:r>
-        <w:rPr>
-          <w:sz w:val="32"/>
-          <w:szCs w:val="32"/>
-        </w:rPr>
-        <w:t># Open CMD or PowerShell and type this:</w:t>
-      </w:r>
-    </w:p>
-    <w:p>
-      <w:pPr>
-        <w:jc w:val="both"/>
-        <w:rPr>
-          <w:b/>
-          <w:bCs/>
-          <w:color w:val="60CAF3" w:themeColor="accent4" w:themeTint="99"/>
-          <w:sz w:val="32"/>
-          <w:szCs w:val="32"/>
-        </w:rPr>
-      </w:pPr>
-      <w:r>
-        <w:rPr>
-          <w:b/>
-          <w:bCs/>
-          <w:color w:val="60CAF3" w:themeColor="accent4" w:themeTint="99"/>
           <w:sz w:val="32"/>
           <w:szCs w:val="32"/>
         </w:rPr>
@@ -2955,12 +2845,14 @@
       <w:pPr>
         <w:jc w:val="both"/>
         <w:rPr>
-          <w:sz w:val="32"/>
-          <w:szCs w:val="32"/>
-        </w:rPr>
-      </w:pPr>
-      <w:r>
-        <w:rPr>
+          <w:rFonts w:ascii="Carlito" w:hAnsi="Carlito" w:cs="Carlito"/>
+          <w:sz w:val="32"/>
+          <w:szCs w:val="32"/>
+        </w:rPr>
+      </w:pPr>
+      <w:r>
+        <w:rPr>
+          <w:rFonts w:ascii="Carlito" w:hAnsi="Carlito" w:cs="Carlito"/>
           <w:sz w:val="32"/>
           <w:szCs w:val="32"/>
         </w:rPr>
@@ -2968,6 +2860,7 @@
       </w:r>
       <w:r>
         <w:rPr>
+          <w:rFonts w:ascii="Carlito" w:hAnsi="Carlito" w:cs="Carlito"/>
           <w:b/>
           <w:bCs/>
           <w:sz w:val="32"/>
@@ -2977,6 +2870,7 @@
       </w:r>
       <w:r>
         <w:rPr>
+          <w:rFonts w:ascii="Carlito" w:hAnsi="Carlito" w:cs="Carlito"/>
           <w:sz w:val="32"/>
           <w:szCs w:val="32"/>
         </w:rPr>
@@ -2987,21 +2881,24 @@
       <w:pPr>
         <w:jc w:val="both"/>
         <w:rPr>
-          <w:sz w:val="32"/>
-          <w:szCs w:val="32"/>
-        </w:rPr>
-      </w:pPr>
-    </w:p>
-    <w:p>
-      <w:pPr>
-        <w:jc w:val="both"/>
-        <w:rPr>
-          <w:sz w:val="32"/>
-          <w:szCs w:val="32"/>
-        </w:rPr>
-      </w:pPr>
-      <w:r>
-        <w:rPr>
+          <w:rFonts w:ascii="Carlito" w:hAnsi="Carlito" w:cs="Carlito"/>
+          <w:sz w:val="32"/>
+          <w:szCs w:val="32"/>
+        </w:rPr>
+      </w:pPr>
+    </w:p>
+    <w:p>
+      <w:pPr>
+        <w:jc w:val="both"/>
+        <w:rPr>
+          <w:rFonts w:ascii="Carlito" w:hAnsi="Carlito" w:cs="Carlito"/>
+          <w:sz w:val="32"/>
+          <w:szCs w:val="32"/>
+        </w:rPr>
+      </w:pPr>
+      <w:r>
+        <w:rPr>
+          <w:rFonts w:ascii="Carlito" w:hAnsi="Carlito" w:cs="Carlito"/>
           <w:sz w:val="32"/>
           <w:szCs w:val="32"/>
         </w:rPr>
@@ -3012,20 +2909,22 @@
       <w:pPr>
         <w:jc w:val="both"/>
         <w:rPr>
-          <w:sz w:val="32"/>
-          <w:szCs w:val="32"/>
-        </w:rPr>
-      </w:pPr>
-      <w:r>
-        <w:rPr>
-          <w:sz w:val="32"/>
-          <w:szCs w:val="32"/>
-        </w:rPr>
-        <w:lastRenderedPageBreak/>
+          <w:rFonts w:ascii="Carlito" w:hAnsi="Carlito" w:cs="Carlito"/>
+          <w:sz w:val="32"/>
+          <w:szCs w:val="32"/>
+        </w:rPr>
+      </w:pPr>
+      <w:r>
+        <w:rPr>
+          <w:rFonts w:ascii="Carlito" w:hAnsi="Carlito" w:cs="Carlito"/>
+          <w:sz w:val="32"/>
+          <w:szCs w:val="32"/>
+        </w:rPr>
         <w:t xml:space="preserve"># When we first launch the </w:t>
       </w:r>
       <w:r>
         <w:rPr>
+          <w:rFonts w:ascii="Carlito" w:hAnsi="Carlito" w:cs="Carlito"/>
           <w:sz w:val="32"/>
           <w:szCs w:val="32"/>
         </w:rPr>
@@ -3033,6 +2932,7 @@
       </w:r>
       <w:r>
         <w:rPr>
+          <w:rFonts w:ascii="Carlito" w:hAnsi="Carlito" w:cs="Carlito"/>
           <w:sz w:val="32"/>
           <w:szCs w:val="32"/>
         </w:rPr>
@@ -3048,34 +2948,25 @@
         </w:numPr>
         <w:jc w:val="both"/>
         <w:rPr>
-          <w:sz w:val="32"/>
-          <w:szCs w:val="32"/>
-        </w:rPr>
-      </w:pPr>
-      <w:proofErr w:type="gramStart"/>
-      <w:r>
-        <w:rPr>
-          <w:b/>
-          <w:bCs/>
-          <w:sz w:val="32"/>
-          <w:szCs w:val="32"/>
-        </w:rPr>
-        <w:t>.</w:t>
-      </w:r>
-      <w:proofErr w:type="spellStart"/>
-      <w:r>
-        <w:rPr>
-          <w:b/>
-          <w:bCs/>
-          <w:sz w:val="32"/>
-          <w:szCs w:val="32"/>
-        </w:rPr>
-        <w:t>bashrc</w:t>
-      </w:r>
-      <w:proofErr w:type="spellEnd"/>
-      <w:proofErr w:type="gramEnd"/>
-      <w:r>
-        <w:rPr>
+          <w:rFonts w:ascii="Carlito" w:hAnsi="Carlito" w:cs="Carlito"/>
+          <w:sz w:val="32"/>
+          <w:szCs w:val="32"/>
+        </w:rPr>
+      </w:pPr>
+      <w:r>
+        <w:rPr>
+          <w:rFonts w:ascii="Carlito" w:hAnsi="Carlito" w:cs="Carlito"/>
+          <w:b/>
+          <w:bCs/>
+          <w:sz w:val="32"/>
+          <w:szCs w:val="32"/>
+        </w:rPr>
+        <w:lastRenderedPageBreak/>
+        <w:t>.bashrc</w:t>
+      </w:r>
+      <w:r>
+        <w:rPr>
+          <w:rFonts w:ascii="Carlito" w:hAnsi="Carlito" w:cs="Carlito"/>
           <w:sz w:val="32"/>
           <w:szCs w:val="32"/>
         </w:rPr>
@@ -3091,12 +2982,14 @@
         </w:numPr>
         <w:jc w:val="both"/>
         <w:rPr>
-          <w:sz w:val="32"/>
-          <w:szCs w:val="32"/>
-        </w:rPr>
-      </w:pPr>
-      <w:r>
-        <w:rPr>
+          <w:rFonts w:ascii="Carlito" w:hAnsi="Carlito" w:cs="Carlito"/>
+          <w:sz w:val="32"/>
+          <w:szCs w:val="32"/>
+        </w:rPr>
+      </w:pPr>
+      <w:r>
+        <w:rPr>
+          <w:rFonts w:ascii="Carlito" w:hAnsi="Carlito" w:cs="Carlito"/>
           <w:sz w:val="32"/>
           <w:szCs w:val="32"/>
         </w:rPr>
@@ -3104,26 +2997,17 @@
       </w:r>
       <w:r>
         <w:rPr>
-          <w:b/>
-          <w:bCs/>
-          <w:sz w:val="32"/>
-          <w:szCs w:val="32"/>
-        </w:rPr>
-        <w:t>.</w:t>
-      </w:r>
-      <w:proofErr w:type="spellStart"/>
-      <w:r>
-        <w:rPr>
-          <w:b/>
-          <w:bCs/>
-          <w:sz w:val="32"/>
-          <w:szCs w:val="32"/>
-        </w:rPr>
-        <w:t>bash_profile</w:t>
-      </w:r>
-      <w:proofErr w:type="spellEnd"/>
-      <w:r>
-        <w:rPr>
+          <w:rFonts w:ascii="Carlito" w:hAnsi="Carlito" w:cs="Carlito"/>
+          <w:b/>
+          <w:bCs/>
+          <w:sz w:val="32"/>
+          <w:szCs w:val="32"/>
+        </w:rPr>
+        <w:t>.bash_profile</w:t>
+      </w:r>
+      <w:r>
+        <w:rPr>
+          <w:rFonts w:ascii="Carlito" w:hAnsi="Carlito" w:cs="Carlito"/>
           <w:sz w:val="32"/>
           <w:szCs w:val="32"/>
         </w:rPr>
@@ -3134,12 +3018,14 @@
       <w:pPr>
         <w:jc w:val="both"/>
         <w:rPr>
-          <w:sz w:val="32"/>
-          <w:szCs w:val="32"/>
-        </w:rPr>
-      </w:pPr>
-      <w:r>
-        <w:rPr>
+          <w:rFonts w:ascii="Carlito" w:hAnsi="Carlito" w:cs="Carlito"/>
+          <w:sz w:val="32"/>
+          <w:szCs w:val="32"/>
+        </w:rPr>
+      </w:pPr>
+      <w:r>
+        <w:rPr>
+          <w:rFonts w:ascii="Carlito" w:hAnsi="Carlito" w:cs="Carlito"/>
           <w:sz w:val="32"/>
           <w:szCs w:val="32"/>
         </w:rPr>
@@ -3147,6 +3033,7 @@
       </w:r>
       <w:r>
         <w:rPr>
+          <w:rFonts w:ascii="Carlito" w:hAnsi="Carlito" w:cs="Carlito"/>
           <w:sz w:val="32"/>
           <w:szCs w:val="32"/>
         </w:rPr>
@@ -3157,21 +3044,24 @@
       <w:pPr>
         <w:jc w:val="both"/>
         <w:rPr>
-          <w:sz w:val="32"/>
-          <w:szCs w:val="32"/>
-        </w:rPr>
-      </w:pPr>
-    </w:p>
-    <w:p>
-      <w:pPr>
-        <w:jc w:val="both"/>
-        <w:rPr>
-          <w:sz w:val="32"/>
-          <w:szCs w:val="32"/>
-        </w:rPr>
-      </w:pPr>
-      <w:r>
-        <w:rPr>
+          <w:rFonts w:ascii="Carlito" w:hAnsi="Carlito" w:cs="Carlito"/>
+          <w:sz w:val="32"/>
+          <w:szCs w:val="32"/>
+        </w:rPr>
+      </w:pPr>
+    </w:p>
+    <w:p>
+      <w:pPr>
+        <w:jc w:val="both"/>
+        <w:rPr>
+          <w:rFonts w:ascii="Carlito" w:hAnsi="Carlito" w:cs="Carlito"/>
+          <w:sz w:val="32"/>
+          <w:szCs w:val="32"/>
+        </w:rPr>
+      </w:pPr>
+      <w:r>
+        <w:rPr>
+          <w:rFonts w:ascii="Carlito" w:hAnsi="Carlito" w:cs="Carlito"/>
           <w:sz w:val="32"/>
           <w:szCs w:val="32"/>
         </w:rPr>
@@ -3182,33 +3072,22 @@
       <w:pPr>
         <w:jc w:val="both"/>
         <w:rPr>
-          <w:sz w:val="32"/>
-          <w:szCs w:val="32"/>
-        </w:rPr>
-      </w:pPr>
-      <w:r>
-        <w:rPr>
-          <w:sz w:val="32"/>
-          <w:szCs w:val="32"/>
-        </w:rPr>
-        <w:t xml:space="preserve"># In any project create file_name.sh. First line in that file should always be a </w:t>
-      </w:r>
-      <w:r>
-        <w:rPr>
-          <w:sz w:val="32"/>
-          <w:szCs w:val="32"/>
-        </w:rPr>
-        <w:t>SHEBANG</w:t>
-      </w:r>
-      <w:r>
-        <w:rPr>
-          <w:sz w:val="32"/>
-          <w:szCs w:val="32"/>
-        </w:rPr>
-        <w:t xml:space="preserve"> (</w:t>
-      </w:r>
-      <w:r>
-        <w:rPr>
+          <w:rFonts w:ascii="Carlito" w:hAnsi="Carlito" w:cs="Carlito"/>
+          <w:sz w:val="32"/>
+          <w:szCs w:val="32"/>
+        </w:rPr>
+      </w:pPr>
+      <w:r>
+        <w:rPr>
+          <w:rFonts w:ascii="Carlito" w:hAnsi="Carlito" w:cs="Carlito"/>
+          <w:sz w:val="32"/>
+          <w:szCs w:val="32"/>
+        </w:rPr>
+        <w:t># In any project create file_name.sh. First line in that file should always be a SHEBANG (</w:t>
+      </w:r>
+      <w:r>
+        <w:rPr>
+          <w:rFonts w:ascii="Carlito" w:hAnsi="Carlito" w:cs="Carlito"/>
           <w:b/>
           <w:bCs/>
           <w:sz w:val="32"/>
@@ -3218,6 +3097,7 @@
       </w:r>
       <w:r>
         <w:rPr>
+          <w:rFonts w:ascii="Carlito" w:hAnsi="Carlito" w:cs="Carlito"/>
           <w:sz w:val="32"/>
           <w:szCs w:val="32"/>
         </w:rPr>
@@ -3228,12 +3108,14 @@
       <w:pPr>
         <w:jc w:val="both"/>
         <w:rPr>
-          <w:sz w:val="32"/>
-          <w:szCs w:val="32"/>
-        </w:rPr>
-      </w:pPr>
-      <w:r>
-        <w:rPr>
+          <w:rFonts w:ascii="Carlito" w:hAnsi="Carlito" w:cs="Carlito"/>
+          <w:sz w:val="32"/>
+          <w:szCs w:val="32"/>
+        </w:rPr>
+      </w:pPr>
+      <w:r>
+        <w:rPr>
+          <w:rFonts w:ascii="Carlito" w:hAnsi="Carlito" w:cs="Carlito"/>
           <w:sz w:val="32"/>
           <w:szCs w:val="32"/>
         </w:rPr>
@@ -3241,6 +3123,7 @@
       </w:r>
       <w:r>
         <w:rPr>
+          <w:rFonts w:ascii="Carlito" w:hAnsi="Carlito" w:cs="Carlito"/>
           <w:b/>
           <w:bCs/>
           <w:sz w:val="32"/>
@@ -3250,6 +3133,7 @@
       </w:r>
       <w:r>
         <w:rPr>
+          <w:rFonts w:ascii="Carlito" w:hAnsi="Carlito" w:cs="Carlito"/>
           <w:sz w:val="32"/>
           <w:szCs w:val="32"/>
         </w:rPr>
@@ -3260,6 +3144,7 @@
       <w:pPr>
         <w:jc w:val="both"/>
         <w:rPr>
+          <w:rFonts w:ascii="Carlito" w:hAnsi="Carlito" w:cs="Carlito"/>
           <w:b/>
           <w:bCs/>
           <w:color w:val="D86DCB" w:themeColor="accent5" w:themeTint="99"/>
@@ -3267,130 +3152,129 @@
           <w:szCs w:val="32"/>
         </w:rPr>
       </w:pPr>
-      <w:proofErr w:type="gramStart"/>
-      <w:r>
-        <w:rPr>
+      <w:r>
+        <w:rPr>
+          <w:rFonts w:ascii="Carlito" w:hAnsi="Carlito" w:cs="Carlito"/>
           <w:b/>
           <w:bCs/>
           <w:color w:val="D86DCB" w:themeColor="accent5" w:themeTint="99"/>
           <w:sz w:val="32"/>
           <w:szCs w:val="32"/>
         </w:rPr>
-        <w:t>#!/</w:t>
-      </w:r>
-      <w:proofErr w:type="gramEnd"/>
-      <w:r>
-        <w:rPr>
+        <w:t>#!/user/bin/bash</w:t>
+      </w:r>
+    </w:p>
+    <w:p>
+      <w:pPr>
+        <w:jc w:val="both"/>
+        <w:rPr>
+          <w:rFonts w:ascii="Carlito" w:hAnsi="Carlito" w:cs="Carlito"/>
           <w:b/>
           <w:bCs/>
           <w:color w:val="D86DCB" w:themeColor="accent5" w:themeTint="99"/>
           <w:sz w:val="32"/>
           <w:szCs w:val="32"/>
         </w:rPr>
-        <w:t>user/bin/bash</w:t>
-      </w:r>
-    </w:p>
-    <w:p>
-      <w:pPr>
-        <w:jc w:val="both"/>
-        <w:rPr>
+      </w:pPr>
+      <w:r>
+        <w:rPr>
+          <w:rFonts w:ascii="Carlito" w:hAnsi="Carlito" w:cs="Carlito"/>
           <w:b/>
           <w:bCs/>
           <w:color w:val="D86DCB" w:themeColor="accent5" w:themeTint="99"/>
           <w:sz w:val="32"/>
           <w:szCs w:val="32"/>
         </w:rPr>
-      </w:pPr>
-      <w:r>
-        <w:rPr>
+        <w:t>echo “my first bash script”</w:t>
+      </w:r>
+    </w:p>
+    <w:p>
+      <w:pPr>
+        <w:jc w:val="both"/>
+        <w:rPr>
+          <w:rFonts w:ascii="Carlito" w:hAnsi="Carlito" w:cs="Carlito"/>
+          <w:sz w:val="32"/>
+          <w:szCs w:val="32"/>
+        </w:rPr>
+      </w:pPr>
+      <w:r>
+        <w:rPr>
+          <w:rFonts w:ascii="Carlito" w:hAnsi="Carlito" w:cs="Carlito"/>
+          <w:sz w:val="32"/>
+          <w:szCs w:val="32"/>
+        </w:rPr>
+        <w:t># Create a variable, access variables value using $ in front and print it</w:t>
+      </w:r>
+    </w:p>
+    <w:p>
+      <w:pPr>
+        <w:jc w:val="both"/>
+        <w:rPr>
+          <w:rFonts w:ascii="Carlito" w:hAnsi="Carlito" w:cs="Carlito"/>
           <w:b/>
           <w:bCs/>
           <w:color w:val="D86DCB" w:themeColor="accent5" w:themeTint="99"/>
           <w:sz w:val="32"/>
           <w:szCs w:val="32"/>
         </w:rPr>
-        <w:t>echo “my first bash script”</w:t>
-      </w:r>
-    </w:p>
-    <w:p>
-      <w:pPr>
-        <w:jc w:val="both"/>
-        <w:rPr>
-          <w:sz w:val="32"/>
-          <w:szCs w:val="32"/>
-        </w:rPr>
-      </w:pPr>
-      <w:r>
-        <w:rPr>
-          <w:sz w:val="32"/>
-          <w:szCs w:val="32"/>
-        </w:rPr>
-        <w:t># Create a variable, access variables value using $ in front and print it</w:t>
-      </w:r>
-    </w:p>
-    <w:p>
-      <w:pPr>
-        <w:jc w:val="both"/>
-        <w:rPr>
+      </w:pPr>
+      <w:r>
+        <w:rPr>
+          <w:rFonts w:ascii="Carlito" w:hAnsi="Carlito" w:cs="Carlito"/>
           <w:b/>
           <w:bCs/>
           <w:color w:val="D86DCB" w:themeColor="accent5" w:themeTint="99"/>
           <w:sz w:val="32"/>
           <w:szCs w:val="32"/>
         </w:rPr>
-      </w:pPr>
-      <w:r>
-        <w:rPr>
+        <w:t>…</w:t>
+      </w:r>
+    </w:p>
+    <w:p>
+      <w:pPr>
+        <w:jc w:val="both"/>
+        <w:rPr>
+          <w:rFonts w:ascii="Carlito" w:hAnsi="Carlito" w:cs="Carlito"/>
           <w:b/>
           <w:bCs/>
           <w:color w:val="D86DCB" w:themeColor="accent5" w:themeTint="99"/>
           <w:sz w:val="32"/>
           <w:szCs w:val="32"/>
         </w:rPr>
-        <w:t>…</w:t>
-      </w:r>
-    </w:p>
-    <w:p>
-      <w:pPr>
-        <w:jc w:val="both"/>
-        <w:rPr>
+      </w:pPr>
+      <w:r>
+        <w:rPr>
+          <w:rFonts w:ascii="Carlito" w:hAnsi="Carlito" w:cs="Carlito"/>
           <w:b/>
           <w:bCs/>
           <w:color w:val="D86DCB" w:themeColor="accent5" w:themeTint="99"/>
           <w:sz w:val="32"/>
           <w:szCs w:val="32"/>
         </w:rPr>
-      </w:pPr>
-      <w:r>
-        <w:rPr>
+        <w:t>GREET = “Hello World!”</w:t>
+      </w:r>
+    </w:p>
+    <w:p>
+      <w:pPr>
+        <w:jc w:val="both"/>
+        <w:rPr>
+          <w:rFonts w:ascii="Carlito" w:hAnsi="Carlito" w:cs="Carlito"/>
           <w:b/>
           <w:bCs/>
           <w:color w:val="D86DCB" w:themeColor="accent5" w:themeTint="99"/>
           <w:sz w:val="32"/>
           <w:szCs w:val="32"/>
         </w:rPr>
-        <w:t>GREET = “Hello World!”</w:t>
-      </w:r>
-    </w:p>
-    <w:p>
-      <w:pPr>
-        <w:jc w:val="both"/>
-        <w:rPr>
+      </w:pPr>
+      <w:r>
+        <w:rPr>
+          <w:rFonts w:ascii="Carlito" w:hAnsi="Carlito" w:cs="Carlito"/>
           <w:b/>
           <w:bCs/>
           <w:color w:val="D86DCB" w:themeColor="accent5" w:themeTint="99"/>
           <w:sz w:val="32"/>
           <w:szCs w:val="32"/>
         </w:rPr>
-      </w:pPr>
-      <w:r>
-        <w:rPr>
-          <w:b/>
-          <w:bCs/>
-          <w:color w:val="D86DCB" w:themeColor="accent5" w:themeTint="99"/>
-          <w:sz w:val="32"/>
-          <w:szCs w:val="32"/>
-        </w:rPr>
         <w:t>echo $GREET</w:t>
       </w:r>
     </w:p>
@@ -3398,12 +3282,14 @@
       <w:pPr>
         <w:jc w:val="both"/>
         <w:rPr>
-          <w:sz w:val="32"/>
-          <w:szCs w:val="32"/>
-        </w:rPr>
-      </w:pPr>
-      <w:r>
-        <w:rPr>
+          <w:rFonts w:ascii="Carlito" w:hAnsi="Carlito" w:cs="Carlito"/>
+          <w:sz w:val="32"/>
+          <w:szCs w:val="32"/>
+        </w:rPr>
+      </w:pPr>
+      <w:r>
+        <w:rPr>
+          <w:rFonts w:ascii="Carlito" w:hAnsi="Carlito" w:cs="Carlito"/>
           <w:sz w:val="32"/>
           <w:szCs w:val="32"/>
         </w:rPr>
@@ -3411,6 +3297,7 @@
       </w:r>
       <w:r>
         <w:rPr>
+          <w:rFonts w:ascii="Carlito" w:hAnsi="Carlito" w:cs="Carlito"/>
           <w:b/>
           <w:bCs/>
           <w:sz w:val="32"/>
@@ -3420,6 +3307,7 @@
       </w:r>
       <w:r>
         <w:rPr>
+          <w:rFonts w:ascii="Carlito" w:hAnsi="Carlito" w:cs="Carlito"/>
           <w:sz w:val="32"/>
           <w:szCs w:val="32"/>
         </w:rPr>
@@ -3430,6 +3318,7 @@
       <w:pPr>
         <w:jc w:val="both"/>
         <w:rPr>
+          <w:rFonts w:ascii="Carlito" w:hAnsi="Carlito" w:cs="Carlito"/>
           <w:sz w:val="32"/>
           <w:szCs w:val="32"/>
         </w:rPr>
@@ -3439,12 +3328,14 @@
       <w:pPr>
         <w:jc w:val="center"/>
         <w:rPr>
-          <w:sz w:val="32"/>
-          <w:szCs w:val="32"/>
-        </w:rPr>
-      </w:pPr>
-      <w:r>
-        <w:rPr>
+          <w:rFonts w:ascii="Carlito" w:hAnsi="Carlito" w:cs="Carlito"/>
+          <w:sz w:val="32"/>
+          <w:szCs w:val="32"/>
+        </w:rPr>
+      </w:pPr>
+      <w:r>
+        <w:rPr>
+          <w:rFonts w:ascii="Carlito" w:hAnsi="Carlito" w:cs="Carlito"/>
           <w:sz w:val="32"/>
           <w:szCs w:val="32"/>
         </w:rPr>
@@ -3455,6 +3346,7 @@
       <w:pPr>
         <w:jc w:val="both"/>
         <w:rPr>
+          <w:rFonts w:ascii="Carlito" w:hAnsi="Carlito" w:cs="Carlito"/>
           <w:sz w:val="32"/>
           <w:szCs w:val="32"/>
         </w:rPr>

--- a/programming_mental_models/p2_implementation_of_programming_mental_models.docx
+++ b/programming_mental_models/p2_implementation_of_programming_mental_models.docx
@@ -6,18 +6,18 @@
       <w:pPr>
         <w:jc w:val="center"/>
         <w:rPr>
-          <w:rFonts w:ascii="Carlito" w:hAnsi="Carlito" w:cs="Carlito"/>
-          <w:sz w:val="32"/>
-          <w:szCs w:val="32"/>
-        </w:rPr>
-      </w:pPr>
-      <w:r>
-        <w:rPr>
-          <w:rFonts w:ascii="Carlito" w:hAnsi="Carlito" w:cs="Carlito"/>
-          <w:b/>
-          <w:bCs/>
-          <w:sz w:val="40"/>
-          <w:szCs w:val="40"/>
+          <w:rFonts w:ascii="Calibri" w:hAnsi="Calibri" w:cs="Calibri"/>
+          <w:sz w:val="36"/>
+          <w:szCs w:val="36"/>
+        </w:rPr>
+      </w:pPr>
+      <w:r>
+        <w:rPr>
+          <w:rFonts w:ascii="Calibri" w:hAnsi="Calibri" w:cs="Calibri"/>
+          <w:b/>
+          <w:bCs/>
+          <w:sz w:val="44"/>
+          <w:szCs w:val="44"/>
         </w:rPr>
         <w:t>INDEX</w:t>
       </w:r>
@@ -31,14 +31,14 @@
         </w:numPr>
         <w:jc w:val="both"/>
         <w:rPr>
-          <w:rFonts w:ascii="Carlito" w:hAnsi="Carlito" w:cs="Carlito"/>
+          <w:rFonts w:ascii="Calibri" w:hAnsi="Calibri" w:cs="Calibri"/>
           <w:sz w:val="32"/>
           <w:szCs w:val="32"/>
         </w:rPr>
       </w:pPr>
       <w:r>
         <w:rPr>
-          <w:rFonts w:ascii="Carlito" w:hAnsi="Carlito" w:cs="Carlito"/>
+          <w:rFonts w:ascii="Calibri" w:hAnsi="Calibri" w:cs="Calibri"/>
           <w:sz w:val="32"/>
           <w:szCs w:val="32"/>
         </w:rPr>
@@ -46,15 +46,23 @@
       </w:r>
       <w:r>
         <w:rPr>
-          <w:rFonts w:ascii="Carlito" w:hAnsi="Carlito" w:cs="Carlito"/>
+          <w:rFonts w:ascii="Calibri" w:hAnsi="Calibri" w:cs="Calibri"/>
           <w:sz w:val="32"/>
           <w:szCs w:val="32"/>
         </w:rPr>
-        <w:t>……….</w:t>
-      </w:r>
-      <w:r>
-        <w:rPr>
-          <w:rFonts w:ascii="Carlito" w:hAnsi="Carlito" w:cs="Carlito"/>
+        <w:t>………</w:t>
+      </w:r>
+      <w:r>
+        <w:rPr>
+          <w:rFonts w:ascii="Calibri" w:hAnsi="Calibri" w:cs="Calibri"/>
+          <w:sz w:val="32"/>
+          <w:szCs w:val="32"/>
+        </w:rPr>
+        <w:t>……………</w:t>
+      </w:r>
+      <w:r>
+        <w:rPr>
+          <w:rFonts w:ascii="Calibri" w:hAnsi="Calibri" w:cs="Calibri"/>
           <w:sz w:val="32"/>
           <w:szCs w:val="32"/>
         </w:rPr>
@@ -70,14 +78,14 @@
         </w:numPr>
         <w:jc w:val="both"/>
         <w:rPr>
-          <w:rFonts w:ascii="Carlito" w:hAnsi="Carlito" w:cs="Carlito"/>
+          <w:rFonts w:ascii="Calibri" w:hAnsi="Calibri" w:cs="Calibri"/>
           <w:sz w:val="32"/>
           <w:szCs w:val="32"/>
         </w:rPr>
       </w:pPr>
       <w:r>
         <w:rPr>
-          <w:rFonts w:ascii="Carlito" w:hAnsi="Carlito" w:cs="Carlito"/>
+          <w:rFonts w:ascii="Calibri" w:hAnsi="Calibri" w:cs="Calibri"/>
           <w:sz w:val="32"/>
           <w:szCs w:val="32"/>
         </w:rPr>
@@ -85,11 +93,35 @@
       </w:r>
       <w:r>
         <w:rPr>
-          <w:rFonts w:ascii="Carlito" w:hAnsi="Carlito" w:cs="Carlito"/>
+          <w:rFonts w:ascii="Calibri" w:hAnsi="Calibri" w:cs="Calibri"/>
           <w:sz w:val="32"/>
           <w:szCs w:val="32"/>
         </w:rPr>
-        <w:t xml:space="preserve"> Commands of SSH………………………………………………..6</w:t>
+        <w:t xml:space="preserve"> Commands of SSH………………………………………</w:t>
+      </w:r>
+      <w:r>
+        <w:rPr>
+          <w:rFonts w:ascii="Calibri" w:hAnsi="Calibri" w:cs="Calibri"/>
+          <w:sz w:val="32"/>
+          <w:szCs w:val="32"/>
+        </w:rPr>
+        <w:t>……………</w:t>
+      </w:r>
+      <w:r>
+        <w:rPr>
+          <w:rFonts w:ascii="Calibri" w:hAnsi="Calibri" w:cs="Calibri"/>
+          <w:sz w:val="32"/>
+          <w:szCs w:val="32"/>
+        </w:rPr>
+        <w:t>………..</w:t>
+      </w:r>
+      <w:r>
+        <w:rPr>
+          <w:rFonts w:ascii="Calibri" w:hAnsi="Calibri" w:cs="Calibri"/>
+          <w:sz w:val="32"/>
+          <w:szCs w:val="32"/>
+        </w:rPr>
+        <w:t>7</w:t>
       </w:r>
     </w:p>
     <w:p>
@@ -101,66 +133,74 @@
         </w:numPr>
         <w:jc w:val="both"/>
         <w:rPr>
-          <w:rFonts w:ascii="Carlito" w:hAnsi="Carlito" w:cs="Carlito"/>
+          <w:rFonts w:ascii="Calibri" w:hAnsi="Calibri" w:cs="Calibri"/>
           <w:sz w:val="32"/>
           <w:szCs w:val="32"/>
         </w:rPr>
       </w:pPr>
       <w:r>
         <w:rPr>
-          <w:rFonts w:ascii="Carlito" w:hAnsi="Carlito" w:cs="Carlito"/>
+          <w:rFonts w:ascii="Calibri" w:hAnsi="Calibri" w:cs="Calibri"/>
           <w:sz w:val="32"/>
           <w:szCs w:val="32"/>
         </w:rPr>
-        <w:t>Bash implementation………………………………………………………7</w:t>
-      </w:r>
-    </w:p>
-    <w:p>
-      <w:pPr>
-        <w:jc w:val="both"/>
-        <w:rPr>
-          <w:rFonts w:ascii="Carlito" w:hAnsi="Carlito" w:cs="Carlito"/>
+        <w:t>Bash implementation………………………………………………………</w:t>
+      </w:r>
+      <w:r>
+        <w:rPr>
+          <w:rFonts w:ascii="Calibri" w:hAnsi="Calibri" w:cs="Calibri"/>
           <w:sz w:val="32"/>
           <w:szCs w:val="32"/>
         </w:rPr>
-      </w:pPr>
-    </w:p>
-    <w:p>
-      <w:pPr>
-        <w:jc w:val="both"/>
-        <w:rPr>
-          <w:rFonts w:ascii="Carlito" w:hAnsi="Carlito" w:cs="Carlito"/>
+        <w:t>……………8</w:t>
+      </w:r>
+    </w:p>
+    <w:p>
+      <w:pPr>
+        <w:jc w:val="both"/>
+        <w:rPr>
+          <w:rFonts w:ascii="Calibri" w:hAnsi="Calibri" w:cs="Calibri"/>
           <w:sz w:val="32"/>
           <w:szCs w:val="32"/>
         </w:rPr>
       </w:pPr>
-      <w:r>
-        <w:rPr>
-          <w:rFonts w:ascii="Carlito" w:hAnsi="Carlito" w:cs="Carlito"/>
+    </w:p>
+    <w:p>
+      <w:pPr>
+        <w:jc w:val="both"/>
+        <w:rPr>
+          <w:rFonts w:ascii="Calibri" w:hAnsi="Calibri" w:cs="Calibri"/>
           <w:sz w:val="32"/>
           <w:szCs w:val="32"/>
         </w:rPr>
-        <w:br w:type="page"/>
-      </w:r>
-    </w:p>
-    <w:p>
-      <w:pPr>
-        <w:jc w:val="both"/>
-        <w:rPr>
-          <w:rFonts w:ascii="Carlito" w:hAnsi="Carlito" w:cs="Carlito"/>
-          <w:b/>
-          <w:bCs/>
+      </w:pPr>
+      <w:r>
+        <w:rPr>
+          <w:rFonts w:ascii="Calibri" w:hAnsi="Calibri" w:cs="Calibri"/>
           <w:sz w:val="32"/>
           <w:szCs w:val="32"/>
         </w:rPr>
-      </w:pPr>
-      <w:r>
-        <w:rPr>
-          <w:rFonts w:ascii="Carlito" w:hAnsi="Carlito" w:cs="Carlito"/>
-          <w:b/>
-          <w:bCs/>
-          <w:sz w:val="32"/>
-          <w:szCs w:val="32"/>
+        <w:br w:type="page"/>
+      </w:r>
+    </w:p>
+    <w:p>
+      <w:pPr>
+        <w:jc w:val="both"/>
+        <w:rPr>
+          <w:rFonts w:ascii="Calibri" w:hAnsi="Calibri" w:cs="Calibri"/>
+          <w:b/>
+          <w:bCs/>
+          <w:sz w:val="36"/>
+          <w:szCs w:val="36"/>
+        </w:rPr>
+      </w:pPr>
+      <w:r>
+        <w:rPr>
+          <w:rFonts w:ascii="Calibri" w:hAnsi="Calibri" w:cs="Calibri"/>
+          <w:b/>
+          <w:bCs/>
+          <w:sz w:val="36"/>
+          <w:szCs w:val="36"/>
         </w:rPr>
         <w:lastRenderedPageBreak/>
         <w:t>Implementation of SSH Key:</w:t>
@@ -170,16 +210,16 @@
       <w:pPr>
         <w:jc w:val="both"/>
         <w:rPr>
-          <w:rFonts w:ascii="Carlito" w:hAnsi="Carlito" w:cs="Carlito"/>
-          <w:sz w:val="32"/>
-          <w:szCs w:val="32"/>
-        </w:rPr>
-      </w:pPr>
-      <w:r>
-        <w:rPr>
-          <w:rFonts w:ascii="Carlito" w:hAnsi="Carlito" w:cs="Carlito"/>
-          <w:sz w:val="32"/>
-          <w:szCs w:val="32"/>
+          <w:rFonts w:ascii="Calibri" w:hAnsi="Calibri" w:cs="Calibri"/>
+          <w:sz w:val="36"/>
+          <w:szCs w:val="36"/>
+        </w:rPr>
+      </w:pPr>
+      <w:r>
+        <w:rPr>
+          <w:rFonts w:ascii="Calibri" w:hAnsi="Calibri" w:cs="Calibri"/>
+          <w:sz w:val="36"/>
+          <w:szCs w:val="36"/>
         </w:rPr>
         <w:t># Cloning a GitHub Repo with SSH. Instead of HTTPS:</w:t>
       </w:r>
@@ -188,22 +228,22 @@
       <w:pPr>
         <w:jc w:val="both"/>
         <w:rPr>
-          <w:rFonts w:ascii="Carlito" w:hAnsi="Carlito" w:cs="Carlito"/>
+          <w:rFonts w:ascii="Calibri" w:hAnsi="Calibri" w:cs="Calibri"/>
           <w:b/>
           <w:bCs/>
           <w:color w:val="60CAF3" w:themeColor="accent4" w:themeTint="99"/>
-          <w:sz w:val="32"/>
-          <w:szCs w:val="32"/>
-        </w:rPr>
-      </w:pPr>
-      <w:r>
-        <w:rPr>
-          <w:rFonts w:ascii="Carlito" w:hAnsi="Carlito" w:cs="Carlito"/>
+          <w:sz w:val="36"/>
+          <w:szCs w:val="36"/>
+        </w:rPr>
+      </w:pPr>
+      <w:r>
+        <w:rPr>
+          <w:rFonts w:ascii="Calibri" w:hAnsi="Calibri" w:cs="Calibri"/>
           <w:b/>
           <w:bCs/>
           <w:color w:val="60CAF3" w:themeColor="accent4" w:themeTint="99"/>
-          <w:sz w:val="32"/>
-          <w:szCs w:val="32"/>
+          <w:sz w:val="36"/>
+          <w:szCs w:val="36"/>
         </w:rPr>
         <w:t>git clone https://github.com/username/repo.git</w:t>
       </w:r>
@@ -212,16 +252,16 @@
       <w:pPr>
         <w:jc w:val="both"/>
         <w:rPr>
-          <w:rFonts w:ascii="Carlito" w:hAnsi="Carlito" w:cs="Carlito"/>
-          <w:sz w:val="32"/>
-          <w:szCs w:val="32"/>
-        </w:rPr>
-      </w:pPr>
-      <w:r>
-        <w:rPr>
-          <w:rFonts w:ascii="Carlito" w:hAnsi="Carlito" w:cs="Carlito"/>
-          <w:sz w:val="32"/>
-          <w:szCs w:val="32"/>
+          <w:rFonts w:ascii="Calibri" w:hAnsi="Calibri" w:cs="Calibri"/>
+          <w:sz w:val="36"/>
+          <w:szCs w:val="36"/>
+        </w:rPr>
+      </w:pPr>
+      <w:r>
+        <w:rPr>
+          <w:rFonts w:ascii="Calibri" w:hAnsi="Calibri" w:cs="Calibri"/>
+          <w:sz w:val="36"/>
+          <w:szCs w:val="36"/>
         </w:rPr>
         <w:t># Using SSH:</w:t>
       </w:r>
@@ -230,22 +270,22 @@
       <w:pPr>
         <w:jc w:val="both"/>
         <w:rPr>
-          <w:rFonts w:ascii="Carlito" w:hAnsi="Carlito" w:cs="Carlito"/>
+          <w:rFonts w:ascii="Calibri" w:hAnsi="Calibri" w:cs="Calibri"/>
           <w:b/>
           <w:bCs/>
           <w:color w:val="60CAF3" w:themeColor="accent4" w:themeTint="99"/>
-          <w:sz w:val="32"/>
-          <w:szCs w:val="32"/>
-        </w:rPr>
-      </w:pPr>
-      <w:r>
-        <w:rPr>
-          <w:rFonts w:ascii="Carlito" w:hAnsi="Carlito" w:cs="Carlito"/>
+          <w:sz w:val="36"/>
+          <w:szCs w:val="36"/>
+        </w:rPr>
+      </w:pPr>
+      <w:r>
+        <w:rPr>
+          <w:rFonts w:ascii="Calibri" w:hAnsi="Calibri" w:cs="Calibri"/>
           <w:b/>
           <w:bCs/>
           <w:color w:val="60CAF3" w:themeColor="accent4" w:themeTint="99"/>
-          <w:sz w:val="32"/>
-          <w:szCs w:val="32"/>
+          <w:sz w:val="36"/>
+          <w:szCs w:val="36"/>
         </w:rPr>
         <w:t>git clone git@github.com:username/repo.git</w:t>
       </w:r>
@@ -254,16 +294,16 @@
       <w:pPr>
         <w:jc w:val="both"/>
         <w:rPr>
-          <w:rFonts w:ascii="Carlito" w:hAnsi="Carlito" w:cs="Carlito"/>
-          <w:sz w:val="32"/>
-          <w:szCs w:val="32"/>
-        </w:rPr>
-      </w:pPr>
-      <w:r>
-        <w:rPr>
-          <w:rFonts w:ascii="Carlito" w:hAnsi="Carlito" w:cs="Carlito"/>
-          <w:sz w:val="32"/>
-          <w:szCs w:val="32"/>
+          <w:rFonts w:ascii="Calibri" w:hAnsi="Calibri" w:cs="Calibri"/>
+          <w:sz w:val="36"/>
+          <w:szCs w:val="36"/>
+        </w:rPr>
+      </w:pPr>
+      <w:r>
+        <w:rPr>
+          <w:rFonts w:ascii="Calibri" w:hAnsi="Calibri" w:cs="Calibri"/>
+          <w:sz w:val="36"/>
+          <w:szCs w:val="36"/>
         </w:rPr>
         <w:t># This means:</w:t>
       </w:r>
@@ -277,16 +317,16 @@
         </w:numPr>
         <w:jc w:val="both"/>
         <w:rPr>
-          <w:rFonts w:ascii="Carlito" w:hAnsi="Carlito" w:cs="Carlito"/>
-          <w:sz w:val="32"/>
-          <w:szCs w:val="32"/>
-        </w:rPr>
-      </w:pPr>
-      <w:r>
-        <w:rPr>
-          <w:rFonts w:ascii="Carlito" w:hAnsi="Carlito" w:cs="Carlito"/>
-          <w:sz w:val="32"/>
-          <w:szCs w:val="32"/>
+          <w:rFonts w:ascii="Calibri" w:hAnsi="Calibri" w:cs="Calibri"/>
+          <w:sz w:val="36"/>
+          <w:szCs w:val="36"/>
+        </w:rPr>
+      </w:pPr>
+      <w:r>
+        <w:rPr>
+          <w:rFonts w:ascii="Calibri" w:hAnsi="Calibri" w:cs="Calibri"/>
+          <w:sz w:val="36"/>
+          <w:szCs w:val="36"/>
         </w:rPr>
         <w:t>GitHub stores our public key</w:t>
       </w:r>
@@ -300,16 +340,16 @@
         </w:numPr>
         <w:jc w:val="both"/>
         <w:rPr>
-          <w:rFonts w:ascii="Carlito" w:hAnsi="Carlito" w:cs="Carlito"/>
-          <w:sz w:val="32"/>
-          <w:szCs w:val="32"/>
-        </w:rPr>
-      </w:pPr>
-      <w:r>
-        <w:rPr>
-          <w:rFonts w:ascii="Carlito" w:hAnsi="Carlito" w:cs="Carlito"/>
-          <w:sz w:val="32"/>
-          <w:szCs w:val="32"/>
+          <w:rFonts w:ascii="Calibri" w:hAnsi="Calibri" w:cs="Calibri"/>
+          <w:sz w:val="36"/>
+          <w:szCs w:val="36"/>
+        </w:rPr>
+      </w:pPr>
+      <w:r>
+        <w:rPr>
+          <w:rFonts w:ascii="Calibri" w:hAnsi="Calibri" w:cs="Calibri"/>
+          <w:sz w:val="36"/>
+          <w:szCs w:val="36"/>
         </w:rPr>
         <w:t>Our machine keeps the private key</w:t>
       </w:r>
@@ -323,16 +363,16 @@
         </w:numPr>
         <w:jc w:val="both"/>
         <w:rPr>
-          <w:rFonts w:ascii="Carlito" w:hAnsi="Carlito" w:cs="Carlito"/>
-          <w:sz w:val="32"/>
-          <w:szCs w:val="32"/>
-        </w:rPr>
-      </w:pPr>
-      <w:r>
-        <w:rPr>
-          <w:rFonts w:ascii="Carlito" w:hAnsi="Carlito" w:cs="Carlito"/>
-          <w:sz w:val="32"/>
-          <w:szCs w:val="32"/>
+          <w:rFonts w:ascii="Calibri" w:hAnsi="Calibri" w:cs="Calibri"/>
+          <w:sz w:val="36"/>
+          <w:szCs w:val="36"/>
+        </w:rPr>
+      </w:pPr>
+      <w:r>
+        <w:rPr>
+          <w:rFonts w:ascii="Calibri" w:hAnsi="Calibri" w:cs="Calibri"/>
+          <w:sz w:val="36"/>
+          <w:szCs w:val="36"/>
         </w:rPr>
         <w:t>GitHub verifies our identity using SSH authentication</w:t>
       </w:r>
@@ -341,26 +381,26 @@
       <w:pPr>
         <w:jc w:val="both"/>
         <w:rPr>
-          <w:rFonts w:ascii="Carlito" w:hAnsi="Carlito" w:cs="Carlito"/>
-          <w:sz w:val="32"/>
-          <w:szCs w:val="32"/>
-        </w:rPr>
-      </w:pPr>
-    </w:p>
-    <w:p>
-      <w:pPr>
-        <w:jc w:val="both"/>
-        <w:rPr>
-          <w:rFonts w:ascii="Carlito" w:hAnsi="Carlito" w:cs="Carlito"/>
-          <w:sz w:val="32"/>
-          <w:szCs w:val="32"/>
-        </w:rPr>
-      </w:pPr>
-      <w:r>
-        <w:rPr>
-          <w:rFonts w:ascii="Carlito" w:hAnsi="Carlito" w:cs="Carlito"/>
-          <w:sz w:val="32"/>
-          <w:szCs w:val="32"/>
+          <w:rFonts w:ascii="Calibri" w:hAnsi="Calibri" w:cs="Calibri"/>
+          <w:sz w:val="36"/>
+          <w:szCs w:val="36"/>
+        </w:rPr>
+      </w:pPr>
+    </w:p>
+    <w:p>
+      <w:pPr>
+        <w:jc w:val="both"/>
+        <w:rPr>
+          <w:rFonts w:ascii="Calibri" w:hAnsi="Calibri" w:cs="Calibri"/>
+          <w:sz w:val="36"/>
+          <w:szCs w:val="36"/>
+        </w:rPr>
+      </w:pPr>
+      <w:r>
+        <w:rPr>
+          <w:rFonts w:ascii="Calibri" w:hAnsi="Calibri" w:cs="Calibri"/>
+          <w:sz w:val="36"/>
+          <w:szCs w:val="36"/>
         </w:rPr>
         <w:t>Check Existing SSH Keys:</w:t>
       </w:r>
@@ -369,16 +409,14 @@
       <w:pPr>
         <w:jc w:val="both"/>
         <w:rPr>
-          <w:rFonts w:ascii="Carlito" w:hAnsi="Carlito" w:cs="Carlito"/>
-          <w:sz w:val="20"/>
-          <w:szCs w:val="20"/>
-        </w:rPr>
-      </w:pPr>
-      <w:r>
-        <w:rPr>
-          <w:rFonts w:ascii="Carlito" w:hAnsi="Carlito" w:cs="Carlito"/>
-          <w:sz w:val="32"/>
-          <w:szCs w:val="32"/>
+          <w:rFonts w:ascii="Calibri" w:hAnsi="Calibri" w:cs="Calibri"/>
+        </w:rPr>
+      </w:pPr>
+      <w:r>
+        <w:rPr>
+          <w:rFonts w:ascii="Calibri" w:hAnsi="Calibri" w:cs="Calibri"/>
+          <w:sz w:val="36"/>
+          <w:szCs w:val="36"/>
         </w:rPr>
         <w:t># Check if SSH key is already generated on our machine or not. Run this command for Linux/MacOS:</w:t>
       </w:r>
@@ -387,22 +425,22 @@
       <w:pPr>
         <w:jc w:val="both"/>
         <w:rPr>
-          <w:rFonts w:ascii="Carlito" w:hAnsi="Carlito" w:cs="Carlito"/>
+          <w:rFonts w:ascii="Calibri" w:hAnsi="Calibri" w:cs="Calibri"/>
           <w:b/>
           <w:bCs/>
           <w:color w:val="60CAF3" w:themeColor="accent4" w:themeTint="99"/>
-          <w:sz w:val="32"/>
-          <w:szCs w:val="32"/>
-        </w:rPr>
-      </w:pPr>
-      <w:r>
-        <w:rPr>
-          <w:rFonts w:ascii="Carlito" w:hAnsi="Carlito" w:cs="Carlito"/>
+          <w:sz w:val="36"/>
+          <w:szCs w:val="36"/>
+        </w:rPr>
+      </w:pPr>
+      <w:r>
+        <w:rPr>
+          <w:rFonts w:ascii="Calibri" w:hAnsi="Calibri" w:cs="Calibri"/>
           <w:b/>
           <w:bCs/>
           <w:color w:val="60CAF3" w:themeColor="accent4" w:themeTint="99"/>
-          <w:sz w:val="32"/>
-          <w:szCs w:val="32"/>
+          <w:sz w:val="36"/>
+          <w:szCs w:val="36"/>
         </w:rPr>
         <w:t>ls ~/.ssh</w:t>
       </w:r>
@@ -411,16 +449,16 @@
       <w:pPr>
         <w:jc w:val="both"/>
         <w:rPr>
-          <w:rFonts w:ascii="Carlito" w:hAnsi="Carlito" w:cs="Carlito"/>
-          <w:sz w:val="32"/>
-          <w:szCs w:val="32"/>
-        </w:rPr>
-      </w:pPr>
-      <w:r>
-        <w:rPr>
-          <w:rFonts w:ascii="Carlito" w:hAnsi="Carlito" w:cs="Carlito"/>
-          <w:sz w:val="32"/>
-          <w:szCs w:val="32"/>
+          <w:rFonts w:ascii="Calibri" w:hAnsi="Calibri" w:cs="Calibri"/>
+          <w:sz w:val="36"/>
+          <w:szCs w:val="36"/>
+        </w:rPr>
+      </w:pPr>
+      <w:r>
+        <w:rPr>
+          <w:rFonts w:ascii="Calibri" w:hAnsi="Calibri" w:cs="Calibri"/>
+          <w:sz w:val="36"/>
+          <w:szCs w:val="36"/>
         </w:rPr>
         <w:t># for windows run this in Windows PowerShell:</w:t>
       </w:r>
@@ -429,22 +467,22 @@
       <w:pPr>
         <w:jc w:val="both"/>
         <w:rPr>
-          <w:rFonts w:ascii="Carlito" w:hAnsi="Carlito" w:cs="Carlito"/>
+          <w:rFonts w:ascii="Calibri" w:hAnsi="Calibri" w:cs="Calibri"/>
           <w:b/>
           <w:bCs/>
           <w:color w:val="60CAF3" w:themeColor="accent4" w:themeTint="99"/>
-          <w:sz w:val="32"/>
-          <w:szCs w:val="32"/>
-        </w:rPr>
-      </w:pPr>
-      <w:r>
-        <w:rPr>
-          <w:rFonts w:ascii="Carlito" w:hAnsi="Carlito" w:cs="Carlito"/>
+          <w:sz w:val="36"/>
+          <w:szCs w:val="36"/>
+        </w:rPr>
+      </w:pPr>
+      <w:r>
+        <w:rPr>
+          <w:rFonts w:ascii="Calibri" w:hAnsi="Calibri" w:cs="Calibri"/>
           <w:b/>
           <w:bCs/>
           <w:color w:val="60CAF3" w:themeColor="accent4" w:themeTint="99"/>
-          <w:sz w:val="32"/>
-          <w:szCs w:val="32"/>
+          <w:sz w:val="36"/>
+          <w:szCs w:val="36"/>
         </w:rPr>
         <w:t>dir $HOME\.ssh</w:t>
       </w:r>
@@ -453,16 +491,16 @@
       <w:pPr>
         <w:jc w:val="both"/>
         <w:rPr>
-          <w:rFonts w:ascii="Carlito" w:hAnsi="Carlito" w:cs="Carlito"/>
-          <w:sz w:val="32"/>
-          <w:szCs w:val="32"/>
-        </w:rPr>
-      </w:pPr>
-      <w:r>
-        <w:rPr>
-          <w:rFonts w:ascii="Carlito" w:hAnsi="Carlito" w:cs="Carlito"/>
-          <w:sz w:val="32"/>
-          <w:szCs w:val="32"/>
+          <w:rFonts w:ascii="Calibri" w:hAnsi="Calibri" w:cs="Calibri"/>
+          <w:sz w:val="36"/>
+          <w:szCs w:val="36"/>
+        </w:rPr>
+      </w:pPr>
+      <w:r>
+        <w:rPr>
+          <w:rFonts w:ascii="Calibri" w:hAnsi="Calibri" w:cs="Calibri"/>
+          <w:sz w:val="36"/>
+          <w:szCs w:val="36"/>
         </w:rPr>
         <w:t># We may see:</w:t>
       </w:r>
@@ -471,20 +509,20 @@
       <w:pPr>
         <w:jc w:val="both"/>
         <w:rPr>
-          <w:rFonts w:ascii="Carlito" w:hAnsi="Carlito" w:cs="Carlito"/>
-          <w:b/>
-          <w:bCs/>
-          <w:sz w:val="32"/>
-          <w:szCs w:val="32"/>
-        </w:rPr>
-      </w:pPr>
-      <w:r>
-        <w:rPr>
-          <w:rFonts w:ascii="Carlito" w:hAnsi="Carlito" w:cs="Carlito"/>
-          <w:b/>
-          <w:bCs/>
-          <w:sz w:val="32"/>
-          <w:szCs w:val="32"/>
+          <w:rFonts w:ascii="Calibri" w:hAnsi="Calibri" w:cs="Calibri"/>
+          <w:b/>
+          <w:bCs/>
+          <w:sz w:val="36"/>
+          <w:szCs w:val="36"/>
+        </w:rPr>
+      </w:pPr>
+      <w:r>
+        <w:rPr>
+          <w:rFonts w:ascii="Calibri" w:hAnsi="Calibri" w:cs="Calibri"/>
+          <w:b/>
+          <w:bCs/>
+          <w:sz w:val="36"/>
+          <w:szCs w:val="36"/>
         </w:rPr>
         <w:t>id_ed25519</w:t>
       </w:r>
@@ -493,20 +531,20 @@
       <w:pPr>
         <w:jc w:val="both"/>
         <w:rPr>
-          <w:rFonts w:ascii="Carlito" w:hAnsi="Carlito" w:cs="Carlito"/>
-          <w:b/>
-          <w:bCs/>
-          <w:sz w:val="32"/>
-          <w:szCs w:val="32"/>
-        </w:rPr>
-      </w:pPr>
-      <w:r>
-        <w:rPr>
-          <w:rFonts w:ascii="Carlito" w:hAnsi="Carlito" w:cs="Carlito"/>
-          <w:b/>
-          <w:bCs/>
-          <w:sz w:val="32"/>
-          <w:szCs w:val="32"/>
+          <w:rFonts w:ascii="Calibri" w:hAnsi="Calibri" w:cs="Calibri"/>
+          <w:b/>
+          <w:bCs/>
+          <w:sz w:val="36"/>
+          <w:szCs w:val="36"/>
+        </w:rPr>
+      </w:pPr>
+      <w:r>
+        <w:rPr>
+          <w:rFonts w:ascii="Calibri" w:hAnsi="Calibri" w:cs="Calibri"/>
+          <w:b/>
+          <w:bCs/>
+          <w:sz w:val="36"/>
+          <w:szCs w:val="36"/>
         </w:rPr>
         <w:t>id_ed25519.pub</w:t>
       </w:r>
@@ -515,16 +553,16 @@
       <w:pPr>
         <w:jc w:val="both"/>
         <w:rPr>
-          <w:rFonts w:ascii="Carlito" w:hAnsi="Carlito" w:cs="Carlito"/>
-          <w:sz w:val="32"/>
-          <w:szCs w:val="32"/>
-        </w:rPr>
-      </w:pPr>
-      <w:r>
-        <w:rPr>
-          <w:rFonts w:ascii="Carlito" w:hAnsi="Carlito" w:cs="Carlito"/>
-          <w:sz w:val="32"/>
-          <w:szCs w:val="32"/>
+          <w:rFonts w:ascii="Calibri" w:hAnsi="Calibri" w:cs="Calibri"/>
+          <w:sz w:val="36"/>
+          <w:szCs w:val="36"/>
+        </w:rPr>
+      </w:pPr>
+      <w:r>
+        <w:rPr>
+          <w:rFonts w:ascii="Calibri" w:hAnsi="Calibri" w:cs="Calibri"/>
+          <w:sz w:val="36"/>
+          <w:szCs w:val="36"/>
         </w:rPr>
         <w:t># Or, if key already exists:</w:t>
       </w:r>
@@ -533,20 +571,20 @@
       <w:pPr>
         <w:jc w:val="both"/>
         <w:rPr>
-          <w:rFonts w:ascii="Carlito" w:hAnsi="Carlito" w:cs="Carlito"/>
-          <w:b/>
-          <w:bCs/>
-          <w:sz w:val="32"/>
-          <w:szCs w:val="32"/>
-        </w:rPr>
-      </w:pPr>
-      <w:r>
-        <w:rPr>
-          <w:rFonts w:ascii="Carlito" w:hAnsi="Carlito" w:cs="Carlito"/>
-          <w:b/>
-          <w:bCs/>
-          <w:sz w:val="32"/>
-          <w:szCs w:val="32"/>
+          <w:rFonts w:ascii="Calibri" w:hAnsi="Calibri" w:cs="Calibri"/>
+          <w:b/>
+          <w:bCs/>
+          <w:sz w:val="36"/>
+          <w:szCs w:val="36"/>
+        </w:rPr>
+      </w:pPr>
+      <w:r>
+        <w:rPr>
+          <w:rFonts w:ascii="Calibri" w:hAnsi="Calibri" w:cs="Calibri"/>
+          <w:b/>
+          <w:bCs/>
+          <w:sz w:val="36"/>
+          <w:szCs w:val="36"/>
         </w:rPr>
         <w:t>id_rsa</w:t>
       </w:r>
@@ -555,21 +593,22 @@
       <w:pPr>
         <w:jc w:val="both"/>
         <w:rPr>
-          <w:rFonts w:ascii="Carlito" w:hAnsi="Carlito" w:cs="Carlito"/>
-          <w:b/>
-          <w:bCs/>
-          <w:sz w:val="32"/>
-          <w:szCs w:val="32"/>
-        </w:rPr>
-      </w:pPr>
-      <w:r>
-        <w:rPr>
-          <w:rFonts w:ascii="Carlito" w:hAnsi="Carlito" w:cs="Carlito"/>
-          <w:b/>
-          <w:bCs/>
-          <w:sz w:val="32"/>
-          <w:szCs w:val="32"/>
-        </w:rPr>
+          <w:rFonts w:ascii="Calibri" w:hAnsi="Calibri" w:cs="Calibri"/>
+          <w:b/>
+          <w:bCs/>
+          <w:sz w:val="36"/>
+          <w:szCs w:val="36"/>
+        </w:rPr>
+      </w:pPr>
+      <w:r>
+        <w:rPr>
+          <w:rFonts w:ascii="Calibri" w:hAnsi="Calibri" w:cs="Calibri"/>
+          <w:b/>
+          <w:bCs/>
+          <w:sz w:val="36"/>
+          <w:szCs w:val="36"/>
+        </w:rPr>
+        <w:lastRenderedPageBreak/>
         <w:t>id_rsa.pub</w:t>
       </w:r>
     </w:p>
@@ -577,28 +616,27 @@
       <w:pPr>
         <w:jc w:val="both"/>
         <w:rPr>
-          <w:rFonts w:ascii="Carlito" w:hAnsi="Carlito" w:cs="Carlito"/>
-          <w:sz w:val="32"/>
-          <w:szCs w:val="32"/>
-        </w:rPr>
-      </w:pPr>
-    </w:p>
-    <w:p>
-      <w:pPr>
-        <w:jc w:val="both"/>
-        <w:rPr>
-          <w:rFonts w:ascii="Carlito" w:hAnsi="Carlito" w:cs="Carlito"/>
-          <w:sz w:val="32"/>
-          <w:szCs w:val="32"/>
-        </w:rPr>
-      </w:pPr>
-      <w:r>
-        <w:rPr>
-          <w:rFonts w:ascii="Carlito" w:hAnsi="Carlito" w:cs="Carlito"/>
-          <w:sz w:val="32"/>
-          <w:szCs w:val="32"/>
-        </w:rPr>
-        <w:lastRenderedPageBreak/>
+          <w:rFonts w:ascii="Calibri" w:hAnsi="Calibri" w:cs="Calibri"/>
+          <w:sz w:val="36"/>
+          <w:szCs w:val="36"/>
+        </w:rPr>
+      </w:pPr>
+    </w:p>
+    <w:p>
+      <w:pPr>
+        <w:jc w:val="both"/>
+        <w:rPr>
+          <w:rFonts w:ascii="Calibri" w:hAnsi="Calibri" w:cs="Calibri"/>
+          <w:sz w:val="36"/>
+          <w:szCs w:val="36"/>
+        </w:rPr>
+      </w:pPr>
+      <w:r>
+        <w:rPr>
+          <w:rFonts w:ascii="Calibri" w:hAnsi="Calibri" w:cs="Calibri"/>
+          <w:sz w:val="36"/>
+          <w:szCs w:val="36"/>
+        </w:rPr>
         <w:t>Generate a New SSH Key:</w:t>
       </w:r>
     </w:p>
@@ -606,66 +644,58 @@
       <w:pPr>
         <w:jc w:val="both"/>
         <w:rPr>
-          <w:rFonts w:ascii="Carlito" w:hAnsi="Carlito" w:cs="Carlito"/>
-          <w:sz w:val="32"/>
-          <w:szCs w:val="32"/>
-        </w:rPr>
-      </w:pPr>
-      <w:r>
-        <w:rPr>
-          <w:rFonts w:ascii="Carlito" w:hAnsi="Carlito" w:cs="Carlito"/>
-          <w:sz w:val="32"/>
-          <w:szCs w:val="32"/>
+          <w:rFonts w:ascii="Calibri" w:hAnsi="Calibri" w:cs="Calibri"/>
+          <w:sz w:val="36"/>
+          <w:szCs w:val="36"/>
+        </w:rPr>
+      </w:pPr>
+      <w:r>
+        <w:rPr>
+          <w:rFonts w:ascii="Calibri" w:hAnsi="Calibri" w:cs="Calibri"/>
+          <w:sz w:val="36"/>
+          <w:szCs w:val="36"/>
         </w:rPr>
         <w:t xml:space="preserve"># </w:t>
       </w:r>
       <w:r>
         <w:rPr>
-          <w:rFonts w:ascii="Carlito" w:hAnsi="Carlito" w:cs="Carlito"/>
-          <w:b/>
-          <w:bCs/>
-          <w:sz w:val="32"/>
-          <w:szCs w:val="32"/>
+          <w:rFonts w:ascii="Calibri" w:hAnsi="Calibri" w:cs="Calibri"/>
+          <w:b/>
+          <w:bCs/>
+          <w:sz w:val="36"/>
+          <w:szCs w:val="36"/>
         </w:rPr>
         <w:t>Ed25519</w:t>
       </w:r>
       <w:r>
         <w:rPr>
           <w:rFonts w:ascii="Calibri" w:hAnsi="Calibri" w:cs="Calibri"/>
-          <w:sz w:val="32"/>
-          <w:szCs w:val="32"/>
-        </w:rPr>
-        <w:t> </w:t>
-      </w:r>
-      <w:r>
-        <w:rPr>
-          <w:rFonts w:ascii="Carlito" w:hAnsi="Carlito" w:cs="Carlito"/>
-          <w:sz w:val="32"/>
-          <w:szCs w:val="32"/>
-        </w:rPr>
-        <w:t>is a Modern signature algorithm for SSH Key generation. Run this command in the terminal:</w:t>
-      </w:r>
-    </w:p>
-    <w:p>
-      <w:pPr>
-        <w:jc w:val="both"/>
-        <w:rPr>
-          <w:rFonts w:ascii="Carlito" w:hAnsi="Carlito" w:cs="Carlito"/>
+          <w:sz w:val="36"/>
+          <w:szCs w:val="36"/>
+        </w:rPr>
+        <w:t> is a Modern signature algorithm for SSH Key generation. Run this command in the terminal:</w:t>
+      </w:r>
+    </w:p>
+    <w:p>
+      <w:pPr>
+        <w:jc w:val="both"/>
+        <w:rPr>
+          <w:rFonts w:ascii="Calibri" w:hAnsi="Calibri" w:cs="Calibri"/>
           <w:b/>
           <w:bCs/>
           <w:color w:val="60CAF3" w:themeColor="accent4" w:themeTint="99"/>
-          <w:sz w:val="32"/>
-          <w:szCs w:val="32"/>
-        </w:rPr>
-      </w:pPr>
-      <w:r>
-        <w:rPr>
-          <w:rFonts w:ascii="Carlito" w:hAnsi="Carlito" w:cs="Carlito"/>
+          <w:sz w:val="36"/>
+          <w:szCs w:val="36"/>
+        </w:rPr>
+      </w:pPr>
+      <w:r>
+        <w:rPr>
+          <w:rFonts w:ascii="Calibri" w:hAnsi="Calibri" w:cs="Calibri"/>
           <w:b/>
           <w:bCs/>
           <w:color w:val="60CAF3" w:themeColor="accent4" w:themeTint="99"/>
-          <w:sz w:val="32"/>
-          <w:szCs w:val="32"/>
+          <w:sz w:val="36"/>
+          <w:szCs w:val="36"/>
         </w:rPr>
         <w:t>ssh-keygen -t ed25519 -C "your_email@example.com"</w:t>
       </w:r>
@@ -674,16 +704,16 @@
       <w:pPr>
         <w:jc w:val="both"/>
         <w:rPr>
-          <w:rFonts w:ascii="Carlito" w:hAnsi="Carlito" w:cs="Carlito"/>
-          <w:sz w:val="32"/>
-          <w:szCs w:val="32"/>
-        </w:rPr>
-      </w:pPr>
-      <w:r>
-        <w:rPr>
-          <w:rFonts w:ascii="Carlito" w:hAnsi="Carlito" w:cs="Carlito"/>
-          <w:sz w:val="32"/>
-          <w:szCs w:val="32"/>
+          <w:rFonts w:ascii="Calibri" w:hAnsi="Calibri" w:cs="Calibri"/>
+          <w:sz w:val="36"/>
+          <w:szCs w:val="36"/>
+        </w:rPr>
+      </w:pPr>
+      <w:r>
+        <w:rPr>
+          <w:rFonts w:ascii="Calibri" w:hAnsi="Calibri" w:cs="Calibri"/>
+          <w:sz w:val="36"/>
+          <w:szCs w:val="36"/>
         </w:rPr>
         <w:t># Example:</w:t>
       </w:r>
@@ -692,22 +722,22 @@
       <w:pPr>
         <w:jc w:val="both"/>
         <w:rPr>
-          <w:rFonts w:ascii="Carlito" w:hAnsi="Carlito" w:cs="Carlito"/>
+          <w:rFonts w:ascii="Calibri" w:hAnsi="Calibri" w:cs="Calibri"/>
           <w:b/>
           <w:bCs/>
           <w:color w:val="60CAF3" w:themeColor="accent4" w:themeTint="99"/>
-          <w:sz w:val="32"/>
-          <w:szCs w:val="32"/>
-        </w:rPr>
-      </w:pPr>
-      <w:r>
-        <w:rPr>
-          <w:rFonts w:ascii="Carlito" w:hAnsi="Carlito" w:cs="Carlito"/>
+          <w:sz w:val="36"/>
+          <w:szCs w:val="36"/>
+        </w:rPr>
+      </w:pPr>
+      <w:r>
+        <w:rPr>
+          <w:rFonts w:ascii="Calibri" w:hAnsi="Calibri" w:cs="Calibri"/>
           <w:b/>
           <w:bCs/>
           <w:color w:val="60CAF3" w:themeColor="accent4" w:themeTint="99"/>
-          <w:sz w:val="32"/>
-          <w:szCs w:val="32"/>
+          <w:sz w:val="36"/>
+          <w:szCs w:val="36"/>
         </w:rPr>
         <w:t>ssh-keygen -t ed25519 -C "nazmul@gmail.com"</w:t>
       </w:r>
@@ -716,16 +746,16 @@
       <w:pPr>
         <w:jc w:val="both"/>
         <w:rPr>
-          <w:rFonts w:ascii="Carlito" w:hAnsi="Carlito" w:cs="Carlito"/>
-          <w:sz w:val="32"/>
-          <w:szCs w:val="32"/>
-        </w:rPr>
-      </w:pPr>
-      <w:r>
-        <w:rPr>
-          <w:rFonts w:ascii="Carlito" w:hAnsi="Carlito" w:cs="Carlito"/>
-          <w:sz w:val="32"/>
-          <w:szCs w:val="32"/>
+          <w:rFonts w:ascii="Calibri" w:hAnsi="Calibri" w:cs="Calibri"/>
+          <w:sz w:val="36"/>
+          <w:szCs w:val="36"/>
+        </w:rPr>
+      </w:pPr>
+      <w:r>
+        <w:rPr>
+          <w:rFonts w:ascii="Calibri" w:hAnsi="Calibri" w:cs="Calibri"/>
+          <w:sz w:val="36"/>
+          <w:szCs w:val="36"/>
         </w:rPr>
         <w:t># Then:</w:t>
       </w:r>
@@ -739,34 +769,34 @@
         </w:numPr>
         <w:jc w:val="both"/>
         <w:rPr>
-          <w:rFonts w:ascii="Carlito" w:hAnsi="Carlito" w:cs="Carlito"/>
-          <w:sz w:val="32"/>
-          <w:szCs w:val="32"/>
-        </w:rPr>
-      </w:pPr>
-      <w:r>
-        <w:rPr>
-          <w:rFonts w:ascii="Carlito" w:hAnsi="Carlito" w:cs="Carlito"/>
-          <w:sz w:val="32"/>
-          <w:szCs w:val="32"/>
+          <w:rFonts w:ascii="Calibri" w:hAnsi="Calibri" w:cs="Calibri"/>
+          <w:sz w:val="36"/>
+          <w:szCs w:val="36"/>
+        </w:rPr>
+      </w:pPr>
+      <w:r>
+        <w:rPr>
+          <w:rFonts w:ascii="Calibri" w:hAnsi="Calibri" w:cs="Calibri"/>
+          <w:sz w:val="36"/>
+          <w:szCs w:val="36"/>
         </w:rPr>
         <w:t>It will ask the file (path) in which to save the key, hit enter for default location (</w:t>
       </w:r>
       <w:r>
         <w:rPr>
-          <w:rFonts w:ascii="Carlito" w:hAnsi="Carlito" w:cs="Carlito"/>
-          <w:b/>
-          <w:bCs/>
-          <w:sz w:val="32"/>
-          <w:szCs w:val="32"/>
+          <w:rFonts w:ascii="Calibri" w:hAnsi="Calibri" w:cs="Calibri"/>
+          <w:b/>
+          <w:bCs/>
+          <w:sz w:val="36"/>
+          <w:szCs w:val="36"/>
         </w:rPr>
         <w:t>C:\Users\nhasa/.ssh/id_ed25519</w:t>
       </w:r>
       <w:r>
         <w:rPr>
-          <w:rFonts w:ascii="Carlito" w:hAnsi="Carlito" w:cs="Carlito"/>
-          <w:sz w:val="32"/>
-          <w:szCs w:val="32"/>
+          <w:rFonts w:ascii="Calibri" w:hAnsi="Calibri" w:cs="Calibri"/>
+          <w:sz w:val="36"/>
+          <w:szCs w:val="36"/>
         </w:rPr>
         <w:t>)</w:t>
       </w:r>
@@ -780,16 +810,16 @@
         </w:numPr>
         <w:jc w:val="both"/>
         <w:rPr>
-          <w:rFonts w:ascii="Carlito" w:hAnsi="Carlito" w:cs="Carlito"/>
-          <w:sz w:val="32"/>
-          <w:szCs w:val="32"/>
-        </w:rPr>
-      </w:pPr>
-      <w:r>
-        <w:rPr>
-          <w:rFonts w:ascii="Carlito" w:hAnsi="Carlito" w:cs="Carlito"/>
-          <w:sz w:val="32"/>
-          <w:szCs w:val="32"/>
+          <w:rFonts w:ascii="Calibri" w:hAnsi="Calibri" w:cs="Calibri"/>
+          <w:sz w:val="36"/>
+          <w:szCs w:val="36"/>
+        </w:rPr>
+      </w:pPr>
+      <w:r>
+        <w:rPr>
+          <w:rFonts w:ascii="Calibri" w:hAnsi="Calibri" w:cs="Calibri"/>
+          <w:sz w:val="36"/>
+          <w:szCs w:val="36"/>
         </w:rPr>
         <w:t>Then it’ll ask for passphrase, keep it empty for no passphrase (for learning only). But set passwords for accessing the SSH key (more security)</w:t>
       </w:r>
@@ -798,16 +828,16 @@
       <w:pPr>
         <w:jc w:val="both"/>
         <w:rPr>
-          <w:rFonts w:ascii="Carlito" w:hAnsi="Carlito" w:cs="Carlito"/>
-          <w:sz w:val="32"/>
-          <w:szCs w:val="32"/>
-        </w:rPr>
-      </w:pPr>
-      <w:r>
-        <w:rPr>
-          <w:rFonts w:ascii="Carlito" w:hAnsi="Carlito" w:cs="Carlito"/>
-          <w:sz w:val="32"/>
-          <w:szCs w:val="32"/>
+          <w:rFonts w:ascii="Calibri" w:hAnsi="Calibri" w:cs="Calibri"/>
+          <w:sz w:val="36"/>
+          <w:szCs w:val="36"/>
+        </w:rPr>
+      </w:pPr>
+      <w:r>
+        <w:rPr>
+          <w:rFonts w:ascii="Calibri" w:hAnsi="Calibri" w:cs="Calibri"/>
+          <w:sz w:val="36"/>
+          <w:szCs w:val="36"/>
         </w:rPr>
         <w:t># Then generated files will be:</w:t>
       </w:r>
@@ -816,20 +846,20 @@
       <w:pPr>
         <w:jc w:val="both"/>
         <w:rPr>
-          <w:rFonts w:ascii="Carlito" w:hAnsi="Carlito" w:cs="Carlito"/>
-          <w:b/>
-          <w:bCs/>
-          <w:sz w:val="32"/>
-          <w:szCs w:val="32"/>
-        </w:rPr>
-      </w:pPr>
-      <w:r>
-        <w:rPr>
-          <w:rFonts w:ascii="Carlito" w:hAnsi="Carlito" w:cs="Carlito"/>
-          <w:b/>
-          <w:bCs/>
-          <w:sz w:val="32"/>
-          <w:szCs w:val="32"/>
+          <w:rFonts w:ascii="Calibri" w:hAnsi="Calibri" w:cs="Calibri"/>
+          <w:b/>
+          <w:bCs/>
+          <w:sz w:val="36"/>
+          <w:szCs w:val="36"/>
+        </w:rPr>
+      </w:pPr>
+      <w:r>
+        <w:rPr>
+          <w:rFonts w:ascii="Calibri" w:hAnsi="Calibri" w:cs="Calibri"/>
+          <w:b/>
+          <w:bCs/>
+          <w:sz w:val="36"/>
+          <w:szCs w:val="36"/>
         </w:rPr>
         <w:t>~/.ssh/id_ed25519</w:t>
       </w:r>
@@ -838,20 +868,20 @@
       <w:pPr>
         <w:jc w:val="both"/>
         <w:rPr>
-          <w:rFonts w:ascii="Carlito" w:hAnsi="Carlito" w:cs="Carlito"/>
-          <w:b/>
-          <w:bCs/>
-          <w:sz w:val="32"/>
-          <w:szCs w:val="32"/>
-        </w:rPr>
-      </w:pPr>
-      <w:r>
-        <w:rPr>
-          <w:rFonts w:ascii="Carlito" w:hAnsi="Carlito" w:cs="Carlito"/>
-          <w:b/>
-          <w:bCs/>
-          <w:sz w:val="32"/>
-          <w:szCs w:val="32"/>
+          <w:rFonts w:ascii="Calibri" w:hAnsi="Calibri" w:cs="Calibri"/>
+          <w:b/>
+          <w:bCs/>
+          <w:sz w:val="36"/>
+          <w:szCs w:val="36"/>
+        </w:rPr>
+      </w:pPr>
+      <w:r>
+        <w:rPr>
+          <w:rFonts w:ascii="Calibri" w:hAnsi="Calibri" w:cs="Calibri"/>
+          <w:b/>
+          <w:bCs/>
+          <w:sz w:val="36"/>
+          <w:szCs w:val="36"/>
         </w:rPr>
         <w:t>~/.ssh/id_ed25519.pub</w:t>
       </w:r>
@@ -860,16 +890,16 @@
       <w:pPr>
         <w:jc w:val="both"/>
         <w:rPr>
-          <w:rFonts w:ascii="Carlito" w:hAnsi="Carlito" w:cs="Carlito"/>
-          <w:sz w:val="32"/>
-          <w:szCs w:val="32"/>
-        </w:rPr>
-      </w:pPr>
-      <w:r>
-        <w:rPr>
-          <w:rFonts w:ascii="Carlito" w:hAnsi="Carlito" w:cs="Carlito"/>
-          <w:sz w:val="32"/>
-          <w:szCs w:val="32"/>
+          <w:rFonts w:ascii="Calibri" w:hAnsi="Calibri" w:cs="Calibri"/>
+          <w:sz w:val="36"/>
+          <w:szCs w:val="36"/>
+        </w:rPr>
+      </w:pPr>
+      <w:r>
+        <w:rPr>
+          <w:rFonts w:ascii="Calibri" w:hAnsi="Calibri" w:cs="Calibri"/>
+          <w:sz w:val="36"/>
+          <w:szCs w:val="36"/>
         </w:rPr>
         <w:t># Also Fingerprint SHA256 key and randomart image</w:t>
       </w:r>
@@ -878,16 +908,16 @@
       <w:pPr>
         <w:jc w:val="both"/>
         <w:rPr>
-          <w:rFonts w:ascii="Carlito" w:hAnsi="Carlito" w:cs="Carlito"/>
-          <w:sz w:val="32"/>
-          <w:szCs w:val="32"/>
-        </w:rPr>
-      </w:pPr>
-      <w:r>
-        <w:rPr>
-          <w:rFonts w:ascii="Carlito" w:hAnsi="Carlito" w:cs="Carlito"/>
-          <w:sz w:val="32"/>
-          <w:szCs w:val="32"/>
+          <w:rFonts w:ascii="Calibri" w:hAnsi="Calibri" w:cs="Calibri"/>
+          <w:sz w:val="36"/>
+          <w:szCs w:val="36"/>
+        </w:rPr>
+      </w:pPr>
+      <w:r>
+        <w:rPr>
+          <w:rFonts w:ascii="Calibri" w:hAnsi="Calibri" w:cs="Calibri"/>
+          <w:sz w:val="36"/>
+          <w:szCs w:val="36"/>
         </w:rPr>
         <w:t># Remember, never share id_ed25519 (private key):</w:t>
       </w:r>
@@ -901,50 +931,48 @@
         </w:numPr>
         <w:jc w:val="both"/>
         <w:rPr>
-          <w:rFonts w:ascii="Carlito" w:hAnsi="Carlito" w:cs="Carlito"/>
-          <w:sz w:val="32"/>
-          <w:szCs w:val="32"/>
-        </w:rPr>
-      </w:pPr>
-      <w:r>
-        <w:rPr>
-          <w:rFonts w:ascii="Carlito" w:hAnsi="Carlito" w:cs="Carlito"/>
-          <w:b/>
-          <w:bCs/>
-          <w:sz w:val="32"/>
-          <w:szCs w:val="32"/>
+          <w:rFonts w:ascii="Calibri" w:hAnsi="Calibri" w:cs="Calibri"/>
+          <w:sz w:val="36"/>
+          <w:szCs w:val="36"/>
+        </w:rPr>
+      </w:pPr>
+      <w:r>
+        <w:rPr>
+          <w:rFonts w:ascii="Calibri" w:hAnsi="Calibri" w:cs="Calibri"/>
+          <w:b/>
+          <w:bCs/>
+          <w:sz w:val="36"/>
+          <w:szCs w:val="36"/>
         </w:rPr>
         <w:t>id_ed25519</w:t>
       </w:r>
       <w:r>
         <w:rPr>
-          <w:rFonts w:ascii="Carlito" w:hAnsi="Carlito" w:cs="Carlito"/>
-          <w:sz w:val="32"/>
-          <w:szCs w:val="32"/>
+          <w:rFonts w:ascii="Calibri" w:hAnsi="Calibri" w:cs="Calibri"/>
+          <w:sz w:val="36"/>
+          <w:szCs w:val="36"/>
         </w:rPr>
         <w:tab/>
       </w:r>
       <w:r>
         <w:rPr>
-          <w:rFonts w:ascii="Carlito" w:hAnsi="Carlito" w:cs="Carlito"/>
-          <w:sz w:val="32"/>
-          <w:szCs w:val="32"/>
+          <w:rFonts w:ascii="Calibri" w:hAnsi="Calibri" w:cs="Calibri"/>
+          <w:sz w:val="36"/>
+          <w:szCs w:val="36"/>
         </w:rPr>
         <w:tab/>
       </w:r>
       <w:r>
         <w:rPr>
-          <w:rFonts w:ascii="Carlito" w:hAnsi="Carlito" w:cs="Carlito"/>
-          <w:sz w:val="20"/>
-          <w:szCs w:val="20"/>
+          <w:rFonts w:ascii="Calibri" w:hAnsi="Calibri" w:cs="Calibri"/>
         </w:rPr>
         <w:sym w:font="Wingdings" w:char="F0E0"/>
       </w:r>
       <w:r>
         <w:rPr>
-          <w:rFonts w:ascii="Carlito" w:hAnsi="Carlito" w:cs="Carlito"/>
-          <w:sz w:val="32"/>
-          <w:szCs w:val="32"/>
+          <w:rFonts w:ascii="Calibri" w:hAnsi="Calibri" w:cs="Calibri"/>
+          <w:sz w:val="36"/>
+          <w:szCs w:val="36"/>
         </w:rPr>
         <w:tab/>
         <w:t>PRIVATE KEY</w:t>
@@ -959,42 +987,40 @@
         </w:numPr>
         <w:jc w:val="both"/>
         <w:rPr>
-          <w:rFonts w:ascii="Carlito" w:hAnsi="Carlito" w:cs="Carlito"/>
-          <w:sz w:val="32"/>
-          <w:szCs w:val="32"/>
-        </w:rPr>
-      </w:pPr>
-      <w:r>
-        <w:rPr>
-          <w:rFonts w:ascii="Carlito" w:hAnsi="Carlito" w:cs="Carlito"/>
-          <w:b/>
-          <w:bCs/>
-          <w:sz w:val="32"/>
-          <w:szCs w:val="32"/>
+          <w:rFonts w:ascii="Calibri" w:hAnsi="Calibri" w:cs="Calibri"/>
+          <w:sz w:val="36"/>
+          <w:szCs w:val="36"/>
+        </w:rPr>
+      </w:pPr>
+      <w:r>
+        <w:rPr>
+          <w:rFonts w:ascii="Calibri" w:hAnsi="Calibri" w:cs="Calibri"/>
+          <w:b/>
+          <w:bCs/>
+          <w:sz w:val="36"/>
+          <w:szCs w:val="36"/>
         </w:rPr>
         <w:t>id_ed25519.pub</w:t>
       </w:r>
       <w:r>
         <w:rPr>
-          <w:rFonts w:ascii="Carlito" w:hAnsi="Carlito" w:cs="Carlito"/>
-          <w:sz w:val="32"/>
-          <w:szCs w:val="32"/>
+          <w:rFonts w:ascii="Calibri" w:hAnsi="Calibri" w:cs="Calibri"/>
+          <w:sz w:val="36"/>
+          <w:szCs w:val="36"/>
         </w:rPr>
         <w:tab/>
       </w:r>
       <w:r>
         <w:rPr>
-          <w:rFonts w:ascii="Carlito" w:hAnsi="Carlito" w:cs="Carlito"/>
-          <w:sz w:val="20"/>
-          <w:szCs w:val="20"/>
+          <w:rFonts w:ascii="Calibri" w:hAnsi="Calibri" w:cs="Calibri"/>
         </w:rPr>
         <w:sym w:font="Wingdings" w:char="F0E0"/>
       </w:r>
       <w:r>
         <w:rPr>
-          <w:rFonts w:ascii="Carlito" w:hAnsi="Carlito" w:cs="Carlito"/>
-          <w:sz w:val="32"/>
-          <w:szCs w:val="32"/>
+          <w:rFonts w:ascii="Calibri" w:hAnsi="Calibri" w:cs="Calibri"/>
+          <w:sz w:val="36"/>
+          <w:szCs w:val="36"/>
         </w:rPr>
         <w:tab/>
         <w:t>PUBLIC KEY</w:t>
@@ -1004,27 +1030,28 @@
       <w:pPr>
         <w:jc w:val="both"/>
         <w:rPr>
-          <w:rFonts w:ascii="Carlito" w:hAnsi="Carlito" w:cs="Carlito"/>
-          <w:sz w:val="32"/>
-          <w:szCs w:val="32"/>
-        </w:rPr>
-      </w:pPr>
-    </w:p>
-    <w:p>
-      <w:pPr>
-        <w:jc w:val="both"/>
-        <w:rPr>
-          <w:rFonts w:ascii="Carlito" w:hAnsi="Carlito" w:cs="Carlito"/>
-          <w:sz w:val="32"/>
-          <w:szCs w:val="32"/>
-        </w:rPr>
-      </w:pPr>
-      <w:r>
-        <w:rPr>
-          <w:rFonts w:ascii="Carlito" w:hAnsi="Carlito" w:cs="Carlito"/>
-          <w:sz w:val="32"/>
-          <w:szCs w:val="32"/>
-        </w:rPr>
+          <w:rFonts w:ascii="Calibri" w:hAnsi="Calibri" w:cs="Calibri"/>
+          <w:sz w:val="36"/>
+          <w:szCs w:val="36"/>
+        </w:rPr>
+      </w:pPr>
+    </w:p>
+    <w:p>
+      <w:pPr>
+        <w:jc w:val="both"/>
+        <w:rPr>
+          <w:rFonts w:ascii="Calibri" w:hAnsi="Calibri" w:cs="Calibri"/>
+          <w:sz w:val="36"/>
+          <w:szCs w:val="36"/>
+        </w:rPr>
+      </w:pPr>
+      <w:r>
+        <w:rPr>
+          <w:rFonts w:ascii="Calibri" w:hAnsi="Calibri" w:cs="Calibri"/>
+          <w:sz w:val="36"/>
+          <w:szCs w:val="36"/>
+        </w:rPr>
+        <w:lastRenderedPageBreak/>
         <w:t>Start SSH Agent:</w:t>
       </w:r>
     </w:p>
@@ -1032,16 +1059,16 @@
       <w:pPr>
         <w:jc w:val="both"/>
         <w:rPr>
-          <w:rFonts w:ascii="Carlito" w:hAnsi="Carlito" w:cs="Carlito"/>
-          <w:sz w:val="32"/>
-          <w:szCs w:val="32"/>
-        </w:rPr>
-      </w:pPr>
-      <w:r>
-        <w:rPr>
-          <w:rFonts w:ascii="Carlito" w:hAnsi="Carlito" w:cs="Carlito"/>
-          <w:sz w:val="32"/>
-          <w:szCs w:val="32"/>
+          <w:rFonts w:ascii="Calibri" w:hAnsi="Calibri" w:cs="Calibri"/>
+          <w:sz w:val="36"/>
+          <w:szCs w:val="36"/>
+        </w:rPr>
+      </w:pPr>
+      <w:r>
+        <w:rPr>
+          <w:rFonts w:ascii="Calibri" w:hAnsi="Calibri" w:cs="Calibri"/>
+          <w:sz w:val="36"/>
+          <w:szCs w:val="36"/>
         </w:rPr>
         <w:t># For Linux/macOS, run this command:</w:t>
       </w:r>
@@ -1050,22 +1077,22 @@
       <w:pPr>
         <w:jc w:val="both"/>
         <w:rPr>
-          <w:rFonts w:ascii="Carlito" w:hAnsi="Carlito" w:cs="Carlito"/>
+          <w:rFonts w:ascii="Calibri" w:hAnsi="Calibri" w:cs="Calibri"/>
           <w:b/>
           <w:bCs/>
           <w:color w:val="60CAF3" w:themeColor="accent4" w:themeTint="99"/>
-          <w:sz w:val="32"/>
-          <w:szCs w:val="32"/>
-        </w:rPr>
-      </w:pPr>
-      <w:r>
-        <w:rPr>
-          <w:rFonts w:ascii="Carlito" w:hAnsi="Carlito" w:cs="Carlito"/>
+          <w:sz w:val="36"/>
+          <w:szCs w:val="36"/>
+        </w:rPr>
+      </w:pPr>
+      <w:r>
+        <w:rPr>
+          <w:rFonts w:ascii="Calibri" w:hAnsi="Calibri" w:cs="Calibri"/>
           <w:b/>
           <w:bCs/>
           <w:color w:val="60CAF3" w:themeColor="accent4" w:themeTint="99"/>
-          <w:sz w:val="32"/>
-          <w:szCs w:val="32"/>
+          <w:sz w:val="36"/>
+          <w:szCs w:val="36"/>
         </w:rPr>
         <w:t>eval "$(ssh-agent -s)"</w:t>
       </w:r>
@@ -1074,16 +1101,16 @@
       <w:pPr>
         <w:jc w:val="both"/>
         <w:rPr>
-          <w:rFonts w:ascii="Carlito" w:hAnsi="Carlito" w:cs="Carlito"/>
-          <w:sz w:val="32"/>
-          <w:szCs w:val="32"/>
-        </w:rPr>
-      </w:pPr>
-      <w:r>
-        <w:rPr>
-          <w:rFonts w:ascii="Carlito" w:hAnsi="Carlito" w:cs="Carlito"/>
-          <w:sz w:val="32"/>
-          <w:szCs w:val="32"/>
+          <w:rFonts w:ascii="Calibri" w:hAnsi="Calibri" w:cs="Calibri"/>
+          <w:sz w:val="36"/>
+          <w:szCs w:val="36"/>
+        </w:rPr>
+      </w:pPr>
+      <w:r>
+        <w:rPr>
+          <w:rFonts w:ascii="Calibri" w:hAnsi="Calibri" w:cs="Calibri"/>
+          <w:sz w:val="36"/>
+          <w:szCs w:val="36"/>
         </w:rPr>
         <w:t># For Windows, run this in PowerShell:</w:t>
       </w:r>
@@ -1092,24 +1119,23 @@
       <w:pPr>
         <w:jc w:val="both"/>
         <w:rPr>
-          <w:rFonts w:ascii="Carlito" w:hAnsi="Carlito" w:cs="Carlito"/>
+          <w:rFonts w:ascii="Calibri" w:hAnsi="Calibri" w:cs="Calibri"/>
           <w:b/>
           <w:bCs/>
           <w:color w:val="60CAF3" w:themeColor="accent4" w:themeTint="99"/>
-          <w:sz w:val="32"/>
-          <w:szCs w:val="32"/>
-        </w:rPr>
-      </w:pPr>
-      <w:r>
-        <w:rPr>
-          <w:rFonts w:ascii="Carlito" w:hAnsi="Carlito" w:cs="Carlito"/>
+          <w:sz w:val="36"/>
+          <w:szCs w:val="36"/>
+        </w:rPr>
+      </w:pPr>
+      <w:r>
+        <w:rPr>
+          <w:rFonts w:ascii="Calibri" w:hAnsi="Calibri" w:cs="Calibri"/>
           <w:b/>
           <w:bCs/>
           <w:color w:val="60CAF3" w:themeColor="accent4" w:themeTint="99"/>
-          <w:sz w:val="32"/>
-          <w:szCs w:val="32"/>
-        </w:rPr>
-        <w:lastRenderedPageBreak/>
+          <w:sz w:val="36"/>
+          <w:szCs w:val="36"/>
+        </w:rPr>
         <w:t>Start-Service ssh-agent</w:t>
       </w:r>
     </w:p>
@@ -1117,26 +1143,26 @@
       <w:pPr>
         <w:jc w:val="both"/>
         <w:rPr>
-          <w:rFonts w:ascii="Carlito" w:hAnsi="Carlito" w:cs="Carlito"/>
-          <w:sz w:val="32"/>
-          <w:szCs w:val="32"/>
-        </w:rPr>
-      </w:pPr>
-    </w:p>
-    <w:p>
-      <w:pPr>
-        <w:jc w:val="both"/>
-        <w:rPr>
-          <w:rFonts w:ascii="Carlito" w:hAnsi="Carlito" w:cs="Carlito"/>
-          <w:sz w:val="32"/>
-          <w:szCs w:val="32"/>
-        </w:rPr>
-      </w:pPr>
-      <w:r>
-        <w:rPr>
-          <w:rFonts w:ascii="Carlito" w:hAnsi="Carlito" w:cs="Carlito"/>
-          <w:sz w:val="32"/>
-          <w:szCs w:val="32"/>
+          <w:rFonts w:ascii="Calibri" w:hAnsi="Calibri" w:cs="Calibri"/>
+          <w:sz w:val="36"/>
+          <w:szCs w:val="36"/>
+        </w:rPr>
+      </w:pPr>
+    </w:p>
+    <w:p>
+      <w:pPr>
+        <w:jc w:val="both"/>
+        <w:rPr>
+          <w:rFonts w:ascii="Calibri" w:hAnsi="Calibri" w:cs="Calibri"/>
+          <w:sz w:val="36"/>
+          <w:szCs w:val="36"/>
+        </w:rPr>
+      </w:pPr>
+      <w:r>
+        <w:rPr>
+          <w:rFonts w:ascii="Calibri" w:hAnsi="Calibri" w:cs="Calibri"/>
+          <w:sz w:val="36"/>
+          <w:szCs w:val="36"/>
         </w:rPr>
         <w:t># If the above command fails:</w:t>
       </w:r>
@@ -1150,16 +1176,16 @@
         </w:numPr>
         <w:jc w:val="both"/>
         <w:rPr>
-          <w:rFonts w:ascii="Carlito" w:hAnsi="Carlito" w:cs="Carlito"/>
-          <w:sz w:val="32"/>
-          <w:szCs w:val="32"/>
-        </w:rPr>
-      </w:pPr>
-      <w:r>
-        <w:rPr>
-          <w:rFonts w:ascii="Carlito" w:hAnsi="Carlito" w:cs="Carlito"/>
-          <w:sz w:val="32"/>
-          <w:szCs w:val="32"/>
+          <w:rFonts w:ascii="Calibri" w:hAnsi="Calibri" w:cs="Calibri"/>
+          <w:sz w:val="36"/>
+          <w:szCs w:val="36"/>
+        </w:rPr>
+      </w:pPr>
+      <w:r>
+        <w:rPr>
+          <w:rFonts w:ascii="Calibri" w:hAnsi="Calibri" w:cs="Calibri"/>
+          <w:sz w:val="36"/>
+          <w:szCs w:val="36"/>
         </w:rPr>
         <w:t>Make sure Windows PowerShell is opened by run as administrator</w:t>
       </w:r>
@@ -1173,16 +1199,16 @@
         </w:numPr>
         <w:jc w:val="both"/>
         <w:rPr>
-          <w:rFonts w:ascii="Carlito" w:hAnsi="Carlito" w:cs="Carlito"/>
-          <w:sz w:val="32"/>
-          <w:szCs w:val="32"/>
-        </w:rPr>
-      </w:pPr>
-      <w:r>
-        <w:rPr>
-          <w:rFonts w:ascii="Carlito" w:hAnsi="Carlito" w:cs="Carlito"/>
-          <w:sz w:val="32"/>
-          <w:szCs w:val="32"/>
+          <w:rFonts w:ascii="Calibri" w:hAnsi="Calibri" w:cs="Calibri"/>
+          <w:sz w:val="36"/>
+          <w:szCs w:val="36"/>
+        </w:rPr>
+      </w:pPr>
+      <w:r>
+        <w:rPr>
+          <w:rFonts w:ascii="Calibri" w:hAnsi="Calibri" w:cs="Calibri"/>
+          <w:sz w:val="36"/>
+          <w:szCs w:val="36"/>
         </w:rPr>
         <w:t>Run this command to check the service status:</w:t>
       </w:r>
@@ -1191,22 +1217,22 @@
       <w:pPr>
         <w:jc w:val="both"/>
         <w:rPr>
-          <w:rFonts w:ascii="Carlito" w:hAnsi="Carlito" w:cs="Carlito"/>
+          <w:rFonts w:ascii="Calibri" w:hAnsi="Calibri" w:cs="Calibri"/>
           <w:b/>
           <w:bCs/>
           <w:color w:val="60CAF3" w:themeColor="accent4" w:themeTint="99"/>
-          <w:sz w:val="32"/>
-          <w:szCs w:val="32"/>
-        </w:rPr>
-      </w:pPr>
-      <w:r>
-        <w:rPr>
-          <w:rFonts w:ascii="Carlito" w:hAnsi="Carlito" w:cs="Carlito"/>
+          <w:sz w:val="36"/>
+          <w:szCs w:val="36"/>
+        </w:rPr>
+      </w:pPr>
+      <w:r>
+        <w:rPr>
+          <w:rFonts w:ascii="Calibri" w:hAnsi="Calibri" w:cs="Calibri"/>
           <w:b/>
           <w:bCs/>
           <w:color w:val="60CAF3" w:themeColor="accent4" w:themeTint="99"/>
-          <w:sz w:val="32"/>
-          <w:szCs w:val="32"/>
+          <w:sz w:val="36"/>
+          <w:szCs w:val="36"/>
         </w:rPr>
         <w:t>Get-Service ssh-agent</w:t>
       </w:r>
@@ -1220,39 +1246,39 @@
         </w:numPr>
         <w:jc w:val="both"/>
         <w:rPr>
-          <w:rFonts w:ascii="Carlito" w:hAnsi="Carlito" w:cs="Carlito"/>
+          <w:rFonts w:ascii="Calibri" w:hAnsi="Calibri" w:cs="Calibri"/>
+          <w:sz w:val="36"/>
+          <w:szCs w:val="36"/>
+        </w:rPr>
+      </w:pPr>
+      <w:r>
+        <w:rPr>
+          <w:rFonts w:ascii="Calibri" w:hAnsi="Calibri" w:cs="Calibri"/>
+          <w:sz w:val="36"/>
+          <w:szCs w:val="36"/>
+        </w:rPr>
+        <w:t>We’ll likely see this output:</w:t>
+      </w:r>
+    </w:p>
+    <w:p>
+      <w:pPr>
+        <w:jc w:val="both"/>
+        <w:rPr>
+          <w:rFonts w:ascii="Calibri" w:hAnsi="Calibri" w:cs="Calibri"/>
+          <w:b/>
+          <w:bCs/>
           <w:sz w:val="32"/>
           <w:szCs w:val="32"/>
         </w:rPr>
       </w:pPr>
       <w:r>
         <w:rPr>
-          <w:rFonts w:ascii="Carlito" w:hAnsi="Carlito" w:cs="Carlito"/>
+          <w:rFonts w:ascii="Calibri" w:hAnsi="Calibri" w:cs="Calibri"/>
+          <w:b/>
+          <w:bCs/>
           <w:sz w:val="32"/>
           <w:szCs w:val="32"/>
         </w:rPr>
-        <w:t>We’ll likely see this output:</w:t>
-      </w:r>
-    </w:p>
-    <w:p>
-      <w:pPr>
-        <w:jc w:val="both"/>
-        <w:rPr>
-          <w:rFonts w:ascii="Carlito" w:hAnsi="Carlito" w:cs="Carlito"/>
-          <w:b/>
-          <w:bCs/>
-          <w:sz w:val="28"/>
-          <w:szCs w:val="28"/>
-        </w:rPr>
-      </w:pPr>
-      <w:r>
-        <w:rPr>
-          <w:rFonts w:ascii="Carlito" w:hAnsi="Carlito" w:cs="Carlito"/>
-          <w:b/>
-          <w:bCs/>
-          <w:sz w:val="28"/>
-          <w:szCs w:val="28"/>
-        </w:rPr>
         <w:t>Status            Name            DisplayName</w:t>
       </w:r>
     </w:p>
@@ -1260,20 +1286,20 @@
       <w:pPr>
         <w:jc w:val="both"/>
         <w:rPr>
-          <w:rFonts w:ascii="Carlito" w:hAnsi="Carlito" w:cs="Carlito"/>
-          <w:b/>
-          <w:bCs/>
-          <w:sz w:val="28"/>
-          <w:szCs w:val="28"/>
-        </w:rPr>
-      </w:pPr>
-      <w:r>
-        <w:rPr>
-          <w:rFonts w:ascii="Carlito" w:hAnsi="Carlito" w:cs="Carlito"/>
-          <w:b/>
-          <w:bCs/>
-          <w:sz w:val="28"/>
-          <w:szCs w:val="28"/>
+          <w:rFonts w:ascii="Calibri" w:hAnsi="Calibri" w:cs="Calibri"/>
+          <w:b/>
+          <w:bCs/>
+          <w:sz w:val="32"/>
+          <w:szCs w:val="32"/>
+        </w:rPr>
+      </w:pPr>
+      <w:r>
+        <w:rPr>
+          <w:rFonts w:ascii="Calibri" w:hAnsi="Calibri" w:cs="Calibri"/>
+          <w:b/>
+          <w:bCs/>
+          <w:sz w:val="32"/>
+          <w:szCs w:val="32"/>
         </w:rPr>
         <w:t>------                   ----                     -----------</w:t>
       </w:r>
@@ -1282,20 +1308,20 @@
       <w:pPr>
         <w:jc w:val="both"/>
         <w:rPr>
-          <w:rFonts w:ascii="Carlito" w:hAnsi="Carlito" w:cs="Carlito"/>
-          <w:b/>
-          <w:bCs/>
-          <w:sz w:val="28"/>
-          <w:szCs w:val="28"/>
-        </w:rPr>
-      </w:pPr>
-      <w:r>
-        <w:rPr>
-          <w:rFonts w:ascii="Carlito" w:hAnsi="Carlito" w:cs="Carlito"/>
-          <w:b/>
-          <w:bCs/>
-          <w:sz w:val="28"/>
-          <w:szCs w:val="28"/>
+          <w:rFonts w:ascii="Calibri" w:hAnsi="Calibri" w:cs="Calibri"/>
+          <w:b/>
+          <w:bCs/>
+          <w:sz w:val="32"/>
+          <w:szCs w:val="32"/>
+        </w:rPr>
+      </w:pPr>
+      <w:r>
+        <w:rPr>
+          <w:rFonts w:ascii="Calibri" w:hAnsi="Calibri" w:cs="Calibri"/>
+          <w:b/>
+          <w:bCs/>
+          <w:sz w:val="32"/>
+          <w:szCs w:val="32"/>
         </w:rPr>
         <w:t>Stopped   ssh-agent     OpenSSH Authentication Agent</w:t>
       </w:r>
@@ -1309,70 +1335,70 @@
         </w:numPr>
         <w:jc w:val="both"/>
         <w:rPr>
-          <w:rFonts w:ascii="Carlito" w:hAnsi="Carlito" w:cs="Carlito"/>
-          <w:sz w:val="32"/>
-          <w:szCs w:val="32"/>
-        </w:rPr>
-      </w:pPr>
-      <w:r>
-        <w:rPr>
-          <w:rFonts w:ascii="Carlito" w:hAnsi="Carlito" w:cs="Carlito"/>
-          <w:sz w:val="32"/>
-          <w:szCs w:val="32"/>
+          <w:rFonts w:ascii="Calibri" w:hAnsi="Calibri" w:cs="Calibri"/>
+          <w:sz w:val="36"/>
+          <w:szCs w:val="36"/>
+        </w:rPr>
+      </w:pPr>
+      <w:r>
+        <w:rPr>
+          <w:rFonts w:ascii="Calibri" w:hAnsi="Calibri" w:cs="Calibri"/>
+          <w:sz w:val="36"/>
+          <w:szCs w:val="36"/>
         </w:rPr>
         <w:t xml:space="preserve">Then run this command to enable it manually or automatic (using </w:t>
       </w:r>
       <w:r>
         <w:rPr>
-          <w:rFonts w:ascii="Carlito" w:hAnsi="Carlito" w:cs="Carlito"/>
-          <w:b/>
-          <w:bCs/>
-          <w:sz w:val="32"/>
-          <w:szCs w:val="32"/>
+          <w:rFonts w:ascii="Calibri" w:hAnsi="Calibri" w:cs="Calibri"/>
+          <w:b/>
+          <w:bCs/>
+          <w:sz w:val="36"/>
+          <w:szCs w:val="36"/>
         </w:rPr>
         <w:t>Automatic</w:t>
       </w:r>
       <w:r>
         <w:rPr>
-          <w:rFonts w:ascii="Carlito" w:hAnsi="Carlito" w:cs="Carlito"/>
-          <w:sz w:val="32"/>
-          <w:szCs w:val="32"/>
+          <w:rFonts w:ascii="Calibri" w:hAnsi="Calibri" w:cs="Calibri"/>
+          <w:sz w:val="36"/>
+          <w:szCs w:val="36"/>
         </w:rPr>
         <w:t xml:space="preserve"> instead of </w:t>
       </w:r>
       <w:r>
         <w:rPr>
-          <w:rFonts w:ascii="Carlito" w:hAnsi="Carlito" w:cs="Carlito"/>
-          <w:b/>
-          <w:bCs/>
-          <w:sz w:val="32"/>
-          <w:szCs w:val="32"/>
+          <w:rFonts w:ascii="Calibri" w:hAnsi="Calibri" w:cs="Calibri"/>
+          <w:b/>
+          <w:bCs/>
+          <w:sz w:val="36"/>
+          <w:szCs w:val="36"/>
         </w:rPr>
         <w:t>Manual</w:t>
       </w:r>
       <w:r>
         <w:rPr>
-          <w:rFonts w:ascii="Carlito" w:hAnsi="Carlito" w:cs="Carlito"/>
-          <w:sz w:val="32"/>
-          <w:szCs w:val="32"/>
+          <w:rFonts w:ascii="Calibri" w:hAnsi="Calibri" w:cs="Calibri"/>
+          <w:sz w:val="36"/>
+          <w:szCs w:val="36"/>
         </w:rPr>
         <w:t xml:space="preserve">, to stop it use </w:t>
       </w:r>
       <w:r>
         <w:rPr>
-          <w:rFonts w:ascii="Carlito" w:hAnsi="Carlito" w:cs="Carlito"/>
-          <w:b/>
-          <w:bCs/>
-          <w:sz w:val="32"/>
-          <w:szCs w:val="32"/>
+          <w:rFonts w:ascii="Calibri" w:hAnsi="Calibri" w:cs="Calibri"/>
+          <w:b/>
+          <w:bCs/>
+          <w:sz w:val="36"/>
+          <w:szCs w:val="36"/>
         </w:rPr>
         <w:t>Disabled</w:t>
       </w:r>
       <w:r>
         <w:rPr>
-          <w:rFonts w:ascii="Carlito" w:hAnsi="Carlito" w:cs="Carlito"/>
-          <w:sz w:val="32"/>
-          <w:szCs w:val="32"/>
+          <w:rFonts w:ascii="Calibri" w:hAnsi="Calibri" w:cs="Calibri"/>
+          <w:sz w:val="36"/>
+          <w:szCs w:val="36"/>
         </w:rPr>
         <w:t xml:space="preserve"> instead):</w:t>
       </w:r>
@@ -1381,22 +1407,22 @@
       <w:pPr>
         <w:jc w:val="both"/>
         <w:rPr>
-          <w:rFonts w:ascii="Carlito" w:hAnsi="Carlito" w:cs="Carlito"/>
+          <w:rFonts w:ascii="Calibri" w:hAnsi="Calibri" w:cs="Calibri"/>
           <w:b/>
           <w:bCs/>
           <w:color w:val="60CAF3" w:themeColor="accent4" w:themeTint="99"/>
-          <w:sz w:val="32"/>
-          <w:szCs w:val="32"/>
-        </w:rPr>
-      </w:pPr>
-      <w:r>
-        <w:rPr>
-          <w:rFonts w:ascii="Carlito" w:hAnsi="Carlito" w:cs="Carlito"/>
+          <w:sz w:val="36"/>
+          <w:szCs w:val="36"/>
+        </w:rPr>
+      </w:pPr>
+      <w:r>
+        <w:rPr>
+          <w:rFonts w:ascii="Calibri" w:hAnsi="Calibri" w:cs="Calibri"/>
           <w:b/>
           <w:bCs/>
           <w:color w:val="60CAF3" w:themeColor="accent4" w:themeTint="99"/>
-          <w:sz w:val="32"/>
-          <w:szCs w:val="32"/>
+          <w:sz w:val="36"/>
+          <w:szCs w:val="36"/>
         </w:rPr>
         <w:t>Set-Service -Name ssh-agent -StartupType Manual</w:t>
       </w:r>
@@ -1410,463 +1436,464 @@
         </w:numPr>
         <w:jc w:val="both"/>
         <w:rPr>
-          <w:rFonts w:ascii="Carlito" w:hAnsi="Carlito" w:cs="Carlito"/>
+          <w:rFonts w:ascii="Calibri" w:hAnsi="Calibri" w:cs="Calibri"/>
+          <w:sz w:val="36"/>
+          <w:szCs w:val="36"/>
+        </w:rPr>
+      </w:pPr>
+      <w:r>
+        <w:rPr>
+          <w:rFonts w:ascii="Calibri" w:hAnsi="Calibri" w:cs="Calibri"/>
+          <w:sz w:val="36"/>
+          <w:szCs w:val="36"/>
+        </w:rPr>
+        <w:t xml:space="preserve">And run the </w:t>
+      </w:r>
+      <w:r>
+        <w:rPr>
+          <w:rFonts w:ascii="Calibri" w:hAnsi="Calibri" w:cs="Calibri"/>
+          <w:b/>
+          <w:bCs/>
+          <w:sz w:val="36"/>
+          <w:szCs w:val="36"/>
+        </w:rPr>
+        <w:t>Start-Service</w:t>
+      </w:r>
+      <w:r>
+        <w:rPr>
+          <w:rFonts w:ascii="Calibri" w:hAnsi="Calibri" w:cs="Calibri"/>
+          <w:sz w:val="36"/>
+          <w:szCs w:val="36"/>
+        </w:rPr>
+        <w:t xml:space="preserve"> command again, also check if its running using </w:t>
+      </w:r>
+      <w:r>
+        <w:rPr>
+          <w:rFonts w:ascii="Calibri" w:hAnsi="Calibri" w:cs="Calibri"/>
+          <w:b/>
+          <w:bCs/>
+          <w:sz w:val="36"/>
+          <w:szCs w:val="36"/>
+        </w:rPr>
+        <w:t xml:space="preserve">Get-Service </w:t>
+      </w:r>
+      <w:r>
+        <w:rPr>
+          <w:rFonts w:ascii="Calibri" w:hAnsi="Calibri" w:cs="Calibri"/>
+          <w:sz w:val="36"/>
+          <w:szCs w:val="36"/>
+        </w:rPr>
+        <w:t>command</w:t>
+      </w:r>
+    </w:p>
+    <w:p>
+      <w:pPr>
+        <w:jc w:val="both"/>
+        <w:rPr>
+          <w:rFonts w:ascii="Calibri" w:hAnsi="Calibri" w:cs="Calibri"/>
+          <w:sz w:val="36"/>
+          <w:szCs w:val="36"/>
+        </w:rPr>
+      </w:pPr>
+      <w:r>
+        <w:rPr>
+          <w:rFonts w:ascii="Calibri" w:hAnsi="Calibri" w:cs="Calibri"/>
+          <w:sz w:val="36"/>
+          <w:szCs w:val="36"/>
+        </w:rPr>
+        <w:lastRenderedPageBreak/>
+        <w:t># To stop the ssh-agent service just run this command in administrator mode in PowerShell:</w:t>
+      </w:r>
+    </w:p>
+    <w:p>
+      <w:pPr>
+        <w:jc w:val="both"/>
+        <w:rPr>
+          <w:rFonts w:ascii="Calibri" w:hAnsi="Calibri" w:cs="Calibri"/>
+          <w:b/>
+          <w:bCs/>
+          <w:color w:val="60CAF3" w:themeColor="accent4" w:themeTint="99"/>
+          <w:sz w:val="36"/>
+          <w:szCs w:val="36"/>
+        </w:rPr>
+      </w:pPr>
+      <w:r>
+        <w:rPr>
+          <w:rFonts w:ascii="Calibri" w:hAnsi="Calibri" w:cs="Calibri"/>
+          <w:b/>
+          <w:bCs/>
+          <w:color w:val="60CAF3" w:themeColor="accent4" w:themeTint="99"/>
+          <w:sz w:val="36"/>
+          <w:szCs w:val="36"/>
+        </w:rPr>
+        <w:t>Stop-Service ssh-agent</w:t>
+      </w:r>
+    </w:p>
+    <w:p>
+      <w:pPr>
+        <w:jc w:val="both"/>
+        <w:rPr>
+          <w:rFonts w:ascii="Calibri" w:hAnsi="Calibri" w:cs="Calibri"/>
+          <w:sz w:val="36"/>
+          <w:szCs w:val="36"/>
+        </w:rPr>
+      </w:pPr>
+    </w:p>
+    <w:p>
+      <w:pPr>
+        <w:jc w:val="both"/>
+        <w:rPr>
+          <w:rFonts w:ascii="Calibri" w:hAnsi="Calibri" w:cs="Calibri"/>
+          <w:sz w:val="36"/>
+          <w:szCs w:val="36"/>
+        </w:rPr>
+      </w:pPr>
+      <w:r>
+        <w:rPr>
+          <w:rFonts w:ascii="Calibri" w:hAnsi="Calibri" w:cs="Calibri"/>
+          <w:sz w:val="36"/>
+          <w:szCs w:val="36"/>
+        </w:rPr>
+        <w:t>Add Private Key in SSH-Agent:</w:t>
+      </w:r>
+    </w:p>
+    <w:p>
+      <w:pPr>
+        <w:jc w:val="both"/>
+        <w:rPr>
+          <w:rFonts w:ascii="Calibri" w:hAnsi="Calibri" w:cs="Calibri"/>
+          <w:sz w:val="36"/>
+          <w:szCs w:val="36"/>
+        </w:rPr>
+      </w:pPr>
+      <w:r>
+        <w:rPr>
+          <w:rFonts w:ascii="Calibri" w:hAnsi="Calibri" w:cs="Calibri"/>
+          <w:sz w:val="36"/>
+          <w:szCs w:val="36"/>
+        </w:rPr>
+        <w:t xml:space="preserve"># Then add our private key using this command </w:t>
+      </w:r>
+      <w:r>
+        <w:rPr>
+          <w:rFonts w:ascii="Calibri" w:hAnsi="Calibri" w:cs="Calibri"/>
+          <w:b/>
+          <w:bCs/>
+          <w:sz w:val="36"/>
+          <w:szCs w:val="36"/>
+        </w:rPr>
+        <w:t>ssh-add file path</w:t>
+      </w:r>
+      <w:r>
+        <w:rPr>
+          <w:rFonts w:ascii="Calibri" w:hAnsi="Calibri" w:cs="Calibri"/>
+          <w:sz w:val="36"/>
+          <w:szCs w:val="36"/>
+        </w:rPr>
+        <w:t>:</w:t>
+      </w:r>
+    </w:p>
+    <w:p>
+      <w:pPr>
+        <w:jc w:val="both"/>
+        <w:rPr>
+          <w:rFonts w:ascii="Calibri" w:hAnsi="Calibri" w:cs="Calibri"/>
+          <w:b/>
+          <w:bCs/>
+          <w:color w:val="60CAF3" w:themeColor="accent4" w:themeTint="99"/>
+          <w:sz w:val="36"/>
+          <w:szCs w:val="36"/>
+        </w:rPr>
+      </w:pPr>
+      <w:r>
+        <w:rPr>
+          <w:rFonts w:ascii="Calibri" w:hAnsi="Calibri" w:cs="Calibri"/>
+          <w:b/>
+          <w:bCs/>
+          <w:color w:val="60CAF3" w:themeColor="accent4" w:themeTint="99"/>
+          <w:sz w:val="36"/>
+          <w:szCs w:val="36"/>
+        </w:rPr>
+        <w:t xml:space="preserve">ssh-add "C:\Users\nhasa\.ssh\id_ed25519" </w:t>
+      </w:r>
+    </w:p>
+    <w:p>
+      <w:pPr>
+        <w:jc w:val="both"/>
+        <w:rPr>
+          <w:rFonts w:ascii="Calibri" w:hAnsi="Calibri" w:cs="Calibri"/>
+          <w:b/>
+          <w:bCs/>
+          <w:sz w:val="36"/>
+          <w:szCs w:val="36"/>
+        </w:rPr>
+      </w:pPr>
+      <w:r>
+        <w:rPr>
+          <w:rFonts w:ascii="Calibri" w:hAnsi="Calibri" w:cs="Calibri"/>
+          <w:b/>
+          <w:bCs/>
+          <w:sz w:val="36"/>
+          <w:szCs w:val="36"/>
+        </w:rPr>
+        <w:t>// or this</w:t>
+      </w:r>
+    </w:p>
+    <w:p>
+      <w:pPr>
+        <w:jc w:val="both"/>
+        <w:rPr>
+          <w:rFonts w:ascii="Calibri" w:hAnsi="Calibri" w:cs="Calibri"/>
+          <w:b/>
+          <w:bCs/>
+          <w:color w:val="60CAF3" w:themeColor="accent4" w:themeTint="99"/>
+          <w:sz w:val="36"/>
+          <w:szCs w:val="36"/>
+        </w:rPr>
+      </w:pPr>
+      <w:r>
+        <w:rPr>
+          <w:rFonts w:ascii="Calibri" w:hAnsi="Calibri" w:cs="Calibri"/>
+          <w:b/>
+          <w:bCs/>
+          <w:color w:val="60CAF3" w:themeColor="accent4" w:themeTint="99"/>
+          <w:sz w:val="36"/>
+          <w:szCs w:val="36"/>
+        </w:rPr>
+        <w:t>ssh-add ~/.ssh/id_ed25519</w:t>
+      </w:r>
+    </w:p>
+    <w:p>
+      <w:pPr>
+        <w:jc w:val="both"/>
+        <w:rPr>
+          <w:rFonts w:ascii="Calibri" w:hAnsi="Calibri" w:cs="Calibri"/>
+          <w:sz w:val="36"/>
+          <w:szCs w:val="36"/>
+        </w:rPr>
+      </w:pPr>
+      <w:r>
+        <w:rPr>
+          <w:rFonts w:ascii="Calibri" w:hAnsi="Calibri" w:cs="Calibri"/>
+          <w:sz w:val="36"/>
+          <w:szCs w:val="36"/>
+        </w:rPr>
+        <w:t># Output will be this:</w:t>
+      </w:r>
+    </w:p>
+    <w:p>
+      <w:pPr>
+        <w:jc w:val="both"/>
+        <w:rPr>
+          <w:rFonts w:ascii="Calibri" w:hAnsi="Calibri" w:cs="Calibri"/>
+          <w:b/>
+          <w:bCs/>
+          <w:sz w:val="36"/>
+          <w:szCs w:val="36"/>
+        </w:rPr>
+      </w:pPr>
+      <w:r>
+        <w:rPr>
+          <w:rFonts w:ascii="Calibri" w:hAnsi="Calibri" w:cs="Calibri"/>
+          <w:b/>
+          <w:bCs/>
+          <w:sz w:val="36"/>
+          <w:szCs w:val="36"/>
+        </w:rPr>
+        <w:t>Identity added: C:\Users\nhasa\.ssh\id_ed25519 (nhasanr18@gmail.com)</w:t>
+      </w:r>
+    </w:p>
+    <w:p>
+      <w:pPr>
+        <w:jc w:val="both"/>
+        <w:rPr>
+          <w:rFonts w:ascii="Calibri" w:hAnsi="Calibri" w:cs="Calibri"/>
+          <w:sz w:val="36"/>
+          <w:szCs w:val="36"/>
+        </w:rPr>
+      </w:pPr>
+      <w:r>
+        <w:rPr>
+          <w:rFonts w:ascii="Calibri" w:hAnsi="Calibri" w:cs="Calibri"/>
+          <w:sz w:val="36"/>
+          <w:szCs w:val="36"/>
+        </w:rPr>
+        <w:t># Then check loaded keys using:</w:t>
+      </w:r>
+    </w:p>
+    <w:p>
+      <w:pPr>
+        <w:jc w:val="both"/>
+        <w:rPr>
+          <w:rFonts w:ascii="Calibri" w:hAnsi="Calibri" w:cs="Calibri"/>
+          <w:b/>
+          <w:bCs/>
+          <w:color w:val="60CAF3" w:themeColor="accent4" w:themeTint="99"/>
+          <w:sz w:val="36"/>
+          <w:szCs w:val="36"/>
+        </w:rPr>
+      </w:pPr>
+      <w:r>
+        <w:rPr>
+          <w:rFonts w:ascii="Calibri" w:hAnsi="Calibri" w:cs="Calibri"/>
+          <w:b/>
+          <w:bCs/>
+          <w:color w:val="60CAF3" w:themeColor="accent4" w:themeTint="99"/>
+          <w:sz w:val="36"/>
+          <w:szCs w:val="36"/>
+        </w:rPr>
+        <w:t>ssh-add -l</w:t>
+      </w:r>
+    </w:p>
+    <w:p>
+      <w:pPr>
+        <w:jc w:val="both"/>
+        <w:rPr>
+          <w:rFonts w:ascii="Calibri" w:hAnsi="Calibri" w:cs="Calibri"/>
+          <w:sz w:val="36"/>
+          <w:szCs w:val="36"/>
+        </w:rPr>
+      </w:pPr>
+      <w:r>
+        <w:rPr>
+          <w:rFonts w:ascii="Calibri" w:hAnsi="Calibri" w:cs="Calibri"/>
+          <w:sz w:val="36"/>
+          <w:szCs w:val="36"/>
+        </w:rPr>
+        <w:t># It will show a list of added SSH Keys (private key)</w:t>
+      </w:r>
+    </w:p>
+    <w:p>
+      <w:pPr>
+        <w:jc w:val="both"/>
+        <w:rPr>
+          <w:rFonts w:ascii="Calibri" w:hAnsi="Calibri" w:cs="Calibri"/>
           <w:sz w:val="32"/>
           <w:szCs w:val="32"/>
         </w:rPr>
       </w:pPr>
       <w:r>
         <w:rPr>
-          <w:rFonts w:ascii="Carlito" w:hAnsi="Carlito" w:cs="Carlito"/>
+          <w:rFonts w:ascii="Calibri" w:hAnsi="Calibri" w:cs="Calibri"/>
+          <w:b/>
+          <w:bCs/>
           <w:sz w:val="32"/>
           <w:szCs w:val="32"/>
         </w:rPr>
-        <w:t xml:space="preserve">And run the </w:t>
-      </w:r>
-      <w:r>
-        <w:rPr>
-          <w:rFonts w:ascii="Carlito" w:hAnsi="Carlito" w:cs="Carlito"/>
-          <w:b/>
-          <w:bCs/>
-          <w:sz w:val="32"/>
-          <w:szCs w:val="32"/>
-        </w:rPr>
-        <w:t>Start-Service</w:t>
-      </w:r>
-      <w:r>
-        <w:rPr>
-          <w:rFonts w:ascii="Carlito" w:hAnsi="Carlito" w:cs="Carlito"/>
-          <w:sz w:val="32"/>
-          <w:szCs w:val="32"/>
-        </w:rPr>
-        <w:t xml:space="preserve"> command again, also check if its running using </w:t>
-      </w:r>
-      <w:r>
-        <w:rPr>
-          <w:rFonts w:ascii="Carlito" w:hAnsi="Carlito" w:cs="Carlito"/>
-          <w:b/>
-          <w:bCs/>
-          <w:sz w:val="32"/>
-          <w:szCs w:val="32"/>
-        </w:rPr>
-        <w:t xml:space="preserve">Get-Service </w:t>
-      </w:r>
-      <w:r>
-        <w:rPr>
-          <w:rFonts w:ascii="Carlito" w:hAnsi="Carlito" w:cs="Carlito"/>
-          <w:sz w:val="32"/>
-          <w:szCs w:val="32"/>
-        </w:rPr>
-        <w:t>command</w:t>
-      </w:r>
-    </w:p>
-    <w:p>
-      <w:pPr>
-        <w:jc w:val="both"/>
-        <w:rPr>
-          <w:rFonts w:ascii="Carlito" w:hAnsi="Carlito" w:cs="Carlito"/>
-          <w:sz w:val="32"/>
-          <w:szCs w:val="32"/>
-        </w:rPr>
-      </w:pPr>
-      <w:r>
-        <w:rPr>
-          <w:rFonts w:ascii="Carlito" w:hAnsi="Carlito" w:cs="Carlito"/>
-          <w:sz w:val="32"/>
-          <w:szCs w:val="32"/>
-        </w:rPr>
-        <w:t># To stop the ssh-agent service just run this command in administrator mode in PowerShell:</w:t>
-      </w:r>
-    </w:p>
-    <w:p>
-      <w:pPr>
-        <w:jc w:val="both"/>
-        <w:rPr>
-          <w:rFonts w:ascii="Carlito" w:hAnsi="Carlito" w:cs="Carlito"/>
+        <w:t>256 SHA256:Qn8zg…..FCbw nhasanr18@gmail.com (ED25519)</w:t>
+      </w:r>
+    </w:p>
+    <w:p>
+      <w:pPr>
+        <w:jc w:val="both"/>
+        <w:rPr>
+          <w:rFonts w:ascii="Calibri" w:hAnsi="Calibri" w:cs="Calibri"/>
+          <w:sz w:val="36"/>
+          <w:szCs w:val="36"/>
+        </w:rPr>
+      </w:pPr>
+    </w:p>
+    <w:p>
+      <w:pPr>
+        <w:jc w:val="both"/>
+        <w:rPr>
+          <w:rFonts w:ascii="Calibri" w:hAnsi="Calibri" w:cs="Calibri"/>
+          <w:sz w:val="36"/>
+          <w:szCs w:val="36"/>
+        </w:rPr>
+      </w:pPr>
+      <w:r>
+        <w:rPr>
+          <w:rFonts w:ascii="Calibri" w:hAnsi="Calibri" w:cs="Calibri"/>
+          <w:sz w:val="36"/>
+          <w:szCs w:val="36"/>
+        </w:rPr>
+        <w:t>Copy Public Key:</w:t>
+      </w:r>
+    </w:p>
+    <w:p>
+      <w:pPr>
+        <w:jc w:val="both"/>
+        <w:rPr>
+          <w:rFonts w:ascii="Calibri" w:hAnsi="Calibri" w:cs="Calibri"/>
+          <w:sz w:val="36"/>
+          <w:szCs w:val="36"/>
+        </w:rPr>
+      </w:pPr>
+      <w:r>
+        <w:rPr>
+          <w:rFonts w:ascii="Calibri" w:hAnsi="Calibri" w:cs="Calibri"/>
+          <w:sz w:val="36"/>
+          <w:szCs w:val="36"/>
+        </w:rPr>
+        <w:t># Use this command to show it</w:t>
+      </w:r>
+    </w:p>
+    <w:p>
+      <w:pPr>
+        <w:jc w:val="both"/>
+        <w:rPr>
+          <w:rFonts w:ascii="Calibri" w:hAnsi="Calibri" w:cs="Calibri"/>
+          <w:sz w:val="36"/>
+          <w:szCs w:val="36"/>
+        </w:rPr>
+      </w:pPr>
+      <w:r>
+        <w:rPr>
+          <w:rFonts w:ascii="Calibri" w:hAnsi="Calibri" w:cs="Calibri"/>
           <w:b/>
           <w:bCs/>
           <w:color w:val="60CAF3" w:themeColor="accent4" w:themeTint="99"/>
-          <w:sz w:val="32"/>
-          <w:szCs w:val="32"/>
-        </w:rPr>
-      </w:pPr>
-      <w:r>
-        <w:rPr>
-          <w:rFonts w:ascii="Carlito" w:hAnsi="Carlito" w:cs="Carlito"/>
-          <w:b/>
-          <w:bCs/>
-          <w:color w:val="60CAF3" w:themeColor="accent4" w:themeTint="99"/>
-          <w:sz w:val="32"/>
-          <w:szCs w:val="32"/>
-        </w:rPr>
-        <w:t>Stop-Service ssh-agent</w:t>
-      </w:r>
-    </w:p>
-    <w:p>
-      <w:pPr>
-        <w:jc w:val="both"/>
-        <w:rPr>
-          <w:rFonts w:ascii="Carlito" w:hAnsi="Carlito" w:cs="Carlito"/>
-          <w:sz w:val="32"/>
-          <w:szCs w:val="32"/>
-        </w:rPr>
-      </w:pPr>
-    </w:p>
-    <w:p>
-      <w:pPr>
-        <w:jc w:val="both"/>
-        <w:rPr>
-          <w:rFonts w:ascii="Carlito" w:hAnsi="Carlito" w:cs="Carlito"/>
-          <w:sz w:val="32"/>
-          <w:szCs w:val="32"/>
-        </w:rPr>
-      </w:pPr>
-      <w:r>
-        <w:rPr>
-          <w:rFonts w:ascii="Carlito" w:hAnsi="Carlito" w:cs="Carlito"/>
-          <w:sz w:val="32"/>
-          <w:szCs w:val="32"/>
-        </w:rPr>
-        <w:t>Add Private Key in SSH-Agent:</w:t>
-      </w:r>
-    </w:p>
-    <w:p>
-      <w:pPr>
-        <w:jc w:val="both"/>
-        <w:rPr>
-          <w:rFonts w:ascii="Carlito" w:hAnsi="Carlito" w:cs="Carlito"/>
-          <w:sz w:val="32"/>
-          <w:szCs w:val="32"/>
-        </w:rPr>
-      </w:pPr>
-      <w:r>
-        <w:rPr>
-          <w:rFonts w:ascii="Carlito" w:hAnsi="Carlito" w:cs="Carlito"/>
-          <w:sz w:val="32"/>
-          <w:szCs w:val="32"/>
-        </w:rPr>
-        <w:t xml:space="preserve"># Then add our private key using this command </w:t>
-      </w:r>
-      <w:r>
-        <w:rPr>
-          <w:rFonts w:ascii="Carlito" w:hAnsi="Carlito" w:cs="Carlito"/>
-          <w:b/>
-          <w:bCs/>
-          <w:sz w:val="32"/>
-          <w:szCs w:val="32"/>
-        </w:rPr>
-        <w:t>ssh-add file path</w:t>
-      </w:r>
-      <w:r>
-        <w:rPr>
-          <w:rFonts w:ascii="Carlito" w:hAnsi="Carlito" w:cs="Carlito"/>
-          <w:sz w:val="32"/>
-          <w:szCs w:val="32"/>
-        </w:rPr>
-        <w:t>:</w:t>
-      </w:r>
-    </w:p>
-    <w:p>
-      <w:pPr>
-        <w:jc w:val="both"/>
-        <w:rPr>
-          <w:rFonts w:ascii="Carlito" w:hAnsi="Carlito" w:cs="Carlito"/>
-          <w:b/>
-          <w:bCs/>
-          <w:color w:val="60CAF3" w:themeColor="accent4" w:themeTint="99"/>
-          <w:sz w:val="32"/>
-          <w:szCs w:val="32"/>
-        </w:rPr>
-      </w:pPr>
-      <w:r>
-        <w:rPr>
-          <w:rFonts w:ascii="Carlito" w:hAnsi="Carlito" w:cs="Carlito"/>
-          <w:b/>
-          <w:bCs/>
-          <w:color w:val="60CAF3" w:themeColor="accent4" w:themeTint="99"/>
-          <w:sz w:val="32"/>
-          <w:szCs w:val="32"/>
-        </w:rPr>
-        <w:t xml:space="preserve">ssh-add "C:\Users\nhasa\.ssh\id_ed25519" </w:t>
-      </w:r>
-    </w:p>
-    <w:p>
-      <w:pPr>
-        <w:jc w:val="both"/>
-        <w:rPr>
-          <w:rFonts w:ascii="Carlito" w:hAnsi="Carlito" w:cs="Carlito"/>
-          <w:b/>
-          <w:bCs/>
-          <w:sz w:val="32"/>
-          <w:szCs w:val="32"/>
-        </w:rPr>
-      </w:pPr>
-      <w:r>
-        <w:rPr>
-          <w:rFonts w:ascii="Carlito" w:hAnsi="Carlito" w:cs="Carlito"/>
-          <w:b/>
-          <w:bCs/>
-          <w:sz w:val="32"/>
-          <w:szCs w:val="32"/>
-        </w:rPr>
-        <w:t>// or this</w:t>
-      </w:r>
-    </w:p>
-    <w:p>
-      <w:pPr>
-        <w:jc w:val="both"/>
-        <w:rPr>
-          <w:rFonts w:ascii="Carlito" w:hAnsi="Carlito" w:cs="Carlito"/>
-          <w:b/>
-          <w:bCs/>
-          <w:color w:val="60CAF3" w:themeColor="accent4" w:themeTint="99"/>
-          <w:sz w:val="32"/>
-          <w:szCs w:val="32"/>
-        </w:rPr>
-      </w:pPr>
-      <w:r>
-        <w:rPr>
-          <w:rFonts w:ascii="Carlito" w:hAnsi="Carlito" w:cs="Carlito"/>
-          <w:b/>
-          <w:bCs/>
-          <w:color w:val="60CAF3" w:themeColor="accent4" w:themeTint="99"/>
-          <w:sz w:val="32"/>
-          <w:szCs w:val="32"/>
-        </w:rPr>
-        <w:t>ssh-add ~/.ssh/id_ed25519</w:t>
-      </w:r>
-    </w:p>
-    <w:p>
-      <w:pPr>
-        <w:jc w:val="both"/>
-        <w:rPr>
-          <w:rFonts w:ascii="Carlito" w:hAnsi="Carlito" w:cs="Carlito"/>
-          <w:sz w:val="32"/>
-          <w:szCs w:val="32"/>
-        </w:rPr>
-      </w:pPr>
-      <w:r>
-        <w:rPr>
-          <w:rFonts w:ascii="Carlito" w:hAnsi="Carlito" w:cs="Carlito"/>
-          <w:sz w:val="32"/>
-          <w:szCs w:val="32"/>
+          <w:sz w:val="36"/>
+          <w:szCs w:val="36"/>
+        </w:rPr>
+        <w:t>cat ~/.ssh/id_ed25519.pub</w:t>
+      </w:r>
+      <w:r>
+        <w:rPr>
+          <w:rFonts w:ascii="Calibri" w:hAnsi="Calibri" w:cs="Calibri"/>
+          <w:sz w:val="36"/>
+          <w:szCs w:val="36"/>
+        </w:rPr>
+        <w:t xml:space="preserve">       // Or direct path of the file</w:t>
+      </w:r>
+    </w:p>
+    <w:p>
+      <w:pPr>
+        <w:jc w:val="both"/>
+        <w:rPr>
+          <w:rFonts w:ascii="Calibri" w:hAnsi="Calibri" w:cs="Calibri"/>
+          <w:sz w:val="36"/>
+          <w:szCs w:val="36"/>
+        </w:rPr>
+      </w:pPr>
+      <w:r>
+        <w:rPr>
+          <w:rFonts w:ascii="Calibri" w:hAnsi="Calibri" w:cs="Calibri"/>
+          <w:sz w:val="36"/>
+          <w:szCs w:val="36"/>
+        </w:rPr>
+        <w:t># Output will be like this:</w:t>
+      </w:r>
+    </w:p>
+    <w:p>
+      <w:pPr>
+        <w:jc w:val="both"/>
+        <w:rPr>
+          <w:rFonts w:ascii="Calibri" w:hAnsi="Calibri" w:cs="Calibri"/>
+          <w:sz w:val="34"/>
+          <w:szCs w:val="34"/>
+        </w:rPr>
+      </w:pPr>
+      <w:r>
+        <w:rPr>
+          <w:rFonts w:ascii="Calibri" w:hAnsi="Calibri" w:cs="Calibri"/>
+          <w:b/>
+          <w:bCs/>
+          <w:sz w:val="34"/>
+          <w:szCs w:val="34"/>
         </w:rPr>
         <w:lastRenderedPageBreak/>
-        <w:t># Output will be this:</w:t>
-      </w:r>
-    </w:p>
-    <w:p>
-      <w:pPr>
-        <w:jc w:val="both"/>
-        <w:rPr>
-          <w:rFonts w:ascii="Carlito" w:hAnsi="Carlito" w:cs="Carlito"/>
-          <w:b/>
-          <w:bCs/>
-          <w:sz w:val="32"/>
-          <w:szCs w:val="32"/>
-        </w:rPr>
-      </w:pPr>
-      <w:r>
-        <w:rPr>
-          <w:rFonts w:ascii="Carlito" w:hAnsi="Carlito" w:cs="Carlito"/>
-          <w:b/>
-          <w:bCs/>
-          <w:sz w:val="32"/>
-          <w:szCs w:val="32"/>
-        </w:rPr>
-        <w:t>Identity added: C:\Users\nhasa\.ssh\id_ed25519 (nhasanr18@gmail.com)</w:t>
-      </w:r>
-    </w:p>
-    <w:p>
-      <w:pPr>
-        <w:jc w:val="both"/>
-        <w:rPr>
-          <w:rFonts w:ascii="Carlito" w:hAnsi="Carlito" w:cs="Carlito"/>
-          <w:sz w:val="32"/>
-          <w:szCs w:val="32"/>
-        </w:rPr>
-      </w:pPr>
-      <w:r>
-        <w:rPr>
-          <w:rFonts w:ascii="Carlito" w:hAnsi="Carlito" w:cs="Carlito"/>
-          <w:sz w:val="32"/>
-          <w:szCs w:val="32"/>
-        </w:rPr>
-        <w:t># Then check loaded keys using:</w:t>
-      </w:r>
-    </w:p>
-    <w:p>
-      <w:pPr>
-        <w:jc w:val="both"/>
-        <w:rPr>
-          <w:rFonts w:ascii="Carlito" w:hAnsi="Carlito" w:cs="Carlito"/>
-          <w:b/>
-          <w:bCs/>
-          <w:color w:val="60CAF3" w:themeColor="accent4" w:themeTint="99"/>
-          <w:sz w:val="32"/>
-          <w:szCs w:val="32"/>
-        </w:rPr>
-      </w:pPr>
-      <w:r>
-        <w:rPr>
-          <w:rFonts w:ascii="Carlito" w:hAnsi="Carlito" w:cs="Carlito"/>
-          <w:b/>
-          <w:bCs/>
-          <w:color w:val="60CAF3" w:themeColor="accent4" w:themeTint="99"/>
-          <w:sz w:val="32"/>
-          <w:szCs w:val="32"/>
-        </w:rPr>
-        <w:t>ssh-add -l</w:t>
-      </w:r>
-    </w:p>
-    <w:p>
-      <w:pPr>
-        <w:jc w:val="both"/>
-        <w:rPr>
-          <w:rFonts w:ascii="Carlito" w:hAnsi="Carlito" w:cs="Carlito"/>
-          <w:sz w:val="32"/>
-          <w:szCs w:val="32"/>
-        </w:rPr>
-      </w:pPr>
-      <w:r>
-        <w:rPr>
-          <w:rFonts w:ascii="Carlito" w:hAnsi="Carlito" w:cs="Carlito"/>
-          <w:sz w:val="32"/>
-          <w:szCs w:val="32"/>
-        </w:rPr>
-        <w:t># It will show a list of added SSH Keys (private key)</w:t>
-      </w:r>
-    </w:p>
-    <w:p>
-      <w:pPr>
-        <w:jc w:val="both"/>
-        <w:rPr>
-          <w:rFonts w:ascii="Carlito" w:hAnsi="Carlito" w:cs="Carlito"/>
-          <w:sz w:val="28"/>
-          <w:szCs w:val="28"/>
-        </w:rPr>
-      </w:pPr>
-      <w:r>
-        <w:rPr>
-          <w:rFonts w:ascii="Carlito" w:hAnsi="Carlito" w:cs="Carlito"/>
-          <w:b/>
-          <w:bCs/>
-          <w:sz w:val="28"/>
-          <w:szCs w:val="28"/>
-        </w:rPr>
-        <w:t>256 SHA256:Qn8zg…..FCbw nhasanr18@gmail.com (ED25519)</w:t>
-      </w:r>
-    </w:p>
-    <w:p>
-      <w:pPr>
-        <w:jc w:val="both"/>
-        <w:rPr>
-          <w:rFonts w:ascii="Carlito" w:hAnsi="Carlito" w:cs="Carlito"/>
-          <w:sz w:val="32"/>
-          <w:szCs w:val="32"/>
-        </w:rPr>
-      </w:pPr>
-    </w:p>
-    <w:p>
-      <w:pPr>
-        <w:jc w:val="both"/>
-        <w:rPr>
-          <w:rFonts w:ascii="Carlito" w:hAnsi="Carlito" w:cs="Carlito"/>
-          <w:sz w:val="32"/>
-          <w:szCs w:val="32"/>
-        </w:rPr>
-      </w:pPr>
-      <w:r>
-        <w:rPr>
-          <w:rFonts w:ascii="Carlito" w:hAnsi="Carlito" w:cs="Carlito"/>
-          <w:sz w:val="32"/>
-          <w:szCs w:val="32"/>
-        </w:rPr>
-        <w:t>Copy Public Key:</w:t>
-      </w:r>
-    </w:p>
-    <w:p>
-      <w:pPr>
-        <w:jc w:val="both"/>
-        <w:rPr>
-          <w:rFonts w:ascii="Carlito" w:hAnsi="Carlito" w:cs="Carlito"/>
-          <w:sz w:val="32"/>
-          <w:szCs w:val="32"/>
-        </w:rPr>
-      </w:pPr>
-      <w:r>
-        <w:rPr>
-          <w:rFonts w:ascii="Carlito" w:hAnsi="Carlito" w:cs="Carlito"/>
-          <w:sz w:val="32"/>
-          <w:szCs w:val="32"/>
-        </w:rPr>
-        <w:t># Use this command to show it</w:t>
-      </w:r>
-    </w:p>
-    <w:p>
-      <w:pPr>
-        <w:jc w:val="both"/>
-        <w:rPr>
-          <w:rFonts w:ascii="Carlito" w:hAnsi="Carlito" w:cs="Carlito"/>
-          <w:sz w:val="32"/>
-          <w:szCs w:val="32"/>
-        </w:rPr>
-      </w:pPr>
-      <w:r>
-        <w:rPr>
-          <w:rFonts w:ascii="Carlito" w:hAnsi="Carlito" w:cs="Carlito"/>
-          <w:b/>
-          <w:bCs/>
-          <w:color w:val="60CAF3" w:themeColor="accent4" w:themeTint="99"/>
-          <w:sz w:val="32"/>
-          <w:szCs w:val="32"/>
-        </w:rPr>
-        <w:t>cat ~/.ssh/id_ed25519.pub</w:t>
-      </w:r>
-      <w:r>
-        <w:rPr>
-          <w:rFonts w:ascii="Carlito" w:hAnsi="Carlito" w:cs="Carlito"/>
-          <w:sz w:val="32"/>
-          <w:szCs w:val="32"/>
-        </w:rPr>
-        <w:t xml:space="preserve">       // Or direct path of the file</w:t>
-      </w:r>
-    </w:p>
-    <w:p>
-      <w:pPr>
-        <w:jc w:val="both"/>
-        <w:rPr>
-          <w:rFonts w:ascii="Carlito" w:hAnsi="Carlito" w:cs="Carlito"/>
-          <w:sz w:val="32"/>
-          <w:szCs w:val="32"/>
-        </w:rPr>
-      </w:pPr>
-      <w:r>
-        <w:rPr>
-          <w:rFonts w:ascii="Carlito" w:hAnsi="Carlito" w:cs="Carlito"/>
-          <w:sz w:val="32"/>
-          <w:szCs w:val="32"/>
-        </w:rPr>
-        <w:t># Output will be like this:</w:t>
-      </w:r>
-    </w:p>
-    <w:p>
-      <w:pPr>
-        <w:jc w:val="both"/>
-        <w:rPr>
-          <w:rFonts w:ascii="Carlito" w:hAnsi="Carlito" w:cs="Carlito"/>
-          <w:sz w:val="30"/>
-          <w:szCs w:val="30"/>
-        </w:rPr>
-      </w:pPr>
-      <w:r>
-        <w:rPr>
-          <w:rFonts w:ascii="Carlito" w:hAnsi="Carlito" w:cs="Carlito"/>
-          <w:b/>
-          <w:bCs/>
-          <w:sz w:val="30"/>
-          <w:szCs w:val="30"/>
-        </w:rPr>
         <w:t>ssh-ed25519 AAAA1l……….Sk+hXV nhasanr18@gmail.com</w:t>
       </w:r>
     </w:p>
@@ -1874,16 +1901,16 @@
       <w:pPr>
         <w:jc w:val="both"/>
         <w:rPr>
-          <w:rFonts w:ascii="Carlito" w:hAnsi="Carlito" w:cs="Carlito"/>
-          <w:sz w:val="30"/>
-          <w:szCs w:val="30"/>
-        </w:rPr>
-      </w:pPr>
-      <w:r>
-        <w:rPr>
-          <w:rFonts w:ascii="Carlito" w:hAnsi="Carlito" w:cs="Carlito"/>
-          <w:sz w:val="30"/>
-          <w:szCs w:val="30"/>
+          <w:rFonts w:ascii="Calibri" w:hAnsi="Calibri" w:cs="Calibri"/>
+          <w:sz w:val="34"/>
+          <w:szCs w:val="34"/>
+        </w:rPr>
+      </w:pPr>
+      <w:r>
+        <w:rPr>
+          <w:rFonts w:ascii="Calibri" w:hAnsi="Calibri" w:cs="Calibri"/>
+          <w:sz w:val="34"/>
+          <w:szCs w:val="34"/>
         </w:rPr>
         <w:t># Copy the entire line</w:t>
       </w:r>
@@ -1892,26 +1919,26 @@
       <w:pPr>
         <w:jc w:val="both"/>
         <w:rPr>
-          <w:rFonts w:ascii="Carlito" w:hAnsi="Carlito" w:cs="Carlito"/>
-          <w:sz w:val="30"/>
-          <w:szCs w:val="30"/>
-        </w:rPr>
-      </w:pPr>
-    </w:p>
-    <w:p>
-      <w:pPr>
-        <w:jc w:val="both"/>
-        <w:rPr>
-          <w:rFonts w:ascii="Carlito" w:hAnsi="Carlito" w:cs="Carlito"/>
-          <w:sz w:val="30"/>
-          <w:szCs w:val="30"/>
-        </w:rPr>
-      </w:pPr>
-      <w:r>
-        <w:rPr>
-          <w:rFonts w:ascii="Carlito" w:hAnsi="Carlito" w:cs="Carlito"/>
-          <w:sz w:val="30"/>
-          <w:szCs w:val="30"/>
+          <w:rFonts w:ascii="Calibri" w:hAnsi="Calibri" w:cs="Calibri"/>
+          <w:sz w:val="34"/>
+          <w:szCs w:val="34"/>
+        </w:rPr>
+      </w:pPr>
+    </w:p>
+    <w:p>
+      <w:pPr>
+        <w:jc w:val="both"/>
+        <w:rPr>
+          <w:rFonts w:ascii="Calibri" w:hAnsi="Calibri" w:cs="Calibri"/>
+          <w:sz w:val="34"/>
+          <w:szCs w:val="34"/>
+        </w:rPr>
+      </w:pPr>
+      <w:r>
+        <w:rPr>
+          <w:rFonts w:ascii="Calibri" w:hAnsi="Calibri" w:cs="Calibri"/>
+          <w:sz w:val="34"/>
+          <w:szCs w:val="34"/>
         </w:rPr>
         <w:t>Add Key to GitHub:</w:t>
       </w:r>
@@ -1920,16 +1947,16 @@
       <w:pPr>
         <w:jc w:val="both"/>
         <w:rPr>
-          <w:rFonts w:ascii="Carlito" w:hAnsi="Carlito" w:cs="Carlito"/>
-          <w:sz w:val="30"/>
-          <w:szCs w:val="30"/>
-        </w:rPr>
-      </w:pPr>
-      <w:r>
-        <w:rPr>
-          <w:rFonts w:ascii="Carlito" w:hAnsi="Carlito" w:cs="Carlito"/>
-          <w:sz w:val="30"/>
-          <w:szCs w:val="30"/>
+          <w:rFonts w:ascii="Calibri" w:hAnsi="Calibri" w:cs="Calibri"/>
+          <w:sz w:val="34"/>
+          <w:szCs w:val="34"/>
+        </w:rPr>
+      </w:pPr>
+      <w:r>
+        <w:rPr>
+          <w:rFonts w:ascii="Calibri" w:hAnsi="Calibri" w:cs="Calibri"/>
+          <w:sz w:val="34"/>
+          <w:szCs w:val="34"/>
         </w:rPr>
         <w:t># Go to GitHub SSH Keys Settings:</w:t>
       </w:r>
@@ -1943,16 +1970,16 @@
         </w:numPr>
         <w:jc w:val="both"/>
         <w:rPr>
-          <w:rFonts w:ascii="Carlito" w:hAnsi="Carlito" w:cs="Carlito"/>
-          <w:sz w:val="30"/>
-          <w:szCs w:val="30"/>
-        </w:rPr>
-      </w:pPr>
-      <w:r>
-        <w:rPr>
-          <w:rFonts w:ascii="Carlito" w:hAnsi="Carlito" w:cs="Carlito"/>
-          <w:sz w:val="30"/>
-          <w:szCs w:val="30"/>
+          <w:rFonts w:ascii="Calibri" w:hAnsi="Calibri" w:cs="Calibri"/>
+          <w:sz w:val="34"/>
+          <w:szCs w:val="34"/>
+        </w:rPr>
+      </w:pPr>
+      <w:r>
+        <w:rPr>
+          <w:rFonts w:ascii="Calibri" w:hAnsi="Calibri" w:cs="Calibri"/>
+          <w:sz w:val="34"/>
+          <w:szCs w:val="34"/>
         </w:rPr>
         <w:t>Click, New SSH Key then set key name and type (Authentication or Signing Key)</w:t>
       </w:r>
@@ -1966,16 +1993,16 @@
         </w:numPr>
         <w:jc w:val="both"/>
         <w:rPr>
-          <w:rFonts w:ascii="Carlito" w:hAnsi="Carlito" w:cs="Carlito"/>
-          <w:sz w:val="30"/>
-          <w:szCs w:val="30"/>
-        </w:rPr>
-      </w:pPr>
-      <w:r>
-        <w:rPr>
-          <w:rFonts w:ascii="Carlito" w:hAnsi="Carlito" w:cs="Carlito"/>
-          <w:sz w:val="30"/>
-          <w:szCs w:val="30"/>
+          <w:rFonts w:ascii="Calibri" w:hAnsi="Calibri" w:cs="Calibri"/>
+          <w:sz w:val="34"/>
+          <w:szCs w:val="34"/>
+        </w:rPr>
+      </w:pPr>
+      <w:r>
+        <w:rPr>
+          <w:rFonts w:ascii="Calibri" w:hAnsi="Calibri" w:cs="Calibri"/>
+          <w:sz w:val="34"/>
+          <w:szCs w:val="34"/>
         </w:rPr>
         <w:t>Paste the public key then Save.</w:t>
       </w:r>
@@ -1984,26 +2011,26 @@
       <w:pPr>
         <w:jc w:val="both"/>
         <w:rPr>
-          <w:rFonts w:ascii="Carlito" w:hAnsi="Carlito" w:cs="Carlito"/>
-          <w:sz w:val="30"/>
-          <w:szCs w:val="30"/>
-        </w:rPr>
-      </w:pPr>
-    </w:p>
-    <w:p>
-      <w:pPr>
-        <w:jc w:val="both"/>
-        <w:rPr>
-          <w:rFonts w:ascii="Carlito" w:hAnsi="Carlito" w:cs="Carlito"/>
-          <w:sz w:val="30"/>
-          <w:szCs w:val="30"/>
-        </w:rPr>
-      </w:pPr>
-      <w:r>
-        <w:rPr>
-          <w:rFonts w:ascii="Carlito" w:hAnsi="Carlito" w:cs="Carlito"/>
-          <w:sz w:val="30"/>
-          <w:szCs w:val="30"/>
+          <w:rFonts w:ascii="Calibri" w:hAnsi="Calibri" w:cs="Calibri"/>
+          <w:sz w:val="34"/>
+          <w:szCs w:val="34"/>
+        </w:rPr>
+      </w:pPr>
+    </w:p>
+    <w:p>
+      <w:pPr>
+        <w:jc w:val="both"/>
+        <w:rPr>
+          <w:rFonts w:ascii="Calibri" w:hAnsi="Calibri" w:cs="Calibri"/>
+          <w:sz w:val="34"/>
+          <w:szCs w:val="34"/>
+        </w:rPr>
+      </w:pPr>
+      <w:r>
+        <w:rPr>
+          <w:rFonts w:ascii="Calibri" w:hAnsi="Calibri" w:cs="Calibri"/>
+          <w:sz w:val="34"/>
+          <w:szCs w:val="34"/>
         </w:rPr>
         <w:t>Test Authentication:</w:t>
       </w:r>
@@ -2012,16 +2039,16 @@
       <w:pPr>
         <w:jc w:val="both"/>
         <w:rPr>
-          <w:rFonts w:ascii="Carlito" w:hAnsi="Carlito" w:cs="Carlito"/>
-          <w:sz w:val="30"/>
-          <w:szCs w:val="30"/>
-        </w:rPr>
-      </w:pPr>
-      <w:r>
-        <w:rPr>
-          <w:rFonts w:ascii="Carlito" w:hAnsi="Carlito" w:cs="Carlito"/>
-          <w:sz w:val="30"/>
-          <w:szCs w:val="30"/>
+          <w:rFonts w:ascii="Calibri" w:hAnsi="Calibri" w:cs="Calibri"/>
+          <w:sz w:val="34"/>
+          <w:szCs w:val="34"/>
+        </w:rPr>
+      </w:pPr>
+      <w:r>
+        <w:rPr>
+          <w:rFonts w:ascii="Calibri" w:hAnsi="Calibri" w:cs="Calibri"/>
+          <w:sz w:val="34"/>
+          <w:szCs w:val="34"/>
         </w:rPr>
         <w:t># Run this:</w:t>
       </w:r>
@@ -2030,22 +2057,22 @@
       <w:pPr>
         <w:jc w:val="both"/>
         <w:rPr>
-          <w:rFonts w:ascii="Carlito" w:hAnsi="Carlito" w:cs="Carlito"/>
+          <w:rFonts w:ascii="Calibri" w:hAnsi="Calibri" w:cs="Calibri"/>
           <w:b/>
           <w:bCs/>
           <w:color w:val="60CAF3" w:themeColor="accent4" w:themeTint="99"/>
-          <w:sz w:val="30"/>
-          <w:szCs w:val="30"/>
-        </w:rPr>
-      </w:pPr>
-      <w:r>
-        <w:rPr>
-          <w:rFonts w:ascii="Carlito" w:hAnsi="Carlito" w:cs="Carlito"/>
+          <w:sz w:val="34"/>
+          <w:szCs w:val="34"/>
+        </w:rPr>
+      </w:pPr>
+      <w:r>
+        <w:rPr>
+          <w:rFonts w:ascii="Calibri" w:hAnsi="Calibri" w:cs="Calibri"/>
           <w:b/>
           <w:bCs/>
           <w:color w:val="60CAF3" w:themeColor="accent4" w:themeTint="99"/>
-          <w:sz w:val="30"/>
-          <w:szCs w:val="30"/>
+          <w:sz w:val="34"/>
+          <w:szCs w:val="34"/>
         </w:rPr>
         <w:t>ssh -T git@github.com</w:t>
       </w:r>
@@ -2054,53 +2081,52 @@
       <w:pPr>
         <w:jc w:val="both"/>
         <w:rPr>
-          <w:rFonts w:ascii="Carlito" w:hAnsi="Carlito" w:cs="Carlito"/>
-          <w:sz w:val="30"/>
-          <w:szCs w:val="30"/>
-        </w:rPr>
-      </w:pPr>
-      <w:r>
-        <w:rPr>
-          <w:rFonts w:ascii="Carlito" w:hAnsi="Carlito" w:cs="Carlito"/>
-          <w:sz w:val="30"/>
-          <w:szCs w:val="30"/>
-        </w:rPr>
-        <w:lastRenderedPageBreak/>
+          <w:rFonts w:ascii="Calibri" w:hAnsi="Calibri" w:cs="Calibri"/>
+          <w:sz w:val="34"/>
+          <w:szCs w:val="34"/>
+        </w:rPr>
+      </w:pPr>
+      <w:r>
+        <w:rPr>
+          <w:rFonts w:ascii="Calibri" w:hAnsi="Calibri" w:cs="Calibri"/>
+          <w:sz w:val="34"/>
+          <w:szCs w:val="34"/>
+        </w:rPr>
         <w:t># First time will show “</w:t>
       </w:r>
       <w:r>
         <w:rPr>
-          <w:rFonts w:ascii="Carlito" w:hAnsi="Carlito" w:cs="Carlito"/>
-          <w:b/>
-          <w:bCs/>
-          <w:sz w:val="30"/>
-          <w:szCs w:val="30"/>
+          <w:rFonts w:ascii="Calibri" w:hAnsi="Calibri" w:cs="Calibri"/>
+          <w:b/>
+          <w:bCs/>
+          <w:sz w:val="34"/>
+          <w:szCs w:val="34"/>
         </w:rPr>
         <w:t>Are you sure you want to continue connecting</w:t>
       </w:r>
       <w:r>
         <w:rPr>
-          <w:rFonts w:ascii="Carlito" w:hAnsi="Carlito" w:cs="Carlito"/>
-          <w:sz w:val="30"/>
-          <w:szCs w:val="30"/>
+          <w:rFonts w:ascii="Calibri" w:hAnsi="Calibri" w:cs="Calibri"/>
+          <w:sz w:val="34"/>
+          <w:szCs w:val="34"/>
         </w:rPr>
         <w:t>?”. Then type yes. We should see something like this “</w:t>
       </w:r>
       <w:r>
         <w:rPr>
-          <w:rFonts w:ascii="Carlito" w:hAnsi="Carlito" w:cs="Carlito"/>
-          <w:b/>
-          <w:bCs/>
-          <w:sz w:val="30"/>
-          <w:szCs w:val="30"/>
+          <w:rFonts w:ascii="Calibri" w:hAnsi="Calibri" w:cs="Calibri"/>
+          <w:b/>
+          <w:bCs/>
+          <w:sz w:val="34"/>
+          <w:szCs w:val="34"/>
         </w:rPr>
         <w:t>Hi username! You've successfully authenticated.</w:t>
       </w:r>
       <w:r>
         <w:rPr>
-          <w:rFonts w:ascii="Carlito" w:hAnsi="Carlito" w:cs="Carlito"/>
-          <w:sz w:val="30"/>
-          <w:szCs w:val="30"/>
+          <w:rFonts w:ascii="Calibri" w:hAnsi="Calibri" w:cs="Calibri"/>
+          <w:sz w:val="34"/>
+          <w:szCs w:val="34"/>
         </w:rPr>
         <w:t>”</w:t>
       </w:r>
@@ -2109,16 +2135,16 @@
       <w:pPr>
         <w:jc w:val="both"/>
         <w:rPr>
-          <w:rFonts w:ascii="Carlito" w:hAnsi="Carlito" w:cs="Carlito"/>
-          <w:sz w:val="30"/>
-          <w:szCs w:val="30"/>
-        </w:rPr>
-      </w:pPr>
-      <w:r>
-        <w:rPr>
-          <w:rFonts w:ascii="Carlito" w:hAnsi="Carlito" w:cs="Carlito"/>
-          <w:sz w:val="30"/>
-          <w:szCs w:val="30"/>
+          <w:rFonts w:ascii="Calibri" w:hAnsi="Calibri" w:cs="Calibri"/>
+          <w:sz w:val="34"/>
+          <w:szCs w:val="34"/>
+        </w:rPr>
+      </w:pPr>
+      <w:r>
+        <w:rPr>
+          <w:rFonts w:ascii="Calibri" w:hAnsi="Calibri" w:cs="Calibri"/>
+          <w:sz w:val="34"/>
+          <w:szCs w:val="34"/>
         </w:rPr>
         <w:t># At this moment SSH is:</w:t>
       </w:r>
@@ -2132,16 +2158,16 @@
         </w:numPr>
         <w:jc w:val="both"/>
         <w:rPr>
-          <w:rFonts w:ascii="Carlito" w:hAnsi="Carlito" w:cs="Carlito"/>
-          <w:sz w:val="30"/>
-          <w:szCs w:val="30"/>
-        </w:rPr>
-      </w:pPr>
-      <w:r>
-        <w:rPr>
-          <w:rFonts w:ascii="Carlito" w:hAnsi="Carlito" w:cs="Carlito"/>
-          <w:sz w:val="30"/>
-          <w:szCs w:val="30"/>
+          <w:rFonts w:ascii="Calibri" w:hAnsi="Calibri" w:cs="Calibri"/>
+          <w:sz w:val="34"/>
+          <w:szCs w:val="34"/>
+        </w:rPr>
+      </w:pPr>
+      <w:r>
+        <w:rPr>
+          <w:rFonts w:ascii="Calibri" w:hAnsi="Calibri" w:cs="Calibri"/>
+          <w:sz w:val="34"/>
+          <w:szCs w:val="34"/>
         </w:rPr>
         <w:t>Verifying GitHub's host key.</w:t>
       </w:r>
@@ -2155,16 +2181,16 @@
         </w:numPr>
         <w:jc w:val="both"/>
         <w:rPr>
-          <w:rFonts w:ascii="Carlito" w:hAnsi="Carlito" w:cs="Carlito"/>
-          <w:sz w:val="30"/>
-          <w:szCs w:val="30"/>
-        </w:rPr>
-      </w:pPr>
-      <w:r>
-        <w:rPr>
-          <w:rFonts w:ascii="Carlito" w:hAnsi="Carlito" w:cs="Carlito"/>
-          <w:sz w:val="30"/>
-          <w:szCs w:val="30"/>
+          <w:rFonts w:ascii="Calibri" w:hAnsi="Calibri" w:cs="Calibri"/>
+          <w:sz w:val="34"/>
+          <w:szCs w:val="34"/>
+        </w:rPr>
+      </w:pPr>
+      <w:r>
+        <w:rPr>
+          <w:rFonts w:ascii="Calibri" w:hAnsi="Calibri" w:cs="Calibri"/>
+          <w:sz w:val="34"/>
+          <w:szCs w:val="34"/>
         </w:rPr>
         <w:t>Using our private key to sign a challenge.</w:t>
       </w:r>
@@ -2178,16 +2204,16 @@
         </w:numPr>
         <w:jc w:val="both"/>
         <w:rPr>
-          <w:rFonts w:ascii="Carlito" w:hAnsi="Carlito" w:cs="Carlito"/>
-          <w:sz w:val="30"/>
-          <w:szCs w:val="30"/>
-        </w:rPr>
-      </w:pPr>
-      <w:r>
-        <w:rPr>
-          <w:rFonts w:ascii="Carlito" w:hAnsi="Carlito" w:cs="Carlito"/>
-          <w:sz w:val="30"/>
-          <w:szCs w:val="30"/>
+          <w:rFonts w:ascii="Calibri" w:hAnsi="Calibri" w:cs="Calibri"/>
+          <w:sz w:val="34"/>
+          <w:szCs w:val="34"/>
+        </w:rPr>
+      </w:pPr>
+      <w:r>
+        <w:rPr>
+          <w:rFonts w:ascii="Calibri" w:hAnsi="Calibri" w:cs="Calibri"/>
+          <w:sz w:val="34"/>
+          <w:szCs w:val="34"/>
         </w:rPr>
         <w:t>GitHub verifying with our public key.</w:t>
       </w:r>
@@ -2196,16 +2222,16 @@
       <w:pPr>
         <w:jc w:val="both"/>
         <w:rPr>
-          <w:rFonts w:ascii="Carlito" w:hAnsi="Carlito" w:cs="Carlito"/>
-          <w:sz w:val="30"/>
-          <w:szCs w:val="30"/>
-        </w:rPr>
-      </w:pPr>
-      <w:r>
-        <w:rPr>
-          <w:rFonts w:ascii="Carlito" w:hAnsi="Carlito" w:cs="Carlito"/>
-          <w:sz w:val="30"/>
-          <w:szCs w:val="30"/>
+          <w:rFonts w:ascii="Calibri" w:hAnsi="Calibri" w:cs="Calibri"/>
+          <w:sz w:val="34"/>
+          <w:szCs w:val="34"/>
+        </w:rPr>
+      </w:pPr>
+      <w:r>
+        <w:rPr>
+          <w:rFonts w:ascii="Calibri" w:hAnsi="Calibri" w:cs="Calibri"/>
+          <w:sz w:val="34"/>
+          <w:szCs w:val="34"/>
         </w:rPr>
         <w:t># Basic SSH workflow concept</w:t>
       </w:r>
@@ -2214,26 +2240,26 @@
       <w:pPr>
         <w:jc w:val="both"/>
         <w:rPr>
-          <w:rFonts w:ascii="Carlito" w:hAnsi="Carlito" w:cs="Carlito"/>
-          <w:sz w:val="30"/>
-          <w:szCs w:val="30"/>
-        </w:rPr>
-      </w:pPr>
-    </w:p>
-    <w:p>
-      <w:pPr>
-        <w:jc w:val="both"/>
-        <w:rPr>
-          <w:rFonts w:ascii="Carlito" w:hAnsi="Carlito" w:cs="Carlito"/>
-          <w:sz w:val="30"/>
-          <w:szCs w:val="30"/>
-        </w:rPr>
-      </w:pPr>
-      <w:r>
-        <w:rPr>
-          <w:rFonts w:ascii="Carlito" w:hAnsi="Carlito" w:cs="Carlito"/>
-          <w:sz w:val="30"/>
-          <w:szCs w:val="30"/>
+          <w:rFonts w:ascii="Calibri" w:hAnsi="Calibri" w:cs="Calibri"/>
+          <w:sz w:val="34"/>
+          <w:szCs w:val="34"/>
+        </w:rPr>
+      </w:pPr>
+    </w:p>
+    <w:p>
+      <w:pPr>
+        <w:jc w:val="both"/>
+        <w:rPr>
+          <w:rFonts w:ascii="Calibri" w:hAnsi="Calibri" w:cs="Calibri"/>
+          <w:sz w:val="34"/>
+          <w:szCs w:val="34"/>
+        </w:rPr>
+      </w:pPr>
+      <w:r>
+        <w:rPr>
+          <w:rFonts w:ascii="Calibri" w:hAnsi="Calibri" w:cs="Calibri"/>
+          <w:sz w:val="34"/>
+          <w:szCs w:val="34"/>
         </w:rPr>
         <w:t>Clone Repo using SSH:</w:t>
       </w:r>
@@ -2242,16 +2268,16 @@
       <w:pPr>
         <w:jc w:val="both"/>
         <w:rPr>
-          <w:rFonts w:ascii="Carlito" w:hAnsi="Carlito" w:cs="Carlito"/>
-          <w:sz w:val="30"/>
-          <w:szCs w:val="30"/>
-        </w:rPr>
-      </w:pPr>
-      <w:r>
-        <w:rPr>
-          <w:rFonts w:ascii="Carlito" w:hAnsi="Carlito" w:cs="Carlito"/>
-          <w:sz w:val="30"/>
-          <w:szCs w:val="30"/>
+          <w:rFonts w:ascii="Calibri" w:hAnsi="Calibri" w:cs="Calibri"/>
+          <w:sz w:val="34"/>
+          <w:szCs w:val="34"/>
+        </w:rPr>
+      </w:pPr>
+      <w:r>
+        <w:rPr>
+          <w:rFonts w:ascii="Calibri" w:hAnsi="Calibri" w:cs="Calibri"/>
+          <w:sz w:val="34"/>
+          <w:szCs w:val="34"/>
         </w:rPr>
         <w:t># Find the SSH URL on GitHub like this:</w:t>
       </w:r>
@@ -2260,21 +2286,22 @@
       <w:pPr>
         <w:jc w:val="both"/>
         <w:rPr>
-          <w:rFonts w:ascii="Carlito" w:hAnsi="Carlito" w:cs="Carlito"/>
-          <w:b/>
-          <w:bCs/>
-          <w:sz w:val="30"/>
-          <w:szCs w:val="30"/>
-        </w:rPr>
-      </w:pPr>
-      <w:r>
-        <w:rPr>
-          <w:rFonts w:ascii="Carlito" w:hAnsi="Carlito" w:cs="Carlito"/>
-          <w:b/>
-          <w:bCs/>
-          <w:sz w:val="30"/>
-          <w:szCs w:val="30"/>
-        </w:rPr>
+          <w:rFonts w:ascii="Calibri" w:hAnsi="Calibri" w:cs="Calibri"/>
+          <w:b/>
+          <w:bCs/>
+          <w:sz w:val="34"/>
+          <w:szCs w:val="34"/>
+        </w:rPr>
+      </w:pPr>
+      <w:r>
+        <w:rPr>
+          <w:rFonts w:ascii="Calibri" w:hAnsi="Calibri" w:cs="Calibri"/>
+          <w:b/>
+          <w:bCs/>
+          <w:sz w:val="34"/>
+          <w:szCs w:val="34"/>
+        </w:rPr>
+        <w:lastRenderedPageBreak/>
         <w:t>git@github.com:username/repo.git</w:t>
       </w:r>
     </w:p>
@@ -2282,16 +2309,16 @@
       <w:pPr>
         <w:jc w:val="both"/>
         <w:rPr>
-          <w:rFonts w:ascii="Carlito" w:hAnsi="Carlito" w:cs="Carlito"/>
-          <w:sz w:val="30"/>
-          <w:szCs w:val="30"/>
-        </w:rPr>
-      </w:pPr>
-      <w:r>
-        <w:rPr>
-          <w:rFonts w:ascii="Carlito" w:hAnsi="Carlito" w:cs="Carlito"/>
-          <w:sz w:val="30"/>
-          <w:szCs w:val="30"/>
+          <w:rFonts w:ascii="Calibri" w:hAnsi="Calibri" w:cs="Calibri"/>
+          <w:sz w:val="34"/>
+          <w:szCs w:val="34"/>
+        </w:rPr>
+      </w:pPr>
+      <w:r>
+        <w:rPr>
+          <w:rFonts w:ascii="Calibri" w:hAnsi="Calibri" w:cs="Calibri"/>
+          <w:sz w:val="34"/>
+          <w:szCs w:val="34"/>
         </w:rPr>
         <w:t># Then clone using this command</w:t>
       </w:r>
@@ -2300,22 +2327,22 @@
       <w:pPr>
         <w:jc w:val="both"/>
         <w:rPr>
-          <w:rFonts w:ascii="Carlito" w:hAnsi="Carlito" w:cs="Carlito"/>
+          <w:rFonts w:ascii="Calibri" w:hAnsi="Calibri" w:cs="Calibri"/>
           <w:b/>
           <w:bCs/>
           <w:color w:val="60CAF3" w:themeColor="accent4" w:themeTint="99"/>
-          <w:sz w:val="30"/>
-          <w:szCs w:val="30"/>
-        </w:rPr>
-      </w:pPr>
-      <w:r>
-        <w:rPr>
-          <w:rFonts w:ascii="Carlito" w:hAnsi="Carlito" w:cs="Carlito"/>
+          <w:sz w:val="34"/>
+          <w:szCs w:val="34"/>
+        </w:rPr>
+      </w:pPr>
+      <w:r>
+        <w:rPr>
+          <w:rFonts w:ascii="Calibri" w:hAnsi="Calibri" w:cs="Calibri"/>
           <w:b/>
           <w:bCs/>
           <w:color w:val="60CAF3" w:themeColor="accent4" w:themeTint="99"/>
-          <w:sz w:val="30"/>
-          <w:szCs w:val="30"/>
+          <w:sz w:val="34"/>
+          <w:szCs w:val="34"/>
         </w:rPr>
         <w:t>git clone git@github.com:username/repo.git</w:t>
       </w:r>
@@ -2324,16 +2351,16 @@
       <w:pPr>
         <w:jc w:val="both"/>
         <w:rPr>
-          <w:rFonts w:ascii="Carlito" w:hAnsi="Carlito" w:cs="Carlito"/>
-          <w:sz w:val="30"/>
-          <w:szCs w:val="30"/>
-        </w:rPr>
-      </w:pPr>
-      <w:r>
-        <w:rPr>
-          <w:rFonts w:ascii="Carlito" w:hAnsi="Carlito" w:cs="Carlito"/>
-          <w:sz w:val="30"/>
-          <w:szCs w:val="30"/>
+          <w:rFonts w:ascii="Calibri" w:hAnsi="Calibri" w:cs="Calibri"/>
+          <w:sz w:val="34"/>
+          <w:szCs w:val="34"/>
+        </w:rPr>
+      </w:pPr>
+      <w:r>
+        <w:rPr>
+          <w:rFonts w:ascii="Calibri" w:hAnsi="Calibri" w:cs="Calibri"/>
+          <w:sz w:val="34"/>
+          <w:szCs w:val="34"/>
         </w:rPr>
         <w:t># Now we can do:</w:t>
       </w:r>
@@ -2342,22 +2369,22 @@
       <w:pPr>
         <w:jc w:val="both"/>
         <w:rPr>
-          <w:rFonts w:ascii="Carlito" w:hAnsi="Carlito" w:cs="Carlito"/>
+          <w:rFonts w:ascii="Calibri" w:hAnsi="Calibri" w:cs="Calibri"/>
           <w:b/>
           <w:bCs/>
           <w:color w:val="60CAF3" w:themeColor="accent4" w:themeTint="99"/>
-          <w:sz w:val="30"/>
-          <w:szCs w:val="30"/>
-        </w:rPr>
-      </w:pPr>
-      <w:r>
-        <w:rPr>
-          <w:rFonts w:ascii="Carlito" w:hAnsi="Carlito" w:cs="Carlito"/>
+          <w:sz w:val="34"/>
+          <w:szCs w:val="34"/>
+        </w:rPr>
+      </w:pPr>
+      <w:r>
+        <w:rPr>
+          <w:rFonts w:ascii="Calibri" w:hAnsi="Calibri" w:cs="Calibri"/>
           <w:b/>
           <w:bCs/>
           <w:color w:val="60CAF3" w:themeColor="accent4" w:themeTint="99"/>
-          <w:sz w:val="30"/>
-          <w:szCs w:val="30"/>
+          <w:sz w:val="34"/>
+          <w:szCs w:val="34"/>
         </w:rPr>
         <w:t>git pull</w:t>
       </w:r>
@@ -2366,22 +2393,22 @@
       <w:pPr>
         <w:jc w:val="both"/>
         <w:rPr>
-          <w:rFonts w:ascii="Carlito" w:hAnsi="Carlito" w:cs="Carlito"/>
+          <w:rFonts w:ascii="Calibri" w:hAnsi="Calibri" w:cs="Calibri"/>
           <w:b/>
           <w:bCs/>
           <w:color w:val="60CAF3" w:themeColor="accent4" w:themeTint="99"/>
-          <w:sz w:val="30"/>
-          <w:szCs w:val="30"/>
-        </w:rPr>
-      </w:pPr>
-      <w:r>
-        <w:rPr>
-          <w:rFonts w:ascii="Carlito" w:hAnsi="Carlito" w:cs="Carlito"/>
+          <w:sz w:val="34"/>
+          <w:szCs w:val="34"/>
+        </w:rPr>
+      </w:pPr>
+      <w:r>
+        <w:rPr>
+          <w:rFonts w:ascii="Calibri" w:hAnsi="Calibri" w:cs="Calibri"/>
           <w:b/>
           <w:bCs/>
           <w:color w:val="60CAF3" w:themeColor="accent4" w:themeTint="99"/>
-          <w:sz w:val="30"/>
-          <w:szCs w:val="30"/>
+          <w:sz w:val="34"/>
+          <w:szCs w:val="34"/>
         </w:rPr>
         <w:t>git push</w:t>
       </w:r>
@@ -2390,16 +2417,16 @@
       <w:pPr>
         <w:jc w:val="both"/>
         <w:rPr>
-          <w:rFonts w:ascii="Carlito" w:hAnsi="Carlito" w:cs="Carlito"/>
-          <w:sz w:val="30"/>
-          <w:szCs w:val="30"/>
-        </w:rPr>
-      </w:pPr>
-      <w:r>
-        <w:rPr>
-          <w:rFonts w:ascii="Carlito" w:hAnsi="Carlito" w:cs="Carlito"/>
-          <w:sz w:val="30"/>
-          <w:szCs w:val="30"/>
+          <w:rFonts w:ascii="Calibri" w:hAnsi="Calibri" w:cs="Calibri"/>
+          <w:sz w:val="34"/>
+          <w:szCs w:val="34"/>
+        </w:rPr>
+      </w:pPr>
+      <w:r>
+        <w:rPr>
+          <w:rFonts w:ascii="Calibri" w:hAnsi="Calibri" w:cs="Calibri"/>
+          <w:sz w:val="34"/>
+          <w:szCs w:val="34"/>
         </w:rPr>
         <w:t># It will authenticate through SSH instead of passwords or tokens</w:t>
       </w:r>
@@ -2408,40 +2435,40 @@
       <w:pPr>
         <w:jc w:val="both"/>
         <w:rPr>
-          <w:rFonts w:ascii="Carlito" w:hAnsi="Carlito" w:cs="Carlito"/>
-          <w:sz w:val="30"/>
-          <w:szCs w:val="30"/>
-        </w:rPr>
-      </w:pPr>
-    </w:p>
-    <w:p>
-      <w:pPr>
-        <w:jc w:val="both"/>
-        <w:rPr>
-          <w:rFonts w:ascii="Carlito" w:hAnsi="Carlito" w:cs="Carlito"/>
-          <w:sz w:val="30"/>
-          <w:szCs w:val="30"/>
-        </w:rPr>
-      </w:pPr>
-    </w:p>
-    <w:p>
-      <w:pPr>
-        <w:jc w:val="both"/>
-        <w:rPr>
-          <w:rFonts w:ascii="Carlito" w:hAnsi="Carlito" w:cs="Carlito"/>
-          <w:b/>
-          <w:bCs/>
-          <w:sz w:val="30"/>
-          <w:szCs w:val="30"/>
-        </w:rPr>
-      </w:pPr>
-      <w:r>
-        <w:rPr>
-          <w:rFonts w:ascii="Carlito" w:hAnsi="Carlito" w:cs="Carlito"/>
-          <w:b/>
-          <w:bCs/>
-          <w:sz w:val="30"/>
-          <w:szCs w:val="30"/>
+          <w:rFonts w:ascii="Calibri" w:hAnsi="Calibri" w:cs="Calibri"/>
+          <w:sz w:val="34"/>
+          <w:szCs w:val="34"/>
+        </w:rPr>
+      </w:pPr>
+    </w:p>
+    <w:p>
+      <w:pPr>
+        <w:jc w:val="both"/>
+        <w:rPr>
+          <w:rFonts w:ascii="Calibri" w:hAnsi="Calibri" w:cs="Calibri"/>
+          <w:sz w:val="34"/>
+          <w:szCs w:val="34"/>
+        </w:rPr>
+      </w:pPr>
+    </w:p>
+    <w:p>
+      <w:pPr>
+        <w:jc w:val="both"/>
+        <w:rPr>
+          <w:rFonts w:ascii="Calibri" w:hAnsi="Calibri" w:cs="Calibri"/>
+          <w:b/>
+          <w:bCs/>
+          <w:sz w:val="34"/>
+          <w:szCs w:val="34"/>
+        </w:rPr>
+      </w:pPr>
+      <w:r>
+        <w:rPr>
+          <w:rFonts w:ascii="Calibri" w:hAnsi="Calibri" w:cs="Calibri"/>
+          <w:b/>
+          <w:bCs/>
+          <w:sz w:val="34"/>
+          <w:szCs w:val="34"/>
         </w:rPr>
         <w:t>Useful Commands of SSH:</w:t>
       </w:r>
@@ -2450,16 +2477,16 @@
       <w:pPr>
         <w:jc w:val="both"/>
         <w:rPr>
-          <w:rFonts w:ascii="Carlito" w:hAnsi="Carlito" w:cs="Carlito"/>
-          <w:sz w:val="30"/>
-          <w:szCs w:val="30"/>
-        </w:rPr>
-      </w:pPr>
-      <w:r>
-        <w:rPr>
-          <w:rFonts w:ascii="Carlito" w:hAnsi="Carlito" w:cs="Carlito"/>
-          <w:sz w:val="30"/>
-          <w:szCs w:val="30"/>
+          <w:rFonts w:ascii="Calibri" w:hAnsi="Calibri" w:cs="Calibri"/>
+          <w:sz w:val="34"/>
+          <w:szCs w:val="34"/>
+        </w:rPr>
+      </w:pPr>
+      <w:r>
+        <w:rPr>
+          <w:rFonts w:ascii="Calibri" w:hAnsi="Calibri" w:cs="Calibri"/>
+          <w:sz w:val="34"/>
+          <w:szCs w:val="34"/>
         </w:rPr>
         <w:t># Show fingerprints using this command in the Windows PowerShell (Administrator):</w:t>
       </w:r>
@@ -2468,21 +2495,21 @@
       <w:pPr>
         <w:jc w:val="both"/>
         <w:rPr>
-          <w:rFonts w:ascii="Carlito" w:hAnsi="Carlito" w:cs="Carlito"/>
-          <w:b/>
-          <w:bCs/>
-          <w:sz w:val="30"/>
-          <w:szCs w:val="30"/>
-        </w:rPr>
-      </w:pPr>
-      <w:r>
-        <w:rPr>
-          <w:rFonts w:ascii="Carlito" w:hAnsi="Carlito" w:cs="Carlito"/>
+          <w:rFonts w:ascii="Calibri" w:hAnsi="Calibri" w:cs="Calibri"/>
+          <w:b/>
+          <w:bCs/>
+          <w:sz w:val="34"/>
+          <w:szCs w:val="34"/>
+        </w:rPr>
+      </w:pPr>
+      <w:r>
+        <w:rPr>
+          <w:rFonts w:ascii="Calibri" w:hAnsi="Calibri" w:cs="Calibri"/>
           <w:b/>
           <w:bCs/>
           <w:color w:val="60CAF3" w:themeColor="accent4" w:themeTint="99"/>
-          <w:sz w:val="30"/>
-          <w:szCs w:val="30"/>
+          <w:sz w:val="34"/>
+          <w:szCs w:val="34"/>
         </w:rPr>
         <w:t>ssh-keygen -lf ~/.ssh/id_ed25519.pub</w:t>
       </w:r>
@@ -2491,35 +2518,34 @@
       <w:pPr>
         <w:jc w:val="both"/>
         <w:rPr>
-          <w:rFonts w:ascii="Carlito" w:hAnsi="Carlito" w:cs="Carlito"/>
-          <w:sz w:val="30"/>
-          <w:szCs w:val="30"/>
-        </w:rPr>
-      </w:pPr>
-      <w:r>
-        <w:rPr>
-          <w:rFonts w:ascii="Carlito" w:hAnsi="Carlito" w:cs="Carlito"/>
-          <w:sz w:val="30"/>
-          <w:szCs w:val="30"/>
-        </w:rPr>
-        <w:lastRenderedPageBreak/>
+          <w:rFonts w:ascii="Calibri" w:hAnsi="Calibri" w:cs="Calibri"/>
+          <w:sz w:val="34"/>
+          <w:szCs w:val="34"/>
+        </w:rPr>
+      </w:pPr>
+      <w:r>
+        <w:rPr>
+          <w:rFonts w:ascii="Calibri" w:hAnsi="Calibri" w:cs="Calibri"/>
+          <w:sz w:val="34"/>
+          <w:szCs w:val="34"/>
+        </w:rPr>
         <w:t># Show GitHub host key in</w:t>
       </w:r>
       <w:r>
         <w:rPr>
-          <w:rFonts w:ascii="Carlito" w:hAnsi="Carlito" w:cs="Carlito"/>
-          <w:b/>
-          <w:bCs/>
-          <w:sz w:val="30"/>
-          <w:szCs w:val="30"/>
+          <w:rFonts w:ascii="Calibri" w:hAnsi="Calibri" w:cs="Calibri"/>
+          <w:b/>
+          <w:bCs/>
+          <w:sz w:val="34"/>
+          <w:szCs w:val="34"/>
         </w:rPr>
         <w:t xml:space="preserve"> known_hosts</w:t>
       </w:r>
       <w:r>
         <w:rPr>
-          <w:rFonts w:ascii="Carlito" w:hAnsi="Carlito" w:cs="Carlito"/>
-          <w:sz w:val="30"/>
-          <w:szCs w:val="30"/>
+          <w:rFonts w:ascii="Calibri" w:hAnsi="Calibri" w:cs="Calibri"/>
+          <w:sz w:val="34"/>
+          <w:szCs w:val="34"/>
         </w:rPr>
         <w:t>. We’ll see GitHub’s host fingerprint stored there</w:t>
       </w:r>
@@ -2528,22 +2554,22 @@
       <w:pPr>
         <w:jc w:val="both"/>
         <w:rPr>
-          <w:rFonts w:ascii="Carlito" w:hAnsi="Carlito" w:cs="Carlito"/>
+          <w:rFonts w:ascii="Calibri" w:hAnsi="Calibri" w:cs="Calibri"/>
           <w:b/>
           <w:bCs/>
           <w:color w:val="60CAF3" w:themeColor="accent4" w:themeTint="99"/>
-          <w:sz w:val="30"/>
-          <w:szCs w:val="30"/>
-        </w:rPr>
-      </w:pPr>
-      <w:r>
-        <w:rPr>
-          <w:rFonts w:ascii="Carlito" w:hAnsi="Carlito" w:cs="Carlito"/>
+          <w:sz w:val="34"/>
+          <w:szCs w:val="34"/>
+        </w:rPr>
+      </w:pPr>
+      <w:r>
+        <w:rPr>
+          <w:rFonts w:ascii="Calibri" w:hAnsi="Calibri" w:cs="Calibri"/>
           <w:b/>
           <w:bCs/>
           <w:color w:val="60CAF3" w:themeColor="accent4" w:themeTint="99"/>
-          <w:sz w:val="30"/>
-          <w:szCs w:val="30"/>
+          <w:sz w:val="34"/>
+          <w:szCs w:val="34"/>
         </w:rPr>
         <w:t>cat ~/.ssh/known_hosts</w:t>
       </w:r>
@@ -2552,16 +2578,16 @@
       <w:pPr>
         <w:jc w:val="both"/>
         <w:rPr>
-          <w:rFonts w:ascii="Carlito" w:hAnsi="Carlito" w:cs="Carlito"/>
-          <w:sz w:val="30"/>
-          <w:szCs w:val="30"/>
-        </w:rPr>
-      </w:pPr>
-      <w:r>
-        <w:rPr>
-          <w:rFonts w:ascii="Carlito" w:hAnsi="Carlito" w:cs="Carlito"/>
-          <w:sz w:val="30"/>
-          <w:szCs w:val="30"/>
+          <w:rFonts w:ascii="Calibri" w:hAnsi="Calibri" w:cs="Calibri"/>
+          <w:sz w:val="34"/>
+          <w:szCs w:val="34"/>
+        </w:rPr>
+      </w:pPr>
+      <w:r>
+        <w:rPr>
+          <w:rFonts w:ascii="Calibri" w:hAnsi="Calibri" w:cs="Calibri"/>
+          <w:sz w:val="34"/>
+          <w:szCs w:val="34"/>
         </w:rPr>
         <w:t># Verbose SSH debugging. Its one of the best learning commands. This shows:</w:t>
       </w:r>
@@ -2575,16 +2601,16 @@
         </w:numPr>
         <w:jc w:val="both"/>
         <w:rPr>
-          <w:rFonts w:ascii="Carlito" w:hAnsi="Carlito" w:cs="Carlito"/>
-          <w:sz w:val="30"/>
-          <w:szCs w:val="30"/>
-        </w:rPr>
-      </w:pPr>
-      <w:r>
-        <w:rPr>
-          <w:rFonts w:ascii="Carlito" w:hAnsi="Carlito" w:cs="Carlito"/>
-          <w:sz w:val="30"/>
-          <w:szCs w:val="30"/>
+          <w:rFonts w:ascii="Calibri" w:hAnsi="Calibri" w:cs="Calibri"/>
+          <w:sz w:val="34"/>
+          <w:szCs w:val="34"/>
+        </w:rPr>
+      </w:pPr>
+      <w:r>
+        <w:rPr>
+          <w:rFonts w:ascii="Calibri" w:hAnsi="Calibri" w:cs="Calibri"/>
+          <w:sz w:val="34"/>
+          <w:szCs w:val="34"/>
         </w:rPr>
         <w:t>Offering public key</w:t>
       </w:r>
@@ -2598,16 +2624,16 @@
         </w:numPr>
         <w:jc w:val="both"/>
         <w:rPr>
-          <w:rFonts w:ascii="Carlito" w:hAnsi="Carlito" w:cs="Carlito"/>
-          <w:sz w:val="30"/>
-          <w:szCs w:val="30"/>
-        </w:rPr>
-      </w:pPr>
-      <w:r>
-        <w:rPr>
-          <w:rFonts w:ascii="Carlito" w:hAnsi="Carlito" w:cs="Carlito"/>
-          <w:sz w:val="30"/>
-          <w:szCs w:val="30"/>
+          <w:rFonts w:ascii="Calibri" w:hAnsi="Calibri" w:cs="Calibri"/>
+          <w:sz w:val="34"/>
+          <w:szCs w:val="34"/>
+        </w:rPr>
+      </w:pPr>
+      <w:r>
+        <w:rPr>
+          <w:rFonts w:ascii="Calibri" w:hAnsi="Calibri" w:cs="Calibri"/>
+          <w:sz w:val="34"/>
+          <w:szCs w:val="34"/>
         </w:rPr>
         <w:t>Authenticating</w:t>
       </w:r>
@@ -2621,16 +2647,16 @@
         </w:numPr>
         <w:jc w:val="both"/>
         <w:rPr>
-          <w:rFonts w:ascii="Carlito" w:hAnsi="Carlito" w:cs="Carlito"/>
-          <w:sz w:val="30"/>
-          <w:szCs w:val="30"/>
-        </w:rPr>
-      </w:pPr>
-      <w:r>
-        <w:rPr>
-          <w:rFonts w:ascii="Carlito" w:hAnsi="Carlito" w:cs="Carlito"/>
-          <w:sz w:val="30"/>
-          <w:szCs w:val="30"/>
+          <w:rFonts w:ascii="Calibri" w:hAnsi="Calibri" w:cs="Calibri"/>
+          <w:sz w:val="34"/>
+          <w:szCs w:val="34"/>
+        </w:rPr>
+      </w:pPr>
+      <w:r>
+        <w:rPr>
+          <w:rFonts w:ascii="Calibri" w:hAnsi="Calibri" w:cs="Calibri"/>
+          <w:sz w:val="34"/>
+          <w:szCs w:val="34"/>
         </w:rPr>
         <w:t>Host Key verified</w:t>
       </w:r>
@@ -2644,16 +2670,16 @@
         </w:numPr>
         <w:jc w:val="both"/>
         <w:rPr>
-          <w:rFonts w:ascii="Carlito" w:hAnsi="Carlito" w:cs="Carlito"/>
-          <w:sz w:val="30"/>
-          <w:szCs w:val="30"/>
-        </w:rPr>
-      </w:pPr>
-      <w:r>
-        <w:rPr>
-          <w:rFonts w:ascii="Carlito" w:hAnsi="Carlito" w:cs="Carlito"/>
-          <w:sz w:val="30"/>
-          <w:szCs w:val="30"/>
+          <w:rFonts w:ascii="Calibri" w:hAnsi="Calibri" w:cs="Calibri"/>
+          <w:sz w:val="34"/>
+          <w:szCs w:val="34"/>
+        </w:rPr>
+      </w:pPr>
+      <w:r>
+        <w:rPr>
+          <w:rFonts w:ascii="Calibri" w:hAnsi="Calibri" w:cs="Calibri"/>
+          <w:sz w:val="34"/>
+          <w:szCs w:val="34"/>
         </w:rPr>
         <w:t>Key Accepted</w:t>
       </w:r>
@@ -2662,17 +2688,18 @@
       <w:pPr>
         <w:jc w:val="both"/>
         <w:rPr>
-          <w:rFonts w:ascii="Carlito" w:hAnsi="Carlito" w:cs="Carlito"/>
-          <w:sz w:val="30"/>
-          <w:szCs w:val="30"/>
-        </w:rPr>
-      </w:pPr>
-      <w:r>
-        <w:rPr>
-          <w:rFonts w:ascii="Carlito" w:hAnsi="Carlito" w:cs="Carlito"/>
-          <w:sz w:val="30"/>
-          <w:szCs w:val="30"/>
-        </w:rPr>
+          <w:rFonts w:ascii="Calibri" w:hAnsi="Calibri" w:cs="Calibri"/>
+          <w:sz w:val="34"/>
+          <w:szCs w:val="34"/>
+        </w:rPr>
+      </w:pPr>
+      <w:r>
+        <w:rPr>
+          <w:rFonts w:ascii="Calibri" w:hAnsi="Calibri" w:cs="Calibri"/>
+          <w:sz w:val="34"/>
+          <w:szCs w:val="34"/>
+        </w:rPr>
+        <w:lastRenderedPageBreak/>
         <w:t># We can literally watch the SSH authentication process happen step by step</w:t>
       </w:r>
     </w:p>
@@ -2680,22 +2707,22 @@
       <w:pPr>
         <w:jc w:val="both"/>
         <w:rPr>
-          <w:rFonts w:ascii="Carlito" w:hAnsi="Carlito" w:cs="Carlito"/>
+          <w:rFonts w:ascii="Calibri" w:hAnsi="Calibri" w:cs="Calibri"/>
           <w:b/>
           <w:bCs/>
           <w:color w:val="60CAF3" w:themeColor="accent4" w:themeTint="99"/>
-          <w:sz w:val="30"/>
-          <w:szCs w:val="30"/>
-        </w:rPr>
-      </w:pPr>
-      <w:r>
-        <w:rPr>
-          <w:rFonts w:ascii="Carlito" w:hAnsi="Carlito" w:cs="Carlito"/>
+          <w:sz w:val="34"/>
+          <w:szCs w:val="34"/>
+        </w:rPr>
+      </w:pPr>
+      <w:r>
+        <w:rPr>
+          <w:rFonts w:ascii="Calibri" w:hAnsi="Calibri" w:cs="Calibri"/>
           <w:b/>
           <w:bCs/>
           <w:color w:val="60CAF3" w:themeColor="accent4" w:themeTint="99"/>
-          <w:sz w:val="30"/>
-          <w:szCs w:val="30"/>
+          <w:sz w:val="34"/>
+          <w:szCs w:val="34"/>
         </w:rPr>
         <w:t>ssh -vT git@github.com</w:t>
       </w:r>
@@ -2704,37 +2731,37 @@
       <w:pPr>
         <w:jc w:val="both"/>
         <w:rPr>
-          <w:rFonts w:ascii="Carlito" w:hAnsi="Carlito" w:cs="Carlito"/>
-          <w:sz w:val="30"/>
-          <w:szCs w:val="30"/>
-        </w:rPr>
-      </w:pPr>
-      <w:r>
-        <w:rPr>
-          <w:rFonts w:ascii="Carlito" w:hAnsi="Carlito" w:cs="Carlito"/>
+          <w:rFonts w:ascii="Calibri" w:hAnsi="Calibri" w:cs="Calibri"/>
+          <w:sz w:val="34"/>
+          <w:szCs w:val="34"/>
+        </w:rPr>
+      </w:pPr>
+      <w:r>
+        <w:rPr>
+          <w:rFonts w:ascii="Calibri" w:hAnsi="Calibri" w:cs="Calibri"/>
           <w:b/>
           <w:bCs/>
           <w:color w:val="60CAF3" w:themeColor="accent4" w:themeTint="99"/>
-          <w:sz w:val="30"/>
-          <w:szCs w:val="30"/>
+          <w:sz w:val="34"/>
+          <w:szCs w:val="34"/>
         </w:rPr>
         <w:t>ssh -vvvT git@github.com</w:t>
       </w:r>
       <w:r>
         <w:rPr>
-          <w:rFonts w:ascii="Carlito" w:hAnsi="Carlito" w:cs="Carlito"/>
-          <w:sz w:val="30"/>
-          <w:szCs w:val="30"/>
+          <w:rFonts w:ascii="Calibri" w:hAnsi="Calibri" w:cs="Calibri"/>
+          <w:sz w:val="34"/>
+          <w:szCs w:val="34"/>
         </w:rPr>
         <w:tab/>
       </w:r>
       <w:r>
         <w:rPr>
-          <w:rFonts w:ascii="Carlito" w:hAnsi="Carlito" w:cs="Carlito"/>
-          <w:b/>
-          <w:bCs/>
-          <w:sz w:val="30"/>
-          <w:szCs w:val="30"/>
+          <w:rFonts w:ascii="Calibri" w:hAnsi="Calibri" w:cs="Calibri"/>
+          <w:b/>
+          <w:bCs/>
+          <w:sz w:val="34"/>
+          <w:szCs w:val="34"/>
         </w:rPr>
         <w:t>// for more detailed debug</w:t>
       </w:r>
@@ -2743,9 +2770,9 @@
       <w:pPr>
         <w:jc w:val="both"/>
         <w:rPr>
-          <w:rFonts w:ascii="Carlito" w:hAnsi="Carlito" w:cs="Carlito"/>
-          <w:sz w:val="32"/>
-          <w:szCs w:val="32"/>
+          <w:rFonts w:ascii="Calibri" w:hAnsi="Calibri" w:cs="Calibri"/>
+          <w:sz w:val="36"/>
+          <w:szCs w:val="36"/>
         </w:rPr>
       </w:pPr>
     </w:p>
@@ -2753,16 +2780,16 @@
       <w:pPr>
         <w:jc w:val="center"/>
         <w:rPr>
-          <w:rFonts w:ascii="Carlito" w:hAnsi="Carlito" w:cs="Carlito"/>
-          <w:sz w:val="32"/>
-          <w:szCs w:val="32"/>
-        </w:rPr>
-      </w:pPr>
-      <w:r>
-        <w:rPr>
-          <w:rFonts w:ascii="Carlito" w:hAnsi="Carlito" w:cs="Carlito"/>
-          <w:sz w:val="32"/>
-          <w:szCs w:val="32"/>
+          <w:rFonts w:ascii="Calibri" w:hAnsi="Calibri" w:cs="Calibri"/>
+          <w:sz w:val="36"/>
+          <w:szCs w:val="36"/>
+        </w:rPr>
+      </w:pPr>
+      <w:r>
+        <w:rPr>
+          <w:rFonts w:ascii="Calibri" w:hAnsi="Calibri" w:cs="Calibri"/>
+          <w:sz w:val="36"/>
+          <w:szCs w:val="36"/>
         </w:rPr>
         <w:t>Break</w:t>
       </w:r>
@@ -2771,30 +2798,30 @@
       <w:pPr>
         <w:jc w:val="both"/>
         <w:rPr>
-          <w:rFonts w:ascii="Carlito" w:hAnsi="Carlito" w:cs="Carlito"/>
-          <w:sz w:val="32"/>
-          <w:szCs w:val="32"/>
-        </w:rPr>
-      </w:pPr>
-    </w:p>
-    <w:p>
-      <w:pPr>
-        <w:jc w:val="both"/>
-        <w:rPr>
-          <w:rFonts w:ascii="Carlito" w:hAnsi="Carlito" w:cs="Carlito"/>
-          <w:b/>
-          <w:bCs/>
-          <w:sz w:val="32"/>
-          <w:szCs w:val="32"/>
-        </w:rPr>
-      </w:pPr>
-      <w:r>
-        <w:rPr>
-          <w:rFonts w:ascii="Carlito" w:hAnsi="Carlito" w:cs="Carlito"/>
-          <w:b/>
-          <w:bCs/>
-          <w:sz w:val="32"/>
-          <w:szCs w:val="32"/>
+          <w:rFonts w:ascii="Calibri" w:hAnsi="Calibri" w:cs="Calibri"/>
+          <w:sz w:val="36"/>
+          <w:szCs w:val="36"/>
+        </w:rPr>
+      </w:pPr>
+    </w:p>
+    <w:p>
+      <w:pPr>
+        <w:jc w:val="both"/>
+        <w:rPr>
+          <w:rFonts w:ascii="Calibri" w:hAnsi="Calibri" w:cs="Calibri"/>
+          <w:b/>
+          <w:bCs/>
+          <w:sz w:val="36"/>
+          <w:szCs w:val="36"/>
+        </w:rPr>
+      </w:pPr>
+      <w:r>
+        <w:rPr>
+          <w:rFonts w:ascii="Calibri" w:hAnsi="Calibri" w:cs="Calibri"/>
+          <w:b/>
+          <w:bCs/>
+          <w:sz w:val="36"/>
+          <w:szCs w:val="36"/>
         </w:rPr>
         <w:t>Bash Implementation:</w:t>
       </w:r>
@@ -2803,16 +2830,16 @@
       <w:pPr>
         <w:jc w:val="both"/>
         <w:rPr>
-          <w:rFonts w:ascii="Carlito" w:hAnsi="Carlito" w:cs="Carlito"/>
-          <w:sz w:val="32"/>
-          <w:szCs w:val="32"/>
-        </w:rPr>
-      </w:pPr>
-      <w:r>
-        <w:rPr>
-          <w:rFonts w:ascii="Carlito" w:hAnsi="Carlito" w:cs="Carlito"/>
-          <w:sz w:val="32"/>
-          <w:szCs w:val="32"/>
+          <w:rFonts w:ascii="Calibri" w:hAnsi="Calibri" w:cs="Calibri"/>
+          <w:sz w:val="36"/>
+          <w:szCs w:val="36"/>
+        </w:rPr>
+      </w:pPr>
+      <w:r>
+        <w:rPr>
+          <w:rFonts w:ascii="Calibri" w:hAnsi="Calibri" w:cs="Calibri"/>
+          <w:sz w:val="36"/>
+          <w:szCs w:val="36"/>
         </w:rPr>
         <w:t># Open CMD or PowerShell and type this:</w:t>
       </w:r>
@@ -2821,22 +2848,22 @@
       <w:pPr>
         <w:jc w:val="both"/>
         <w:rPr>
-          <w:rFonts w:ascii="Carlito" w:hAnsi="Carlito" w:cs="Carlito"/>
+          <w:rFonts w:ascii="Calibri" w:hAnsi="Calibri" w:cs="Calibri"/>
           <w:b/>
           <w:bCs/>
           <w:color w:val="60CAF3" w:themeColor="accent4" w:themeTint="99"/>
-          <w:sz w:val="32"/>
-          <w:szCs w:val="32"/>
-        </w:rPr>
-      </w:pPr>
-      <w:r>
-        <w:rPr>
-          <w:rFonts w:ascii="Carlito" w:hAnsi="Carlito" w:cs="Carlito"/>
+          <w:sz w:val="36"/>
+          <w:szCs w:val="36"/>
+        </w:rPr>
+      </w:pPr>
+      <w:r>
+        <w:rPr>
+          <w:rFonts w:ascii="Calibri" w:hAnsi="Calibri" w:cs="Calibri"/>
           <w:b/>
           <w:bCs/>
           <w:color w:val="60CAF3" w:themeColor="accent4" w:themeTint="99"/>
-          <w:sz w:val="32"/>
-          <w:szCs w:val="32"/>
+          <w:sz w:val="36"/>
+          <w:szCs w:val="36"/>
         </w:rPr>
         <w:t>which $SHELL</w:t>
       </w:r>
@@ -2845,34 +2872,34 @@
       <w:pPr>
         <w:jc w:val="both"/>
         <w:rPr>
-          <w:rFonts w:ascii="Carlito" w:hAnsi="Carlito" w:cs="Carlito"/>
-          <w:sz w:val="32"/>
-          <w:szCs w:val="32"/>
-        </w:rPr>
-      </w:pPr>
-      <w:r>
-        <w:rPr>
-          <w:rFonts w:ascii="Carlito" w:hAnsi="Carlito" w:cs="Carlito"/>
-          <w:sz w:val="32"/>
-          <w:szCs w:val="32"/>
+          <w:rFonts w:ascii="Calibri" w:hAnsi="Calibri" w:cs="Calibri"/>
+          <w:sz w:val="36"/>
+          <w:szCs w:val="36"/>
+        </w:rPr>
+      </w:pPr>
+      <w:r>
+        <w:rPr>
+          <w:rFonts w:ascii="Calibri" w:hAnsi="Calibri" w:cs="Calibri"/>
+          <w:sz w:val="36"/>
+          <w:szCs w:val="36"/>
         </w:rPr>
         <w:t xml:space="preserve"># To find out if we’re running Bash and it will show </w:t>
       </w:r>
       <w:r>
         <w:rPr>
-          <w:rFonts w:ascii="Carlito" w:hAnsi="Carlito" w:cs="Carlito"/>
-          <w:b/>
-          <w:bCs/>
-          <w:sz w:val="32"/>
-          <w:szCs w:val="32"/>
+          <w:rFonts w:ascii="Calibri" w:hAnsi="Calibri" w:cs="Calibri"/>
+          <w:b/>
+          <w:bCs/>
+          <w:sz w:val="36"/>
+          <w:szCs w:val="36"/>
         </w:rPr>
         <w:t>/user/bin/bash</w:t>
       </w:r>
       <w:r>
         <w:rPr>
-          <w:rFonts w:ascii="Carlito" w:hAnsi="Carlito" w:cs="Carlito"/>
-          <w:sz w:val="32"/>
-          <w:szCs w:val="32"/>
+          <w:rFonts w:ascii="Calibri" w:hAnsi="Calibri" w:cs="Calibri"/>
+          <w:sz w:val="36"/>
+          <w:szCs w:val="36"/>
         </w:rPr>
         <w:t xml:space="preserve"> which is like any other application that lives in the binary directory</w:t>
       </w:r>
@@ -2881,26 +2908,26 @@
       <w:pPr>
         <w:jc w:val="both"/>
         <w:rPr>
-          <w:rFonts w:ascii="Carlito" w:hAnsi="Carlito" w:cs="Carlito"/>
-          <w:sz w:val="32"/>
-          <w:szCs w:val="32"/>
-        </w:rPr>
-      </w:pPr>
-    </w:p>
-    <w:p>
-      <w:pPr>
-        <w:jc w:val="both"/>
-        <w:rPr>
-          <w:rFonts w:ascii="Carlito" w:hAnsi="Carlito" w:cs="Carlito"/>
-          <w:sz w:val="32"/>
-          <w:szCs w:val="32"/>
-        </w:rPr>
-      </w:pPr>
-      <w:r>
-        <w:rPr>
-          <w:rFonts w:ascii="Carlito" w:hAnsi="Carlito" w:cs="Carlito"/>
-          <w:sz w:val="32"/>
-          <w:szCs w:val="32"/>
+          <w:rFonts w:ascii="Calibri" w:hAnsi="Calibri" w:cs="Calibri"/>
+          <w:sz w:val="36"/>
+          <w:szCs w:val="36"/>
+        </w:rPr>
+      </w:pPr>
+    </w:p>
+    <w:p>
+      <w:pPr>
+        <w:jc w:val="both"/>
+        <w:rPr>
+          <w:rFonts w:ascii="Calibri" w:hAnsi="Calibri" w:cs="Calibri"/>
+          <w:sz w:val="36"/>
+          <w:szCs w:val="36"/>
+        </w:rPr>
+      </w:pPr>
+      <w:r>
+        <w:rPr>
+          <w:rFonts w:ascii="Calibri" w:hAnsi="Calibri" w:cs="Calibri"/>
+          <w:sz w:val="36"/>
+          <w:szCs w:val="36"/>
         </w:rPr>
         <w:t>Startup Customization:</w:t>
       </w:r>
@@ -2909,32 +2936,32 @@
       <w:pPr>
         <w:jc w:val="both"/>
         <w:rPr>
-          <w:rFonts w:ascii="Carlito" w:hAnsi="Carlito" w:cs="Carlito"/>
-          <w:sz w:val="32"/>
-          <w:szCs w:val="32"/>
-        </w:rPr>
-      </w:pPr>
-      <w:r>
-        <w:rPr>
-          <w:rFonts w:ascii="Carlito" w:hAnsi="Carlito" w:cs="Carlito"/>
-          <w:sz w:val="32"/>
-          <w:szCs w:val="32"/>
+          <w:rFonts w:ascii="Calibri" w:hAnsi="Calibri" w:cs="Calibri"/>
+          <w:sz w:val="36"/>
+          <w:szCs w:val="36"/>
+        </w:rPr>
+      </w:pPr>
+      <w:r>
+        <w:rPr>
+          <w:rFonts w:ascii="Calibri" w:hAnsi="Calibri" w:cs="Calibri"/>
+          <w:sz w:val="36"/>
+          <w:szCs w:val="36"/>
         </w:rPr>
         <w:t xml:space="preserve"># When we first launch the </w:t>
       </w:r>
       <w:r>
         <w:rPr>
-          <w:rFonts w:ascii="Carlito" w:hAnsi="Carlito" w:cs="Carlito"/>
-          <w:sz w:val="32"/>
-          <w:szCs w:val="32"/>
+          <w:rFonts w:ascii="Calibri" w:hAnsi="Calibri" w:cs="Calibri"/>
+          <w:sz w:val="36"/>
+          <w:szCs w:val="36"/>
         </w:rPr>
         <w:t>Shell,</w:t>
       </w:r>
       <w:r>
         <w:rPr>
-          <w:rFonts w:ascii="Carlito" w:hAnsi="Carlito" w:cs="Carlito"/>
-          <w:sz w:val="32"/>
-          <w:szCs w:val="32"/>
+          <w:rFonts w:ascii="Calibri" w:hAnsi="Calibri" w:cs="Calibri"/>
+          <w:sz w:val="36"/>
+          <w:szCs w:val="36"/>
         </w:rPr>
         <w:t xml:space="preserve"> it actually runs a startup script that’s defined in the:</w:t>
       </w:r>
@@ -2948,27 +2975,26 @@
         </w:numPr>
         <w:jc w:val="both"/>
         <w:rPr>
-          <w:rFonts w:ascii="Carlito" w:hAnsi="Carlito" w:cs="Carlito"/>
-          <w:sz w:val="32"/>
-          <w:szCs w:val="32"/>
-        </w:rPr>
-      </w:pPr>
-      <w:r>
-        <w:rPr>
-          <w:rFonts w:ascii="Carlito" w:hAnsi="Carlito" w:cs="Carlito"/>
-          <w:b/>
-          <w:bCs/>
-          <w:sz w:val="32"/>
-          <w:szCs w:val="32"/>
-        </w:rPr>
-        <w:lastRenderedPageBreak/>
+          <w:rFonts w:ascii="Calibri" w:hAnsi="Calibri" w:cs="Calibri"/>
+          <w:sz w:val="36"/>
+          <w:szCs w:val="36"/>
+        </w:rPr>
+      </w:pPr>
+      <w:r>
+        <w:rPr>
+          <w:rFonts w:ascii="Calibri" w:hAnsi="Calibri" w:cs="Calibri"/>
+          <w:b/>
+          <w:bCs/>
+          <w:sz w:val="36"/>
+          <w:szCs w:val="36"/>
+        </w:rPr>
         <w:t>.bashrc</w:t>
       </w:r>
       <w:r>
         <w:rPr>
-          <w:rFonts w:ascii="Carlito" w:hAnsi="Carlito" w:cs="Carlito"/>
-          <w:sz w:val="32"/>
-          <w:szCs w:val="32"/>
+          <w:rFonts w:ascii="Calibri" w:hAnsi="Calibri" w:cs="Calibri"/>
+          <w:sz w:val="36"/>
+          <w:szCs w:val="36"/>
         </w:rPr>
         <w:t xml:space="preserve"> file</w:t>
       </w:r>
@@ -2982,34 +3008,34 @@
         </w:numPr>
         <w:jc w:val="both"/>
         <w:rPr>
-          <w:rFonts w:ascii="Carlito" w:hAnsi="Carlito" w:cs="Carlito"/>
-          <w:sz w:val="32"/>
-          <w:szCs w:val="32"/>
-        </w:rPr>
-      </w:pPr>
-      <w:r>
-        <w:rPr>
-          <w:rFonts w:ascii="Carlito" w:hAnsi="Carlito" w:cs="Carlito"/>
-          <w:sz w:val="32"/>
-          <w:szCs w:val="32"/>
+          <w:rFonts w:ascii="Calibri" w:hAnsi="Calibri" w:cs="Calibri"/>
+          <w:sz w:val="36"/>
+          <w:szCs w:val="36"/>
+        </w:rPr>
+      </w:pPr>
+      <w:r>
+        <w:rPr>
+          <w:rFonts w:ascii="Calibri" w:hAnsi="Calibri" w:cs="Calibri"/>
+          <w:sz w:val="36"/>
+          <w:szCs w:val="36"/>
         </w:rPr>
         <w:t xml:space="preserve">Or </w:t>
       </w:r>
       <w:r>
         <w:rPr>
-          <w:rFonts w:ascii="Carlito" w:hAnsi="Carlito" w:cs="Carlito"/>
-          <w:b/>
-          <w:bCs/>
-          <w:sz w:val="32"/>
-          <w:szCs w:val="32"/>
+          <w:rFonts w:ascii="Calibri" w:hAnsi="Calibri" w:cs="Calibri"/>
+          <w:b/>
+          <w:bCs/>
+          <w:sz w:val="36"/>
+          <w:szCs w:val="36"/>
         </w:rPr>
         <w:t>.bash_profile</w:t>
       </w:r>
       <w:r>
         <w:rPr>
-          <w:rFonts w:ascii="Carlito" w:hAnsi="Carlito" w:cs="Carlito"/>
-          <w:sz w:val="32"/>
-          <w:szCs w:val="32"/>
+          <w:rFonts w:ascii="Calibri" w:hAnsi="Calibri" w:cs="Calibri"/>
+          <w:sz w:val="36"/>
+          <w:szCs w:val="36"/>
         </w:rPr>
         <w:t xml:space="preserve"> file</w:t>
       </w:r>
@@ -3018,24 +3044,24 @@
       <w:pPr>
         <w:jc w:val="both"/>
         <w:rPr>
-          <w:rFonts w:ascii="Carlito" w:hAnsi="Carlito" w:cs="Carlito"/>
-          <w:sz w:val="32"/>
-          <w:szCs w:val="32"/>
-        </w:rPr>
-      </w:pPr>
-      <w:r>
-        <w:rPr>
-          <w:rFonts w:ascii="Carlito" w:hAnsi="Carlito" w:cs="Carlito"/>
-          <w:sz w:val="32"/>
-          <w:szCs w:val="32"/>
+          <w:rFonts w:ascii="Calibri" w:hAnsi="Calibri" w:cs="Calibri"/>
+          <w:sz w:val="36"/>
+          <w:szCs w:val="36"/>
+        </w:rPr>
+      </w:pPr>
+      <w:r>
+        <w:rPr>
+          <w:rFonts w:ascii="Calibri" w:hAnsi="Calibri" w:cs="Calibri"/>
+          <w:sz w:val="36"/>
+          <w:szCs w:val="36"/>
         </w:rPr>
         <w:t xml:space="preserve"># On our system allowing us to customize the behavior and appearance of the Shell </w:t>
       </w:r>
       <w:r>
         <w:rPr>
-          <w:rFonts w:ascii="Carlito" w:hAnsi="Carlito" w:cs="Carlito"/>
-          <w:sz w:val="32"/>
-          <w:szCs w:val="32"/>
+          <w:rFonts w:ascii="Calibri" w:hAnsi="Calibri" w:cs="Calibri"/>
+          <w:sz w:val="36"/>
+          <w:szCs w:val="36"/>
         </w:rPr>
         <w:t>whenever we start a new session</w:t>
       </w:r>
@@ -3044,27 +3070,28 @@
       <w:pPr>
         <w:jc w:val="both"/>
         <w:rPr>
-          <w:rFonts w:ascii="Carlito" w:hAnsi="Carlito" w:cs="Carlito"/>
-          <w:sz w:val="32"/>
-          <w:szCs w:val="32"/>
-        </w:rPr>
-      </w:pPr>
-    </w:p>
-    <w:p>
-      <w:pPr>
-        <w:jc w:val="both"/>
-        <w:rPr>
-          <w:rFonts w:ascii="Carlito" w:hAnsi="Carlito" w:cs="Carlito"/>
-          <w:sz w:val="32"/>
-          <w:szCs w:val="32"/>
-        </w:rPr>
-      </w:pPr>
-      <w:r>
-        <w:rPr>
-          <w:rFonts w:ascii="Carlito" w:hAnsi="Carlito" w:cs="Carlito"/>
-          <w:sz w:val="32"/>
-          <w:szCs w:val="32"/>
-        </w:rPr>
+          <w:rFonts w:ascii="Calibri" w:hAnsi="Calibri" w:cs="Calibri"/>
+          <w:sz w:val="36"/>
+          <w:szCs w:val="36"/>
+        </w:rPr>
+      </w:pPr>
+    </w:p>
+    <w:p>
+      <w:pPr>
+        <w:jc w:val="both"/>
+        <w:rPr>
+          <w:rFonts w:ascii="Calibri" w:hAnsi="Calibri" w:cs="Calibri"/>
+          <w:sz w:val="36"/>
+          <w:szCs w:val="36"/>
+        </w:rPr>
+      </w:pPr>
+      <w:r>
+        <w:rPr>
+          <w:rFonts w:ascii="Calibri" w:hAnsi="Calibri" w:cs="Calibri"/>
+          <w:sz w:val="36"/>
+          <w:szCs w:val="36"/>
+        </w:rPr>
+        <w:lastRenderedPageBreak/>
         <w:t>Custom Bash Script:</w:t>
       </w:r>
     </w:p>
@@ -3072,34 +3099,34 @@
       <w:pPr>
         <w:jc w:val="both"/>
         <w:rPr>
-          <w:rFonts w:ascii="Carlito" w:hAnsi="Carlito" w:cs="Carlito"/>
-          <w:sz w:val="32"/>
-          <w:szCs w:val="32"/>
-        </w:rPr>
-      </w:pPr>
-      <w:r>
-        <w:rPr>
-          <w:rFonts w:ascii="Carlito" w:hAnsi="Carlito" w:cs="Carlito"/>
-          <w:sz w:val="32"/>
-          <w:szCs w:val="32"/>
+          <w:rFonts w:ascii="Calibri" w:hAnsi="Calibri" w:cs="Calibri"/>
+          <w:sz w:val="36"/>
+          <w:szCs w:val="36"/>
+        </w:rPr>
+      </w:pPr>
+      <w:r>
+        <w:rPr>
+          <w:rFonts w:ascii="Calibri" w:hAnsi="Calibri" w:cs="Calibri"/>
+          <w:sz w:val="36"/>
+          <w:szCs w:val="36"/>
         </w:rPr>
         <w:t># In any project create file_name.sh. First line in that file should always be a SHEBANG (</w:t>
       </w:r>
       <w:r>
         <w:rPr>
-          <w:rFonts w:ascii="Carlito" w:hAnsi="Carlito" w:cs="Carlito"/>
-          <w:b/>
-          <w:bCs/>
-          <w:sz w:val="32"/>
-          <w:szCs w:val="32"/>
+          <w:rFonts w:ascii="Calibri" w:hAnsi="Calibri" w:cs="Calibri"/>
+          <w:b/>
+          <w:bCs/>
+          <w:sz w:val="36"/>
+          <w:szCs w:val="36"/>
         </w:rPr>
         <w:t>#!</w:t>
       </w:r>
       <w:r>
         <w:rPr>
-          <w:rFonts w:ascii="Carlito" w:hAnsi="Carlito" w:cs="Carlito"/>
-          <w:sz w:val="32"/>
-          <w:szCs w:val="32"/>
+          <w:rFonts w:ascii="Calibri" w:hAnsi="Calibri" w:cs="Calibri"/>
+          <w:sz w:val="36"/>
+          <w:szCs w:val="36"/>
         </w:rPr>
         <w:t>) followed by the path to the application that should run it</w:t>
       </w:r>
@@ -3108,34 +3135,34 @@
       <w:pPr>
         <w:jc w:val="both"/>
         <w:rPr>
-          <w:rFonts w:ascii="Carlito" w:hAnsi="Carlito" w:cs="Carlito"/>
-          <w:sz w:val="32"/>
-          <w:szCs w:val="32"/>
-        </w:rPr>
-      </w:pPr>
-      <w:r>
-        <w:rPr>
-          <w:rFonts w:ascii="Carlito" w:hAnsi="Carlito" w:cs="Carlito"/>
-          <w:sz w:val="32"/>
-          <w:szCs w:val="32"/>
+          <w:rFonts w:ascii="Calibri" w:hAnsi="Calibri" w:cs="Calibri"/>
+          <w:sz w:val="36"/>
+          <w:szCs w:val="36"/>
+        </w:rPr>
+      </w:pPr>
+      <w:r>
+        <w:rPr>
+          <w:rFonts w:ascii="Calibri" w:hAnsi="Calibri" w:cs="Calibri"/>
+          <w:sz w:val="36"/>
+          <w:szCs w:val="36"/>
         </w:rPr>
         <w:t># Use</w:t>
       </w:r>
       <w:r>
         <w:rPr>
-          <w:rFonts w:ascii="Carlito" w:hAnsi="Carlito" w:cs="Carlito"/>
-          <w:b/>
-          <w:bCs/>
-          <w:sz w:val="32"/>
-          <w:szCs w:val="32"/>
+          <w:rFonts w:ascii="Calibri" w:hAnsi="Calibri" w:cs="Calibri"/>
+          <w:b/>
+          <w:bCs/>
+          <w:sz w:val="36"/>
+          <w:szCs w:val="36"/>
         </w:rPr>
         <w:t xml:space="preserve"> echo</w:t>
       </w:r>
       <w:r>
         <w:rPr>
-          <w:rFonts w:ascii="Carlito" w:hAnsi="Carlito" w:cs="Carlito"/>
-          <w:sz w:val="32"/>
-          <w:szCs w:val="32"/>
+          <w:rFonts w:ascii="Calibri" w:hAnsi="Calibri" w:cs="Calibri"/>
+          <w:sz w:val="36"/>
+          <w:szCs w:val="36"/>
         </w:rPr>
         <w:t xml:space="preserve"> to print something</w:t>
       </w:r>
@@ -3144,22 +3171,22 @@
       <w:pPr>
         <w:jc w:val="both"/>
         <w:rPr>
-          <w:rFonts w:ascii="Carlito" w:hAnsi="Carlito" w:cs="Carlito"/>
+          <w:rFonts w:ascii="Calibri" w:hAnsi="Calibri" w:cs="Calibri"/>
           <w:b/>
           <w:bCs/>
           <w:color w:val="D86DCB" w:themeColor="accent5" w:themeTint="99"/>
-          <w:sz w:val="32"/>
-          <w:szCs w:val="32"/>
-        </w:rPr>
-      </w:pPr>
-      <w:r>
-        <w:rPr>
-          <w:rFonts w:ascii="Carlito" w:hAnsi="Carlito" w:cs="Carlito"/>
+          <w:sz w:val="36"/>
+          <w:szCs w:val="36"/>
+        </w:rPr>
+      </w:pPr>
+      <w:r>
+        <w:rPr>
+          <w:rFonts w:ascii="Calibri" w:hAnsi="Calibri" w:cs="Calibri"/>
           <w:b/>
           <w:bCs/>
           <w:color w:val="D86DCB" w:themeColor="accent5" w:themeTint="99"/>
-          <w:sz w:val="32"/>
-          <w:szCs w:val="32"/>
+          <w:sz w:val="36"/>
+          <w:szCs w:val="36"/>
         </w:rPr>
         <w:t>#!/user/bin/bash</w:t>
       </w:r>
@@ -3168,22 +3195,22 @@
       <w:pPr>
         <w:jc w:val="both"/>
         <w:rPr>
-          <w:rFonts w:ascii="Carlito" w:hAnsi="Carlito" w:cs="Carlito"/>
+          <w:rFonts w:ascii="Calibri" w:hAnsi="Calibri" w:cs="Calibri"/>
           <w:b/>
           <w:bCs/>
           <w:color w:val="D86DCB" w:themeColor="accent5" w:themeTint="99"/>
-          <w:sz w:val="32"/>
-          <w:szCs w:val="32"/>
-        </w:rPr>
-      </w:pPr>
-      <w:r>
-        <w:rPr>
-          <w:rFonts w:ascii="Carlito" w:hAnsi="Carlito" w:cs="Carlito"/>
+          <w:sz w:val="36"/>
+          <w:szCs w:val="36"/>
+        </w:rPr>
+      </w:pPr>
+      <w:r>
+        <w:rPr>
+          <w:rFonts w:ascii="Calibri" w:hAnsi="Calibri" w:cs="Calibri"/>
           <w:b/>
           <w:bCs/>
           <w:color w:val="D86DCB" w:themeColor="accent5" w:themeTint="99"/>
-          <w:sz w:val="32"/>
-          <w:szCs w:val="32"/>
+          <w:sz w:val="36"/>
+          <w:szCs w:val="36"/>
         </w:rPr>
         <w:t>echo “my first bash script”</w:t>
       </w:r>
@@ -3192,16 +3219,16 @@
       <w:pPr>
         <w:jc w:val="both"/>
         <w:rPr>
-          <w:rFonts w:ascii="Carlito" w:hAnsi="Carlito" w:cs="Carlito"/>
-          <w:sz w:val="32"/>
-          <w:szCs w:val="32"/>
-        </w:rPr>
-      </w:pPr>
-      <w:r>
-        <w:rPr>
-          <w:rFonts w:ascii="Carlito" w:hAnsi="Carlito" w:cs="Carlito"/>
-          <w:sz w:val="32"/>
-          <w:szCs w:val="32"/>
+          <w:rFonts w:ascii="Calibri" w:hAnsi="Calibri" w:cs="Calibri"/>
+          <w:sz w:val="36"/>
+          <w:szCs w:val="36"/>
+        </w:rPr>
+      </w:pPr>
+      <w:r>
+        <w:rPr>
+          <w:rFonts w:ascii="Calibri" w:hAnsi="Calibri" w:cs="Calibri"/>
+          <w:sz w:val="36"/>
+          <w:szCs w:val="36"/>
         </w:rPr>
         <w:t># Create a variable, access variables value using $ in front and print it</w:t>
       </w:r>
@@ -3210,22 +3237,22 @@
       <w:pPr>
         <w:jc w:val="both"/>
         <w:rPr>
-          <w:rFonts w:ascii="Carlito" w:hAnsi="Carlito" w:cs="Carlito"/>
+          <w:rFonts w:ascii="Calibri" w:hAnsi="Calibri" w:cs="Calibri"/>
           <w:b/>
           <w:bCs/>
           <w:color w:val="D86DCB" w:themeColor="accent5" w:themeTint="99"/>
-          <w:sz w:val="32"/>
-          <w:szCs w:val="32"/>
-        </w:rPr>
-      </w:pPr>
-      <w:r>
-        <w:rPr>
-          <w:rFonts w:ascii="Carlito" w:hAnsi="Carlito" w:cs="Carlito"/>
+          <w:sz w:val="36"/>
+          <w:szCs w:val="36"/>
+        </w:rPr>
+      </w:pPr>
+      <w:r>
+        <w:rPr>
+          <w:rFonts w:ascii="Calibri" w:hAnsi="Calibri" w:cs="Calibri"/>
           <w:b/>
           <w:bCs/>
           <w:color w:val="D86DCB" w:themeColor="accent5" w:themeTint="99"/>
-          <w:sz w:val="32"/>
-          <w:szCs w:val="32"/>
+          <w:sz w:val="36"/>
+          <w:szCs w:val="36"/>
         </w:rPr>
         <w:t>…</w:t>
       </w:r>
@@ -3234,22 +3261,22 @@
       <w:pPr>
         <w:jc w:val="both"/>
         <w:rPr>
-          <w:rFonts w:ascii="Carlito" w:hAnsi="Carlito" w:cs="Carlito"/>
+          <w:rFonts w:ascii="Calibri" w:hAnsi="Calibri" w:cs="Calibri"/>
           <w:b/>
           <w:bCs/>
           <w:color w:val="D86DCB" w:themeColor="accent5" w:themeTint="99"/>
-          <w:sz w:val="32"/>
-          <w:szCs w:val="32"/>
-        </w:rPr>
-      </w:pPr>
-      <w:r>
-        <w:rPr>
-          <w:rFonts w:ascii="Carlito" w:hAnsi="Carlito" w:cs="Carlito"/>
+          <w:sz w:val="36"/>
+          <w:szCs w:val="36"/>
+        </w:rPr>
+      </w:pPr>
+      <w:r>
+        <w:rPr>
+          <w:rFonts w:ascii="Calibri" w:hAnsi="Calibri" w:cs="Calibri"/>
           <w:b/>
           <w:bCs/>
           <w:color w:val="D86DCB" w:themeColor="accent5" w:themeTint="99"/>
-          <w:sz w:val="32"/>
-          <w:szCs w:val="32"/>
+          <w:sz w:val="36"/>
+          <w:szCs w:val="36"/>
         </w:rPr>
         <w:t>GREET = “Hello World!”</w:t>
       </w:r>
@@ -3258,22 +3285,22 @@
       <w:pPr>
         <w:jc w:val="both"/>
         <w:rPr>
-          <w:rFonts w:ascii="Carlito" w:hAnsi="Carlito" w:cs="Carlito"/>
+          <w:rFonts w:ascii="Calibri" w:hAnsi="Calibri" w:cs="Calibri"/>
           <w:b/>
           <w:bCs/>
           <w:color w:val="D86DCB" w:themeColor="accent5" w:themeTint="99"/>
-          <w:sz w:val="32"/>
-          <w:szCs w:val="32"/>
-        </w:rPr>
-      </w:pPr>
-      <w:r>
-        <w:rPr>
-          <w:rFonts w:ascii="Carlito" w:hAnsi="Carlito" w:cs="Carlito"/>
+          <w:sz w:val="36"/>
+          <w:szCs w:val="36"/>
+        </w:rPr>
+      </w:pPr>
+      <w:r>
+        <w:rPr>
+          <w:rFonts w:ascii="Calibri" w:hAnsi="Calibri" w:cs="Calibri"/>
           <w:b/>
           <w:bCs/>
           <w:color w:val="D86DCB" w:themeColor="accent5" w:themeTint="99"/>
-          <w:sz w:val="32"/>
-          <w:szCs w:val="32"/>
+          <w:sz w:val="36"/>
+          <w:szCs w:val="36"/>
         </w:rPr>
         <w:t>echo $GREET</w:t>
       </w:r>
@@ -3282,34 +3309,34 @@
       <w:pPr>
         <w:jc w:val="both"/>
         <w:rPr>
-          <w:rFonts w:ascii="Carlito" w:hAnsi="Carlito" w:cs="Carlito"/>
-          <w:sz w:val="32"/>
-          <w:szCs w:val="32"/>
-        </w:rPr>
-      </w:pPr>
-      <w:r>
-        <w:rPr>
-          <w:rFonts w:ascii="Carlito" w:hAnsi="Carlito" w:cs="Carlito"/>
-          <w:sz w:val="32"/>
-          <w:szCs w:val="32"/>
+          <w:rFonts w:ascii="Calibri" w:hAnsi="Calibri" w:cs="Calibri"/>
+          <w:sz w:val="36"/>
+          <w:szCs w:val="36"/>
+        </w:rPr>
+      </w:pPr>
+      <w:r>
+        <w:rPr>
+          <w:rFonts w:ascii="Calibri" w:hAnsi="Calibri" w:cs="Calibri"/>
+          <w:sz w:val="36"/>
+          <w:szCs w:val="36"/>
         </w:rPr>
         <w:t># To run the script, type the file name (</w:t>
       </w:r>
       <w:r>
         <w:rPr>
-          <w:rFonts w:ascii="Carlito" w:hAnsi="Carlito" w:cs="Carlito"/>
-          <w:b/>
-          <w:bCs/>
-          <w:sz w:val="32"/>
-          <w:szCs w:val="32"/>
+          <w:rFonts w:ascii="Calibri" w:hAnsi="Calibri" w:cs="Calibri"/>
+          <w:b/>
+          <w:bCs/>
+          <w:sz w:val="36"/>
+          <w:szCs w:val="36"/>
         </w:rPr>
         <w:t>./file_name.sh</w:t>
       </w:r>
       <w:r>
         <w:rPr>
-          <w:rFonts w:ascii="Carlito" w:hAnsi="Carlito" w:cs="Carlito"/>
-          <w:sz w:val="32"/>
-          <w:szCs w:val="32"/>
+          <w:rFonts w:ascii="Calibri" w:hAnsi="Calibri" w:cs="Calibri"/>
+          <w:sz w:val="36"/>
+          <w:szCs w:val="36"/>
         </w:rPr>
         <w:t>) into the Shell</w:t>
       </w:r>
@@ -3318,9 +3345,9 @@
       <w:pPr>
         <w:jc w:val="both"/>
         <w:rPr>
-          <w:rFonts w:ascii="Carlito" w:hAnsi="Carlito" w:cs="Carlito"/>
-          <w:sz w:val="32"/>
-          <w:szCs w:val="32"/>
+          <w:rFonts w:ascii="Calibri" w:hAnsi="Calibri" w:cs="Calibri"/>
+          <w:sz w:val="36"/>
+          <w:szCs w:val="36"/>
         </w:rPr>
       </w:pPr>
     </w:p>
@@ -3328,16 +3355,16 @@
       <w:pPr>
         <w:jc w:val="center"/>
         <w:rPr>
-          <w:rFonts w:ascii="Carlito" w:hAnsi="Carlito" w:cs="Carlito"/>
-          <w:sz w:val="32"/>
-          <w:szCs w:val="32"/>
-        </w:rPr>
-      </w:pPr>
-      <w:r>
-        <w:rPr>
-          <w:rFonts w:ascii="Carlito" w:hAnsi="Carlito" w:cs="Carlito"/>
-          <w:sz w:val="32"/>
-          <w:szCs w:val="32"/>
+          <w:rFonts w:ascii="Calibri" w:hAnsi="Calibri" w:cs="Calibri"/>
+          <w:sz w:val="36"/>
+          <w:szCs w:val="36"/>
+        </w:rPr>
+      </w:pPr>
+      <w:r>
+        <w:rPr>
+          <w:rFonts w:ascii="Calibri" w:hAnsi="Calibri" w:cs="Calibri"/>
+          <w:sz w:val="36"/>
+          <w:szCs w:val="36"/>
         </w:rPr>
         <w:t>Break</w:t>
       </w:r>
@@ -3346,9 +3373,9 @@
       <w:pPr>
         <w:jc w:val="both"/>
         <w:rPr>
-          <w:rFonts w:ascii="Carlito" w:hAnsi="Carlito" w:cs="Carlito"/>
-          <w:sz w:val="32"/>
-          <w:szCs w:val="32"/>
+          <w:rFonts w:ascii="Calibri" w:hAnsi="Calibri" w:cs="Calibri"/>
+          <w:sz w:val="36"/>
+          <w:szCs w:val="36"/>
         </w:rPr>
       </w:pPr>
     </w:p>

--- a/programming_mental_models/p2_implementation_of_programming_mental_models.docx
+++ b/programming_mental_models/p2_implementation_of_programming_mental_models.docx
@@ -287,8 +287,45 @@
           <w:sz w:val="36"/>
           <w:szCs w:val="36"/>
         </w:rPr>
-        <w:t>git clone git@github.com:username/repo.git</w:t>
-      </w:r>
+        <w:t xml:space="preserve">git clone </w:t>
+      </w:r>
+      <w:proofErr w:type="spellStart"/>
+      <w:r>
+        <w:rPr>
+          <w:rFonts w:ascii="Calibri" w:hAnsi="Calibri" w:cs="Calibri"/>
+          <w:b/>
+          <w:bCs/>
+          <w:color w:val="60CAF3" w:themeColor="accent4" w:themeTint="99"/>
+          <w:sz w:val="36"/>
+          <w:szCs w:val="36"/>
+        </w:rPr>
+        <w:t>git@github.com:username</w:t>
+      </w:r>
+      <w:proofErr w:type="spellEnd"/>
+      <w:r>
+        <w:rPr>
+          <w:rFonts w:ascii="Calibri" w:hAnsi="Calibri" w:cs="Calibri"/>
+          <w:b/>
+          <w:bCs/>
+          <w:color w:val="60CAF3" w:themeColor="accent4" w:themeTint="99"/>
+          <w:sz w:val="36"/>
+          <w:szCs w:val="36"/>
+        </w:rPr>
+        <w:t>/</w:t>
+      </w:r>
+      <w:proofErr w:type="spellStart"/>
+      <w:r>
+        <w:rPr>
+          <w:rFonts w:ascii="Calibri" w:hAnsi="Calibri" w:cs="Calibri"/>
+          <w:b/>
+          <w:bCs/>
+          <w:color w:val="60CAF3" w:themeColor="accent4" w:themeTint="99"/>
+          <w:sz w:val="36"/>
+          <w:szCs w:val="36"/>
+        </w:rPr>
+        <w:t>repo.git</w:t>
+      </w:r>
+      <w:proofErr w:type="spellEnd"/>
     </w:p>
     <w:p>
       <w:pPr>
@@ -475,6 +512,7 @@
           <w:szCs w:val="36"/>
         </w:rPr>
       </w:pPr>
+      <w:proofErr w:type="spellStart"/>
       <w:r>
         <w:rPr>
           <w:rFonts w:ascii="Calibri" w:hAnsi="Calibri" w:cs="Calibri"/>
@@ -484,7 +522,19 @@
           <w:sz w:val="36"/>
           <w:szCs w:val="36"/>
         </w:rPr>
-        <w:t>dir $HOME\.ssh</w:t>
+        <w:t>dir</w:t>
+      </w:r>
+      <w:proofErr w:type="spellEnd"/>
+      <w:r>
+        <w:rPr>
+          <w:rFonts w:ascii="Calibri" w:hAnsi="Calibri" w:cs="Calibri"/>
+          <w:b/>
+          <w:bCs/>
+          <w:color w:val="60CAF3" w:themeColor="accent4" w:themeTint="99"/>
+          <w:sz w:val="36"/>
+          <w:szCs w:val="36"/>
+        </w:rPr>
+        <w:t xml:space="preserve"> $HOME\.ssh</w:t>
       </w:r>
     </w:p>
     <w:p>
@@ -578,6 +628,7 @@
           <w:szCs w:val="36"/>
         </w:rPr>
       </w:pPr>
+      <w:proofErr w:type="spellStart"/>
       <w:r>
         <w:rPr>
           <w:rFonts w:ascii="Calibri" w:hAnsi="Calibri" w:cs="Calibri"/>
@@ -588,6 +639,7 @@
         </w:rPr>
         <w:t>id_rsa</w:t>
       </w:r>
+      <w:proofErr w:type="spellEnd"/>
     </w:p>
     <w:p>
       <w:pPr>
@@ -790,7 +842,29 @@
           <w:sz w:val="36"/>
           <w:szCs w:val="36"/>
         </w:rPr>
-        <w:t>C:\Users\nhasa/.ssh/id_ed25519</w:t>
+        <w:t>C:\Users\</w:t>
+      </w:r>
+      <w:proofErr w:type="spellStart"/>
+      <w:r>
+        <w:rPr>
+          <w:rFonts w:ascii="Calibri" w:hAnsi="Calibri" w:cs="Calibri"/>
+          <w:b/>
+          <w:bCs/>
+          <w:sz w:val="36"/>
+          <w:szCs w:val="36"/>
+        </w:rPr>
+        <w:t>nhasa</w:t>
+      </w:r>
+      <w:proofErr w:type="spellEnd"/>
+      <w:r>
+        <w:rPr>
+          <w:rFonts w:ascii="Calibri" w:hAnsi="Calibri" w:cs="Calibri"/>
+          <w:b/>
+          <w:bCs/>
+          <w:sz w:val="36"/>
+          <w:szCs w:val="36"/>
+        </w:rPr>
+        <w:t>/.ssh/id_ed25519</w:t>
       </w:r>
       <w:r>
         <w:rPr>
@@ -901,7 +975,25 @@
           <w:sz w:val="36"/>
           <w:szCs w:val="36"/>
         </w:rPr>
-        <w:t># Also Fingerprint SHA256 key and randomart image</w:t>
+        <w:t xml:space="preserve"># Also Fingerprint SHA256 key and </w:t>
+      </w:r>
+      <w:proofErr w:type="spellStart"/>
+      <w:r>
+        <w:rPr>
+          <w:rFonts w:ascii="Calibri" w:hAnsi="Calibri" w:cs="Calibri"/>
+          <w:sz w:val="36"/>
+          <w:szCs w:val="36"/>
+        </w:rPr>
+        <w:t>randomart</w:t>
+      </w:r>
+      <w:proofErr w:type="spellEnd"/>
+      <w:r>
+        <w:rPr>
+          <w:rFonts w:ascii="Calibri" w:hAnsi="Calibri" w:cs="Calibri"/>
+          <w:sz w:val="36"/>
+          <w:szCs w:val="36"/>
+        </w:rPr>
+        <w:t xml:space="preserve"> image</w:t>
       </w:r>
     </w:p>
     <w:p>
@@ -1424,7 +1516,31 @@
           <w:sz w:val="36"/>
           <w:szCs w:val="36"/>
         </w:rPr>
-        <w:t>Set-Service -Name ssh-agent -StartupType Manual</w:t>
+        <w:t>Set-Service -Name ssh-agent -</w:t>
+      </w:r>
+      <w:proofErr w:type="spellStart"/>
+      <w:r>
+        <w:rPr>
+          <w:rFonts w:ascii="Calibri" w:hAnsi="Calibri" w:cs="Calibri"/>
+          <w:b/>
+          <w:bCs/>
+          <w:color w:val="60CAF3" w:themeColor="accent4" w:themeTint="99"/>
+          <w:sz w:val="36"/>
+          <w:szCs w:val="36"/>
+        </w:rPr>
+        <w:t>StartupType</w:t>
+      </w:r>
+      <w:proofErr w:type="spellEnd"/>
+      <w:r>
+        <w:rPr>
+          <w:rFonts w:ascii="Calibri" w:hAnsi="Calibri" w:cs="Calibri"/>
+          <w:b/>
+          <w:bCs/>
+          <w:color w:val="60CAF3" w:themeColor="accent4" w:themeTint="99"/>
+          <w:sz w:val="36"/>
+          <w:szCs w:val="36"/>
+        </w:rPr>
+        <w:t xml:space="preserve"> Manual</w:t>
       </w:r>
     </w:p>
     <w:p>
@@ -1780,7 +1896,29 @@
           <w:sz w:val="32"/>
           <w:szCs w:val="32"/>
         </w:rPr>
-        <w:t>256 SHA256:Qn8zg…..FCbw nhasanr18@gmail.com (ED25519)</w:t>
+        <w:t>256 SHA256:Qn8zg…..</w:t>
+      </w:r>
+      <w:proofErr w:type="spellStart"/>
+      <w:r>
+        <w:rPr>
+          <w:rFonts w:ascii="Calibri" w:hAnsi="Calibri" w:cs="Calibri"/>
+          <w:b/>
+          <w:bCs/>
+          <w:sz w:val="32"/>
+          <w:szCs w:val="32"/>
+        </w:rPr>
+        <w:t>FCbw</w:t>
+      </w:r>
+      <w:proofErr w:type="spellEnd"/>
+      <w:r>
+        <w:rPr>
+          <w:rFonts w:ascii="Calibri" w:hAnsi="Calibri" w:cs="Calibri"/>
+          <w:b/>
+          <w:bCs/>
+          <w:sz w:val="32"/>
+          <w:szCs w:val="32"/>
+        </w:rPr>
+        <w:t xml:space="preserve"> nhasanr18@gmail.com (ED25519)</w:t>
       </w:r>
     </w:p>
     <w:p>
@@ -1894,7 +2032,29 @@
           <w:szCs w:val="34"/>
         </w:rPr>
         <w:lastRenderedPageBreak/>
-        <w:t>ssh-ed25519 AAAA1l……….Sk+hXV nhasanr18@gmail.com</w:t>
+        <w:t>ssh-ed25519 AAAA1l……….</w:t>
+      </w:r>
+      <w:proofErr w:type="spellStart"/>
+      <w:r>
+        <w:rPr>
+          <w:rFonts w:ascii="Calibri" w:hAnsi="Calibri" w:cs="Calibri"/>
+          <w:b/>
+          <w:bCs/>
+          <w:sz w:val="34"/>
+          <w:szCs w:val="34"/>
+        </w:rPr>
+        <w:t>Sk+hXV</w:t>
+      </w:r>
+      <w:proofErr w:type="spellEnd"/>
+      <w:r>
+        <w:rPr>
+          <w:rFonts w:ascii="Calibri" w:hAnsi="Calibri" w:cs="Calibri"/>
+          <w:b/>
+          <w:bCs/>
+          <w:sz w:val="34"/>
+          <w:szCs w:val="34"/>
+        </w:rPr>
+        <w:t xml:space="preserve"> nhasanr18@gmail.com</w:t>
       </w:r>
     </w:p>
     <w:p>
@@ -2293,6 +2453,7 @@
           <w:szCs w:val="34"/>
         </w:rPr>
       </w:pPr>
+      <w:proofErr w:type="spellStart"/>
       <w:r>
         <w:rPr>
           <w:rFonts w:ascii="Calibri" w:hAnsi="Calibri" w:cs="Calibri"/>
@@ -2302,8 +2463,31 @@
           <w:szCs w:val="34"/>
         </w:rPr>
         <w:lastRenderedPageBreak/>
-        <w:t>git@github.com:username/repo.git</w:t>
-      </w:r>
+        <w:t>git@github.com:username</w:t>
+      </w:r>
+      <w:proofErr w:type="spellEnd"/>
+      <w:r>
+        <w:rPr>
+          <w:rFonts w:ascii="Calibri" w:hAnsi="Calibri" w:cs="Calibri"/>
+          <w:b/>
+          <w:bCs/>
+          <w:sz w:val="34"/>
+          <w:szCs w:val="34"/>
+        </w:rPr>
+        <w:t>/</w:t>
+      </w:r>
+      <w:proofErr w:type="spellStart"/>
+      <w:r>
+        <w:rPr>
+          <w:rFonts w:ascii="Calibri" w:hAnsi="Calibri" w:cs="Calibri"/>
+          <w:b/>
+          <w:bCs/>
+          <w:sz w:val="34"/>
+          <w:szCs w:val="34"/>
+        </w:rPr>
+        <w:t>repo.git</w:t>
+      </w:r>
+      <w:proofErr w:type="spellEnd"/>
     </w:p>
     <w:p>
       <w:pPr>
@@ -2344,8 +2528,45 @@
           <w:sz w:val="34"/>
           <w:szCs w:val="34"/>
         </w:rPr>
-        <w:t>git clone git@github.com:username/repo.git</w:t>
-      </w:r>
+        <w:t xml:space="preserve">git clone </w:t>
+      </w:r>
+      <w:proofErr w:type="spellStart"/>
+      <w:r>
+        <w:rPr>
+          <w:rFonts w:ascii="Calibri" w:hAnsi="Calibri" w:cs="Calibri"/>
+          <w:b/>
+          <w:bCs/>
+          <w:color w:val="60CAF3" w:themeColor="accent4" w:themeTint="99"/>
+          <w:sz w:val="34"/>
+          <w:szCs w:val="34"/>
+        </w:rPr>
+        <w:t>git@github.com:username</w:t>
+      </w:r>
+      <w:proofErr w:type="spellEnd"/>
+      <w:r>
+        <w:rPr>
+          <w:rFonts w:ascii="Calibri" w:hAnsi="Calibri" w:cs="Calibri"/>
+          <w:b/>
+          <w:bCs/>
+          <w:color w:val="60CAF3" w:themeColor="accent4" w:themeTint="99"/>
+          <w:sz w:val="34"/>
+          <w:szCs w:val="34"/>
+        </w:rPr>
+        <w:t>/</w:t>
+      </w:r>
+      <w:proofErr w:type="spellStart"/>
+      <w:r>
+        <w:rPr>
+          <w:rFonts w:ascii="Calibri" w:hAnsi="Calibri" w:cs="Calibri"/>
+          <w:b/>
+          <w:bCs/>
+          <w:color w:val="60CAF3" w:themeColor="accent4" w:themeTint="99"/>
+          <w:sz w:val="34"/>
+          <w:szCs w:val="34"/>
+        </w:rPr>
+        <w:t>repo.git</w:t>
+      </w:r>
+      <w:proofErr w:type="spellEnd"/>
     </w:p>
     <w:p>
       <w:pPr>
@@ -2511,7 +2732,31 @@
           <w:sz w:val="34"/>
           <w:szCs w:val="34"/>
         </w:rPr>
-        <w:t>ssh-keygen -lf ~/.ssh/id_ed25519.pub</w:t>
+        <w:t>ssh-keygen -</w:t>
+      </w:r>
+      <w:proofErr w:type="spellStart"/>
+      <w:r>
+        <w:rPr>
+          <w:rFonts w:ascii="Calibri" w:hAnsi="Calibri" w:cs="Calibri"/>
+          <w:b/>
+          <w:bCs/>
+          <w:color w:val="60CAF3" w:themeColor="accent4" w:themeTint="99"/>
+          <w:sz w:val="34"/>
+          <w:szCs w:val="34"/>
+        </w:rPr>
+        <w:t>lf</w:t>
+      </w:r>
+      <w:proofErr w:type="spellEnd"/>
+      <w:r>
+        <w:rPr>
+          <w:rFonts w:ascii="Calibri" w:hAnsi="Calibri" w:cs="Calibri"/>
+          <w:b/>
+          <w:bCs/>
+          <w:color w:val="60CAF3" w:themeColor="accent4" w:themeTint="99"/>
+          <w:sz w:val="34"/>
+          <w:szCs w:val="34"/>
+        </w:rPr>
+        <w:t xml:space="preserve"> ~/.ssh/id_ed25519.pub</w:t>
       </w:r>
     </w:p>
     <w:p>
@@ -2539,8 +2784,20 @@
           <w:sz w:val="34"/>
           <w:szCs w:val="34"/>
         </w:rPr>
-        <w:t xml:space="preserve"> known_hosts</w:t>
-      </w:r>
+        <w:t xml:space="preserve"> </w:t>
+      </w:r>
+      <w:proofErr w:type="spellStart"/>
+      <w:r>
+        <w:rPr>
+          <w:rFonts w:ascii="Calibri" w:hAnsi="Calibri" w:cs="Calibri"/>
+          <w:b/>
+          <w:bCs/>
+          <w:sz w:val="34"/>
+          <w:szCs w:val="34"/>
+        </w:rPr>
+        <w:t>known_hosts</w:t>
+      </w:r>
+      <w:proofErr w:type="spellEnd"/>
       <w:r>
         <w:rPr>
           <w:rFonts w:ascii="Calibri" w:hAnsi="Calibri" w:cs="Calibri"/>
@@ -2571,25 +2828,54 @@
           <w:sz w:val="34"/>
           <w:szCs w:val="34"/>
         </w:rPr>
-        <w:t>cat ~/.ssh/known_hosts</w:t>
-      </w:r>
-    </w:p>
-    <w:p>
-      <w:pPr>
-        <w:jc w:val="both"/>
-        <w:rPr>
-          <w:rFonts w:ascii="Calibri" w:hAnsi="Calibri" w:cs="Calibri"/>
-          <w:sz w:val="34"/>
-          <w:szCs w:val="34"/>
-        </w:rPr>
-      </w:pPr>
-      <w:r>
-        <w:rPr>
-          <w:rFonts w:ascii="Calibri" w:hAnsi="Calibri" w:cs="Calibri"/>
-          <w:sz w:val="34"/>
-          <w:szCs w:val="34"/>
-        </w:rPr>
-        <w:t># Verbose SSH debugging. Its one of the best learning commands. This shows:</w:t>
+        <w:t>cat ~/.ssh/</w:t>
+      </w:r>
+      <w:proofErr w:type="spellStart"/>
+      <w:r>
+        <w:rPr>
+          <w:rFonts w:ascii="Calibri" w:hAnsi="Calibri" w:cs="Calibri"/>
+          <w:b/>
+          <w:bCs/>
+          <w:color w:val="60CAF3" w:themeColor="accent4" w:themeTint="99"/>
+          <w:sz w:val="34"/>
+          <w:szCs w:val="34"/>
+        </w:rPr>
+        <w:t>known_hosts</w:t>
+      </w:r>
+      <w:proofErr w:type="spellEnd"/>
+    </w:p>
+    <w:p>
+      <w:pPr>
+        <w:jc w:val="both"/>
+        <w:rPr>
+          <w:rFonts w:ascii="Calibri" w:hAnsi="Calibri" w:cs="Calibri"/>
+          <w:sz w:val="34"/>
+          <w:szCs w:val="34"/>
+        </w:rPr>
+      </w:pPr>
+      <w:r>
+        <w:rPr>
+          <w:rFonts w:ascii="Calibri" w:hAnsi="Calibri" w:cs="Calibri"/>
+          <w:sz w:val="34"/>
+          <w:szCs w:val="34"/>
+        </w:rPr>
+        <w:t xml:space="preserve"># Verbose SSH debugging. </w:t>
+      </w:r>
+      <w:r>
+        <w:rPr>
+          <w:rFonts w:ascii="Calibri" w:hAnsi="Calibri" w:cs="Calibri"/>
+          <w:sz w:val="34"/>
+          <w:szCs w:val="34"/>
+        </w:rPr>
+        <w:t>It’s</w:t>
+      </w:r>
+      <w:r>
+        <w:rPr>
+          <w:rFonts w:ascii="Calibri" w:hAnsi="Calibri" w:cs="Calibri"/>
+          <w:sz w:val="34"/>
+          <w:szCs w:val="34"/>
+        </w:rPr>
+        <w:t xml:space="preserve"> one of the best learning commands. This shows:</w:t>
       </w:r>
     </w:p>
     <w:p>
@@ -2724,18 +3010,9 @@
           <w:sz w:val="34"/>
           <w:szCs w:val="34"/>
         </w:rPr>
-        <w:t>ssh -vT git@github.com</w:t>
-      </w:r>
-    </w:p>
-    <w:p>
-      <w:pPr>
-        <w:jc w:val="both"/>
-        <w:rPr>
-          <w:rFonts w:ascii="Calibri" w:hAnsi="Calibri" w:cs="Calibri"/>
-          <w:sz w:val="34"/>
-          <w:szCs w:val="34"/>
-        </w:rPr>
-      </w:pPr>
+        <w:t>ssh -</w:t>
+      </w:r>
+      <w:proofErr w:type="spellStart"/>
       <w:r>
         <w:rPr>
           <w:rFonts w:ascii="Calibri" w:hAnsi="Calibri" w:cs="Calibri"/>
@@ -2745,7 +3022,64 @@
           <w:sz w:val="34"/>
           <w:szCs w:val="34"/>
         </w:rPr>
-        <w:t>ssh -vvvT git@github.com</w:t>
+        <w:t>vT</w:t>
+      </w:r>
+      <w:proofErr w:type="spellEnd"/>
+      <w:r>
+        <w:rPr>
+          <w:rFonts w:ascii="Calibri" w:hAnsi="Calibri" w:cs="Calibri"/>
+          <w:b/>
+          <w:bCs/>
+          <w:color w:val="60CAF3" w:themeColor="accent4" w:themeTint="99"/>
+          <w:sz w:val="34"/>
+          <w:szCs w:val="34"/>
+        </w:rPr>
+        <w:t xml:space="preserve"> git@github.com</w:t>
+      </w:r>
+    </w:p>
+    <w:p>
+      <w:pPr>
+        <w:jc w:val="both"/>
+        <w:rPr>
+          <w:rFonts w:ascii="Calibri" w:hAnsi="Calibri" w:cs="Calibri"/>
+          <w:sz w:val="34"/>
+          <w:szCs w:val="34"/>
+        </w:rPr>
+      </w:pPr>
+      <w:r>
+        <w:rPr>
+          <w:rFonts w:ascii="Calibri" w:hAnsi="Calibri" w:cs="Calibri"/>
+          <w:b/>
+          <w:bCs/>
+          <w:color w:val="60CAF3" w:themeColor="accent4" w:themeTint="99"/>
+          <w:sz w:val="34"/>
+          <w:szCs w:val="34"/>
+        </w:rPr>
+        <w:t>ssh -</w:t>
+      </w:r>
+      <w:proofErr w:type="spellStart"/>
+      <w:r>
+        <w:rPr>
+          <w:rFonts w:ascii="Calibri" w:hAnsi="Calibri" w:cs="Calibri"/>
+          <w:b/>
+          <w:bCs/>
+          <w:color w:val="60CAF3" w:themeColor="accent4" w:themeTint="99"/>
+          <w:sz w:val="34"/>
+          <w:szCs w:val="34"/>
+        </w:rPr>
+        <w:t>vvvT</w:t>
+      </w:r>
+      <w:proofErr w:type="spellEnd"/>
+      <w:r>
+        <w:rPr>
+          <w:rFonts w:ascii="Calibri" w:hAnsi="Calibri" w:cs="Calibri"/>
+          <w:b/>
+          <w:bCs/>
+          <w:color w:val="60CAF3" w:themeColor="accent4" w:themeTint="99"/>
+          <w:sz w:val="34"/>
+          <w:szCs w:val="34"/>
+        </w:rPr>
+        <w:t xml:space="preserve"> git@github.com</w:t>
       </w:r>
       <w:r>
         <w:rPr>
@@ -2988,8 +3322,20 @@
           <w:sz w:val="36"/>
           <w:szCs w:val="36"/>
         </w:rPr>
-        <w:t>.bashrc</w:t>
-      </w:r>
+        <w:t>.</w:t>
+      </w:r>
+      <w:proofErr w:type="spellStart"/>
+      <w:r>
+        <w:rPr>
+          <w:rFonts w:ascii="Calibri" w:hAnsi="Calibri" w:cs="Calibri"/>
+          <w:b/>
+          <w:bCs/>
+          <w:sz w:val="36"/>
+          <w:szCs w:val="36"/>
+        </w:rPr>
+        <w:t>bashrc</w:t>
+      </w:r>
+      <w:proofErr w:type="spellEnd"/>
       <w:r>
         <w:rPr>
           <w:rFonts w:ascii="Calibri" w:hAnsi="Calibri" w:cs="Calibri"/>
@@ -3029,8 +3375,20 @@
           <w:sz w:val="36"/>
           <w:szCs w:val="36"/>
         </w:rPr>
-        <w:t>.bash_profile</w:t>
-      </w:r>
+        <w:t>.</w:t>
+      </w:r>
+      <w:proofErr w:type="spellStart"/>
+      <w:r>
+        <w:rPr>
+          <w:rFonts w:ascii="Calibri" w:hAnsi="Calibri" w:cs="Calibri"/>
+          <w:b/>
+          <w:bCs/>
+          <w:sz w:val="36"/>
+          <w:szCs w:val="36"/>
+        </w:rPr>
+        <w:t>bash_profile</w:t>
+      </w:r>
+      <w:proofErr w:type="spellEnd"/>
       <w:r>
         <w:rPr>
           <w:rFonts w:ascii="Calibri" w:hAnsi="Calibri" w:cs="Calibri"/>
